--- a/docx/models-table-log.docx
+++ b/docx/models-table-log.docx
@@ -618,7 +618,7 @@
                 <w:szCs w:val="22"/>
                 <w:color w:val="000000"/>
               </w:rPr>
-              <w:t xml:space="preserve">0.9796</w:t>
+              <w:t xml:space="preserve">0.9886</w:t>
             </w:r>
           </w:p>
         </w:tc>
@@ -662,7 +662,7 @@
                 <w:szCs w:val="22"/>
                 <w:color w:val="000000"/>
               </w:rPr>
-              <w:t xml:space="preserve">0.0297</w:t>
+              <w:t xml:space="preserve">0.0073</w:t>
             </w:r>
           </w:p>
         </w:tc>
@@ -706,7 +706,7 @@
                 <w:szCs w:val="22"/>
                 <w:color w:val="000000"/>
               </w:rPr>
-              <w:t xml:space="preserve">0.9093</w:t>
+              <w:t xml:space="preserve">0.9910</w:t>
             </w:r>
           </w:p>
         </w:tc>
@@ -750,7 +750,7 @@
                 <w:szCs w:val="22"/>
                 <w:color w:val="000000"/>
               </w:rPr>
-              <w:t xml:space="preserve">0.1689</w:t>
+              <w:t xml:space="preserve">0.1056</w:t>
             </w:r>
           </w:p>
         </w:tc>
@@ -794,7 +794,7 @@
                 <w:szCs w:val="22"/>
                 <w:color w:val="000000"/>
               </w:rPr>
-              <w:t xml:space="preserve">0.1214</w:t>
+              <w:t xml:space="preserve">0.0797</w:t>
             </w:r>
           </w:p>
         </w:tc>
@@ -838,7 +838,7 @@
                 <w:szCs w:val="22"/>
                 <w:color w:val="000000"/>
               </w:rPr>
-              <w:t xml:space="preserve">0.0285</w:t>
+              <w:t xml:space="preserve">0.0112</w:t>
             </w:r>
           </w:p>
         </w:tc>
@@ -1009,227 +1009,227 @@
                 <w:szCs w:val="22"/>
                 <w:color w:val="000000"/>
               </w:rPr>
-              <w:t xml:space="preserve">-0.0756</w:t>
-            </w:r>
-          </w:p>
-        </w:tc>
-        <w:tc>
-          <w:tcPr>
-            <w:tcBorders>
-              <w:bottom w:val="none" w:sz="0" w:space="0" w:color="000000"/>
-              <w:top w:val="none" w:sz="0" w:space="0" w:color="000000"/>
-              <w:left w:val="none" w:sz="0" w:space="0" w:color="000000"/>
-              <w:right w:val="none" w:sz="0" w:space="0" w:color="000000"/>
-            </w:tcBorders>
-            <w:shd w:val="clear" w:color="auto" w:fill="FFFFFF"/>
-            <w:tcMar>
-              <w:top w:w="0" w:type="dxa"/>
-              <w:bottom w:w="0" w:type="dxa"/>
-              <w:left w:w="0" w:type="dxa"/>
-              <w:right w:w="0" w:type="dxa"/>
-            </w:tcMar>
-            <w:vAlign w:val="center"/>
-          </w:tcPr>
-          <w:p>
-            <w:pPr>
-              <w:pStyle w:val="Normal"/>
-              <w:jc w:val="right"/>
-              <w:pBdr>
-                <w:bottom w:val="none" w:sz="0" w:space="0" w:color="000000"/>
-                <w:top w:val="none" w:sz="0" w:space="0" w:color="000000"/>
-                <w:left w:val="none" w:sz="0" w:space="0" w:color="000000"/>
-                <w:right w:val="none" w:sz="0" w:space="0" w:color="000000"/>
-              </w:pBdr>
-              <w:spacing w:after="100" w:before="100" w:line="240"/>
-              <w:ind w:left="100" w:right="100" w:firstLine="0" w:firstLineChars="0"/>
-            </w:pPr>
-            <w:r>
-              <w:rPr>
-                <w:rFonts w:ascii="Helvetica" w:hAnsi="Helvetica" w:eastAsia="Helvetica" w:cs="Helvetica"/>
-                <w:i w:val="false"/>
-                <w:b w:val="false"/>
-                <w:u w:val="none"/>
-                <w:sz w:val="22"/>
-                <w:szCs w:val="22"/>
-                <w:color w:val="000000"/>
-              </w:rPr>
-              <w:t xml:space="preserve">0.0191</w:t>
-            </w:r>
-          </w:p>
-        </w:tc>
-        <w:tc>
-          <w:tcPr>
-            <w:tcBorders>
-              <w:bottom w:val="none" w:sz="0" w:space="0" w:color="000000"/>
-              <w:top w:val="none" w:sz="0" w:space="0" w:color="000000"/>
-              <w:left w:val="none" w:sz="0" w:space="0" w:color="000000"/>
-              <w:right w:val="none" w:sz="0" w:space="0" w:color="000000"/>
-            </w:tcBorders>
-            <w:shd w:val="clear" w:color="auto" w:fill="FFFFFF"/>
-            <w:tcMar>
-              <w:top w:w="0" w:type="dxa"/>
-              <w:bottom w:w="0" w:type="dxa"/>
-              <w:left w:w="0" w:type="dxa"/>
-              <w:right w:w="0" w:type="dxa"/>
-            </w:tcMar>
-            <w:vAlign w:val="center"/>
-          </w:tcPr>
-          <w:p>
-            <w:pPr>
-              <w:pStyle w:val="Normal"/>
-              <w:jc w:val="right"/>
-              <w:pBdr>
-                <w:bottom w:val="none" w:sz="0" w:space="0" w:color="000000"/>
-                <w:top w:val="none" w:sz="0" w:space="0" w:color="000000"/>
-                <w:left w:val="none" w:sz="0" w:space="0" w:color="000000"/>
-                <w:right w:val="none" w:sz="0" w:space="0" w:color="000000"/>
-              </w:pBdr>
-              <w:spacing w:after="100" w:before="100" w:line="240"/>
-              <w:ind w:left="100" w:right="100" w:firstLine="0" w:firstLineChars="0"/>
-            </w:pPr>
-            <w:r>
-              <w:rPr>
-                <w:rFonts w:ascii="Helvetica" w:hAnsi="Helvetica" w:eastAsia="Helvetica" w:cs="Helvetica"/>
-                <w:i w:val="false"/>
-                <w:b w:val="false"/>
-                <w:u w:val="none"/>
-                <w:sz w:val="22"/>
-                <w:szCs w:val="22"/>
-                <w:color w:val="000000"/>
-              </w:rPr>
-              <w:t xml:space="preserve">0.8777</w:t>
-            </w:r>
-          </w:p>
-        </w:tc>
-        <w:tc>
-          <w:tcPr>
-            <w:tcBorders>
-              <w:bottom w:val="none" w:sz="0" w:space="0" w:color="000000"/>
-              <w:top w:val="none" w:sz="0" w:space="0" w:color="000000"/>
-              <w:left w:val="none" w:sz="0" w:space="0" w:color="000000"/>
-              <w:right w:val="none" w:sz="0" w:space="0" w:color="000000"/>
-            </w:tcBorders>
-            <w:shd w:val="clear" w:color="auto" w:fill="FFFFFF"/>
-            <w:tcMar>
-              <w:top w:w="0" w:type="dxa"/>
-              <w:bottom w:w="0" w:type="dxa"/>
-              <w:left w:w="0" w:type="dxa"/>
-              <w:right w:w="0" w:type="dxa"/>
-            </w:tcMar>
-            <w:vAlign w:val="center"/>
-          </w:tcPr>
-          <w:p>
-            <w:pPr>
-              <w:pStyle w:val="Normal"/>
-              <w:jc w:val="right"/>
-              <w:pBdr>
-                <w:bottom w:val="none" w:sz="0" w:space="0" w:color="000000"/>
-                <w:top w:val="none" w:sz="0" w:space="0" w:color="000000"/>
-                <w:left w:val="none" w:sz="0" w:space="0" w:color="000000"/>
-                <w:right w:val="none" w:sz="0" w:space="0" w:color="000000"/>
-              </w:pBdr>
-              <w:spacing w:after="100" w:before="100" w:line="240"/>
-              <w:ind w:left="100" w:right="100" w:firstLine="0" w:firstLineChars="0"/>
-            </w:pPr>
-            <w:r>
-              <w:rPr>
-                <w:rFonts w:ascii="Helvetica" w:hAnsi="Helvetica" w:eastAsia="Helvetica" w:cs="Helvetica"/>
-                <w:i w:val="false"/>
-                <w:b w:val="false"/>
-                <w:u w:val="none"/>
-                <w:sz w:val="22"/>
-                <w:szCs w:val="22"/>
-                <w:color w:val="000000"/>
-              </w:rPr>
-              <w:t xml:space="preserve">0.1627</w:t>
-            </w:r>
-          </w:p>
-        </w:tc>
-        <w:tc>
-          <w:tcPr>
-            <w:tcBorders>
-              <w:bottom w:val="none" w:sz="0" w:space="0" w:color="000000"/>
-              <w:top w:val="none" w:sz="0" w:space="0" w:color="000000"/>
-              <w:left w:val="none" w:sz="0" w:space="0" w:color="000000"/>
-              <w:right w:val="none" w:sz="0" w:space="0" w:color="000000"/>
-            </w:tcBorders>
-            <w:shd w:val="clear" w:color="auto" w:fill="FFFFFF"/>
-            <w:tcMar>
-              <w:top w:w="0" w:type="dxa"/>
-              <w:bottom w:w="0" w:type="dxa"/>
-              <w:left w:w="0" w:type="dxa"/>
-              <w:right w:w="0" w:type="dxa"/>
-            </w:tcMar>
-            <w:vAlign w:val="center"/>
-          </w:tcPr>
-          <w:p>
-            <w:pPr>
-              <w:pStyle w:val="Normal"/>
-              <w:jc w:val="right"/>
-              <w:pBdr>
-                <w:bottom w:val="none" w:sz="0" w:space="0" w:color="000000"/>
-                <w:top w:val="none" w:sz="0" w:space="0" w:color="000000"/>
-                <w:left w:val="none" w:sz="0" w:space="0" w:color="000000"/>
-                <w:right w:val="none" w:sz="0" w:space="0" w:color="000000"/>
-              </w:pBdr>
-              <w:spacing w:after="100" w:before="100" w:line="240"/>
-              <w:ind w:left="100" w:right="100" w:firstLine="0" w:firstLineChars="0"/>
-            </w:pPr>
-            <w:r>
-              <w:rPr>
-                <w:rFonts w:ascii="Helvetica" w:hAnsi="Helvetica" w:eastAsia="Helvetica" w:cs="Helvetica"/>
-                <w:i w:val="false"/>
-                <w:b w:val="false"/>
-                <w:u w:val="none"/>
-                <w:sz w:val="22"/>
-                <w:szCs w:val="22"/>
-                <w:color w:val="000000"/>
-              </w:rPr>
-              <w:t xml:space="preserve">0.1259</w:t>
-            </w:r>
-          </w:p>
-        </w:tc>
-        <w:tc>
-          <w:tcPr>
-            <w:tcBorders>
-              <w:bottom w:val="none" w:sz="0" w:space="0" w:color="000000"/>
-              <w:top w:val="none" w:sz="0" w:space="0" w:color="000000"/>
-              <w:left w:val="none" w:sz="0" w:space="0" w:color="000000"/>
-              <w:right w:val="none" w:sz="0" w:space="0" w:color="000000"/>
-            </w:tcBorders>
-            <w:shd w:val="clear" w:color="auto" w:fill="FFFFFF"/>
-            <w:tcMar>
-              <w:top w:w="0" w:type="dxa"/>
-              <w:bottom w:w="0" w:type="dxa"/>
-              <w:left w:w="0" w:type="dxa"/>
-              <w:right w:w="0" w:type="dxa"/>
-            </w:tcMar>
-            <w:vAlign w:val="center"/>
-          </w:tcPr>
-          <w:p>
-            <w:pPr>
-              <w:pStyle w:val="Normal"/>
-              <w:jc w:val="right"/>
-              <w:pBdr>
-                <w:bottom w:val="none" w:sz="0" w:space="0" w:color="000000"/>
-                <w:top w:val="none" w:sz="0" w:space="0" w:color="000000"/>
-                <w:left w:val="none" w:sz="0" w:space="0" w:color="000000"/>
-                <w:right w:val="none" w:sz="0" w:space="0" w:color="000000"/>
-              </w:pBdr>
-              <w:spacing w:after="100" w:before="100" w:line="240"/>
-              <w:ind w:left="100" w:right="100" w:firstLine="0" w:firstLineChars="0"/>
-            </w:pPr>
-            <w:r>
-              <w:rPr>
-                <w:rFonts w:ascii="Helvetica" w:hAnsi="Helvetica" w:eastAsia="Helvetica" w:cs="Helvetica"/>
-                <w:i w:val="false"/>
-                <w:b w:val="false"/>
-                <w:u w:val="none"/>
-                <w:sz w:val="22"/>
-                <w:szCs w:val="22"/>
-                <w:color w:val="000000"/>
-              </w:rPr>
-              <w:t xml:space="preserve">0.0265</w:t>
+              <w:t xml:space="preserve">-0.0566</w:t>
+            </w:r>
+          </w:p>
+        </w:tc>
+        <w:tc>
+          <w:tcPr>
+            <w:tcBorders>
+              <w:bottom w:val="none" w:sz="0" w:space="0" w:color="000000"/>
+              <w:top w:val="none" w:sz="0" w:space="0" w:color="000000"/>
+              <w:left w:val="none" w:sz="0" w:space="0" w:color="000000"/>
+              <w:right w:val="none" w:sz="0" w:space="0" w:color="000000"/>
+            </w:tcBorders>
+            <w:shd w:val="clear" w:color="auto" w:fill="FFFFFF"/>
+            <w:tcMar>
+              <w:top w:w="0" w:type="dxa"/>
+              <w:bottom w:w="0" w:type="dxa"/>
+              <w:left w:w="0" w:type="dxa"/>
+              <w:right w:w="0" w:type="dxa"/>
+            </w:tcMar>
+            <w:vAlign w:val="center"/>
+          </w:tcPr>
+          <w:p>
+            <w:pPr>
+              <w:pStyle w:val="Normal"/>
+              <w:jc w:val="right"/>
+              <w:pBdr>
+                <w:bottom w:val="none" w:sz="0" w:space="0" w:color="000000"/>
+                <w:top w:val="none" w:sz="0" w:space="0" w:color="000000"/>
+                <w:left w:val="none" w:sz="0" w:space="0" w:color="000000"/>
+                <w:right w:val="none" w:sz="0" w:space="0" w:color="000000"/>
+              </w:pBdr>
+              <w:spacing w:after="100" w:before="100" w:line="240"/>
+              <w:ind w:left="100" w:right="100" w:firstLine="0" w:firstLineChars="0"/>
+            </w:pPr>
+            <w:r>
+              <w:rPr>
+                <w:rFonts w:ascii="Helvetica" w:hAnsi="Helvetica" w:eastAsia="Helvetica" w:cs="Helvetica"/>
+                <w:i w:val="false"/>
+                <w:b w:val="false"/>
+                <w:u w:val="none"/>
+                <w:sz w:val="22"/>
+                <w:szCs w:val="22"/>
+                <w:color w:val="000000"/>
+              </w:rPr>
+              <w:t xml:space="preserve">0.0099</w:t>
+            </w:r>
+          </w:p>
+        </w:tc>
+        <w:tc>
+          <w:tcPr>
+            <w:tcBorders>
+              <w:bottom w:val="none" w:sz="0" w:space="0" w:color="000000"/>
+              <w:top w:val="none" w:sz="0" w:space="0" w:color="000000"/>
+              <w:left w:val="none" w:sz="0" w:space="0" w:color="000000"/>
+              <w:right w:val="none" w:sz="0" w:space="0" w:color="000000"/>
+            </w:tcBorders>
+            <w:shd w:val="clear" w:color="auto" w:fill="FFFFFF"/>
+            <w:tcMar>
+              <w:top w:w="0" w:type="dxa"/>
+              <w:bottom w:w="0" w:type="dxa"/>
+              <w:left w:w="0" w:type="dxa"/>
+              <w:right w:w="0" w:type="dxa"/>
+            </w:tcMar>
+            <w:vAlign w:val="center"/>
+          </w:tcPr>
+          <w:p>
+            <w:pPr>
+              <w:pStyle w:val="Normal"/>
+              <w:jc w:val="right"/>
+              <w:pBdr>
+                <w:bottom w:val="none" w:sz="0" w:space="0" w:color="000000"/>
+                <w:top w:val="none" w:sz="0" w:space="0" w:color="000000"/>
+                <w:left w:val="none" w:sz="0" w:space="0" w:color="000000"/>
+                <w:right w:val="none" w:sz="0" w:space="0" w:color="000000"/>
+              </w:pBdr>
+              <w:spacing w:after="100" w:before="100" w:line="240"/>
+              <w:ind w:left="100" w:right="100" w:firstLine="0" w:firstLineChars="0"/>
+            </w:pPr>
+            <w:r>
+              <w:rPr>
+                <w:rFonts w:ascii="Helvetica" w:hAnsi="Helvetica" w:eastAsia="Helvetica" w:cs="Helvetica"/>
+                <w:i w:val="false"/>
+                <w:b w:val="false"/>
+                <w:u w:val="none"/>
+                <w:sz w:val="22"/>
+                <w:szCs w:val="22"/>
+                <w:color w:val="000000"/>
+              </w:rPr>
+              <w:t xml:space="preserve">0.9883</w:t>
+            </w:r>
+          </w:p>
+        </w:tc>
+        <w:tc>
+          <w:tcPr>
+            <w:tcBorders>
+              <w:bottom w:val="none" w:sz="0" w:space="0" w:color="000000"/>
+              <w:top w:val="none" w:sz="0" w:space="0" w:color="000000"/>
+              <w:left w:val="none" w:sz="0" w:space="0" w:color="000000"/>
+              <w:right w:val="none" w:sz="0" w:space="0" w:color="000000"/>
+            </w:tcBorders>
+            <w:shd w:val="clear" w:color="auto" w:fill="FFFFFF"/>
+            <w:tcMar>
+              <w:top w:w="0" w:type="dxa"/>
+              <w:bottom w:w="0" w:type="dxa"/>
+              <w:left w:w="0" w:type="dxa"/>
+              <w:right w:w="0" w:type="dxa"/>
+            </w:tcMar>
+            <w:vAlign w:val="center"/>
+          </w:tcPr>
+          <w:p>
+            <w:pPr>
+              <w:pStyle w:val="Normal"/>
+              <w:jc w:val="right"/>
+              <w:pBdr>
+                <w:bottom w:val="none" w:sz="0" w:space="0" w:color="000000"/>
+                <w:top w:val="none" w:sz="0" w:space="0" w:color="000000"/>
+                <w:left w:val="none" w:sz="0" w:space="0" w:color="000000"/>
+                <w:right w:val="none" w:sz="0" w:space="0" w:color="000000"/>
+              </w:pBdr>
+              <w:spacing w:after="100" w:before="100" w:line="240"/>
+              <w:ind w:left="100" w:right="100" w:firstLine="0" w:firstLineChars="0"/>
+            </w:pPr>
+            <w:r>
+              <w:rPr>
+                <w:rFonts w:ascii="Helvetica" w:hAnsi="Helvetica" w:eastAsia="Helvetica" w:cs="Helvetica"/>
+                <w:i w:val="false"/>
+                <w:b w:val="false"/>
+                <w:u w:val="none"/>
+                <w:sz w:val="22"/>
+                <w:szCs w:val="22"/>
+                <w:color w:val="000000"/>
+              </w:rPr>
+              <w:t xml:space="preserve">0.0956</w:t>
+            </w:r>
+          </w:p>
+        </w:tc>
+        <w:tc>
+          <w:tcPr>
+            <w:tcBorders>
+              <w:bottom w:val="none" w:sz="0" w:space="0" w:color="000000"/>
+              <w:top w:val="none" w:sz="0" w:space="0" w:color="000000"/>
+              <w:left w:val="none" w:sz="0" w:space="0" w:color="000000"/>
+              <w:right w:val="none" w:sz="0" w:space="0" w:color="000000"/>
+            </w:tcBorders>
+            <w:shd w:val="clear" w:color="auto" w:fill="FFFFFF"/>
+            <w:tcMar>
+              <w:top w:w="0" w:type="dxa"/>
+              <w:bottom w:w="0" w:type="dxa"/>
+              <w:left w:w="0" w:type="dxa"/>
+              <w:right w:w="0" w:type="dxa"/>
+            </w:tcMar>
+            <w:vAlign w:val="center"/>
+          </w:tcPr>
+          <w:p>
+            <w:pPr>
+              <w:pStyle w:val="Normal"/>
+              <w:jc w:val="right"/>
+              <w:pBdr>
+                <w:bottom w:val="none" w:sz="0" w:space="0" w:color="000000"/>
+                <w:top w:val="none" w:sz="0" w:space="0" w:color="000000"/>
+                <w:left w:val="none" w:sz="0" w:space="0" w:color="000000"/>
+                <w:right w:val="none" w:sz="0" w:space="0" w:color="000000"/>
+              </w:pBdr>
+              <w:spacing w:after="100" w:before="100" w:line="240"/>
+              <w:ind w:left="100" w:right="100" w:firstLine="0" w:firstLineChars="0"/>
+            </w:pPr>
+            <w:r>
+              <w:rPr>
+                <w:rFonts w:ascii="Helvetica" w:hAnsi="Helvetica" w:eastAsia="Helvetica" w:cs="Helvetica"/>
+                <w:i w:val="false"/>
+                <w:b w:val="false"/>
+                <w:u w:val="none"/>
+                <w:sz w:val="22"/>
+                <w:szCs w:val="22"/>
+                <w:color w:val="000000"/>
+              </w:rPr>
+              <w:t xml:space="preserve">0.0755</w:t>
+            </w:r>
+          </w:p>
+        </w:tc>
+        <w:tc>
+          <w:tcPr>
+            <w:tcBorders>
+              <w:bottom w:val="none" w:sz="0" w:space="0" w:color="000000"/>
+              <w:top w:val="none" w:sz="0" w:space="0" w:color="000000"/>
+              <w:left w:val="none" w:sz="0" w:space="0" w:color="000000"/>
+              <w:right w:val="none" w:sz="0" w:space="0" w:color="000000"/>
+            </w:tcBorders>
+            <w:shd w:val="clear" w:color="auto" w:fill="FFFFFF"/>
+            <w:tcMar>
+              <w:top w:w="0" w:type="dxa"/>
+              <w:bottom w:w="0" w:type="dxa"/>
+              <w:left w:w="0" w:type="dxa"/>
+              <w:right w:w="0" w:type="dxa"/>
+            </w:tcMar>
+            <w:vAlign w:val="center"/>
+          </w:tcPr>
+          <w:p>
+            <w:pPr>
+              <w:pStyle w:val="Normal"/>
+              <w:jc w:val="right"/>
+              <w:pBdr>
+                <w:bottom w:val="none" w:sz="0" w:space="0" w:color="000000"/>
+                <w:top w:val="none" w:sz="0" w:space="0" w:color="000000"/>
+                <w:left w:val="none" w:sz="0" w:space="0" w:color="000000"/>
+                <w:right w:val="none" w:sz="0" w:space="0" w:color="000000"/>
+              </w:pBdr>
+              <w:spacing w:after="100" w:before="100" w:line="240"/>
+              <w:ind w:left="100" w:right="100" w:firstLine="0" w:firstLineChars="0"/>
+            </w:pPr>
+            <w:r>
+              <w:rPr>
+                <w:rFonts w:ascii="Helvetica" w:hAnsi="Helvetica" w:eastAsia="Helvetica" w:cs="Helvetica"/>
+                <w:i w:val="false"/>
+                <w:b w:val="false"/>
+                <w:u w:val="none"/>
+                <w:sz w:val="22"/>
+                <w:szCs w:val="22"/>
+                <w:color w:val="000000"/>
+              </w:rPr>
+              <w:t xml:space="preserve">0.0091</w:t>
             </w:r>
           </w:p>
         </w:tc>
@@ -1400,227 +1400,227 @@
                 <w:szCs w:val="22"/>
                 <w:color w:val="000000"/>
               </w:rPr>
-              <w:t xml:space="preserve">0.5901</w:t>
-            </w:r>
-          </w:p>
-        </w:tc>
-        <w:tc>
-          <w:tcPr>
-            <w:tcBorders>
-              <w:bottom w:val="none" w:sz="0" w:space="0" w:color="000000"/>
-              <w:top w:val="none" w:sz="0" w:space="0" w:color="000000"/>
-              <w:left w:val="none" w:sz="0" w:space="0" w:color="000000"/>
-              <w:right w:val="none" w:sz="0" w:space="0" w:color="000000"/>
-            </w:tcBorders>
-            <w:shd w:val="clear" w:color="auto" w:fill="FFFFFF"/>
-            <w:tcMar>
-              <w:top w:w="0" w:type="dxa"/>
-              <w:bottom w:w="0" w:type="dxa"/>
-              <w:left w:w="0" w:type="dxa"/>
-              <w:right w:w="0" w:type="dxa"/>
-            </w:tcMar>
-            <w:vAlign w:val="center"/>
-          </w:tcPr>
-          <w:p>
-            <w:pPr>
-              <w:pStyle w:val="Normal"/>
-              <w:jc w:val="right"/>
-              <w:pBdr>
-                <w:bottom w:val="none" w:sz="0" w:space="0" w:color="000000"/>
-                <w:top w:val="none" w:sz="0" w:space="0" w:color="000000"/>
-                <w:left w:val="none" w:sz="0" w:space="0" w:color="000000"/>
-                <w:right w:val="none" w:sz="0" w:space="0" w:color="000000"/>
-              </w:pBdr>
-              <w:spacing w:after="100" w:before="100" w:line="240"/>
-              <w:ind w:left="100" w:right="100" w:firstLine="0" w:firstLineChars="0"/>
-            </w:pPr>
-            <w:r>
-              <w:rPr>
-                <w:rFonts w:ascii="Helvetica" w:hAnsi="Helvetica" w:eastAsia="Helvetica" w:cs="Helvetica"/>
-                <w:i w:val="false"/>
-                <w:b w:val="false"/>
-                <w:u w:val="none"/>
-                <w:sz w:val="22"/>
-                <w:szCs w:val="22"/>
-                <w:color w:val="000000"/>
-              </w:rPr>
-              <w:t xml:space="preserve">0.0395</w:t>
-            </w:r>
-          </w:p>
-        </w:tc>
-        <w:tc>
-          <w:tcPr>
-            <w:tcBorders>
-              <w:bottom w:val="none" w:sz="0" w:space="0" w:color="000000"/>
-              <w:top w:val="none" w:sz="0" w:space="0" w:color="000000"/>
-              <w:left w:val="none" w:sz="0" w:space="0" w:color="000000"/>
-              <w:right w:val="none" w:sz="0" w:space="0" w:color="000000"/>
-            </w:tcBorders>
-            <w:shd w:val="clear" w:color="auto" w:fill="FFFFFF"/>
-            <w:tcMar>
-              <w:top w:w="0" w:type="dxa"/>
-              <w:bottom w:w="0" w:type="dxa"/>
-              <w:left w:w="0" w:type="dxa"/>
-              <w:right w:w="0" w:type="dxa"/>
-            </w:tcMar>
-            <w:vAlign w:val="center"/>
-          </w:tcPr>
-          <w:p>
-            <w:pPr>
-              <w:pStyle w:val="Normal"/>
-              <w:jc w:val="right"/>
-              <w:pBdr>
-                <w:bottom w:val="none" w:sz="0" w:space="0" w:color="000000"/>
-                <w:top w:val="none" w:sz="0" w:space="0" w:color="000000"/>
-                <w:left w:val="none" w:sz="0" w:space="0" w:color="000000"/>
-                <w:right w:val="none" w:sz="0" w:space="0" w:color="000000"/>
-              </w:pBdr>
-              <w:spacing w:after="100" w:before="100" w:line="240"/>
-              <w:ind w:left="100" w:right="100" w:firstLine="0" w:firstLineChars="0"/>
-            </w:pPr>
-            <w:r>
-              <w:rPr>
-                <w:rFonts w:ascii="Helvetica" w:hAnsi="Helvetica" w:eastAsia="Helvetica" w:cs="Helvetica"/>
-                <w:i w:val="false"/>
-                <w:b w:val="false"/>
-                <w:u w:val="none"/>
-                <w:sz w:val="22"/>
-                <w:szCs w:val="22"/>
-                <w:color w:val="000000"/>
-              </w:rPr>
-              <w:t xml:space="preserve">0.8666</w:t>
-            </w:r>
-          </w:p>
-        </w:tc>
-        <w:tc>
-          <w:tcPr>
-            <w:tcBorders>
-              <w:bottom w:val="none" w:sz="0" w:space="0" w:color="000000"/>
-              <w:top w:val="none" w:sz="0" w:space="0" w:color="000000"/>
-              <w:left w:val="none" w:sz="0" w:space="0" w:color="000000"/>
-              <w:right w:val="none" w:sz="0" w:space="0" w:color="000000"/>
-            </w:tcBorders>
-            <w:shd w:val="clear" w:color="auto" w:fill="FFFFFF"/>
-            <w:tcMar>
-              <w:top w:w="0" w:type="dxa"/>
-              <w:bottom w:w="0" w:type="dxa"/>
-              <w:left w:w="0" w:type="dxa"/>
-              <w:right w:w="0" w:type="dxa"/>
-            </w:tcMar>
-            <w:vAlign w:val="center"/>
-          </w:tcPr>
-          <w:p>
-            <w:pPr>
-              <w:pStyle w:val="Normal"/>
-              <w:jc w:val="right"/>
-              <w:pBdr>
-                <w:bottom w:val="none" w:sz="0" w:space="0" w:color="000000"/>
-                <w:top w:val="none" w:sz="0" w:space="0" w:color="000000"/>
-                <w:left w:val="none" w:sz="0" w:space="0" w:color="000000"/>
-                <w:right w:val="none" w:sz="0" w:space="0" w:color="000000"/>
-              </w:pBdr>
-              <w:spacing w:after="100" w:before="100" w:line="240"/>
-              <w:ind w:left="100" w:right="100" w:firstLine="0" w:firstLineChars="0"/>
-            </w:pPr>
-            <w:r>
-              <w:rPr>
-                <w:rFonts w:ascii="Helvetica" w:hAnsi="Helvetica" w:eastAsia="Helvetica" w:cs="Helvetica"/>
-                <w:i w:val="false"/>
-                <w:b w:val="false"/>
-                <w:u w:val="none"/>
-                <w:sz w:val="22"/>
-                <w:szCs w:val="22"/>
-                <w:color w:val="000000"/>
-              </w:rPr>
-              <w:t xml:space="preserve">0.2049</w:t>
-            </w:r>
-          </w:p>
-        </w:tc>
-        <w:tc>
-          <w:tcPr>
-            <w:tcBorders>
-              <w:bottom w:val="none" w:sz="0" w:space="0" w:color="000000"/>
-              <w:top w:val="none" w:sz="0" w:space="0" w:color="000000"/>
-              <w:left w:val="none" w:sz="0" w:space="0" w:color="000000"/>
-              <w:right w:val="none" w:sz="0" w:space="0" w:color="000000"/>
-            </w:tcBorders>
-            <w:shd w:val="clear" w:color="auto" w:fill="FFFFFF"/>
-            <w:tcMar>
-              <w:top w:w="0" w:type="dxa"/>
-              <w:bottom w:w="0" w:type="dxa"/>
-              <w:left w:w="0" w:type="dxa"/>
-              <w:right w:w="0" w:type="dxa"/>
-            </w:tcMar>
-            <w:vAlign w:val="center"/>
-          </w:tcPr>
-          <w:p>
-            <w:pPr>
-              <w:pStyle w:val="Normal"/>
-              <w:jc w:val="right"/>
-              <w:pBdr>
-                <w:bottom w:val="none" w:sz="0" w:space="0" w:color="000000"/>
-                <w:top w:val="none" w:sz="0" w:space="0" w:color="000000"/>
-                <w:left w:val="none" w:sz="0" w:space="0" w:color="000000"/>
-                <w:right w:val="none" w:sz="0" w:space="0" w:color="000000"/>
-              </w:pBdr>
-              <w:spacing w:after="100" w:before="100" w:line="240"/>
-              <w:ind w:left="100" w:right="100" w:firstLine="0" w:firstLineChars="0"/>
-            </w:pPr>
-            <w:r>
-              <w:rPr>
-                <w:rFonts w:ascii="Helvetica" w:hAnsi="Helvetica" w:eastAsia="Helvetica" w:cs="Helvetica"/>
-                <w:i w:val="false"/>
-                <w:b w:val="false"/>
-                <w:u w:val="none"/>
-                <w:sz w:val="22"/>
-                <w:szCs w:val="22"/>
-                <w:color w:val="000000"/>
-              </w:rPr>
-              <w:t xml:space="preserve">0.1581</w:t>
-            </w:r>
-          </w:p>
-        </w:tc>
-        <w:tc>
-          <w:tcPr>
-            <w:tcBorders>
-              <w:bottom w:val="none" w:sz="0" w:space="0" w:color="000000"/>
-              <w:top w:val="none" w:sz="0" w:space="0" w:color="000000"/>
-              <w:left w:val="none" w:sz="0" w:space="0" w:color="000000"/>
-              <w:right w:val="none" w:sz="0" w:space="0" w:color="000000"/>
-            </w:tcBorders>
-            <w:shd w:val="clear" w:color="auto" w:fill="FFFFFF"/>
-            <w:tcMar>
-              <w:top w:w="0" w:type="dxa"/>
-              <w:bottom w:w="0" w:type="dxa"/>
-              <w:left w:w="0" w:type="dxa"/>
-              <w:right w:w="0" w:type="dxa"/>
-            </w:tcMar>
-            <w:vAlign w:val="center"/>
-          </w:tcPr>
-          <w:p>
-            <w:pPr>
-              <w:pStyle w:val="Normal"/>
-              <w:jc w:val="right"/>
-              <w:pBdr>
-                <w:bottom w:val="none" w:sz="0" w:space="0" w:color="000000"/>
-                <w:top w:val="none" w:sz="0" w:space="0" w:color="000000"/>
-                <w:left w:val="none" w:sz="0" w:space="0" w:color="000000"/>
-                <w:right w:val="none" w:sz="0" w:space="0" w:color="000000"/>
-              </w:pBdr>
-              <w:spacing w:after="100" w:before="100" w:line="240"/>
-              <w:ind w:left="100" w:right="100" w:firstLine="0" w:firstLineChars="0"/>
-            </w:pPr>
-            <w:r>
-              <w:rPr>
-                <w:rFonts w:ascii="Helvetica" w:hAnsi="Helvetica" w:eastAsia="Helvetica" w:cs="Helvetica"/>
-                <w:i w:val="false"/>
-                <w:b w:val="false"/>
-                <w:u w:val="none"/>
-                <w:sz w:val="22"/>
-                <w:szCs w:val="22"/>
-                <w:color w:val="000000"/>
-              </w:rPr>
-              <w:t xml:space="preserve">0.0420</w:t>
+              <w:t xml:space="preserve">0.7708</w:t>
+            </w:r>
+          </w:p>
+        </w:tc>
+        <w:tc>
+          <w:tcPr>
+            <w:tcBorders>
+              <w:bottom w:val="none" w:sz="0" w:space="0" w:color="000000"/>
+              <w:top w:val="none" w:sz="0" w:space="0" w:color="000000"/>
+              <w:left w:val="none" w:sz="0" w:space="0" w:color="000000"/>
+              <w:right w:val="none" w:sz="0" w:space="0" w:color="000000"/>
+            </w:tcBorders>
+            <w:shd w:val="clear" w:color="auto" w:fill="FFFFFF"/>
+            <w:tcMar>
+              <w:top w:w="0" w:type="dxa"/>
+              <w:bottom w:w="0" w:type="dxa"/>
+              <w:left w:w="0" w:type="dxa"/>
+              <w:right w:w="0" w:type="dxa"/>
+            </w:tcMar>
+            <w:vAlign w:val="center"/>
+          </w:tcPr>
+          <w:p>
+            <w:pPr>
+              <w:pStyle w:val="Normal"/>
+              <w:jc w:val="right"/>
+              <w:pBdr>
+                <w:bottom w:val="none" w:sz="0" w:space="0" w:color="000000"/>
+                <w:top w:val="none" w:sz="0" w:space="0" w:color="000000"/>
+                <w:left w:val="none" w:sz="0" w:space="0" w:color="000000"/>
+                <w:right w:val="none" w:sz="0" w:space="0" w:color="000000"/>
+              </w:pBdr>
+              <w:spacing w:after="100" w:before="100" w:line="240"/>
+              <w:ind w:left="100" w:right="100" w:firstLine="0" w:firstLineChars="0"/>
+            </w:pPr>
+            <w:r>
+              <w:rPr>
+                <w:rFonts w:ascii="Helvetica" w:hAnsi="Helvetica" w:eastAsia="Helvetica" w:cs="Helvetica"/>
+                <w:i w:val="false"/>
+                <w:b w:val="false"/>
+                <w:u w:val="none"/>
+                <w:sz w:val="22"/>
+                <w:szCs w:val="22"/>
+                <w:color w:val="000000"/>
+              </w:rPr>
+              <w:t xml:space="preserve">0.0123</w:t>
+            </w:r>
+          </w:p>
+        </w:tc>
+        <w:tc>
+          <w:tcPr>
+            <w:tcBorders>
+              <w:bottom w:val="none" w:sz="0" w:space="0" w:color="000000"/>
+              <w:top w:val="none" w:sz="0" w:space="0" w:color="000000"/>
+              <w:left w:val="none" w:sz="0" w:space="0" w:color="000000"/>
+              <w:right w:val="none" w:sz="0" w:space="0" w:color="000000"/>
+            </w:tcBorders>
+            <w:shd w:val="clear" w:color="auto" w:fill="FFFFFF"/>
+            <w:tcMar>
+              <w:top w:w="0" w:type="dxa"/>
+              <w:bottom w:w="0" w:type="dxa"/>
+              <w:left w:w="0" w:type="dxa"/>
+              <w:right w:w="0" w:type="dxa"/>
+            </w:tcMar>
+            <w:vAlign w:val="center"/>
+          </w:tcPr>
+          <w:p>
+            <w:pPr>
+              <w:pStyle w:val="Normal"/>
+              <w:jc w:val="right"/>
+              <w:pBdr>
+                <w:bottom w:val="none" w:sz="0" w:space="0" w:color="000000"/>
+                <w:top w:val="none" w:sz="0" w:space="0" w:color="000000"/>
+                <w:left w:val="none" w:sz="0" w:space="0" w:color="000000"/>
+                <w:right w:val="none" w:sz="0" w:space="0" w:color="000000"/>
+              </w:pBdr>
+              <w:spacing w:after="100" w:before="100" w:line="240"/>
+              <w:ind w:left="100" w:right="100" w:firstLine="0" w:firstLineChars="0"/>
+            </w:pPr>
+            <w:r>
+              <w:rPr>
+                <w:rFonts w:ascii="Helvetica" w:hAnsi="Helvetica" w:eastAsia="Helvetica" w:cs="Helvetica"/>
+                <w:i w:val="false"/>
+                <w:b w:val="false"/>
+                <w:u w:val="none"/>
+                <w:sz w:val="22"/>
+                <w:szCs w:val="22"/>
+                <w:color w:val="000000"/>
+              </w:rPr>
+              <w:t xml:space="preserve">0.9578</w:t>
+            </w:r>
+          </w:p>
+        </w:tc>
+        <w:tc>
+          <w:tcPr>
+            <w:tcBorders>
+              <w:bottom w:val="none" w:sz="0" w:space="0" w:color="000000"/>
+              <w:top w:val="none" w:sz="0" w:space="0" w:color="000000"/>
+              <w:left w:val="none" w:sz="0" w:space="0" w:color="000000"/>
+              <w:right w:val="none" w:sz="0" w:space="0" w:color="000000"/>
+            </w:tcBorders>
+            <w:shd w:val="clear" w:color="auto" w:fill="FFFFFF"/>
+            <w:tcMar>
+              <w:top w:w="0" w:type="dxa"/>
+              <w:bottom w:w="0" w:type="dxa"/>
+              <w:left w:w="0" w:type="dxa"/>
+              <w:right w:w="0" w:type="dxa"/>
+            </w:tcMar>
+            <w:vAlign w:val="center"/>
+          </w:tcPr>
+          <w:p>
+            <w:pPr>
+              <w:pStyle w:val="Normal"/>
+              <w:jc w:val="right"/>
+              <w:pBdr>
+                <w:bottom w:val="none" w:sz="0" w:space="0" w:color="000000"/>
+                <w:top w:val="none" w:sz="0" w:space="0" w:color="000000"/>
+                <w:left w:val="none" w:sz="0" w:space="0" w:color="000000"/>
+                <w:right w:val="none" w:sz="0" w:space="0" w:color="000000"/>
+              </w:pBdr>
+              <w:spacing w:after="100" w:before="100" w:line="240"/>
+              <w:ind w:left="100" w:right="100" w:firstLine="0" w:firstLineChars="0"/>
+            </w:pPr>
+            <w:r>
+              <w:rPr>
+                <w:rFonts w:ascii="Helvetica" w:hAnsi="Helvetica" w:eastAsia="Helvetica" w:cs="Helvetica"/>
+                <w:i w:val="false"/>
+                <w:b w:val="false"/>
+                <w:u w:val="none"/>
+                <w:sz w:val="22"/>
+                <w:szCs w:val="22"/>
+                <w:color w:val="000000"/>
+              </w:rPr>
+              <w:t xml:space="preserve">0.2289</w:t>
+            </w:r>
+          </w:p>
+        </w:tc>
+        <w:tc>
+          <w:tcPr>
+            <w:tcBorders>
+              <w:bottom w:val="none" w:sz="0" w:space="0" w:color="000000"/>
+              <w:top w:val="none" w:sz="0" w:space="0" w:color="000000"/>
+              <w:left w:val="none" w:sz="0" w:space="0" w:color="000000"/>
+              <w:right w:val="none" w:sz="0" w:space="0" w:color="000000"/>
+            </w:tcBorders>
+            <w:shd w:val="clear" w:color="auto" w:fill="FFFFFF"/>
+            <w:tcMar>
+              <w:top w:w="0" w:type="dxa"/>
+              <w:bottom w:w="0" w:type="dxa"/>
+              <w:left w:w="0" w:type="dxa"/>
+              <w:right w:w="0" w:type="dxa"/>
+            </w:tcMar>
+            <w:vAlign w:val="center"/>
+          </w:tcPr>
+          <w:p>
+            <w:pPr>
+              <w:pStyle w:val="Normal"/>
+              <w:jc w:val="right"/>
+              <w:pBdr>
+                <w:bottom w:val="none" w:sz="0" w:space="0" w:color="000000"/>
+                <w:top w:val="none" w:sz="0" w:space="0" w:color="000000"/>
+                <w:left w:val="none" w:sz="0" w:space="0" w:color="000000"/>
+                <w:right w:val="none" w:sz="0" w:space="0" w:color="000000"/>
+              </w:pBdr>
+              <w:spacing w:after="100" w:before="100" w:line="240"/>
+              <w:ind w:left="100" w:right="100" w:firstLine="0" w:firstLineChars="0"/>
+            </w:pPr>
+            <w:r>
+              <w:rPr>
+                <w:rFonts w:ascii="Helvetica" w:hAnsi="Helvetica" w:eastAsia="Helvetica" w:cs="Helvetica"/>
+                <w:i w:val="false"/>
+                <w:b w:val="false"/>
+                <w:u w:val="none"/>
+                <w:sz w:val="22"/>
+                <w:szCs w:val="22"/>
+                <w:color w:val="000000"/>
+              </w:rPr>
+              <w:t xml:space="preserve">0.1916</w:t>
+            </w:r>
+          </w:p>
+        </w:tc>
+        <w:tc>
+          <w:tcPr>
+            <w:tcBorders>
+              <w:bottom w:val="none" w:sz="0" w:space="0" w:color="000000"/>
+              <w:top w:val="none" w:sz="0" w:space="0" w:color="000000"/>
+              <w:left w:val="none" w:sz="0" w:space="0" w:color="000000"/>
+              <w:right w:val="none" w:sz="0" w:space="0" w:color="000000"/>
+            </w:tcBorders>
+            <w:shd w:val="clear" w:color="auto" w:fill="FFFFFF"/>
+            <w:tcMar>
+              <w:top w:w="0" w:type="dxa"/>
+              <w:bottom w:w="0" w:type="dxa"/>
+              <w:left w:w="0" w:type="dxa"/>
+              <w:right w:w="0" w:type="dxa"/>
+            </w:tcMar>
+            <w:vAlign w:val="center"/>
+          </w:tcPr>
+          <w:p>
+            <w:pPr>
+              <w:pStyle w:val="Normal"/>
+              <w:jc w:val="right"/>
+              <w:pBdr>
+                <w:bottom w:val="none" w:sz="0" w:space="0" w:color="000000"/>
+                <w:top w:val="none" w:sz="0" w:space="0" w:color="000000"/>
+                <w:left w:val="none" w:sz="0" w:space="0" w:color="000000"/>
+                <w:right w:val="none" w:sz="0" w:space="0" w:color="000000"/>
+              </w:pBdr>
+              <w:spacing w:after="100" w:before="100" w:line="240"/>
+              <w:ind w:left="100" w:right="100" w:firstLine="0" w:firstLineChars="0"/>
+            </w:pPr>
+            <w:r>
+              <w:rPr>
+                <w:rFonts w:ascii="Helvetica" w:hAnsi="Helvetica" w:eastAsia="Helvetica" w:cs="Helvetica"/>
+                <w:i w:val="false"/>
+                <w:b w:val="false"/>
+                <w:u w:val="none"/>
+                <w:sz w:val="22"/>
+                <w:szCs w:val="22"/>
+                <w:color w:val="000000"/>
+              </w:rPr>
+              <w:t xml:space="preserve">0.0524</w:t>
             </w:r>
           </w:p>
         </w:tc>
@@ -1791,227 +1791,227 @@
                 <w:szCs w:val="22"/>
                 <w:color w:val="000000"/>
               </w:rPr>
-              <w:t xml:space="preserve">-0.4003</w:t>
-            </w:r>
-          </w:p>
-        </w:tc>
-        <w:tc>
-          <w:tcPr>
-            <w:tcBorders>
-              <w:bottom w:val="none" w:sz="0" w:space="0" w:color="000000"/>
-              <w:top w:val="none" w:sz="0" w:space="0" w:color="000000"/>
-              <w:left w:val="none" w:sz="0" w:space="0" w:color="000000"/>
-              <w:right w:val="none" w:sz="0" w:space="0" w:color="000000"/>
-            </w:tcBorders>
-            <w:shd w:val="clear" w:color="auto" w:fill="FFFFFF"/>
-            <w:tcMar>
-              <w:top w:w="0" w:type="dxa"/>
-              <w:bottom w:w="0" w:type="dxa"/>
-              <w:left w:w="0" w:type="dxa"/>
-              <w:right w:w="0" w:type="dxa"/>
-            </w:tcMar>
-            <w:vAlign w:val="center"/>
-          </w:tcPr>
-          <w:p>
-            <w:pPr>
-              <w:pStyle w:val="Normal"/>
-              <w:jc w:val="right"/>
-              <w:pBdr>
-                <w:bottom w:val="none" w:sz="0" w:space="0" w:color="000000"/>
-                <w:top w:val="none" w:sz="0" w:space="0" w:color="000000"/>
-                <w:left w:val="none" w:sz="0" w:space="0" w:color="000000"/>
-                <w:right w:val="none" w:sz="0" w:space="0" w:color="000000"/>
-              </w:pBdr>
-              <w:spacing w:after="100" w:before="100" w:line="240"/>
-              <w:ind w:left="100" w:right="100" w:firstLine="0" w:firstLineChars="0"/>
-            </w:pPr>
-            <w:r>
-              <w:rPr>
-                <w:rFonts w:ascii="Helvetica" w:hAnsi="Helvetica" w:eastAsia="Helvetica" w:cs="Helvetica"/>
-                <w:i w:val="false"/>
-                <w:b w:val="false"/>
-                <w:u w:val="none"/>
-                <w:sz w:val="22"/>
-                <w:szCs w:val="22"/>
-                <w:color w:val="000000"/>
-              </w:rPr>
-              <w:t xml:space="preserve">0.0198</w:t>
-            </w:r>
-          </w:p>
-        </w:tc>
-        <w:tc>
-          <w:tcPr>
-            <w:tcBorders>
-              <w:bottom w:val="none" w:sz="0" w:space="0" w:color="000000"/>
-              <w:top w:val="none" w:sz="0" w:space="0" w:color="000000"/>
-              <w:left w:val="none" w:sz="0" w:space="0" w:color="000000"/>
-              <w:right w:val="none" w:sz="0" w:space="0" w:color="000000"/>
-            </w:tcBorders>
-            <w:shd w:val="clear" w:color="auto" w:fill="FFFFFF"/>
-            <w:tcMar>
-              <w:top w:w="0" w:type="dxa"/>
-              <w:bottom w:w="0" w:type="dxa"/>
-              <w:left w:w="0" w:type="dxa"/>
-              <w:right w:w="0" w:type="dxa"/>
-            </w:tcMar>
-            <w:vAlign w:val="center"/>
-          </w:tcPr>
-          <w:p>
-            <w:pPr>
-              <w:pStyle w:val="Normal"/>
-              <w:jc w:val="right"/>
-              <w:pBdr>
-                <w:bottom w:val="none" w:sz="0" w:space="0" w:color="000000"/>
-                <w:top w:val="none" w:sz="0" w:space="0" w:color="000000"/>
-                <w:left w:val="none" w:sz="0" w:space="0" w:color="000000"/>
-                <w:right w:val="none" w:sz="0" w:space="0" w:color="000000"/>
-              </w:pBdr>
-              <w:spacing w:after="100" w:before="100" w:line="240"/>
-              <w:ind w:left="100" w:right="100" w:firstLine="0" w:firstLineChars="0"/>
-            </w:pPr>
-            <w:r>
-              <w:rPr>
-                <w:rFonts w:ascii="Helvetica" w:hAnsi="Helvetica" w:eastAsia="Helvetica" w:cs="Helvetica"/>
-                <w:i w:val="false"/>
-                <w:b w:val="false"/>
-                <w:u w:val="none"/>
-                <w:sz w:val="22"/>
-                <w:szCs w:val="22"/>
-                <w:color w:val="000000"/>
-              </w:rPr>
-              <w:t xml:space="preserve">0.9654</w:t>
-            </w:r>
-          </w:p>
-        </w:tc>
-        <w:tc>
-          <w:tcPr>
-            <w:tcBorders>
-              <w:bottom w:val="none" w:sz="0" w:space="0" w:color="000000"/>
-              <w:top w:val="none" w:sz="0" w:space="0" w:color="000000"/>
-              <w:left w:val="none" w:sz="0" w:space="0" w:color="000000"/>
-              <w:right w:val="none" w:sz="0" w:space="0" w:color="000000"/>
-            </w:tcBorders>
-            <w:shd w:val="clear" w:color="auto" w:fill="FFFFFF"/>
-            <w:tcMar>
-              <w:top w:w="0" w:type="dxa"/>
-              <w:bottom w:w="0" w:type="dxa"/>
-              <w:left w:w="0" w:type="dxa"/>
-              <w:right w:w="0" w:type="dxa"/>
-            </w:tcMar>
-            <w:vAlign w:val="center"/>
-          </w:tcPr>
-          <w:p>
-            <w:pPr>
-              <w:pStyle w:val="Normal"/>
-              <w:jc w:val="right"/>
-              <w:pBdr>
-                <w:bottom w:val="none" w:sz="0" w:space="0" w:color="000000"/>
-                <w:top w:val="none" w:sz="0" w:space="0" w:color="000000"/>
-                <w:left w:val="none" w:sz="0" w:space="0" w:color="000000"/>
-                <w:right w:val="none" w:sz="0" w:space="0" w:color="000000"/>
-              </w:pBdr>
-              <w:spacing w:after="100" w:before="100" w:line="240"/>
-              <w:ind w:left="100" w:right="100" w:firstLine="0" w:firstLineChars="0"/>
-            </w:pPr>
-            <w:r>
-              <w:rPr>
-                <w:rFonts w:ascii="Helvetica" w:hAnsi="Helvetica" w:eastAsia="Helvetica" w:cs="Helvetica"/>
-                <w:i w:val="false"/>
-                <w:b w:val="false"/>
-                <w:u w:val="none"/>
-                <w:sz w:val="22"/>
-                <w:szCs w:val="22"/>
-                <w:color w:val="000000"/>
-              </w:rPr>
-              <w:t xml:space="preserve">0.0865</w:t>
-            </w:r>
-          </w:p>
-        </w:tc>
-        <w:tc>
-          <w:tcPr>
-            <w:tcBorders>
-              <w:bottom w:val="none" w:sz="0" w:space="0" w:color="000000"/>
-              <w:top w:val="none" w:sz="0" w:space="0" w:color="000000"/>
-              <w:left w:val="none" w:sz="0" w:space="0" w:color="000000"/>
-              <w:right w:val="none" w:sz="0" w:space="0" w:color="000000"/>
-            </w:tcBorders>
-            <w:shd w:val="clear" w:color="auto" w:fill="FFFFFF"/>
-            <w:tcMar>
-              <w:top w:w="0" w:type="dxa"/>
-              <w:bottom w:w="0" w:type="dxa"/>
-              <w:left w:w="0" w:type="dxa"/>
-              <w:right w:w="0" w:type="dxa"/>
-            </w:tcMar>
-            <w:vAlign w:val="center"/>
-          </w:tcPr>
-          <w:p>
-            <w:pPr>
-              <w:pStyle w:val="Normal"/>
-              <w:jc w:val="right"/>
-              <w:pBdr>
-                <w:bottom w:val="none" w:sz="0" w:space="0" w:color="000000"/>
-                <w:top w:val="none" w:sz="0" w:space="0" w:color="000000"/>
-                <w:left w:val="none" w:sz="0" w:space="0" w:color="000000"/>
-                <w:right w:val="none" w:sz="0" w:space="0" w:color="000000"/>
-              </w:pBdr>
-              <w:spacing w:after="100" w:before="100" w:line="240"/>
-              <w:ind w:left="100" w:right="100" w:firstLine="0" w:firstLineChars="0"/>
-            </w:pPr>
-            <w:r>
-              <w:rPr>
-                <w:rFonts w:ascii="Helvetica" w:hAnsi="Helvetica" w:eastAsia="Helvetica" w:cs="Helvetica"/>
-                <w:i w:val="false"/>
-                <w:b w:val="false"/>
-                <w:u w:val="none"/>
-                <w:sz w:val="22"/>
-                <w:szCs w:val="22"/>
-                <w:color w:val="000000"/>
-              </w:rPr>
-              <w:t xml:space="preserve">0.0702</w:t>
-            </w:r>
-          </w:p>
-        </w:tc>
-        <w:tc>
-          <w:tcPr>
-            <w:tcBorders>
-              <w:bottom w:val="none" w:sz="0" w:space="0" w:color="000000"/>
-              <w:top w:val="none" w:sz="0" w:space="0" w:color="000000"/>
-              <w:left w:val="none" w:sz="0" w:space="0" w:color="000000"/>
-              <w:right w:val="none" w:sz="0" w:space="0" w:color="000000"/>
-            </w:tcBorders>
-            <w:shd w:val="clear" w:color="auto" w:fill="FFFFFF"/>
-            <w:tcMar>
-              <w:top w:w="0" w:type="dxa"/>
-              <w:bottom w:w="0" w:type="dxa"/>
-              <w:left w:w="0" w:type="dxa"/>
-              <w:right w:w="0" w:type="dxa"/>
-            </w:tcMar>
-            <w:vAlign w:val="center"/>
-          </w:tcPr>
-          <w:p>
-            <w:pPr>
-              <w:pStyle w:val="Normal"/>
-              <w:jc w:val="right"/>
-              <w:pBdr>
-                <w:bottom w:val="none" w:sz="0" w:space="0" w:color="000000"/>
-                <w:top w:val="none" w:sz="0" w:space="0" w:color="000000"/>
-                <w:left w:val="none" w:sz="0" w:space="0" w:color="000000"/>
-                <w:right w:val="none" w:sz="0" w:space="0" w:color="000000"/>
-              </w:pBdr>
-              <w:spacing w:after="100" w:before="100" w:line="240"/>
-              <w:ind w:left="100" w:right="100" w:firstLine="0" w:firstLineChars="0"/>
-            </w:pPr>
-            <w:r>
-              <w:rPr>
-                <w:rFonts w:ascii="Helvetica" w:hAnsi="Helvetica" w:eastAsia="Helvetica" w:cs="Helvetica"/>
-                <w:i w:val="false"/>
-                <w:b w:val="false"/>
-                <w:u w:val="none"/>
-                <w:sz w:val="22"/>
-                <w:szCs w:val="22"/>
-                <w:color w:val="000000"/>
-              </w:rPr>
-              <w:t xml:space="preserve">0.0075</w:t>
+              <w:t xml:space="preserve">-0.3514</w:t>
+            </w:r>
+          </w:p>
+        </w:tc>
+        <w:tc>
+          <w:tcPr>
+            <w:tcBorders>
+              <w:bottom w:val="none" w:sz="0" w:space="0" w:color="000000"/>
+              <w:top w:val="none" w:sz="0" w:space="0" w:color="000000"/>
+              <w:left w:val="none" w:sz="0" w:space="0" w:color="000000"/>
+              <w:right w:val="none" w:sz="0" w:space="0" w:color="000000"/>
+            </w:tcBorders>
+            <w:shd w:val="clear" w:color="auto" w:fill="FFFFFF"/>
+            <w:tcMar>
+              <w:top w:w="0" w:type="dxa"/>
+              <w:bottom w:w="0" w:type="dxa"/>
+              <w:left w:w="0" w:type="dxa"/>
+              <w:right w:w="0" w:type="dxa"/>
+            </w:tcMar>
+            <w:vAlign w:val="center"/>
+          </w:tcPr>
+          <w:p>
+            <w:pPr>
+              <w:pStyle w:val="Normal"/>
+              <w:jc w:val="right"/>
+              <w:pBdr>
+                <w:bottom w:val="none" w:sz="0" w:space="0" w:color="000000"/>
+                <w:top w:val="none" w:sz="0" w:space="0" w:color="000000"/>
+                <w:left w:val="none" w:sz="0" w:space="0" w:color="000000"/>
+                <w:right w:val="none" w:sz="0" w:space="0" w:color="000000"/>
+              </w:pBdr>
+              <w:spacing w:after="100" w:before="100" w:line="240"/>
+              <w:ind w:left="100" w:right="100" w:firstLine="0" w:firstLineChars="0"/>
+            </w:pPr>
+            <w:r>
+              <w:rPr>
+                <w:rFonts w:ascii="Helvetica" w:hAnsi="Helvetica" w:eastAsia="Helvetica" w:cs="Helvetica"/>
+                <w:i w:val="false"/>
+                <w:b w:val="false"/>
+                <w:u w:val="none"/>
+                <w:sz w:val="22"/>
+                <w:szCs w:val="22"/>
+                <w:color w:val="000000"/>
+              </w:rPr>
+              <w:t xml:space="preserve">0.0115</w:t>
+            </w:r>
+          </w:p>
+        </w:tc>
+        <w:tc>
+          <w:tcPr>
+            <w:tcBorders>
+              <w:bottom w:val="none" w:sz="0" w:space="0" w:color="000000"/>
+              <w:top w:val="none" w:sz="0" w:space="0" w:color="000000"/>
+              <w:left w:val="none" w:sz="0" w:space="0" w:color="000000"/>
+              <w:right w:val="none" w:sz="0" w:space="0" w:color="000000"/>
+            </w:tcBorders>
+            <w:shd w:val="clear" w:color="auto" w:fill="FFFFFF"/>
+            <w:tcMar>
+              <w:top w:w="0" w:type="dxa"/>
+              <w:bottom w:w="0" w:type="dxa"/>
+              <w:left w:w="0" w:type="dxa"/>
+              <w:right w:w="0" w:type="dxa"/>
+            </w:tcMar>
+            <w:vAlign w:val="center"/>
+          </w:tcPr>
+          <w:p>
+            <w:pPr>
+              <w:pStyle w:val="Normal"/>
+              <w:jc w:val="right"/>
+              <w:pBdr>
+                <w:bottom w:val="none" w:sz="0" w:space="0" w:color="000000"/>
+                <w:top w:val="none" w:sz="0" w:space="0" w:color="000000"/>
+                <w:left w:val="none" w:sz="0" w:space="0" w:color="000000"/>
+                <w:right w:val="none" w:sz="0" w:space="0" w:color="000000"/>
+              </w:pBdr>
+              <w:spacing w:after="100" w:before="100" w:line="240"/>
+              <w:ind w:left="100" w:right="100" w:firstLine="0" w:firstLineChars="0"/>
+            </w:pPr>
+            <w:r>
+              <w:rPr>
+                <w:rFonts w:ascii="Helvetica" w:hAnsi="Helvetica" w:eastAsia="Helvetica" w:cs="Helvetica"/>
+                <w:i w:val="false"/>
+                <w:b w:val="false"/>
+                <w:u w:val="none"/>
+                <w:sz w:val="22"/>
+                <w:szCs w:val="22"/>
+                <w:color w:val="000000"/>
+              </w:rPr>
+              <w:t xml:space="preserve">0.9832</w:t>
+            </w:r>
+          </w:p>
+        </w:tc>
+        <w:tc>
+          <w:tcPr>
+            <w:tcBorders>
+              <w:bottom w:val="none" w:sz="0" w:space="0" w:color="000000"/>
+              <w:top w:val="none" w:sz="0" w:space="0" w:color="000000"/>
+              <w:left w:val="none" w:sz="0" w:space="0" w:color="000000"/>
+              <w:right w:val="none" w:sz="0" w:space="0" w:color="000000"/>
+            </w:tcBorders>
+            <w:shd w:val="clear" w:color="auto" w:fill="FFFFFF"/>
+            <w:tcMar>
+              <w:top w:w="0" w:type="dxa"/>
+              <w:bottom w:w="0" w:type="dxa"/>
+              <w:left w:w="0" w:type="dxa"/>
+              <w:right w:w="0" w:type="dxa"/>
+            </w:tcMar>
+            <w:vAlign w:val="center"/>
+          </w:tcPr>
+          <w:p>
+            <w:pPr>
+              <w:pStyle w:val="Normal"/>
+              <w:jc w:val="right"/>
+              <w:pBdr>
+                <w:bottom w:val="none" w:sz="0" w:space="0" w:color="000000"/>
+                <w:top w:val="none" w:sz="0" w:space="0" w:color="000000"/>
+                <w:left w:val="none" w:sz="0" w:space="0" w:color="000000"/>
+                <w:right w:val="none" w:sz="0" w:space="0" w:color="000000"/>
+              </w:pBdr>
+              <w:spacing w:after="100" w:before="100" w:line="240"/>
+              <w:ind w:left="100" w:right="100" w:firstLine="0" w:firstLineChars="0"/>
+            </w:pPr>
+            <w:r>
+              <w:rPr>
+                <w:rFonts w:ascii="Helvetica" w:hAnsi="Helvetica" w:eastAsia="Helvetica" w:cs="Helvetica"/>
+                <w:i w:val="false"/>
+                <w:b w:val="false"/>
+                <w:u w:val="none"/>
+                <w:sz w:val="22"/>
+                <w:szCs w:val="22"/>
+                <w:color w:val="000000"/>
+              </w:rPr>
+              <w:t xml:space="preserve">0.1144</w:t>
+            </w:r>
+          </w:p>
+        </w:tc>
+        <w:tc>
+          <w:tcPr>
+            <w:tcBorders>
+              <w:bottom w:val="none" w:sz="0" w:space="0" w:color="000000"/>
+              <w:top w:val="none" w:sz="0" w:space="0" w:color="000000"/>
+              <w:left w:val="none" w:sz="0" w:space="0" w:color="000000"/>
+              <w:right w:val="none" w:sz="0" w:space="0" w:color="000000"/>
+            </w:tcBorders>
+            <w:shd w:val="clear" w:color="auto" w:fill="FFFFFF"/>
+            <w:tcMar>
+              <w:top w:w="0" w:type="dxa"/>
+              <w:bottom w:w="0" w:type="dxa"/>
+              <w:left w:w="0" w:type="dxa"/>
+              <w:right w:w="0" w:type="dxa"/>
+            </w:tcMar>
+            <w:vAlign w:val="center"/>
+          </w:tcPr>
+          <w:p>
+            <w:pPr>
+              <w:pStyle w:val="Normal"/>
+              <w:jc w:val="right"/>
+              <w:pBdr>
+                <w:bottom w:val="none" w:sz="0" w:space="0" w:color="000000"/>
+                <w:top w:val="none" w:sz="0" w:space="0" w:color="000000"/>
+                <w:left w:val="none" w:sz="0" w:space="0" w:color="000000"/>
+                <w:right w:val="none" w:sz="0" w:space="0" w:color="000000"/>
+              </w:pBdr>
+              <w:spacing w:after="100" w:before="100" w:line="240"/>
+              <w:ind w:left="100" w:right="100" w:firstLine="0" w:firstLineChars="0"/>
+            </w:pPr>
+            <w:r>
+              <w:rPr>
+                <w:rFonts w:ascii="Helvetica" w:hAnsi="Helvetica" w:eastAsia="Helvetica" w:cs="Helvetica"/>
+                <w:i w:val="false"/>
+                <w:b w:val="false"/>
+                <w:u w:val="none"/>
+                <w:sz w:val="22"/>
+                <w:szCs w:val="22"/>
+                <w:color w:val="000000"/>
+              </w:rPr>
+              <w:t xml:space="preserve">0.0869</w:t>
+            </w:r>
+          </w:p>
+        </w:tc>
+        <w:tc>
+          <w:tcPr>
+            <w:tcBorders>
+              <w:bottom w:val="none" w:sz="0" w:space="0" w:color="000000"/>
+              <w:top w:val="none" w:sz="0" w:space="0" w:color="000000"/>
+              <w:left w:val="none" w:sz="0" w:space="0" w:color="000000"/>
+              <w:right w:val="none" w:sz="0" w:space="0" w:color="000000"/>
+            </w:tcBorders>
+            <w:shd w:val="clear" w:color="auto" w:fill="FFFFFF"/>
+            <w:tcMar>
+              <w:top w:w="0" w:type="dxa"/>
+              <w:bottom w:w="0" w:type="dxa"/>
+              <w:left w:w="0" w:type="dxa"/>
+              <w:right w:w="0" w:type="dxa"/>
+            </w:tcMar>
+            <w:vAlign w:val="center"/>
+          </w:tcPr>
+          <w:p>
+            <w:pPr>
+              <w:pStyle w:val="Normal"/>
+              <w:jc w:val="right"/>
+              <w:pBdr>
+                <w:bottom w:val="none" w:sz="0" w:space="0" w:color="000000"/>
+                <w:top w:val="none" w:sz="0" w:space="0" w:color="000000"/>
+                <w:left w:val="none" w:sz="0" w:space="0" w:color="000000"/>
+                <w:right w:val="none" w:sz="0" w:space="0" w:color="000000"/>
+              </w:pBdr>
+              <w:spacing w:after="100" w:before="100" w:line="240"/>
+              <w:ind w:left="100" w:right="100" w:firstLine="0" w:firstLineChars="0"/>
+            </w:pPr>
+            <w:r>
+              <w:rPr>
+                <w:rFonts w:ascii="Helvetica" w:hAnsi="Helvetica" w:eastAsia="Helvetica" w:cs="Helvetica"/>
+                <w:i w:val="false"/>
+                <w:b w:val="false"/>
+                <w:u w:val="none"/>
+                <w:sz w:val="22"/>
+                <w:szCs w:val="22"/>
+                <w:color w:val="000000"/>
+              </w:rPr>
+              <w:t xml:space="preserve">0.0131</w:t>
             </w:r>
           </w:p>
         </w:tc>
@@ -2182,227 +2182,227 @@
                 <w:szCs w:val="22"/>
                 <w:color w:val="000000"/>
               </w:rPr>
-              <w:t xml:space="preserve">0.9518</w:t>
-            </w:r>
-          </w:p>
-        </w:tc>
-        <w:tc>
-          <w:tcPr>
-            <w:tcBorders>
-              <w:bottom w:val="none" w:sz="0" w:space="0" w:color="000000"/>
-              <w:top w:val="none" w:sz="0" w:space="0" w:color="000000"/>
-              <w:left w:val="none" w:sz="0" w:space="0" w:color="000000"/>
-              <w:right w:val="none" w:sz="0" w:space="0" w:color="000000"/>
-            </w:tcBorders>
-            <w:shd w:val="clear" w:color="auto" w:fill="FFFFFF"/>
-            <w:tcMar>
-              <w:top w:w="0" w:type="dxa"/>
-              <w:bottom w:w="0" w:type="dxa"/>
-              <w:left w:w="0" w:type="dxa"/>
-              <w:right w:w="0" w:type="dxa"/>
-            </w:tcMar>
-            <w:vAlign w:val="center"/>
-          </w:tcPr>
-          <w:p>
-            <w:pPr>
-              <w:pStyle w:val="Normal"/>
-              <w:jc w:val="right"/>
-              <w:pBdr>
-                <w:bottom w:val="none" w:sz="0" w:space="0" w:color="000000"/>
-                <w:top w:val="none" w:sz="0" w:space="0" w:color="000000"/>
-                <w:left w:val="none" w:sz="0" w:space="0" w:color="000000"/>
-                <w:right w:val="none" w:sz="0" w:space="0" w:color="000000"/>
-              </w:pBdr>
-              <w:spacing w:after="100" w:before="100" w:line="240"/>
-              <w:ind w:left="100" w:right="100" w:firstLine="0" w:firstLineChars="0"/>
-            </w:pPr>
-            <w:r>
-              <w:rPr>
-                <w:rFonts w:ascii="Helvetica" w:hAnsi="Helvetica" w:eastAsia="Helvetica" w:cs="Helvetica"/>
-                <w:i w:val="false"/>
-                <w:b w:val="false"/>
-                <w:u w:val="none"/>
-                <w:sz w:val="22"/>
-                <w:szCs w:val="22"/>
-                <w:color w:val="000000"/>
-              </w:rPr>
-              <w:t xml:space="preserve">0.0254</w:t>
-            </w:r>
-          </w:p>
-        </w:tc>
-        <w:tc>
-          <w:tcPr>
-            <w:tcBorders>
-              <w:bottom w:val="none" w:sz="0" w:space="0" w:color="000000"/>
-              <w:top w:val="none" w:sz="0" w:space="0" w:color="000000"/>
-              <w:left w:val="none" w:sz="0" w:space="0" w:color="000000"/>
-              <w:right w:val="none" w:sz="0" w:space="0" w:color="000000"/>
-            </w:tcBorders>
-            <w:shd w:val="clear" w:color="auto" w:fill="FFFFFF"/>
-            <w:tcMar>
-              <w:top w:w="0" w:type="dxa"/>
-              <w:bottom w:w="0" w:type="dxa"/>
-              <w:left w:w="0" w:type="dxa"/>
-              <w:right w:w="0" w:type="dxa"/>
-            </w:tcMar>
-            <w:vAlign w:val="center"/>
-          </w:tcPr>
-          <w:p>
-            <w:pPr>
-              <w:pStyle w:val="Normal"/>
-              <w:jc w:val="right"/>
-              <w:pBdr>
-                <w:bottom w:val="none" w:sz="0" w:space="0" w:color="000000"/>
-                <w:top w:val="none" w:sz="0" w:space="0" w:color="000000"/>
-                <w:left w:val="none" w:sz="0" w:space="0" w:color="000000"/>
-                <w:right w:val="none" w:sz="0" w:space="0" w:color="000000"/>
-              </w:pBdr>
-              <w:spacing w:after="100" w:before="100" w:line="240"/>
-              <w:ind w:left="100" w:right="100" w:firstLine="0" w:firstLineChars="0"/>
-            </w:pPr>
-            <w:r>
-              <w:rPr>
-                <w:rFonts w:ascii="Helvetica" w:hAnsi="Helvetica" w:eastAsia="Helvetica" w:cs="Helvetica"/>
-                <w:i w:val="false"/>
-                <w:b w:val="false"/>
-                <w:u w:val="none"/>
-                <w:sz w:val="22"/>
-                <w:szCs w:val="22"/>
-                <w:color w:val="000000"/>
-              </w:rPr>
-              <w:t xml:space="preserve">0.9638</w:t>
-            </w:r>
-          </w:p>
-        </w:tc>
-        <w:tc>
-          <w:tcPr>
-            <w:tcBorders>
-              <w:bottom w:val="none" w:sz="0" w:space="0" w:color="000000"/>
-              <w:top w:val="none" w:sz="0" w:space="0" w:color="000000"/>
-              <w:left w:val="none" w:sz="0" w:space="0" w:color="000000"/>
-              <w:right w:val="none" w:sz="0" w:space="0" w:color="000000"/>
-            </w:tcBorders>
-            <w:shd w:val="clear" w:color="auto" w:fill="FFFFFF"/>
-            <w:tcMar>
-              <w:top w:w="0" w:type="dxa"/>
-              <w:bottom w:w="0" w:type="dxa"/>
-              <w:left w:w="0" w:type="dxa"/>
-              <w:right w:w="0" w:type="dxa"/>
-            </w:tcMar>
-            <w:vAlign w:val="center"/>
-          </w:tcPr>
-          <w:p>
-            <w:pPr>
-              <w:pStyle w:val="Normal"/>
-              <w:jc w:val="right"/>
-              <w:pBdr>
-                <w:bottom w:val="none" w:sz="0" w:space="0" w:color="000000"/>
-                <w:top w:val="none" w:sz="0" w:space="0" w:color="000000"/>
-                <w:left w:val="none" w:sz="0" w:space="0" w:color="000000"/>
-                <w:right w:val="none" w:sz="0" w:space="0" w:color="000000"/>
-              </w:pBdr>
-              <w:spacing w:after="100" w:before="100" w:line="240"/>
-              <w:ind w:left="100" w:right="100" w:firstLine="0" w:firstLineChars="0"/>
-            </w:pPr>
-            <w:r>
-              <w:rPr>
-                <w:rFonts w:ascii="Helvetica" w:hAnsi="Helvetica" w:eastAsia="Helvetica" w:cs="Helvetica"/>
-                <w:i w:val="false"/>
-                <w:b w:val="false"/>
-                <w:u w:val="none"/>
-                <w:sz w:val="22"/>
-                <w:szCs w:val="22"/>
-                <w:color w:val="000000"/>
-              </w:rPr>
-              <w:t xml:space="preserve">0.1068</w:t>
-            </w:r>
-          </w:p>
-        </w:tc>
-        <w:tc>
-          <w:tcPr>
-            <w:tcBorders>
-              <w:bottom w:val="none" w:sz="0" w:space="0" w:color="000000"/>
-              <w:top w:val="none" w:sz="0" w:space="0" w:color="000000"/>
-              <w:left w:val="none" w:sz="0" w:space="0" w:color="000000"/>
-              <w:right w:val="none" w:sz="0" w:space="0" w:color="000000"/>
-            </w:tcBorders>
-            <w:shd w:val="clear" w:color="auto" w:fill="FFFFFF"/>
-            <w:tcMar>
-              <w:top w:w="0" w:type="dxa"/>
-              <w:bottom w:w="0" w:type="dxa"/>
-              <w:left w:w="0" w:type="dxa"/>
-              <w:right w:w="0" w:type="dxa"/>
-            </w:tcMar>
-            <w:vAlign w:val="center"/>
-          </w:tcPr>
-          <w:p>
-            <w:pPr>
-              <w:pStyle w:val="Normal"/>
-              <w:jc w:val="right"/>
-              <w:pBdr>
-                <w:bottom w:val="none" w:sz="0" w:space="0" w:color="000000"/>
-                <w:top w:val="none" w:sz="0" w:space="0" w:color="000000"/>
-                <w:left w:val="none" w:sz="0" w:space="0" w:color="000000"/>
-                <w:right w:val="none" w:sz="0" w:space="0" w:color="000000"/>
-              </w:pBdr>
-              <w:spacing w:after="100" w:before="100" w:line="240"/>
-              <w:ind w:left="100" w:right="100" w:firstLine="0" w:firstLineChars="0"/>
-            </w:pPr>
-            <w:r>
-              <w:rPr>
-                <w:rFonts w:ascii="Helvetica" w:hAnsi="Helvetica" w:eastAsia="Helvetica" w:cs="Helvetica"/>
-                <w:i w:val="false"/>
-                <w:b w:val="false"/>
-                <w:u w:val="none"/>
-                <w:sz w:val="22"/>
-                <w:szCs w:val="22"/>
-                <w:color w:val="000000"/>
-              </w:rPr>
-              <w:t xml:space="preserve">0.0771</w:t>
-            </w:r>
-          </w:p>
-        </w:tc>
-        <w:tc>
-          <w:tcPr>
-            <w:tcBorders>
-              <w:bottom w:val="none" w:sz="0" w:space="0" w:color="000000"/>
-              <w:top w:val="none" w:sz="0" w:space="0" w:color="000000"/>
-              <w:left w:val="none" w:sz="0" w:space="0" w:color="000000"/>
-              <w:right w:val="none" w:sz="0" w:space="0" w:color="000000"/>
-            </w:tcBorders>
-            <w:shd w:val="clear" w:color="auto" w:fill="FFFFFF"/>
-            <w:tcMar>
-              <w:top w:w="0" w:type="dxa"/>
-              <w:bottom w:w="0" w:type="dxa"/>
-              <w:left w:w="0" w:type="dxa"/>
-              <w:right w:w="0" w:type="dxa"/>
-            </w:tcMar>
-            <w:vAlign w:val="center"/>
-          </w:tcPr>
-          <w:p>
-            <w:pPr>
-              <w:pStyle w:val="Normal"/>
-              <w:jc w:val="right"/>
-              <w:pBdr>
-                <w:bottom w:val="none" w:sz="0" w:space="0" w:color="000000"/>
-                <w:top w:val="none" w:sz="0" w:space="0" w:color="000000"/>
-                <w:left w:val="none" w:sz="0" w:space="0" w:color="000000"/>
-                <w:right w:val="none" w:sz="0" w:space="0" w:color="000000"/>
-              </w:pBdr>
-              <w:spacing w:after="100" w:before="100" w:line="240"/>
-              <w:ind w:left="100" w:right="100" w:firstLine="0" w:firstLineChars="0"/>
-            </w:pPr>
-            <w:r>
-              <w:rPr>
-                <w:rFonts w:ascii="Helvetica" w:hAnsi="Helvetica" w:eastAsia="Helvetica" w:cs="Helvetica"/>
-                <w:i w:val="false"/>
-                <w:b w:val="false"/>
-                <w:u w:val="none"/>
-                <w:sz w:val="22"/>
-                <w:szCs w:val="22"/>
-                <w:color w:val="000000"/>
-              </w:rPr>
-              <w:t xml:space="preserve">0.0114</w:t>
+              <w:t xml:space="preserve">0.9651</w:t>
+            </w:r>
+          </w:p>
+        </w:tc>
+        <w:tc>
+          <w:tcPr>
+            <w:tcBorders>
+              <w:bottom w:val="none" w:sz="0" w:space="0" w:color="000000"/>
+              <w:top w:val="none" w:sz="0" w:space="0" w:color="000000"/>
+              <w:left w:val="none" w:sz="0" w:space="0" w:color="000000"/>
+              <w:right w:val="none" w:sz="0" w:space="0" w:color="000000"/>
+            </w:tcBorders>
+            <w:shd w:val="clear" w:color="auto" w:fill="FFFFFF"/>
+            <w:tcMar>
+              <w:top w:w="0" w:type="dxa"/>
+              <w:bottom w:w="0" w:type="dxa"/>
+              <w:left w:w="0" w:type="dxa"/>
+              <w:right w:w="0" w:type="dxa"/>
+            </w:tcMar>
+            <w:vAlign w:val="center"/>
+          </w:tcPr>
+          <w:p>
+            <w:pPr>
+              <w:pStyle w:val="Normal"/>
+              <w:jc w:val="right"/>
+              <w:pBdr>
+                <w:bottom w:val="none" w:sz="0" w:space="0" w:color="000000"/>
+                <w:top w:val="none" w:sz="0" w:space="0" w:color="000000"/>
+                <w:left w:val="none" w:sz="0" w:space="0" w:color="000000"/>
+                <w:right w:val="none" w:sz="0" w:space="0" w:color="000000"/>
+              </w:pBdr>
+              <w:spacing w:after="100" w:before="100" w:line="240"/>
+              <w:ind w:left="100" w:right="100" w:firstLine="0" w:firstLineChars="0"/>
+            </w:pPr>
+            <w:r>
+              <w:rPr>
+                <w:rFonts w:ascii="Helvetica" w:hAnsi="Helvetica" w:eastAsia="Helvetica" w:cs="Helvetica"/>
+                <w:i w:val="false"/>
+                <w:b w:val="false"/>
+                <w:u w:val="none"/>
+                <w:sz w:val="22"/>
+                <w:szCs w:val="22"/>
+                <w:color w:val="000000"/>
+              </w:rPr>
+              <w:t xml:space="preserve">0.0105</w:t>
+            </w:r>
+          </w:p>
+        </w:tc>
+        <w:tc>
+          <w:tcPr>
+            <w:tcBorders>
+              <w:bottom w:val="none" w:sz="0" w:space="0" w:color="000000"/>
+              <w:top w:val="none" w:sz="0" w:space="0" w:color="000000"/>
+              <w:left w:val="none" w:sz="0" w:space="0" w:color="000000"/>
+              <w:right w:val="none" w:sz="0" w:space="0" w:color="000000"/>
+            </w:tcBorders>
+            <w:shd w:val="clear" w:color="auto" w:fill="FFFFFF"/>
+            <w:tcMar>
+              <w:top w:w="0" w:type="dxa"/>
+              <w:bottom w:w="0" w:type="dxa"/>
+              <w:left w:w="0" w:type="dxa"/>
+              <w:right w:w="0" w:type="dxa"/>
+            </w:tcMar>
+            <w:vAlign w:val="center"/>
+          </w:tcPr>
+          <w:p>
+            <w:pPr>
+              <w:pStyle w:val="Normal"/>
+              <w:jc w:val="right"/>
+              <w:pBdr>
+                <w:bottom w:val="none" w:sz="0" w:space="0" w:color="000000"/>
+                <w:top w:val="none" w:sz="0" w:space="0" w:color="000000"/>
+                <w:left w:val="none" w:sz="0" w:space="0" w:color="000000"/>
+                <w:right w:val="none" w:sz="0" w:space="0" w:color="000000"/>
+              </w:pBdr>
+              <w:spacing w:after="100" w:before="100" w:line="240"/>
+              <w:ind w:left="100" w:right="100" w:firstLine="0" w:firstLineChars="0"/>
+            </w:pPr>
+            <w:r>
+              <w:rPr>
+                <w:rFonts w:ascii="Helvetica" w:hAnsi="Helvetica" w:eastAsia="Helvetica" w:cs="Helvetica"/>
+                <w:i w:val="false"/>
+                <w:b w:val="false"/>
+                <w:u w:val="none"/>
+                <w:sz w:val="22"/>
+                <w:szCs w:val="22"/>
+                <w:color w:val="000000"/>
+              </w:rPr>
+              <w:t xml:space="preserve">0.9754</w:t>
+            </w:r>
+          </w:p>
+        </w:tc>
+        <w:tc>
+          <w:tcPr>
+            <w:tcBorders>
+              <w:bottom w:val="none" w:sz="0" w:space="0" w:color="000000"/>
+              <w:top w:val="none" w:sz="0" w:space="0" w:color="000000"/>
+              <w:left w:val="none" w:sz="0" w:space="0" w:color="000000"/>
+              <w:right w:val="none" w:sz="0" w:space="0" w:color="000000"/>
+            </w:tcBorders>
+            <w:shd w:val="clear" w:color="auto" w:fill="FFFFFF"/>
+            <w:tcMar>
+              <w:top w:w="0" w:type="dxa"/>
+              <w:bottom w:w="0" w:type="dxa"/>
+              <w:left w:w="0" w:type="dxa"/>
+              <w:right w:w="0" w:type="dxa"/>
+            </w:tcMar>
+            <w:vAlign w:val="center"/>
+          </w:tcPr>
+          <w:p>
+            <w:pPr>
+              <w:pStyle w:val="Normal"/>
+              <w:jc w:val="right"/>
+              <w:pBdr>
+                <w:bottom w:val="none" w:sz="0" w:space="0" w:color="000000"/>
+                <w:top w:val="none" w:sz="0" w:space="0" w:color="000000"/>
+                <w:left w:val="none" w:sz="0" w:space="0" w:color="000000"/>
+                <w:right w:val="none" w:sz="0" w:space="0" w:color="000000"/>
+              </w:pBdr>
+              <w:spacing w:after="100" w:before="100" w:line="240"/>
+              <w:ind w:left="100" w:right="100" w:firstLine="0" w:firstLineChars="0"/>
+            </w:pPr>
+            <w:r>
+              <w:rPr>
+                <w:rFonts w:ascii="Helvetica" w:hAnsi="Helvetica" w:eastAsia="Helvetica" w:cs="Helvetica"/>
+                <w:i w:val="false"/>
+                <w:b w:val="false"/>
+                <w:u w:val="none"/>
+                <w:sz w:val="22"/>
+                <w:szCs w:val="22"/>
+                <w:color w:val="000000"/>
+              </w:rPr>
+              <w:t xml:space="preserve">0.1749</w:t>
+            </w:r>
+          </w:p>
+        </w:tc>
+        <w:tc>
+          <w:tcPr>
+            <w:tcBorders>
+              <w:bottom w:val="none" w:sz="0" w:space="0" w:color="000000"/>
+              <w:top w:val="none" w:sz="0" w:space="0" w:color="000000"/>
+              <w:left w:val="none" w:sz="0" w:space="0" w:color="000000"/>
+              <w:right w:val="none" w:sz="0" w:space="0" w:color="000000"/>
+            </w:tcBorders>
+            <w:shd w:val="clear" w:color="auto" w:fill="FFFFFF"/>
+            <w:tcMar>
+              <w:top w:w="0" w:type="dxa"/>
+              <w:bottom w:w="0" w:type="dxa"/>
+              <w:left w:w="0" w:type="dxa"/>
+              <w:right w:w="0" w:type="dxa"/>
+            </w:tcMar>
+            <w:vAlign w:val="center"/>
+          </w:tcPr>
+          <w:p>
+            <w:pPr>
+              <w:pStyle w:val="Normal"/>
+              <w:jc w:val="right"/>
+              <w:pBdr>
+                <w:bottom w:val="none" w:sz="0" w:space="0" w:color="000000"/>
+                <w:top w:val="none" w:sz="0" w:space="0" w:color="000000"/>
+                <w:left w:val="none" w:sz="0" w:space="0" w:color="000000"/>
+                <w:right w:val="none" w:sz="0" w:space="0" w:color="000000"/>
+              </w:pBdr>
+              <w:spacing w:after="100" w:before="100" w:line="240"/>
+              <w:ind w:left="100" w:right="100" w:firstLine="0" w:firstLineChars="0"/>
+            </w:pPr>
+            <w:r>
+              <w:rPr>
+                <w:rFonts w:ascii="Helvetica" w:hAnsi="Helvetica" w:eastAsia="Helvetica" w:cs="Helvetica"/>
+                <w:i w:val="false"/>
+                <w:b w:val="false"/>
+                <w:u w:val="none"/>
+                <w:sz w:val="22"/>
+                <w:szCs w:val="22"/>
+                <w:color w:val="000000"/>
+              </w:rPr>
+              <w:t xml:space="preserve">0.1131</w:t>
+            </w:r>
+          </w:p>
+        </w:tc>
+        <w:tc>
+          <w:tcPr>
+            <w:tcBorders>
+              <w:bottom w:val="none" w:sz="0" w:space="0" w:color="000000"/>
+              <w:top w:val="none" w:sz="0" w:space="0" w:color="000000"/>
+              <w:left w:val="none" w:sz="0" w:space="0" w:color="000000"/>
+              <w:right w:val="none" w:sz="0" w:space="0" w:color="000000"/>
+            </w:tcBorders>
+            <w:shd w:val="clear" w:color="auto" w:fill="FFFFFF"/>
+            <w:tcMar>
+              <w:top w:w="0" w:type="dxa"/>
+              <w:bottom w:w="0" w:type="dxa"/>
+              <w:left w:w="0" w:type="dxa"/>
+              <w:right w:w="0" w:type="dxa"/>
+            </w:tcMar>
+            <w:vAlign w:val="center"/>
+          </w:tcPr>
+          <w:p>
+            <w:pPr>
+              <w:pStyle w:val="Normal"/>
+              <w:jc w:val="right"/>
+              <w:pBdr>
+                <w:bottom w:val="none" w:sz="0" w:space="0" w:color="000000"/>
+                <w:top w:val="none" w:sz="0" w:space="0" w:color="000000"/>
+                <w:left w:val="none" w:sz="0" w:space="0" w:color="000000"/>
+                <w:right w:val="none" w:sz="0" w:space="0" w:color="000000"/>
+              </w:pBdr>
+              <w:spacing w:after="100" w:before="100" w:line="240"/>
+              <w:ind w:left="100" w:right="100" w:firstLine="0" w:firstLineChars="0"/>
+            </w:pPr>
+            <w:r>
+              <w:rPr>
+                <w:rFonts w:ascii="Helvetica" w:hAnsi="Helvetica" w:eastAsia="Helvetica" w:cs="Helvetica"/>
+                <w:i w:val="false"/>
+                <w:b w:val="false"/>
+                <w:u w:val="none"/>
+                <w:sz w:val="22"/>
+                <w:szCs w:val="22"/>
+                <w:color w:val="000000"/>
+              </w:rPr>
+              <w:t xml:space="preserve">0.0306</w:t>
             </w:r>
           </w:p>
         </w:tc>
@@ -2573,227 +2573,227 @@
                 <w:szCs w:val="22"/>
                 <w:color w:val="000000"/>
               </w:rPr>
-              <w:t xml:space="preserve">0.0533</w:t>
-            </w:r>
-          </w:p>
-        </w:tc>
-        <w:tc>
-          <w:tcPr>
-            <w:tcBorders>
-              <w:bottom w:val="none" w:sz="0" w:space="0" w:color="000000"/>
-              <w:top w:val="none" w:sz="0" w:space="0" w:color="000000"/>
-              <w:left w:val="none" w:sz="0" w:space="0" w:color="000000"/>
-              <w:right w:val="none" w:sz="0" w:space="0" w:color="000000"/>
-            </w:tcBorders>
-            <w:shd w:val="clear" w:color="auto" w:fill="FFFFFF"/>
-            <w:tcMar>
-              <w:top w:w="0" w:type="dxa"/>
-              <w:bottom w:w="0" w:type="dxa"/>
-              <w:left w:w="0" w:type="dxa"/>
-              <w:right w:w="0" w:type="dxa"/>
-            </w:tcMar>
-            <w:vAlign w:val="center"/>
-          </w:tcPr>
-          <w:p>
-            <w:pPr>
-              <w:pStyle w:val="Normal"/>
-              <w:jc w:val="right"/>
-              <w:pBdr>
-                <w:bottom w:val="none" w:sz="0" w:space="0" w:color="000000"/>
-                <w:top w:val="none" w:sz="0" w:space="0" w:color="000000"/>
-                <w:left w:val="none" w:sz="0" w:space="0" w:color="000000"/>
-                <w:right w:val="none" w:sz="0" w:space="0" w:color="000000"/>
-              </w:pBdr>
-              <w:spacing w:after="100" w:before="100" w:line="240"/>
-              <w:ind w:left="100" w:right="100" w:firstLine="0" w:firstLineChars="0"/>
-            </w:pPr>
-            <w:r>
-              <w:rPr>
-                <w:rFonts w:ascii="Helvetica" w:hAnsi="Helvetica" w:eastAsia="Helvetica" w:cs="Helvetica"/>
-                <w:i w:val="false"/>
-                <w:b w:val="false"/>
-                <w:u w:val="none"/>
-                <w:sz w:val="22"/>
-                <w:szCs w:val="22"/>
-                <w:color w:val="000000"/>
-              </w:rPr>
-              <w:t xml:space="preserve">0.0151</w:t>
-            </w:r>
-          </w:p>
-        </w:tc>
-        <w:tc>
-          <w:tcPr>
-            <w:tcBorders>
-              <w:bottom w:val="none" w:sz="0" w:space="0" w:color="000000"/>
-              <w:top w:val="none" w:sz="0" w:space="0" w:color="000000"/>
-              <w:left w:val="none" w:sz="0" w:space="0" w:color="000000"/>
-              <w:right w:val="none" w:sz="0" w:space="0" w:color="000000"/>
-            </w:tcBorders>
-            <w:shd w:val="clear" w:color="auto" w:fill="FFFFFF"/>
-            <w:tcMar>
-              <w:top w:w="0" w:type="dxa"/>
-              <w:bottom w:w="0" w:type="dxa"/>
-              <w:left w:w="0" w:type="dxa"/>
-              <w:right w:w="0" w:type="dxa"/>
-            </w:tcMar>
-            <w:vAlign w:val="center"/>
-          </w:tcPr>
-          <w:p>
-            <w:pPr>
-              <w:pStyle w:val="Normal"/>
-              <w:jc w:val="right"/>
-              <w:pBdr>
-                <w:bottom w:val="none" w:sz="0" w:space="0" w:color="000000"/>
-                <w:top w:val="none" w:sz="0" w:space="0" w:color="000000"/>
-                <w:left w:val="none" w:sz="0" w:space="0" w:color="000000"/>
-                <w:right w:val="none" w:sz="0" w:space="0" w:color="000000"/>
-              </w:pBdr>
-              <w:spacing w:after="100" w:before="100" w:line="240"/>
-              <w:ind w:left="100" w:right="100" w:firstLine="0" w:firstLineChars="0"/>
-            </w:pPr>
-            <w:r>
-              <w:rPr>
-                <w:rFonts w:ascii="Helvetica" w:hAnsi="Helvetica" w:eastAsia="Helvetica" w:cs="Helvetica"/>
-                <w:i w:val="false"/>
-                <w:b w:val="false"/>
-                <w:u w:val="none"/>
-                <w:sz w:val="22"/>
-                <w:szCs w:val="22"/>
-                <w:color w:val="000000"/>
-              </w:rPr>
-              <w:t xml:space="preserve">0.9770</w:t>
-            </w:r>
-          </w:p>
-        </w:tc>
-        <w:tc>
-          <w:tcPr>
-            <w:tcBorders>
-              <w:bottom w:val="none" w:sz="0" w:space="0" w:color="000000"/>
-              <w:top w:val="none" w:sz="0" w:space="0" w:color="000000"/>
-              <w:left w:val="none" w:sz="0" w:space="0" w:color="000000"/>
-              <w:right w:val="none" w:sz="0" w:space="0" w:color="000000"/>
-            </w:tcBorders>
-            <w:shd w:val="clear" w:color="auto" w:fill="FFFFFF"/>
-            <w:tcMar>
-              <w:top w:w="0" w:type="dxa"/>
-              <w:bottom w:w="0" w:type="dxa"/>
-              <w:left w:w="0" w:type="dxa"/>
-              <w:right w:w="0" w:type="dxa"/>
-            </w:tcMar>
-            <w:vAlign w:val="center"/>
-          </w:tcPr>
-          <w:p>
-            <w:pPr>
-              <w:pStyle w:val="Normal"/>
-              <w:jc w:val="right"/>
-              <w:pBdr>
-                <w:bottom w:val="none" w:sz="0" w:space="0" w:color="000000"/>
-                <w:top w:val="none" w:sz="0" w:space="0" w:color="000000"/>
-                <w:left w:val="none" w:sz="0" w:space="0" w:color="000000"/>
-                <w:right w:val="none" w:sz="0" w:space="0" w:color="000000"/>
-              </w:pBdr>
-              <w:spacing w:after="100" w:before="100" w:line="240"/>
-              <w:ind w:left="100" w:right="100" w:firstLine="0" w:firstLineChars="0"/>
-            </w:pPr>
-            <w:r>
-              <w:rPr>
-                <w:rFonts w:ascii="Helvetica" w:hAnsi="Helvetica" w:eastAsia="Helvetica" w:cs="Helvetica"/>
-                <w:i w:val="false"/>
-                <w:b w:val="false"/>
-                <w:u w:val="none"/>
-                <w:sz w:val="22"/>
-                <w:szCs w:val="22"/>
-                <w:color w:val="000000"/>
-              </w:rPr>
-              <w:t xml:space="preserve">0.0706</w:t>
-            </w:r>
-          </w:p>
-        </w:tc>
-        <w:tc>
-          <w:tcPr>
-            <w:tcBorders>
-              <w:bottom w:val="none" w:sz="0" w:space="0" w:color="000000"/>
-              <w:top w:val="none" w:sz="0" w:space="0" w:color="000000"/>
-              <w:left w:val="none" w:sz="0" w:space="0" w:color="000000"/>
-              <w:right w:val="none" w:sz="0" w:space="0" w:color="000000"/>
-            </w:tcBorders>
-            <w:shd w:val="clear" w:color="auto" w:fill="FFFFFF"/>
-            <w:tcMar>
-              <w:top w:w="0" w:type="dxa"/>
-              <w:bottom w:w="0" w:type="dxa"/>
-              <w:left w:w="0" w:type="dxa"/>
-              <w:right w:w="0" w:type="dxa"/>
-            </w:tcMar>
-            <w:vAlign w:val="center"/>
-          </w:tcPr>
-          <w:p>
-            <w:pPr>
-              <w:pStyle w:val="Normal"/>
-              <w:jc w:val="right"/>
-              <w:pBdr>
-                <w:bottom w:val="none" w:sz="0" w:space="0" w:color="000000"/>
-                <w:top w:val="none" w:sz="0" w:space="0" w:color="000000"/>
-                <w:left w:val="none" w:sz="0" w:space="0" w:color="000000"/>
-                <w:right w:val="none" w:sz="0" w:space="0" w:color="000000"/>
-              </w:pBdr>
-              <w:spacing w:after="100" w:before="100" w:line="240"/>
-              <w:ind w:left="100" w:right="100" w:firstLine="0" w:firstLineChars="0"/>
-            </w:pPr>
-            <w:r>
-              <w:rPr>
-                <w:rFonts w:ascii="Helvetica" w:hAnsi="Helvetica" w:eastAsia="Helvetica" w:cs="Helvetica"/>
-                <w:i w:val="false"/>
-                <w:b w:val="false"/>
-                <w:u w:val="none"/>
-                <w:sz w:val="22"/>
-                <w:szCs w:val="22"/>
-                <w:color w:val="000000"/>
-              </w:rPr>
-              <w:t xml:space="preserve">0.0531</w:t>
-            </w:r>
-          </w:p>
-        </w:tc>
-        <w:tc>
-          <w:tcPr>
-            <w:tcBorders>
-              <w:bottom w:val="none" w:sz="0" w:space="0" w:color="000000"/>
-              <w:top w:val="none" w:sz="0" w:space="0" w:color="000000"/>
-              <w:left w:val="none" w:sz="0" w:space="0" w:color="000000"/>
-              <w:right w:val="none" w:sz="0" w:space="0" w:color="000000"/>
-            </w:tcBorders>
-            <w:shd w:val="clear" w:color="auto" w:fill="FFFFFF"/>
-            <w:tcMar>
-              <w:top w:w="0" w:type="dxa"/>
-              <w:bottom w:w="0" w:type="dxa"/>
-              <w:left w:w="0" w:type="dxa"/>
-              <w:right w:w="0" w:type="dxa"/>
-            </w:tcMar>
-            <w:vAlign w:val="center"/>
-          </w:tcPr>
-          <w:p>
-            <w:pPr>
-              <w:pStyle w:val="Normal"/>
-              <w:jc w:val="right"/>
-              <w:pBdr>
-                <w:bottom w:val="none" w:sz="0" w:space="0" w:color="000000"/>
-                <w:top w:val="none" w:sz="0" w:space="0" w:color="000000"/>
-                <w:left w:val="none" w:sz="0" w:space="0" w:color="000000"/>
-                <w:right w:val="none" w:sz="0" w:space="0" w:color="000000"/>
-              </w:pBdr>
-              <w:spacing w:after="100" w:before="100" w:line="240"/>
-              <w:ind w:left="100" w:right="100" w:firstLine="0" w:firstLineChars="0"/>
-            </w:pPr>
-            <w:r>
-              <w:rPr>
-                <w:rFonts w:ascii="Helvetica" w:hAnsi="Helvetica" w:eastAsia="Helvetica" w:cs="Helvetica"/>
-                <w:i w:val="false"/>
-                <w:b w:val="false"/>
-                <w:u w:val="none"/>
-                <w:sz w:val="22"/>
-                <w:szCs w:val="22"/>
-                <w:color w:val="000000"/>
-              </w:rPr>
-              <w:t xml:space="preserve">0.0050</w:t>
+              <w:t xml:space="preserve">0.1438</w:t>
+            </w:r>
+          </w:p>
+        </w:tc>
+        <w:tc>
+          <w:tcPr>
+            <w:tcBorders>
+              <w:bottom w:val="none" w:sz="0" w:space="0" w:color="000000"/>
+              <w:top w:val="none" w:sz="0" w:space="0" w:color="000000"/>
+              <w:left w:val="none" w:sz="0" w:space="0" w:color="000000"/>
+              <w:right w:val="none" w:sz="0" w:space="0" w:color="000000"/>
+            </w:tcBorders>
+            <w:shd w:val="clear" w:color="auto" w:fill="FFFFFF"/>
+            <w:tcMar>
+              <w:top w:w="0" w:type="dxa"/>
+              <w:bottom w:w="0" w:type="dxa"/>
+              <w:left w:w="0" w:type="dxa"/>
+              <w:right w:w="0" w:type="dxa"/>
+            </w:tcMar>
+            <w:vAlign w:val="center"/>
+          </w:tcPr>
+          <w:p>
+            <w:pPr>
+              <w:pStyle w:val="Normal"/>
+              <w:jc w:val="right"/>
+              <w:pBdr>
+                <w:bottom w:val="none" w:sz="0" w:space="0" w:color="000000"/>
+                <w:top w:val="none" w:sz="0" w:space="0" w:color="000000"/>
+                <w:left w:val="none" w:sz="0" w:space="0" w:color="000000"/>
+                <w:right w:val="none" w:sz="0" w:space="0" w:color="000000"/>
+              </w:pBdr>
+              <w:spacing w:after="100" w:before="100" w:line="240"/>
+              <w:ind w:left="100" w:right="100" w:firstLine="0" w:firstLineChars="0"/>
+            </w:pPr>
+            <w:r>
+              <w:rPr>
+                <w:rFonts w:ascii="Helvetica" w:hAnsi="Helvetica" w:eastAsia="Helvetica" w:cs="Helvetica"/>
+                <w:i w:val="false"/>
+                <w:b w:val="false"/>
+                <w:u w:val="none"/>
+                <w:sz w:val="22"/>
+                <w:szCs w:val="22"/>
+                <w:color w:val="000000"/>
+              </w:rPr>
+              <w:t xml:space="preserve">0.0101</w:t>
+            </w:r>
+          </w:p>
+        </w:tc>
+        <w:tc>
+          <w:tcPr>
+            <w:tcBorders>
+              <w:bottom w:val="none" w:sz="0" w:space="0" w:color="000000"/>
+              <w:top w:val="none" w:sz="0" w:space="0" w:color="000000"/>
+              <w:left w:val="none" w:sz="0" w:space="0" w:color="000000"/>
+              <w:right w:val="none" w:sz="0" w:space="0" w:color="000000"/>
+            </w:tcBorders>
+            <w:shd w:val="clear" w:color="auto" w:fill="FFFFFF"/>
+            <w:tcMar>
+              <w:top w:w="0" w:type="dxa"/>
+              <w:bottom w:w="0" w:type="dxa"/>
+              <w:left w:w="0" w:type="dxa"/>
+              <w:right w:w="0" w:type="dxa"/>
+            </w:tcMar>
+            <w:vAlign w:val="center"/>
+          </w:tcPr>
+          <w:p>
+            <w:pPr>
+              <w:pStyle w:val="Normal"/>
+              <w:jc w:val="right"/>
+              <w:pBdr>
+                <w:bottom w:val="none" w:sz="0" w:space="0" w:color="000000"/>
+                <w:top w:val="none" w:sz="0" w:space="0" w:color="000000"/>
+                <w:left w:val="none" w:sz="0" w:space="0" w:color="000000"/>
+                <w:right w:val="none" w:sz="0" w:space="0" w:color="000000"/>
+              </w:pBdr>
+              <w:spacing w:after="100" w:before="100" w:line="240"/>
+              <w:ind w:left="100" w:right="100" w:firstLine="0" w:firstLineChars="0"/>
+            </w:pPr>
+            <w:r>
+              <w:rPr>
+                <w:rFonts w:ascii="Helvetica" w:hAnsi="Helvetica" w:eastAsia="Helvetica" w:cs="Helvetica"/>
+                <w:i w:val="false"/>
+                <w:b w:val="false"/>
+                <w:u w:val="none"/>
+                <w:sz w:val="22"/>
+                <w:szCs w:val="22"/>
+                <w:color w:val="000000"/>
+              </w:rPr>
+              <w:t xml:space="preserve">0.9751</w:t>
+            </w:r>
+          </w:p>
+        </w:tc>
+        <w:tc>
+          <w:tcPr>
+            <w:tcBorders>
+              <w:bottom w:val="none" w:sz="0" w:space="0" w:color="000000"/>
+              <w:top w:val="none" w:sz="0" w:space="0" w:color="000000"/>
+              <w:left w:val="none" w:sz="0" w:space="0" w:color="000000"/>
+              <w:right w:val="none" w:sz="0" w:space="0" w:color="000000"/>
+            </w:tcBorders>
+            <w:shd w:val="clear" w:color="auto" w:fill="FFFFFF"/>
+            <w:tcMar>
+              <w:top w:w="0" w:type="dxa"/>
+              <w:bottom w:w="0" w:type="dxa"/>
+              <w:left w:w="0" w:type="dxa"/>
+              <w:right w:w="0" w:type="dxa"/>
+            </w:tcMar>
+            <w:vAlign w:val="center"/>
+          </w:tcPr>
+          <w:p>
+            <w:pPr>
+              <w:pStyle w:val="Normal"/>
+              <w:jc w:val="right"/>
+              <w:pBdr>
+                <w:bottom w:val="none" w:sz="0" w:space="0" w:color="000000"/>
+                <w:top w:val="none" w:sz="0" w:space="0" w:color="000000"/>
+                <w:left w:val="none" w:sz="0" w:space="0" w:color="000000"/>
+                <w:right w:val="none" w:sz="0" w:space="0" w:color="000000"/>
+              </w:pBdr>
+              <w:spacing w:after="100" w:before="100" w:line="240"/>
+              <w:ind w:left="100" w:right="100" w:firstLine="0" w:firstLineChars="0"/>
+            </w:pPr>
+            <w:r>
+              <w:rPr>
+                <w:rFonts w:ascii="Helvetica" w:hAnsi="Helvetica" w:eastAsia="Helvetica" w:cs="Helvetica"/>
+                <w:i w:val="false"/>
+                <w:b w:val="false"/>
+                <w:u w:val="none"/>
+                <w:sz w:val="22"/>
+                <w:szCs w:val="22"/>
+                <w:color w:val="000000"/>
+              </w:rPr>
+              <w:t xml:space="preserve">0.1390</w:t>
+            </w:r>
+          </w:p>
+        </w:tc>
+        <w:tc>
+          <w:tcPr>
+            <w:tcBorders>
+              <w:bottom w:val="none" w:sz="0" w:space="0" w:color="000000"/>
+              <w:top w:val="none" w:sz="0" w:space="0" w:color="000000"/>
+              <w:left w:val="none" w:sz="0" w:space="0" w:color="000000"/>
+              <w:right w:val="none" w:sz="0" w:space="0" w:color="000000"/>
+            </w:tcBorders>
+            <w:shd w:val="clear" w:color="auto" w:fill="FFFFFF"/>
+            <w:tcMar>
+              <w:top w:w="0" w:type="dxa"/>
+              <w:bottom w:w="0" w:type="dxa"/>
+              <w:left w:w="0" w:type="dxa"/>
+              <w:right w:w="0" w:type="dxa"/>
+            </w:tcMar>
+            <w:vAlign w:val="center"/>
+          </w:tcPr>
+          <w:p>
+            <w:pPr>
+              <w:pStyle w:val="Normal"/>
+              <w:jc w:val="right"/>
+              <w:pBdr>
+                <w:bottom w:val="none" w:sz="0" w:space="0" w:color="000000"/>
+                <w:top w:val="none" w:sz="0" w:space="0" w:color="000000"/>
+                <w:left w:val="none" w:sz="0" w:space="0" w:color="000000"/>
+                <w:right w:val="none" w:sz="0" w:space="0" w:color="000000"/>
+              </w:pBdr>
+              <w:spacing w:after="100" w:before="100" w:line="240"/>
+              <w:ind w:left="100" w:right="100" w:firstLine="0" w:firstLineChars="0"/>
+            </w:pPr>
+            <w:r>
+              <w:rPr>
+                <w:rFonts w:ascii="Helvetica" w:hAnsi="Helvetica" w:eastAsia="Helvetica" w:cs="Helvetica"/>
+                <w:i w:val="false"/>
+                <w:b w:val="false"/>
+                <w:u w:val="none"/>
+                <w:sz w:val="22"/>
+                <w:szCs w:val="22"/>
+                <w:color w:val="000000"/>
+              </w:rPr>
+              <w:t xml:space="preserve">0.1099</w:t>
+            </w:r>
+          </w:p>
+        </w:tc>
+        <w:tc>
+          <w:tcPr>
+            <w:tcBorders>
+              <w:bottom w:val="none" w:sz="0" w:space="0" w:color="000000"/>
+              <w:top w:val="none" w:sz="0" w:space="0" w:color="000000"/>
+              <w:left w:val="none" w:sz="0" w:space="0" w:color="000000"/>
+              <w:right w:val="none" w:sz="0" w:space="0" w:color="000000"/>
+            </w:tcBorders>
+            <w:shd w:val="clear" w:color="auto" w:fill="FFFFFF"/>
+            <w:tcMar>
+              <w:top w:w="0" w:type="dxa"/>
+              <w:bottom w:w="0" w:type="dxa"/>
+              <w:left w:w="0" w:type="dxa"/>
+              <w:right w:w="0" w:type="dxa"/>
+            </w:tcMar>
+            <w:vAlign w:val="center"/>
+          </w:tcPr>
+          <w:p>
+            <w:pPr>
+              <w:pStyle w:val="Normal"/>
+              <w:jc w:val="right"/>
+              <w:pBdr>
+                <w:bottom w:val="none" w:sz="0" w:space="0" w:color="000000"/>
+                <w:top w:val="none" w:sz="0" w:space="0" w:color="000000"/>
+                <w:left w:val="none" w:sz="0" w:space="0" w:color="000000"/>
+                <w:right w:val="none" w:sz="0" w:space="0" w:color="000000"/>
+              </w:pBdr>
+              <w:spacing w:after="100" w:before="100" w:line="240"/>
+              <w:ind w:left="100" w:right="100" w:firstLine="0" w:firstLineChars="0"/>
+            </w:pPr>
+            <w:r>
+              <w:rPr>
+                <w:rFonts w:ascii="Helvetica" w:hAnsi="Helvetica" w:eastAsia="Helvetica" w:cs="Helvetica"/>
+                <w:i w:val="false"/>
+                <w:b w:val="false"/>
+                <w:u w:val="none"/>
+                <w:sz w:val="22"/>
+                <w:szCs w:val="22"/>
+                <w:color w:val="000000"/>
+              </w:rPr>
+              <w:t xml:space="preserve">0.0193</w:t>
             </w:r>
           </w:p>
         </w:tc>
@@ -2976,227 +2976,227 @@
                 <w:szCs w:val="22"/>
                 <w:color w:val="000000"/>
               </w:rPr>
-              <w:t xml:space="preserve">0.9876</w:t>
-            </w:r>
-          </w:p>
-        </w:tc>
-        <w:tc>
-          <w:tcPr>
-            <w:tcBorders>
-              <w:bottom w:val="none" w:sz="0" w:space="0" w:color="000000"/>
-              <w:top w:val="none" w:sz="0" w:space="0" w:color="000000"/>
-              <w:left w:val="none" w:sz="0" w:space="0" w:color="000000"/>
-              <w:right w:val="none" w:sz="0" w:space="0" w:color="000000"/>
-            </w:tcBorders>
-            <w:shd w:val="clear" w:color="auto" w:fill="FFFFFF"/>
-            <w:tcMar>
-              <w:top w:w="0" w:type="dxa"/>
-              <w:bottom w:w="0" w:type="dxa"/>
-              <w:left w:w="0" w:type="dxa"/>
-              <w:right w:w="0" w:type="dxa"/>
-            </w:tcMar>
-            <w:vAlign w:val="center"/>
-          </w:tcPr>
-          <w:p>
-            <w:pPr>
-              <w:pStyle w:val="Normal"/>
-              <w:jc w:val="right"/>
-              <w:pBdr>
-                <w:bottom w:val="none" w:sz="0" w:space="0" w:color="000000"/>
-                <w:top w:val="none" w:sz="0" w:space="0" w:color="000000"/>
-                <w:left w:val="none" w:sz="0" w:space="0" w:color="000000"/>
-                <w:right w:val="none" w:sz="0" w:space="0" w:color="000000"/>
-              </w:pBdr>
-              <w:spacing w:after="100" w:before="100" w:line="240"/>
-              <w:ind w:left="100" w:right="100" w:firstLine="0" w:firstLineChars="0"/>
-            </w:pPr>
-            <w:r>
-              <w:rPr>
-                <w:rFonts w:ascii="Helvetica" w:hAnsi="Helvetica" w:eastAsia="Helvetica" w:cs="Helvetica"/>
-                <w:i w:val="false"/>
-                <w:b w:val="false"/>
-                <w:u w:val="none"/>
-                <w:sz w:val="22"/>
-                <w:szCs w:val="22"/>
-                <w:color w:val="000000"/>
-              </w:rPr>
-              <w:t xml:space="preserve">0.0470</w:t>
-            </w:r>
-          </w:p>
-        </w:tc>
-        <w:tc>
-          <w:tcPr>
-            <w:tcBorders>
-              <w:bottom w:val="none" w:sz="0" w:space="0" w:color="000000"/>
-              <w:top w:val="none" w:sz="0" w:space="0" w:color="000000"/>
-              <w:left w:val="none" w:sz="0" w:space="0" w:color="000000"/>
-              <w:right w:val="none" w:sz="0" w:space="0" w:color="000000"/>
-            </w:tcBorders>
-            <w:shd w:val="clear" w:color="auto" w:fill="FFFFFF"/>
-            <w:tcMar>
-              <w:top w:w="0" w:type="dxa"/>
-              <w:bottom w:w="0" w:type="dxa"/>
-              <w:left w:w="0" w:type="dxa"/>
-              <w:right w:w="0" w:type="dxa"/>
-            </w:tcMar>
-            <w:vAlign w:val="center"/>
-          </w:tcPr>
-          <w:p>
-            <w:pPr>
-              <w:pStyle w:val="Normal"/>
-              <w:jc w:val="right"/>
-              <w:pBdr>
-                <w:bottom w:val="none" w:sz="0" w:space="0" w:color="000000"/>
-                <w:top w:val="none" w:sz="0" w:space="0" w:color="000000"/>
-                <w:left w:val="none" w:sz="0" w:space="0" w:color="000000"/>
-                <w:right w:val="none" w:sz="0" w:space="0" w:color="000000"/>
-              </w:pBdr>
-              <w:spacing w:after="100" w:before="100" w:line="240"/>
-              <w:ind w:left="100" w:right="100" w:firstLine="0" w:firstLineChars="0"/>
-            </w:pPr>
-            <w:r>
-              <w:rPr>
-                <w:rFonts w:ascii="Helvetica" w:hAnsi="Helvetica" w:eastAsia="Helvetica" w:cs="Helvetica"/>
-                <w:i w:val="false"/>
-                <w:b w:val="false"/>
-                <w:u w:val="none"/>
-                <w:sz w:val="22"/>
-                <w:szCs w:val="22"/>
-                <w:color w:val="000000"/>
-              </w:rPr>
-              <w:t xml:space="preserve">0.8432</w:t>
-            </w:r>
-          </w:p>
-        </w:tc>
-        <w:tc>
-          <w:tcPr>
-            <w:tcBorders>
-              <w:bottom w:val="none" w:sz="0" w:space="0" w:color="000000"/>
-              <w:top w:val="none" w:sz="0" w:space="0" w:color="000000"/>
-              <w:left w:val="none" w:sz="0" w:space="0" w:color="000000"/>
-              <w:right w:val="none" w:sz="0" w:space="0" w:color="000000"/>
-            </w:tcBorders>
-            <w:shd w:val="clear" w:color="auto" w:fill="FFFFFF"/>
-            <w:tcMar>
-              <w:top w:w="0" w:type="dxa"/>
-              <w:bottom w:w="0" w:type="dxa"/>
-              <w:left w:w="0" w:type="dxa"/>
-              <w:right w:w="0" w:type="dxa"/>
-            </w:tcMar>
-            <w:vAlign w:val="center"/>
-          </w:tcPr>
-          <w:p>
-            <w:pPr>
-              <w:pStyle w:val="Normal"/>
-              <w:jc w:val="right"/>
-              <w:pBdr>
-                <w:bottom w:val="none" w:sz="0" w:space="0" w:color="000000"/>
-                <w:top w:val="none" w:sz="0" w:space="0" w:color="000000"/>
-                <w:left w:val="none" w:sz="0" w:space="0" w:color="000000"/>
-                <w:right w:val="none" w:sz="0" w:space="0" w:color="000000"/>
-              </w:pBdr>
-              <w:spacing w:after="100" w:before="100" w:line="240"/>
-              <w:ind w:left="100" w:right="100" w:firstLine="0" w:firstLineChars="0"/>
-            </w:pPr>
-            <w:r>
-              <w:rPr>
-                <w:rFonts w:ascii="Helvetica" w:hAnsi="Helvetica" w:eastAsia="Helvetica" w:cs="Helvetica"/>
-                <w:i w:val="false"/>
-                <w:b w:val="false"/>
-                <w:u w:val="none"/>
-                <w:sz w:val="22"/>
-                <w:szCs w:val="22"/>
-                <w:color w:val="000000"/>
-              </w:rPr>
-              <w:t xml:space="preserve">0.2337</w:t>
-            </w:r>
-          </w:p>
-        </w:tc>
-        <w:tc>
-          <w:tcPr>
-            <w:tcBorders>
-              <w:bottom w:val="none" w:sz="0" w:space="0" w:color="000000"/>
-              <w:top w:val="none" w:sz="0" w:space="0" w:color="000000"/>
-              <w:left w:val="none" w:sz="0" w:space="0" w:color="000000"/>
-              <w:right w:val="none" w:sz="0" w:space="0" w:color="000000"/>
-            </w:tcBorders>
-            <w:shd w:val="clear" w:color="auto" w:fill="FFFFFF"/>
-            <w:tcMar>
-              <w:top w:w="0" w:type="dxa"/>
-              <w:bottom w:w="0" w:type="dxa"/>
-              <w:left w:w="0" w:type="dxa"/>
-              <w:right w:w="0" w:type="dxa"/>
-            </w:tcMar>
-            <w:vAlign w:val="center"/>
-          </w:tcPr>
-          <w:p>
-            <w:pPr>
-              <w:pStyle w:val="Normal"/>
-              <w:jc w:val="right"/>
-              <w:pBdr>
-                <w:bottom w:val="none" w:sz="0" w:space="0" w:color="000000"/>
-                <w:top w:val="none" w:sz="0" w:space="0" w:color="000000"/>
-                <w:left w:val="none" w:sz="0" w:space="0" w:color="000000"/>
-                <w:right w:val="none" w:sz="0" w:space="0" w:color="000000"/>
-              </w:pBdr>
-              <w:spacing w:after="100" w:before="100" w:line="240"/>
-              <w:ind w:left="100" w:right="100" w:firstLine="0" w:firstLineChars="0"/>
-            </w:pPr>
-            <w:r>
-              <w:rPr>
-                <w:rFonts w:ascii="Helvetica" w:hAnsi="Helvetica" w:eastAsia="Helvetica" w:cs="Helvetica"/>
-                <w:i w:val="false"/>
-                <w:b w:val="false"/>
-                <w:u w:val="none"/>
-                <w:sz w:val="22"/>
-                <w:szCs w:val="22"/>
-                <w:color w:val="000000"/>
-              </w:rPr>
-              <w:t xml:space="preserve">0.1626</w:t>
-            </w:r>
-          </w:p>
-        </w:tc>
-        <w:tc>
-          <w:tcPr>
-            <w:tcBorders>
-              <w:bottom w:val="none" w:sz="0" w:space="0" w:color="000000"/>
-              <w:top w:val="none" w:sz="0" w:space="0" w:color="000000"/>
-              <w:left w:val="none" w:sz="0" w:space="0" w:color="000000"/>
-              <w:right w:val="none" w:sz="0" w:space="0" w:color="000000"/>
-            </w:tcBorders>
-            <w:shd w:val="clear" w:color="auto" w:fill="FFFFFF"/>
-            <w:tcMar>
-              <w:top w:w="0" w:type="dxa"/>
-              <w:bottom w:w="0" w:type="dxa"/>
-              <w:left w:w="0" w:type="dxa"/>
-              <w:right w:w="0" w:type="dxa"/>
-            </w:tcMar>
-            <w:vAlign w:val="center"/>
-          </w:tcPr>
-          <w:p>
-            <w:pPr>
-              <w:pStyle w:val="Normal"/>
-              <w:jc w:val="right"/>
-              <w:pBdr>
-                <w:bottom w:val="none" w:sz="0" w:space="0" w:color="000000"/>
-                <w:top w:val="none" w:sz="0" w:space="0" w:color="000000"/>
-                <w:left w:val="none" w:sz="0" w:space="0" w:color="000000"/>
-                <w:right w:val="none" w:sz="0" w:space="0" w:color="000000"/>
-              </w:pBdr>
-              <w:spacing w:after="100" w:before="100" w:line="240"/>
-              <w:ind w:left="100" w:right="100" w:firstLine="0" w:firstLineChars="0"/>
-            </w:pPr>
-            <w:r>
-              <w:rPr>
-                <w:rFonts w:ascii="Helvetica" w:hAnsi="Helvetica" w:eastAsia="Helvetica" w:cs="Helvetica"/>
-                <w:i w:val="false"/>
-                <w:b w:val="false"/>
-                <w:u w:val="none"/>
-                <w:sz w:val="22"/>
-                <w:szCs w:val="22"/>
-                <w:color w:val="000000"/>
-              </w:rPr>
-              <w:t xml:space="preserve">0.0546</w:t>
+              <w:t xml:space="preserve">0.9929</w:t>
+            </w:r>
+          </w:p>
+        </w:tc>
+        <w:tc>
+          <w:tcPr>
+            <w:tcBorders>
+              <w:bottom w:val="none" w:sz="0" w:space="0" w:color="000000"/>
+              <w:top w:val="none" w:sz="0" w:space="0" w:color="000000"/>
+              <w:left w:val="none" w:sz="0" w:space="0" w:color="000000"/>
+              <w:right w:val="none" w:sz="0" w:space="0" w:color="000000"/>
+            </w:tcBorders>
+            <w:shd w:val="clear" w:color="auto" w:fill="FFFFFF"/>
+            <w:tcMar>
+              <w:top w:w="0" w:type="dxa"/>
+              <w:bottom w:w="0" w:type="dxa"/>
+              <w:left w:w="0" w:type="dxa"/>
+              <w:right w:w="0" w:type="dxa"/>
+            </w:tcMar>
+            <w:vAlign w:val="center"/>
+          </w:tcPr>
+          <w:p>
+            <w:pPr>
+              <w:pStyle w:val="Normal"/>
+              <w:jc w:val="right"/>
+              <w:pBdr>
+                <w:bottom w:val="none" w:sz="0" w:space="0" w:color="000000"/>
+                <w:top w:val="none" w:sz="0" w:space="0" w:color="000000"/>
+                <w:left w:val="none" w:sz="0" w:space="0" w:color="000000"/>
+                <w:right w:val="none" w:sz="0" w:space="0" w:color="000000"/>
+              </w:pBdr>
+              <w:spacing w:after="100" w:before="100" w:line="240"/>
+              <w:ind w:left="100" w:right="100" w:firstLine="0" w:firstLineChars="0"/>
+            </w:pPr>
+            <w:r>
+              <w:rPr>
+                <w:rFonts w:ascii="Helvetica" w:hAnsi="Helvetica" w:eastAsia="Helvetica" w:cs="Helvetica"/>
+                <w:i w:val="false"/>
+                <w:b w:val="false"/>
+                <w:u w:val="none"/>
+                <w:sz w:val="22"/>
+                <w:szCs w:val="22"/>
+                <w:color w:val="000000"/>
+              </w:rPr>
+              <w:t xml:space="preserve">0.0154</w:t>
+            </w:r>
+          </w:p>
+        </w:tc>
+        <w:tc>
+          <w:tcPr>
+            <w:tcBorders>
+              <w:bottom w:val="none" w:sz="0" w:space="0" w:color="000000"/>
+              <w:top w:val="none" w:sz="0" w:space="0" w:color="000000"/>
+              <w:left w:val="none" w:sz="0" w:space="0" w:color="000000"/>
+              <w:right w:val="none" w:sz="0" w:space="0" w:color="000000"/>
+            </w:tcBorders>
+            <w:shd w:val="clear" w:color="auto" w:fill="FFFFFF"/>
+            <w:tcMar>
+              <w:top w:w="0" w:type="dxa"/>
+              <w:bottom w:w="0" w:type="dxa"/>
+              <w:left w:w="0" w:type="dxa"/>
+              <w:right w:w="0" w:type="dxa"/>
+            </w:tcMar>
+            <w:vAlign w:val="center"/>
+          </w:tcPr>
+          <w:p>
+            <w:pPr>
+              <w:pStyle w:val="Normal"/>
+              <w:jc w:val="right"/>
+              <w:pBdr>
+                <w:bottom w:val="none" w:sz="0" w:space="0" w:color="000000"/>
+                <w:top w:val="none" w:sz="0" w:space="0" w:color="000000"/>
+                <w:left w:val="none" w:sz="0" w:space="0" w:color="000000"/>
+                <w:right w:val="none" w:sz="0" w:space="0" w:color="000000"/>
+              </w:pBdr>
+              <w:spacing w:after="100" w:before="100" w:line="240"/>
+              <w:ind w:left="100" w:right="100" w:firstLine="0" w:firstLineChars="0"/>
+            </w:pPr>
+            <w:r>
+              <w:rPr>
+                <w:rFonts w:ascii="Helvetica" w:hAnsi="Helvetica" w:eastAsia="Helvetica" w:cs="Helvetica"/>
+                <w:i w:val="false"/>
+                <w:b w:val="false"/>
+                <w:u w:val="none"/>
+                <w:sz w:val="22"/>
+                <w:szCs w:val="22"/>
+                <w:color w:val="000000"/>
+              </w:rPr>
+              <w:t xml:space="preserve">0.9547</w:t>
+            </w:r>
+          </w:p>
+        </w:tc>
+        <w:tc>
+          <w:tcPr>
+            <w:tcBorders>
+              <w:bottom w:val="none" w:sz="0" w:space="0" w:color="000000"/>
+              <w:top w:val="none" w:sz="0" w:space="0" w:color="000000"/>
+              <w:left w:val="none" w:sz="0" w:space="0" w:color="000000"/>
+              <w:right w:val="none" w:sz="0" w:space="0" w:color="000000"/>
+            </w:tcBorders>
+            <w:shd w:val="clear" w:color="auto" w:fill="FFFFFF"/>
+            <w:tcMar>
+              <w:top w:w="0" w:type="dxa"/>
+              <w:bottom w:w="0" w:type="dxa"/>
+              <w:left w:w="0" w:type="dxa"/>
+              <w:right w:w="0" w:type="dxa"/>
+            </w:tcMar>
+            <w:vAlign w:val="center"/>
+          </w:tcPr>
+          <w:p>
+            <w:pPr>
+              <w:pStyle w:val="Normal"/>
+              <w:jc w:val="right"/>
+              <w:pBdr>
+                <w:bottom w:val="none" w:sz="0" w:space="0" w:color="000000"/>
+                <w:top w:val="none" w:sz="0" w:space="0" w:color="000000"/>
+                <w:left w:val="none" w:sz="0" w:space="0" w:color="000000"/>
+                <w:right w:val="none" w:sz="0" w:space="0" w:color="000000"/>
+              </w:pBdr>
+              <w:spacing w:after="100" w:before="100" w:line="240"/>
+              <w:ind w:left="100" w:right="100" w:firstLine="0" w:firstLineChars="0"/>
+            </w:pPr>
+            <w:r>
+              <w:rPr>
+                <w:rFonts w:ascii="Helvetica" w:hAnsi="Helvetica" w:eastAsia="Helvetica" w:cs="Helvetica"/>
+                <w:i w:val="false"/>
+                <w:b w:val="false"/>
+                <w:u w:val="none"/>
+                <w:sz w:val="22"/>
+                <w:szCs w:val="22"/>
+                <w:color w:val="000000"/>
+              </w:rPr>
+              <w:t xml:space="preserve">0.2422</w:t>
+            </w:r>
+          </w:p>
+        </w:tc>
+        <w:tc>
+          <w:tcPr>
+            <w:tcBorders>
+              <w:bottom w:val="none" w:sz="0" w:space="0" w:color="000000"/>
+              <w:top w:val="none" w:sz="0" w:space="0" w:color="000000"/>
+              <w:left w:val="none" w:sz="0" w:space="0" w:color="000000"/>
+              <w:right w:val="none" w:sz="0" w:space="0" w:color="000000"/>
+            </w:tcBorders>
+            <w:shd w:val="clear" w:color="auto" w:fill="FFFFFF"/>
+            <w:tcMar>
+              <w:top w:w="0" w:type="dxa"/>
+              <w:bottom w:w="0" w:type="dxa"/>
+              <w:left w:w="0" w:type="dxa"/>
+              <w:right w:w="0" w:type="dxa"/>
+            </w:tcMar>
+            <w:vAlign w:val="center"/>
+          </w:tcPr>
+          <w:p>
+            <w:pPr>
+              <w:pStyle w:val="Normal"/>
+              <w:jc w:val="right"/>
+              <w:pBdr>
+                <w:bottom w:val="none" w:sz="0" w:space="0" w:color="000000"/>
+                <w:top w:val="none" w:sz="0" w:space="0" w:color="000000"/>
+                <w:left w:val="none" w:sz="0" w:space="0" w:color="000000"/>
+                <w:right w:val="none" w:sz="0" w:space="0" w:color="000000"/>
+              </w:pBdr>
+              <w:spacing w:after="100" w:before="100" w:line="240"/>
+              <w:ind w:left="100" w:right="100" w:firstLine="0" w:firstLineChars="0"/>
+            </w:pPr>
+            <w:r>
+              <w:rPr>
+                <w:rFonts w:ascii="Helvetica" w:hAnsi="Helvetica" w:eastAsia="Helvetica" w:cs="Helvetica"/>
+                <w:i w:val="false"/>
+                <w:b w:val="false"/>
+                <w:u w:val="none"/>
+                <w:sz w:val="22"/>
+                <w:szCs w:val="22"/>
+                <w:color w:val="000000"/>
+              </w:rPr>
+              <w:t xml:space="preserve">0.1588</w:t>
+            </w:r>
+          </w:p>
+        </w:tc>
+        <w:tc>
+          <w:tcPr>
+            <w:tcBorders>
+              <w:bottom w:val="none" w:sz="0" w:space="0" w:color="000000"/>
+              <w:top w:val="none" w:sz="0" w:space="0" w:color="000000"/>
+              <w:left w:val="none" w:sz="0" w:space="0" w:color="000000"/>
+              <w:right w:val="none" w:sz="0" w:space="0" w:color="000000"/>
+            </w:tcBorders>
+            <w:shd w:val="clear" w:color="auto" w:fill="FFFFFF"/>
+            <w:tcMar>
+              <w:top w:w="0" w:type="dxa"/>
+              <w:bottom w:w="0" w:type="dxa"/>
+              <w:left w:w="0" w:type="dxa"/>
+              <w:right w:w="0" w:type="dxa"/>
+            </w:tcMar>
+            <w:vAlign w:val="center"/>
+          </w:tcPr>
+          <w:p>
+            <w:pPr>
+              <w:pStyle w:val="Normal"/>
+              <w:jc w:val="right"/>
+              <w:pBdr>
+                <w:bottom w:val="none" w:sz="0" w:space="0" w:color="000000"/>
+                <w:top w:val="none" w:sz="0" w:space="0" w:color="000000"/>
+                <w:left w:val="none" w:sz="0" w:space="0" w:color="000000"/>
+                <w:right w:val="none" w:sz="0" w:space="0" w:color="000000"/>
+              </w:pBdr>
+              <w:spacing w:after="100" w:before="100" w:line="240"/>
+              <w:ind w:left="100" w:right="100" w:firstLine="0" w:firstLineChars="0"/>
+            </w:pPr>
+            <w:r>
+              <w:rPr>
+                <w:rFonts w:ascii="Helvetica" w:hAnsi="Helvetica" w:eastAsia="Helvetica" w:cs="Helvetica"/>
+                <w:i w:val="false"/>
+                <w:b w:val="false"/>
+                <w:u w:val="none"/>
+                <w:sz w:val="22"/>
+                <w:szCs w:val="22"/>
+                <w:color w:val="000000"/>
+              </w:rPr>
+              <w:t xml:space="preserve">0.0587</w:t>
             </w:r>
           </w:p>
         </w:tc>
@@ -3367,227 +3367,227 @@
                 <w:szCs w:val="22"/>
                 <w:color w:val="000000"/>
               </w:rPr>
-              <w:t xml:space="preserve">-0.1256</w:t>
-            </w:r>
-          </w:p>
-        </w:tc>
-        <w:tc>
-          <w:tcPr>
-            <w:tcBorders>
-              <w:bottom w:val="none" w:sz="0" w:space="0" w:color="000000"/>
-              <w:top w:val="none" w:sz="0" w:space="0" w:color="000000"/>
-              <w:left w:val="none" w:sz="0" w:space="0" w:color="000000"/>
-              <w:right w:val="none" w:sz="0" w:space="0" w:color="000000"/>
-            </w:tcBorders>
-            <w:shd w:val="clear" w:color="auto" w:fill="FFFFFF"/>
-            <w:tcMar>
-              <w:top w:w="0" w:type="dxa"/>
-              <w:bottom w:w="0" w:type="dxa"/>
-              <w:left w:w="0" w:type="dxa"/>
-              <w:right w:w="0" w:type="dxa"/>
-            </w:tcMar>
-            <w:vAlign w:val="center"/>
-          </w:tcPr>
-          <w:p>
-            <w:pPr>
-              <w:pStyle w:val="Normal"/>
-              <w:jc w:val="right"/>
-              <w:pBdr>
-                <w:bottom w:val="none" w:sz="0" w:space="0" w:color="000000"/>
-                <w:top w:val="none" w:sz="0" w:space="0" w:color="000000"/>
-                <w:left w:val="none" w:sz="0" w:space="0" w:color="000000"/>
-                <w:right w:val="none" w:sz="0" w:space="0" w:color="000000"/>
-              </w:pBdr>
-              <w:spacing w:after="100" w:before="100" w:line="240"/>
-              <w:ind w:left="100" w:right="100" w:firstLine="0" w:firstLineChars="0"/>
-            </w:pPr>
-            <w:r>
-              <w:rPr>
-                <w:rFonts w:ascii="Helvetica" w:hAnsi="Helvetica" w:eastAsia="Helvetica" w:cs="Helvetica"/>
-                <w:i w:val="false"/>
-                <w:b w:val="false"/>
-                <w:u w:val="none"/>
-                <w:sz w:val="22"/>
-                <w:szCs w:val="22"/>
-                <w:color w:val="000000"/>
-              </w:rPr>
-              <w:t xml:space="preserve">0.0296</w:t>
-            </w:r>
-          </w:p>
-        </w:tc>
-        <w:tc>
-          <w:tcPr>
-            <w:tcBorders>
-              <w:bottom w:val="none" w:sz="0" w:space="0" w:color="000000"/>
-              <w:top w:val="none" w:sz="0" w:space="0" w:color="000000"/>
-              <w:left w:val="none" w:sz="0" w:space="0" w:color="000000"/>
-              <w:right w:val="none" w:sz="0" w:space="0" w:color="000000"/>
-            </w:tcBorders>
-            <w:shd w:val="clear" w:color="auto" w:fill="FFFFFF"/>
-            <w:tcMar>
-              <w:top w:w="0" w:type="dxa"/>
-              <w:bottom w:w="0" w:type="dxa"/>
-              <w:left w:w="0" w:type="dxa"/>
-              <w:right w:w="0" w:type="dxa"/>
-            </w:tcMar>
-            <w:vAlign w:val="center"/>
-          </w:tcPr>
-          <w:p>
-            <w:pPr>
-              <w:pStyle w:val="Normal"/>
-              <w:jc w:val="right"/>
-              <w:pBdr>
-                <w:bottom w:val="none" w:sz="0" w:space="0" w:color="000000"/>
-                <w:top w:val="none" w:sz="0" w:space="0" w:color="000000"/>
-                <w:left w:val="none" w:sz="0" w:space="0" w:color="000000"/>
-                <w:right w:val="none" w:sz="0" w:space="0" w:color="000000"/>
-              </w:pBdr>
-              <w:spacing w:after="100" w:before="100" w:line="240"/>
-              <w:ind w:left="100" w:right="100" w:firstLine="0" w:firstLineChars="0"/>
-            </w:pPr>
-            <w:r>
-              <w:rPr>
-                <w:rFonts w:ascii="Helvetica" w:hAnsi="Helvetica" w:eastAsia="Helvetica" w:cs="Helvetica"/>
-                <w:i w:val="false"/>
-                <w:b w:val="false"/>
-                <w:u w:val="none"/>
-                <w:sz w:val="22"/>
-                <w:szCs w:val="22"/>
-                <w:color w:val="000000"/>
-              </w:rPr>
-              <w:t xml:space="preserve">0.8694</w:t>
-            </w:r>
-          </w:p>
-        </w:tc>
-        <w:tc>
-          <w:tcPr>
-            <w:tcBorders>
-              <w:bottom w:val="none" w:sz="0" w:space="0" w:color="000000"/>
-              <w:top w:val="none" w:sz="0" w:space="0" w:color="000000"/>
-              <w:left w:val="none" w:sz="0" w:space="0" w:color="000000"/>
-              <w:right w:val="none" w:sz="0" w:space="0" w:color="000000"/>
-            </w:tcBorders>
-            <w:shd w:val="clear" w:color="auto" w:fill="FFFFFF"/>
-            <w:tcMar>
-              <w:top w:w="0" w:type="dxa"/>
-              <w:bottom w:w="0" w:type="dxa"/>
-              <w:left w:w="0" w:type="dxa"/>
-              <w:right w:w="0" w:type="dxa"/>
-            </w:tcMar>
-            <w:vAlign w:val="center"/>
-          </w:tcPr>
-          <w:p>
-            <w:pPr>
-              <w:pStyle w:val="Normal"/>
-              <w:jc w:val="right"/>
-              <w:pBdr>
-                <w:bottom w:val="none" w:sz="0" w:space="0" w:color="000000"/>
-                <w:top w:val="none" w:sz="0" w:space="0" w:color="000000"/>
-                <w:left w:val="none" w:sz="0" w:space="0" w:color="000000"/>
-                <w:right w:val="none" w:sz="0" w:space="0" w:color="000000"/>
-              </w:pBdr>
-              <w:spacing w:after="100" w:before="100" w:line="240"/>
-              <w:ind w:left="100" w:right="100" w:firstLine="0" w:firstLineChars="0"/>
-            </w:pPr>
-            <w:r>
-              <w:rPr>
-                <w:rFonts w:ascii="Helvetica" w:hAnsi="Helvetica" w:eastAsia="Helvetica" w:cs="Helvetica"/>
-                <w:i w:val="false"/>
-                <w:b w:val="false"/>
-                <w:u w:val="none"/>
-                <w:sz w:val="22"/>
-                <w:szCs w:val="22"/>
-                <w:color w:val="000000"/>
-              </w:rPr>
-              <w:t xml:space="preserve">0.1934</w:t>
-            </w:r>
-          </w:p>
-        </w:tc>
-        <w:tc>
-          <w:tcPr>
-            <w:tcBorders>
-              <w:bottom w:val="none" w:sz="0" w:space="0" w:color="000000"/>
-              <w:top w:val="none" w:sz="0" w:space="0" w:color="000000"/>
-              <w:left w:val="none" w:sz="0" w:space="0" w:color="000000"/>
-              <w:right w:val="none" w:sz="0" w:space="0" w:color="000000"/>
-            </w:tcBorders>
-            <w:shd w:val="clear" w:color="auto" w:fill="FFFFFF"/>
-            <w:tcMar>
-              <w:top w:w="0" w:type="dxa"/>
-              <w:bottom w:w="0" w:type="dxa"/>
-              <w:left w:w="0" w:type="dxa"/>
-              <w:right w:w="0" w:type="dxa"/>
-            </w:tcMar>
-            <w:vAlign w:val="center"/>
-          </w:tcPr>
-          <w:p>
-            <w:pPr>
-              <w:pStyle w:val="Normal"/>
-              <w:jc w:val="right"/>
-              <w:pBdr>
-                <w:bottom w:val="none" w:sz="0" w:space="0" w:color="000000"/>
-                <w:top w:val="none" w:sz="0" w:space="0" w:color="000000"/>
-                <w:left w:val="none" w:sz="0" w:space="0" w:color="000000"/>
-                <w:right w:val="none" w:sz="0" w:space="0" w:color="000000"/>
-              </w:pBdr>
-              <w:spacing w:after="100" w:before="100" w:line="240"/>
-              <w:ind w:left="100" w:right="100" w:firstLine="0" w:firstLineChars="0"/>
-            </w:pPr>
-            <w:r>
-              <w:rPr>
-                <w:rFonts w:ascii="Helvetica" w:hAnsi="Helvetica" w:eastAsia="Helvetica" w:cs="Helvetica"/>
-                <w:i w:val="false"/>
-                <w:b w:val="false"/>
-                <w:u w:val="none"/>
-                <w:sz w:val="22"/>
-                <w:szCs w:val="22"/>
-                <w:color w:val="000000"/>
-              </w:rPr>
-              <w:t xml:space="preserve">0.1252</w:t>
-            </w:r>
-          </w:p>
-        </w:tc>
-        <w:tc>
-          <w:tcPr>
-            <w:tcBorders>
-              <w:bottom w:val="none" w:sz="0" w:space="0" w:color="000000"/>
-              <w:top w:val="none" w:sz="0" w:space="0" w:color="000000"/>
-              <w:left w:val="none" w:sz="0" w:space="0" w:color="000000"/>
-              <w:right w:val="none" w:sz="0" w:space="0" w:color="000000"/>
-            </w:tcBorders>
-            <w:shd w:val="clear" w:color="auto" w:fill="FFFFFF"/>
-            <w:tcMar>
-              <w:top w:w="0" w:type="dxa"/>
-              <w:bottom w:w="0" w:type="dxa"/>
-              <w:left w:w="0" w:type="dxa"/>
-              <w:right w:w="0" w:type="dxa"/>
-            </w:tcMar>
-            <w:vAlign w:val="center"/>
-          </w:tcPr>
-          <w:p>
-            <w:pPr>
-              <w:pStyle w:val="Normal"/>
-              <w:jc w:val="right"/>
-              <w:pBdr>
-                <w:bottom w:val="none" w:sz="0" w:space="0" w:color="000000"/>
-                <w:top w:val="none" w:sz="0" w:space="0" w:color="000000"/>
-                <w:left w:val="none" w:sz="0" w:space="0" w:color="000000"/>
-                <w:right w:val="none" w:sz="0" w:space="0" w:color="000000"/>
-              </w:pBdr>
-              <w:spacing w:after="100" w:before="100" w:line="240"/>
-              <w:ind w:left="100" w:right="100" w:firstLine="0" w:firstLineChars="0"/>
-            </w:pPr>
-            <w:r>
-              <w:rPr>
-                <w:rFonts w:ascii="Helvetica" w:hAnsi="Helvetica" w:eastAsia="Helvetica" w:cs="Helvetica"/>
-                <w:i w:val="false"/>
-                <w:b w:val="false"/>
-                <w:u w:val="none"/>
-                <w:sz w:val="22"/>
-                <w:szCs w:val="22"/>
-                <w:color w:val="000000"/>
-              </w:rPr>
-              <w:t xml:space="preserve">0.0374</w:t>
+              <w:t xml:space="preserve">-0.2043</w:t>
+            </w:r>
+          </w:p>
+        </w:tc>
+        <w:tc>
+          <w:tcPr>
+            <w:tcBorders>
+              <w:bottom w:val="none" w:sz="0" w:space="0" w:color="000000"/>
+              <w:top w:val="none" w:sz="0" w:space="0" w:color="000000"/>
+              <w:left w:val="none" w:sz="0" w:space="0" w:color="000000"/>
+              <w:right w:val="none" w:sz="0" w:space="0" w:color="000000"/>
+            </w:tcBorders>
+            <w:shd w:val="clear" w:color="auto" w:fill="FFFFFF"/>
+            <w:tcMar>
+              <w:top w:w="0" w:type="dxa"/>
+              <w:bottom w:w="0" w:type="dxa"/>
+              <w:left w:w="0" w:type="dxa"/>
+              <w:right w:w="0" w:type="dxa"/>
+            </w:tcMar>
+            <w:vAlign w:val="center"/>
+          </w:tcPr>
+          <w:p>
+            <w:pPr>
+              <w:pStyle w:val="Normal"/>
+              <w:jc w:val="right"/>
+              <w:pBdr>
+                <w:bottom w:val="none" w:sz="0" w:space="0" w:color="000000"/>
+                <w:top w:val="none" w:sz="0" w:space="0" w:color="000000"/>
+                <w:left w:val="none" w:sz="0" w:space="0" w:color="000000"/>
+                <w:right w:val="none" w:sz="0" w:space="0" w:color="000000"/>
+              </w:pBdr>
+              <w:spacing w:after="100" w:before="100" w:line="240"/>
+              <w:ind w:left="100" w:right="100" w:firstLine="0" w:firstLineChars="0"/>
+            </w:pPr>
+            <w:r>
+              <w:rPr>
+                <w:rFonts w:ascii="Helvetica" w:hAnsi="Helvetica" w:eastAsia="Helvetica" w:cs="Helvetica"/>
+                <w:i w:val="false"/>
+                <w:b w:val="false"/>
+                <w:u w:val="none"/>
+                <w:sz w:val="22"/>
+                <w:szCs w:val="22"/>
+                <w:color w:val="000000"/>
+              </w:rPr>
+              <w:t xml:space="preserve">0.0177</w:t>
+            </w:r>
+          </w:p>
+        </w:tc>
+        <w:tc>
+          <w:tcPr>
+            <w:tcBorders>
+              <w:bottom w:val="none" w:sz="0" w:space="0" w:color="000000"/>
+              <w:top w:val="none" w:sz="0" w:space="0" w:color="000000"/>
+              <w:left w:val="none" w:sz="0" w:space="0" w:color="000000"/>
+              <w:right w:val="none" w:sz="0" w:space="0" w:color="000000"/>
+            </w:tcBorders>
+            <w:shd w:val="clear" w:color="auto" w:fill="FFFFFF"/>
+            <w:tcMar>
+              <w:top w:w="0" w:type="dxa"/>
+              <w:bottom w:w="0" w:type="dxa"/>
+              <w:left w:w="0" w:type="dxa"/>
+              <w:right w:w="0" w:type="dxa"/>
+            </w:tcMar>
+            <w:vAlign w:val="center"/>
+          </w:tcPr>
+          <w:p>
+            <w:pPr>
+              <w:pStyle w:val="Normal"/>
+              <w:jc w:val="right"/>
+              <w:pBdr>
+                <w:bottom w:val="none" w:sz="0" w:space="0" w:color="000000"/>
+                <w:top w:val="none" w:sz="0" w:space="0" w:color="000000"/>
+                <w:left w:val="none" w:sz="0" w:space="0" w:color="000000"/>
+                <w:right w:val="none" w:sz="0" w:space="0" w:color="000000"/>
+              </w:pBdr>
+              <w:spacing w:after="100" w:before="100" w:line="240"/>
+              <w:ind w:left="100" w:right="100" w:firstLine="0" w:firstLineChars="0"/>
+            </w:pPr>
+            <w:r>
+              <w:rPr>
+                <w:rFonts w:ascii="Helvetica" w:hAnsi="Helvetica" w:eastAsia="Helvetica" w:cs="Helvetica"/>
+                <w:i w:val="false"/>
+                <w:b w:val="false"/>
+                <w:u w:val="none"/>
+                <w:sz w:val="22"/>
+                <w:szCs w:val="22"/>
+                <w:color w:val="000000"/>
+              </w:rPr>
+              <w:t xml:space="preserve">0.9571</w:t>
+            </w:r>
+          </w:p>
+        </w:tc>
+        <w:tc>
+          <w:tcPr>
+            <w:tcBorders>
+              <w:bottom w:val="none" w:sz="0" w:space="0" w:color="000000"/>
+              <w:top w:val="none" w:sz="0" w:space="0" w:color="000000"/>
+              <w:left w:val="none" w:sz="0" w:space="0" w:color="000000"/>
+              <w:right w:val="none" w:sz="0" w:space="0" w:color="000000"/>
+            </w:tcBorders>
+            <w:shd w:val="clear" w:color="auto" w:fill="FFFFFF"/>
+            <w:tcMar>
+              <w:top w:w="0" w:type="dxa"/>
+              <w:bottom w:w="0" w:type="dxa"/>
+              <w:left w:w="0" w:type="dxa"/>
+              <w:right w:w="0" w:type="dxa"/>
+            </w:tcMar>
+            <w:vAlign w:val="center"/>
+          </w:tcPr>
+          <w:p>
+            <w:pPr>
+              <w:pStyle w:val="Normal"/>
+              <w:jc w:val="right"/>
+              <w:pBdr>
+                <w:bottom w:val="none" w:sz="0" w:space="0" w:color="000000"/>
+                <w:top w:val="none" w:sz="0" w:space="0" w:color="000000"/>
+                <w:left w:val="none" w:sz="0" w:space="0" w:color="000000"/>
+                <w:right w:val="none" w:sz="0" w:space="0" w:color="000000"/>
+              </w:pBdr>
+              <w:spacing w:after="100" w:before="100" w:line="240"/>
+              <w:ind w:left="100" w:right="100" w:firstLine="0" w:firstLineChars="0"/>
+            </w:pPr>
+            <w:r>
+              <w:rPr>
+                <w:rFonts w:ascii="Helvetica" w:hAnsi="Helvetica" w:eastAsia="Helvetica" w:cs="Helvetica"/>
+                <w:i w:val="false"/>
+                <w:b w:val="false"/>
+                <w:u w:val="none"/>
+                <w:sz w:val="22"/>
+                <w:szCs w:val="22"/>
+                <w:color w:val="000000"/>
+              </w:rPr>
+              <w:t xml:space="preserve">0.1989</w:t>
+            </w:r>
+          </w:p>
+        </w:tc>
+        <w:tc>
+          <w:tcPr>
+            <w:tcBorders>
+              <w:bottom w:val="none" w:sz="0" w:space="0" w:color="000000"/>
+              <w:top w:val="none" w:sz="0" w:space="0" w:color="000000"/>
+              <w:left w:val="none" w:sz="0" w:space="0" w:color="000000"/>
+              <w:right w:val="none" w:sz="0" w:space="0" w:color="000000"/>
+            </w:tcBorders>
+            <w:shd w:val="clear" w:color="auto" w:fill="FFFFFF"/>
+            <w:tcMar>
+              <w:top w:w="0" w:type="dxa"/>
+              <w:bottom w:w="0" w:type="dxa"/>
+              <w:left w:w="0" w:type="dxa"/>
+              <w:right w:w="0" w:type="dxa"/>
+            </w:tcMar>
+            <w:vAlign w:val="center"/>
+          </w:tcPr>
+          <w:p>
+            <w:pPr>
+              <w:pStyle w:val="Normal"/>
+              <w:jc w:val="right"/>
+              <w:pBdr>
+                <w:bottom w:val="none" w:sz="0" w:space="0" w:color="000000"/>
+                <w:top w:val="none" w:sz="0" w:space="0" w:color="000000"/>
+                <w:left w:val="none" w:sz="0" w:space="0" w:color="000000"/>
+                <w:right w:val="none" w:sz="0" w:space="0" w:color="000000"/>
+              </w:pBdr>
+              <w:spacing w:after="100" w:before="100" w:line="240"/>
+              <w:ind w:left="100" w:right="100" w:firstLine="0" w:firstLineChars="0"/>
+            </w:pPr>
+            <w:r>
+              <w:rPr>
+                <w:rFonts w:ascii="Helvetica" w:hAnsi="Helvetica" w:eastAsia="Helvetica" w:cs="Helvetica"/>
+                <w:i w:val="false"/>
+                <w:b w:val="false"/>
+                <w:u w:val="none"/>
+                <w:sz w:val="22"/>
+                <w:szCs w:val="22"/>
+                <w:color w:val="000000"/>
+              </w:rPr>
+              <w:t xml:space="preserve">0.1619</w:t>
+            </w:r>
+          </w:p>
+        </w:tc>
+        <w:tc>
+          <w:tcPr>
+            <w:tcBorders>
+              <w:bottom w:val="none" w:sz="0" w:space="0" w:color="000000"/>
+              <w:top w:val="none" w:sz="0" w:space="0" w:color="000000"/>
+              <w:left w:val="none" w:sz="0" w:space="0" w:color="000000"/>
+              <w:right w:val="none" w:sz="0" w:space="0" w:color="000000"/>
+            </w:tcBorders>
+            <w:shd w:val="clear" w:color="auto" w:fill="FFFFFF"/>
+            <w:tcMar>
+              <w:top w:w="0" w:type="dxa"/>
+              <w:bottom w:w="0" w:type="dxa"/>
+              <w:left w:w="0" w:type="dxa"/>
+              <w:right w:w="0" w:type="dxa"/>
+            </w:tcMar>
+            <w:vAlign w:val="center"/>
+          </w:tcPr>
+          <w:p>
+            <w:pPr>
+              <w:pStyle w:val="Normal"/>
+              <w:jc w:val="right"/>
+              <w:pBdr>
+                <w:bottom w:val="none" w:sz="0" w:space="0" w:color="000000"/>
+                <w:top w:val="none" w:sz="0" w:space="0" w:color="000000"/>
+                <w:left w:val="none" w:sz="0" w:space="0" w:color="000000"/>
+                <w:right w:val="none" w:sz="0" w:space="0" w:color="000000"/>
+              </w:pBdr>
+              <w:spacing w:after="100" w:before="100" w:line="240"/>
+              <w:ind w:left="100" w:right="100" w:firstLine="0" w:firstLineChars="0"/>
+            </w:pPr>
+            <w:r>
+              <w:rPr>
+                <w:rFonts w:ascii="Helvetica" w:hAnsi="Helvetica" w:eastAsia="Helvetica" w:cs="Helvetica"/>
+                <w:i w:val="false"/>
+                <w:b w:val="false"/>
+                <w:u w:val="none"/>
+                <w:sz w:val="22"/>
+                <w:szCs w:val="22"/>
+                <w:color w:val="000000"/>
+              </w:rPr>
+              <w:t xml:space="preserve">0.0396</w:t>
             </w:r>
           </w:p>
         </w:tc>
@@ -3758,227 +3758,227 @@
                 <w:szCs w:val="22"/>
                 <w:color w:val="000000"/>
               </w:rPr>
-              <w:t xml:space="preserve">0.5855</w:t>
-            </w:r>
-          </w:p>
-        </w:tc>
-        <w:tc>
-          <w:tcPr>
-            <w:tcBorders>
-              <w:bottom w:val="none" w:sz="0" w:space="0" w:color="000000"/>
-              <w:top w:val="none" w:sz="0" w:space="0" w:color="000000"/>
-              <w:left w:val="none" w:sz="0" w:space="0" w:color="000000"/>
-              <w:right w:val="none" w:sz="0" w:space="0" w:color="000000"/>
-            </w:tcBorders>
-            <w:shd w:val="clear" w:color="auto" w:fill="FFFFFF"/>
-            <w:tcMar>
-              <w:top w:w="0" w:type="dxa"/>
-              <w:bottom w:w="0" w:type="dxa"/>
-              <w:left w:w="0" w:type="dxa"/>
-              <w:right w:w="0" w:type="dxa"/>
-            </w:tcMar>
-            <w:vAlign w:val="center"/>
-          </w:tcPr>
-          <w:p>
-            <w:pPr>
-              <w:pStyle w:val="Normal"/>
-              <w:jc w:val="right"/>
-              <w:pBdr>
-                <w:bottom w:val="none" w:sz="0" w:space="0" w:color="000000"/>
-                <w:top w:val="none" w:sz="0" w:space="0" w:color="000000"/>
-                <w:left w:val="none" w:sz="0" w:space="0" w:color="000000"/>
-                <w:right w:val="none" w:sz="0" w:space="0" w:color="000000"/>
-              </w:pBdr>
-              <w:spacing w:after="100" w:before="100" w:line="240"/>
-              <w:ind w:left="100" w:right="100" w:firstLine="0" w:firstLineChars="0"/>
-            </w:pPr>
-            <w:r>
-              <w:rPr>
-                <w:rFonts w:ascii="Helvetica" w:hAnsi="Helvetica" w:eastAsia="Helvetica" w:cs="Helvetica"/>
-                <w:i w:val="false"/>
-                <w:b w:val="false"/>
-                <w:u w:val="none"/>
-                <w:sz w:val="22"/>
-                <w:szCs w:val="22"/>
-                <w:color w:val="000000"/>
-              </w:rPr>
-              <w:t xml:space="preserve">0.0490</w:t>
-            </w:r>
-          </w:p>
-        </w:tc>
-        <w:tc>
-          <w:tcPr>
-            <w:tcBorders>
-              <w:bottom w:val="none" w:sz="0" w:space="0" w:color="000000"/>
-              <w:top w:val="none" w:sz="0" w:space="0" w:color="000000"/>
-              <w:left w:val="none" w:sz="0" w:space="0" w:color="000000"/>
-              <w:right w:val="none" w:sz="0" w:space="0" w:color="000000"/>
-            </w:tcBorders>
-            <w:shd w:val="clear" w:color="auto" w:fill="FFFFFF"/>
-            <w:tcMar>
-              <w:top w:w="0" w:type="dxa"/>
-              <w:bottom w:w="0" w:type="dxa"/>
-              <w:left w:w="0" w:type="dxa"/>
-              <w:right w:w="0" w:type="dxa"/>
-            </w:tcMar>
-            <w:vAlign w:val="center"/>
-          </w:tcPr>
-          <w:p>
-            <w:pPr>
-              <w:pStyle w:val="Normal"/>
-              <w:jc w:val="right"/>
-              <w:pBdr>
-                <w:bottom w:val="none" w:sz="0" w:space="0" w:color="000000"/>
-                <w:top w:val="none" w:sz="0" w:space="0" w:color="000000"/>
-                <w:left w:val="none" w:sz="0" w:space="0" w:color="000000"/>
-                <w:right w:val="none" w:sz="0" w:space="0" w:color="000000"/>
-              </w:pBdr>
-              <w:spacing w:after="100" w:before="100" w:line="240"/>
-              <w:ind w:left="100" w:right="100" w:firstLine="0" w:firstLineChars="0"/>
-            </w:pPr>
-            <w:r>
-              <w:rPr>
-                <w:rFonts w:ascii="Helvetica" w:hAnsi="Helvetica" w:eastAsia="Helvetica" w:cs="Helvetica"/>
-                <w:i w:val="false"/>
-                <w:b w:val="false"/>
-                <w:u w:val="none"/>
-                <w:sz w:val="22"/>
-                <w:szCs w:val="22"/>
-                <w:color w:val="000000"/>
-              </w:rPr>
-              <w:t xml:space="preserve">0.7318</w:t>
-            </w:r>
-          </w:p>
-        </w:tc>
-        <w:tc>
-          <w:tcPr>
-            <w:tcBorders>
-              <w:bottom w:val="none" w:sz="0" w:space="0" w:color="000000"/>
-              <w:top w:val="none" w:sz="0" w:space="0" w:color="000000"/>
-              <w:left w:val="none" w:sz="0" w:space="0" w:color="000000"/>
-              <w:right w:val="none" w:sz="0" w:space="0" w:color="000000"/>
-            </w:tcBorders>
-            <w:shd w:val="clear" w:color="auto" w:fill="FFFFFF"/>
-            <w:tcMar>
-              <w:top w:w="0" w:type="dxa"/>
-              <w:bottom w:w="0" w:type="dxa"/>
-              <w:left w:w="0" w:type="dxa"/>
-              <w:right w:w="0" w:type="dxa"/>
-            </w:tcMar>
-            <w:vAlign w:val="center"/>
-          </w:tcPr>
-          <w:p>
-            <w:pPr>
-              <w:pStyle w:val="Normal"/>
-              <w:jc w:val="right"/>
-              <w:pBdr>
-                <w:bottom w:val="none" w:sz="0" w:space="0" w:color="000000"/>
-                <w:top w:val="none" w:sz="0" w:space="0" w:color="000000"/>
-                <w:left w:val="none" w:sz="0" w:space="0" w:color="000000"/>
-                <w:right w:val="none" w:sz="0" w:space="0" w:color="000000"/>
-              </w:pBdr>
-              <w:spacing w:after="100" w:before="100" w:line="240"/>
-              <w:ind w:left="100" w:right="100" w:firstLine="0" w:firstLineChars="0"/>
-            </w:pPr>
-            <w:r>
-              <w:rPr>
-                <w:rFonts w:ascii="Helvetica" w:hAnsi="Helvetica" w:eastAsia="Helvetica" w:cs="Helvetica"/>
-                <w:i w:val="false"/>
-                <w:b w:val="false"/>
-                <w:u w:val="none"/>
-                <w:sz w:val="22"/>
-                <w:szCs w:val="22"/>
-                <w:color w:val="000000"/>
-              </w:rPr>
-              <w:t xml:space="preserve">0.3057</w:t>
-            </w:r>
-          </w:p>
-        </w:tc>
-        <w:tc>
-          <w:tcPr>
-            <w:tcBorders>
-              <w:bottom w:val="none" w:sz="0" w:space="0" w:color="000000"/>
-              <w:top w:val="none" w:sz="0" w:space="0" w:color="000000"/>
-              <w:left w:val="none" w:sz="0" w:space="0" w:color="000000"/>
-              <w:right w:val="none" w:sz="0" w:space="0" w:color="000000"/>
-            </w:tcBorders>
-            <w:shd w:val="clear" w:color="auto" w:fill="FFFFFF"/>
-            <w:tcMar>
-              <w:top w:w="0" w:type="dxa"/>
-              <w:bottom w:w="0" w:type="dxa"/>
-              <w:left w:w="0" w:type="dxa"/>
-              <w:right w:w="0" w:type="dxa"/>
-            </w:tcMar>
-            <w:vAlign w:val="center"/>
-          </w:tcPr>
-          <w:p>
-            <w:pPr>
-              <w:pStyle w:val="Normal"/>
-              <w:jc w:val="right"/>
-              <w:pBdr>
-                <w:bottom w:val="none" w:sz="0" w:space="0" w:color="000000"/>
-                <w:top w:val="none" w:sz="0" w:space="0" w:color="000000"/>
-                <w:left w:val="none" w:sz="0" w:space="0" w:color="000000"/>
-                <w:right w:val="none" w:sz="0" w:space="0" w:color="000000"/>
-              </w:pBdr>
-              <w:spacing w:after="100" w:before="100" w:line="240"/>
-              <w:ind w:left="100" w:right="100" w:firstLine="0" w:firstLineChars="0"/>
-            </w:pPr>
-            <w:r>
-              <w:rPr>
-                <w:rFonts w:ascii="Helvetica" w:hAnsi="Helvetica" w:eastAsia="Helvetica" w:cs="Helvetica"/>
-                <w:i w:val="false"/>
-                <w:b w:val="false"/>
-                <w:u w:val="none"/>
-                <w:sz w:val="22"/>
-                <w:szCs w:val="22"/>
-                <w:color w:val="000000"/>
-              </w:rPr>
-              <w:t xml:space="preserve">0.2254</w:t>
-            </w:r>
-          </w:p>
-        </w:tc>
-        <w:tc>
-          <w:tcPr>
-            <w:tcBorders>
-              <w:bottom w:val="none" w:sz="0" w:space="0" w:color="000000"/>
-              <w:top w:val="none" w:sz="0" w:space="0" w:color="000000"/>
-              <w:left w:val="none" w:sz="0" w:space="0" w:color="000000"/>
-              <w:right w:val="none" w:sz="0" w:space="0" w:color="000000"/>
-            </w:tcBorders>
-            <w:shd w:val="clear" w:color="auto" w:fill="FFFFFF"/>
-            <w:tcMar>
-              <w:top w:w="0" w:type="dxa"/>
-              <w:bottom w:w="0" w:type="dxa"/>
-              <w:left w:w="0" w:type="dxa"/>
-              <w:right w:w="0" w:type="dxa"/>
-            </w:tcMar>
-            <w:vAlign w:val="center"/>
-          </w:tcPr>
-          <w:p>
-            <w:pPr>
-              <w:pStyle w:val="Normal"/>
-              <w:jc w:val="right"/>
-              <w:pBdr>
-                <w:bottom w:val="none" w:sz="0" w:space="0" w:color="000000"/>
-                <w:top w:val="none" w:sz="0" w:space="0" w:color="000000"/>
-                <w:left w:val="none" w:sz="0" w:space="0" w:color="000000"/>
-                <w:right w:val="none" w:sz="0" w:space="0" w:color="000000"/>
-              </w:pBdr>
-              <w:spacing w:after="100" w:before="100" w:line="240"/>
-              <w:ind w:left="100" w:right="100" w:firstLine="0" w:firstLineChars="0"/>
-            </w:pPr>
-            <w:r>
-              <w:rPr>
-                <w:rFonts w:ascii="Helvetica" w:hAnsi="Helvetica" w:eastAsia="Helvetica" w:cs="Helvetica"/>
-                <w:i w:val="false"/>
-                <w:b w:val="false"/>
-                <w:u w:val="none"/>
-                <w:sz w:val="22"/>
-                <w:szCs w:val="22"/>
-                <w:color w:val="000000"/>
-              </w:rPr>
-              <w:t xml:space="preserve">0.0934</w:t>
+              <w:t xml:space="preserve">0.7627</w:t>
+            </w:r>
+          </w:p>
+        </w:tc>
+        <w:tc>
+          <w:tcPr>
+            <w:tcBorders>
+              <w:bottom w:val="none" w:sz="0" w:space="0" w:color="000000"/>
+              <w:top w:val="none" w:sz="0" w:space="0" w:color="000000"/>
+              <w:left w:val="none" w:sz="0" w:space="0" w:color="000000"/>
+              <w:right w:val="none" w:sz="0" w:space="0" w:color="000000"/>
+            </w:tcBorders>
+            <w:shd w:val="clear" w:color="auto" w:fill="FFFFFF"/>
+            <w:tcMar>
+              <w:top w:w="0" w:type="dxa"/>
+              <w:bottom w:w="0" w:type="dxa"/>
+              <w:left w:w="0" w:type="dxa"/>
+              <w:right w:w="0" w:type="dxa"/>
+            </w:tcMar>
+            <w:vAlign w:val="center"/>
+          </w:tcPr>
+          <w:p>
+            <w:pPr>
+              <w:pStyle w:val="Normal"/>
+              <w:jc w:val="right"/>
+              <w:pBdr>
+                <w:bottom w:val="none" w:sz="0" w:space="0" w:color="000000"/>
+                <w:top w:val="none" w:sz="0" w:space="0" w:color="000000"/>
+                <w:left w:val="none" w:sz="0" w:space="0" w:color="000000"/>
+                <w:right w:val="none" w:sz="0" w:space="0" w:color="000000"/>
+              </w:pBdr>
+              <w:spacing w:after="100" w:before="100" w:line="240"/>
+              <w:ind w:left="100" w:right="100" w:firstLine="0" w:firstLineChars="0"/>
+            </w:pPr>
+            <w:r>
+              <w:rPr>
+                <w:rFonts w:ascii="Helvetica" w:hAnsi="Helvetica" w:eastAsia="Helvetica" w:cs="Helvetica"/>
+                <w:i w:val="false"/>
+                <w:b w:val="false"/>
+                <w:u w:val="none"/>
+                <w:sz w:val="22"/>
+                <w:szCs w:val="22"/>
+                <w:color w:val="000000"/>
+              </w:rPr>
+              <w:t xml:space="preserve">0.0188</w:t>
+            </w:r>
+          </w:p>
+        </w:tc>
+        <w:tc>
+          <w:tcPr>
+            <w:tcBorders>
+              <w:bottom w:val="none" w:sz="0" w:space="0" w:color="000000"/>
+              <w:top w:val="none" w:sz="0" w:space="0" w:color="000000"/>
+              <w:left w:val="none" w:sz="0" w:space="0" w:color="000000"/>
+              <w:right w:val="none" w:sz="0" w:space="0" w:color="000000"/>
+            </w:tcBorders>
+            <w:shd w:val="clear" w:color="auto" w:fill="FFFFFF"/>
+            <w:tcMar>
+              <w:top w:w="0" w:type="dxa"/>
+              <w:bottom w:w="0" w:type="dxa"/>
+              <w:left w:w="0" w:type="dxa"/>
+              <w:right w:w="0" w:type="dxa"/>
+            </w:tcMar>
+            <w:vAlign w:val="center"/>
+          </w:tcPr>
+          <w:p>
+            <w:pPr>
+              <w:pStyle w:val="Normal"/>
+              <w:jc w:val="right"/>
+              <w:pBdr>
+                <w:bottom w:val="none" w:sz="0" w:space="0" w:color="000000"/>
+                <w:top w:val="none" w:sz="0" w:space="0" w:color="000000"/>
+                <w:left w:val="none" w:sz="0" w:space="0" w:color="000000"/>
+                <w:right w:val="none" w:sz="0" w:space="0" w:color="000000"/>
+              </w:pBdr>
+              <w:spacing w:after="100" w:before="100" w:line="240"/>
+              <w:ind w:left="100" w:right="100" w:firstLine="0" w:firstLineChars="0"/>
+            </w:pPr>
+            <w:r>
+              <w:rPr>
+                <w:rFonts w:ascii="Helvetica" w:hAnsi="Helvetica" w:eastAsia="Helvetica" w:cs="Helvetica"/>
+                <w:i w:val="false"/>
+                <w:b w:val="false"/>
+                <w:u w:val="none"/>
+                <w:sz w:val="22"/>
+                <w:szCs w:val="22"/>
+                <w:color w:val="000000"/>
+              </w:rPr>
+              <w:t xml:space="preserve">0.9040</w:t>
+            </w:r>
+          </w:p>
+        </w:tc>
+        <w:tc>
+          <w:tcPr>
+            <w:tcBorders>
+              <w:bottom w:val="none" w:sz="0" w:space="0" w:color="000000"/>
+              <w:top w:val="none" w:sz="0" w:space="0" w:color="000000"/>
+              <w:left w:val="none" w:sz="0" w:space="0" w:color="000000"/>
+              <w:right w:val="none" w:sz="0" w:space="0" w:color="000000"/>
+            </w:tcBorders>
+            <w:shd w:val="clear" w:color="auto" w:fill="FFFFFF"/>
+            <w:tcMar>
+              <w:top w:w="0" w:type="dxa"/>
+              <w:bottom w:w="0" w:type="dxa"/>
+              <w:left w:w="0" w:type="dxa"/>
+              <w:right w:w="0" w:type="dxa"/>
+            </w:tcMar>
+            <w:vAlign w:val="center"/>
+          </w:tcPr>
+          <w:p>
+            <w:pPr>
+              <w:pStyle w:val="Normal"/>
+              <w:jc w:val="right"/>
+              <w:pBdr>
+                <w:bottom w:val="none" w:sz="0" w:space="0" w:color="000000"/>
+                <w:top w:val="none" w:sz="0" w:space="0" w:color="000000"/>
+                <w:left w:val="none" w:sz="0" w:space="0" w:color="000000"/>
+                <w:right w:val="none" w:sz="0" w:space="0" w:color="000000"/>
+              </w:pBdr>
+              <w:spacing w:after="100" w:before="100" w:line="240"/>
+              <w:ind w:left="100" w:right="100" w:firstLine="0" w:firstLineChars="0"/>
+            </w:pPr>
+            <w:r>
+              <w:rPr>
+                <w:rFonts w:ascii="Helvetica" w:hAnsi="Helvetica" w:eastAsia="Helvetica" w:cs="Helvetica"/>
+                <w:i w:val="false"/>
+                <w:b w:val="false"/>
+                <w:u w:val="none"/>
+                <w:sz w:val="22"/>
+                <w:szCs w:val="22"/>
+                <w:color w:val="000000"/>
+              </w:rPr>
+              <w:t xml:space="preserve">0.3529</w:t>
+            </w:r>
+          </w:p>
+        </w:tc>
+        <w:tc>
+          <w:tcPr>
+            <w:tcBorders>
+              <w:bottom w:val="none" w:sz="0" w:space="0" w:color="000000"/>
+              <w:top w:val="none" w:sz="0" w:space="0" w:color="000000"/>
+              <w:left w:val="none" w:sz="0" w:space="0" w:color="000000"/>
+              <w:right w:val="none" w:sz="0" w:space="0" w:color="000000"/>
+            </w:tcBorders>
+            <w:shd w:val="clear" w:color="auto" w:fill="FFFFFF"/>
+            <w:tcMar>
+              <w:top w:w="0" w:type="dxa"/>
+              <w:bottom w:w="0" w:type="dxa"/>
+              <w:left w:w="0" w:type="dxa"/>
+              <w:right w:w="0" w:type="dxa"/>
+            </w:tcMar>
+            <w:vAlign w:val="center"/>
+          </w:tcPr>
+          <w:p>
+            <w:pPr>
+              <w:pStyle w:val="Normal"/>
+              <w:jc w:val="right"/>
+              <w:pBdr>
+                <w:bottom w:val="none" w:sz="0" w:space="0" w:color="000000"/>
+                <w:top w:val="none" w:sz="0" w:space="0" w:color="000000"/>
+                <w:left w:val="none" w:sz="0" w:space="0" w:color="000000"/>
+                <w:right w:val="none" w:sz="0" w:space="0" w:color="000000"/>
+              </w:pBdr>
+              <w:spacing w:after="100" w:before="100" w:line="240"/>
+              <w:ind w:left="100" w:right="100" w:firstLine="0" w:firstLineChars="0"/>
+            </w:pPr>
+            <w:r>
+              <w:rPr>
+                <w:rFonts w:ascii="Helvetica" w:hAnsi="Helvetica" w:eastAsia="Helvetica" w:cs="Helvetica"/>
+                <w:i w:val="false"/>
+                <w:b w:val="false"/>
+                <w:u w:val="none"/>
+                <w:sz w:val="22"/>
+                <w:szCs w:val="22"/>
+                <w:color w:val="000000"/>
+              </w:rPr>
+              <w:t xml:space="preserve">0.2590</w:t>
+            </w:r>
+          </w:p>
+        </w:tc>
+        <w:tc>
+          <w:tcPr>
+            <w:tcBorders>
+              <w:bottom w:val="none" w:sz="0" w:space="0" w:color="000000"/>
+              <w:top w:val="none" w:sz="0" w:space="0" w:color="000000"/>
+              <w:left w:val="none" w:sz="0" w:space="0" w:color="000000"/>
+              <w:right w:val="none" w:sz="0" w:space="0" w:color="000000"/>
+            </w:tcBorders>
+            <w:shd w:val="clear" w:color="auto" w:fill="FFFFFF"/>
+            <w:tcMar>
+              <w:top w:w="0" w:type="dxa"/>
+              <w:bottom w:w="0" w:type="dxa"/>
+              <w:left w:w="0" w:type="dxa"/>
+              <w:right w:w="0" w:type="dxa"/>
+            </w:tcMar>
+            <w:vAlign w:val="center"/>
+          </w:tcPr>
+          <w:p>
+            <w:pPr>
+              <w:pStyle w:val="Normal"/>
+              <w:jc w:val="right"/>
+              <w:pBdr>
+                <w:bottom w:val="none" w:sz="0" w:space="0" w:color="000000"/>
+                <w:top w:val="none" w:sz="0" w:space="0" w:color="000000"/>
+                <w:left w:val="none" w:sz="0" w:space="0" w:color="000000"/>
+                <w:right w:val="none" w:sz="0" w:space="0" w:color="000000"/>
+              </w:pBdr>
+              <w:spacing w:after="100" w:before="100" w:line="240"/>
+              <w:ind w:left="100" w:right="100" w:firstLine="0" w:firstLineChars="0"/>
+            </w:pPr>
+            <w:r>
+              <w:rPr>
+                <w:rFonts w:ascii="Helvetica" w:hAnsi="Helvetica" w:eastAsia="Helvetica" w:cs="Helvetica"/>
+                <w:i w:val="false"/>
+                <w:b w:val="false"/>
+                <w:u w:val="none"/>
+                <w:sz w:val="22"/>
+                <w:szCs w:val="22"/>
+                <w:color w:val="000000"/>
+              </w:rPr>
+              <w:t xml:space="preserve">0.1245</w:t>
             </w:r>
           </w:p>
         </w:tc>
@@ -4149,227 +4149,227 @@
                 <w:szCs w:val="22"/>
                 <w:color w:val="000000"/>
               </w:rPr>
-              <w:t xml:space="preserve">-0.4777</w:t>
-            </w:r>
-          </w:p>
-        </w:tc>
-        <w:tc>
-          <w:tcPr>
-            <w:tcBorders>
-              <w:bottom w:val="none" w:sz="0" w:space="0" w:color="000000"/>
-              <w:top w:val="none" w:sz="0" w:space="0" w:color="000000"/>
-              <w:left w:val="none" w:sz="0" w:space="0" w:color="000000"/>
-              <w:right w:val="none" w:sz="0" w:space="0" w:color="000000"/>
-            </w:tcBorders>
-            <w:shd w:val="clear" w:color="auto" w:fill="FFFFFF"/>
-            <w:tcMar>
-              <w:top w:w="0" w:type="dxa"/>
-              <w:bottom w:w="0" w:type="dxa"/>
-              <w:left w:w="0" w:type="dxa"/>
-              <w:right w:w="0" w:type="dxa"/>
-            </w:tcMar>
-            <w:vAlign w:val="center"/>
-          </w:tcPr>
-          <w:p>
-            <w:pPr>
-              <w:pStyle w:val="Normal"/>
-              <w:jc w:val="right"/>
-              <w:pBdr>
-                <w:bottom w:val="none" w:sz="0" w:space="0" w:color="000000"/>
-                <w:top w:val="none" w:sz="0" w:space="0" w:color="000000"/>
-                <w:left w:val="none" w:sz="0" w:space="0" w:color="000000"/>
-                <w:right w:val="none" w:sz="0" w:space="0" w:color="000000"/>
-              </w:pBdr>
-              <w:spacing w:after="100" w:before="100" w:line="240"/>
-              <w:ind w:left="100" w:right="100" w:firstLine="0" w:firstLineChars="0"/>
-            </w:pPr>
-            <w:r>
-              <w:rPr>
-                <w:rFonts w:ascii="Helvetica" w:hAnsi="Helvetica" w:eastAsia="Helvetica" w:cs="Helvetica"/>
-                <w:i w:val="false"/>
-                <w:b w:val="false"/>
-                <w:u w:val="none"/>
-                <w:sz w:val="22"/>
-                <w:szCs w:val="22"/>
-                <w:color w:val="000000"/>
-              </w:rPr>
-              <w:t xml:space="preserve">0.0320</w:t>
-            </w:r>
-          </w:p>
-        </w:tc>
-        <w:tc>
-          <w:tcPr>
-            <w:tcBorders>
-              <w:bottom w:val="none" w:sz="0" w:space="0" w:color="000000"/>
-              <w:top w:val="none" w:sz="0" w:space="0" w:color="000000"/>
-              <w:left w:val="none" w:sz="0" w:space="0" w:color="000000"/>
-              <w:right w:val="none" w:sz="0" w:space="0" w:color="000000"/>
-            </w:tcBorders>
-            <w:shd w:val="clear" w:color="auto" w:fill="FFFFFF"/>
-            <w:tcMar>
-              <w:top w:w="0" w:type="dxa"/>
-              <w:bottom w:w="0" w:type="dxa"/>
-              <w:left w:w="0" w:type="dxa"/>
-              <w:right w:w="0" w:type="dxa"/>
-            </w:tcMar>
-            <w:vAlign w:val="center"/>
-          </w:tcPr>
-          <w:p>
-            <w:pPr>
-              <w:pStyle w:val="Normal"/>
-              <w:jc w:val="right"/>
-              <w:pBdr>
-                <w:bottom w:val="none" w:sz="0" w:space="0" w:color="000000"/>
-                <w:top w:val="none" w:sz="0" w:space="0" w:color="000000"/>
-                <w:left w:val="none" w:sz="0" w:space="0" w:color="000000"/>
-                <w:right w:val="none" w:sz="0" w:space="0" w:color="000000"/>
-              </w:pBdr>
-              <w:spacing w:after="100" w:before="100" w:line="240"/>
-              <w:ind w:left="100" w:right="100" w:firstLine="0" w:firstLineChars="0"/>
-            </w:pPr>
-            <w:r>
-              <w:rPr>
-                <w:rFonts w:ascii="Helvetica" w:hAnsi="Helvetica" w:eastAsia="Helvetica" w:cs="Helvetica"/>
-                <w:i w:val="false"/>
-                <w:b w:val="false"/>
-                <w:u w:val="none"/>
-                <w:sz w:val="22"/>
-                <w:szCs w:val="22"/>
-                <w:color w:val="000000"/>
-              </w:rPr>
-              <w:t xml:space="preserve">0.9395</w:t>
-            </w:r>
-          </w:p>
-        </w:tc>
-        <w:tc>
-          <w:tcPr>
-            <w:tcBorders>
-              <w:bottom w:val="none" w:sz="0" w:space="0" w:color="000000"/>
-              <w:top w:val="none" w:sz="0" w:space="0" w:color="000000"/>
-              <w:left w:val="none" w:sz="0" w:space="0" w:color="000000"/>
-              <w:right w:val="none" w:sz="0" w:space="0" w:color="000000"/>
-            </w:tcBorders>
-            <w:shd w:val="clear" w:color="auto" w:fill="FFFFFF"/>
-            <w:tcMar>
-              <w:top w:w="0" w:type="dxa"/>
-              <w:bottom w:w="0" w:type="dxa"/>
-              <w:left w:w="0" w:type="dxa"/>
-              <w:right w:w="0" w:type="dxa"/>
-            </w:tcMar>
-            <w:vAlign w:val="center"/>
-          </w:tcPr>
-          <w:p>
-            <w:pPr>
-              <w:pStyle w:val="Normal"/>
-              <w:jc w:val="right"/>
-              <w:pBdr>
-                <w:bottom w:val="none" w:sz="0" w:space="0" w:color="000000"/>
-                <w:top w:val="none" w:sz="0" w:space="0" w:color="000000"/>
-                <w:left w:val="none" w:sz="0" w:space="0" w:color="000000"/>
-                <w:right w:val="none" w:sz="0" w:space="0" w:color="000000"/>
-              </w:pBdr>
-              <w:spacing w:after="100" w:before="100" w:line="240"/>
-              <w:ind w:left="100" w:right="100" w:firstLine="0" w:firstLineChars="0"/>
-            </w:pPr>
-            <w:r>
-              <w:rPr>
-                <w:rFonts w:ascii="Helvetica" w:hAnsi="Helvetica" w:eastAsia="Helvetica" w:cs="Helvetica"/>
-                <w:i w:val="false"/>
-                <w:b w:val="false"/>
-                <w:u w:val="none"/>
-                <w:sz w:val="22"/>
-                <w:szCs w:val="22"/>
-                <w:color w:val="000000"/>
-              </w:rPr>
-              <w:t xml:space="preserve">0.1316</w:t>
-            </w:r>
-          </w:p>
-        </w:tc>
-        <w:tc>
-          <w:tcPr>
-            <w:tcBorders>
-              <w:bottom w:val="none" w:sz="0" w:space="0" w:color="000000"/>
-              <w:top w:val="none" w:sz="0" w:space="0" w:color="000000"/>
-              <w:left w:val="none" w:sz="0" w:space="0" w:color="000000"/>
-              <w:right w:val="none" w:sz="0" w:space="0" w:color="000000"/>
-            </w:tcBorders>
-            <w:shd w:val="clear" w:color="auto" w:fill="FFFFFF"/>
-            <w:tcMar>
-              <w:top w:w="0" w:type="dxa"/>
-              <w:bottom w:w="0" w:type="dxa"/>
-              <w:left w:w="0" w:type="dxa"/>
-              <w:right w:w="0" w:type="dxa"/>
-            </w:tcMar>
-            <w:vAlign w:val="center"/>
-          </w:tcPr>
-          <w:p>
-            <w:pPr>
-              <w:pStyle w:val="Normal"/>
-              <w:jc w:val="right"/>
-              <w:pBdr>
-                <w:bottom w:val="none" w:sz="0" w:space="0" w:color="000000"/>
-                <w:top w:val="none" w:sz="0" w:space="0" w:color="000000"/>
-                <w:left w:val="none" w:sz="0" w:space="0" w:color="000000"/>
-                <w:right w:val="none" w:sz="0" w:space="0" w:color="000000"/>
-              </w:pBdr>
-              <w:spacing w:after="100" w:before="100" w:line="240"/>
-              <w:ind w:left="100" w:right="100" w:firstLine="0" w:firstLineChars="0"/>
-            </w:pPr>
-            <w:r>
-              <w:rPr>
-                <w:rFonts w:ascii="Helvetica" w:hAnsi="Helvetica" w:eastAsia="Helvetica" w:cs="Helvetica"/>
-                <w:i w:val="false"/>
-                <w:b w:val="false"/>
-                <w:u w:val="none"/>
-                <w:sz w:val="22"/>
-                <w:szCs w:val="22"/>
-                <w:color w:val="000000"/>
-              </w:rPr>
-              <w:t xml:space="preserve">0.0996</w:t>
-            </w:r>
-          </w:p>
-        </w:tc>
-        <w:tc>
-          <w:tcPr>
-            <w:tcBorders>
-              <w:bottom w:val="none" w:sz="0" w:space="0" w:color="000000"/>
-              <w:top w:val="none" w:sz="0" w:space="0" w:color="000000"/>
-              <w:left w:val="none" w:sz="0" w:space="0" w:color="000000"/>
-              <w:right w:val="none" w:sz="0" w:space="0" w:color="000000"/>
-            </w:tcBorders>
-            <w:shd w:val="clear" w:color="auto" w:fill="FFFFFF"/>
-            <w:tcMar>
-              <w:top w:w="0" w:type="dxa"/>
-              <w:bottom w:w="0" w:type="dxa"/>
-              <w:left w:w="0" w:type="dxa"/>
-              <w:right w:w="0" w:type="dxa"/>
-            </w:tcMar>
-            <w:vAlign w:val="center"/>
-          </w:tcPr>
-          <w:p>
-            <w:pPr>
-              <w:pStyle w:val="Normal"/>
-              <w:jc w:val="right"/>
-              <w:pBdr>
-                <w:bottom w:val="none" w:sz="0" w:space="0" w:color="000000"/>
-                <w:top w:val="none" w:sz="0" w:space="0" w:color="000000"/>
-                <w:left w:val="none" w:sz="0" w:space="0" w:color="000000"/>
-                <w:right w:val="none" w:sz="0" w:space="0" w:color="000000"/>
-              </w:pBdr>
-              <w:spacing w:after="100" w:before="100" w:line="240"/>
-              <w:ind w:left="100" w:right="100" w:firstLine="0" w:firstLineChars="0"/>
-            </w:pPr>
-            <w:r>
-              <w:rPr>
-                <w:rFonts w:ascii="Helvetica" w:hAnsi="Helvetica" w:eastAsia="Helvetica" w:cs="Helvetica"/>
-                <w:i w:val="false"/>
-                <w:b w:val="false"/>
-                <w:u w:val="none"/>
-                <w:sz w:val="22"/>
-                <w:szCs w:val="22"/>
-                <w:color w:val="000000"/>
-              </w:rPr>
-              <w:t xml:space="preserve">0.0173</w:t>
+              <w:t xml:space="preserve">-0.5288</w:t>
+            </w:r>
+          </w:p>
+        </w:tc>
+        <w:tc>
+          <w:tcPr>
+            <w:tcBorders>
+              <w:bottom w:val="none" w:sz="0" w:space="0" w:color="000000"/>
+              <w:top w:val="none" w:sz="0" w:space="0" w:color="000000"/>
+              <w:left w:val="none" w:sz="0" w:space="0" w:color="000000"/>
+              <w:right w:val="none" w:sz="0" w:space="0" w:color="000000"/>
+            </w:tcBorders>
+            <w:shd w:val="clear" w:color="auto" w:fill="FFFFFF"/>
+            <w:tcMar>
+              <w:top w:w="0" w:type="dxa"/>
+              <w:bottom w:w="0" w:type="dxa"/>
+              <w:left w:w="0" w:type="dxa"/>
+              <w:right w:w="0" w:type="dxa"/>
+            </w:tcMar>
+            <w:vAlign w:val="center"/>
+          </w:tcPr>
+          <w:p>
+            <w:pPr>
+              <w:pStyle w:val="Normal"/>
+              <w:jc w:val="right"/>
+              <w:pBdr>
+                <w:bottom w:val="none" w:sz="0" w:space="0" w:color="000000"/>
+                <w:top w:val="none" w:sz="0" w:space="0" w:color="000000"/>
+                <w:left w:val="none" w:sz="0" w:space="0" w:color="000000"/>
+                <w:right w:val="none" w:sz="0" w:space="0" w:color="000000"/>
+              </w:pBdr>
+              <w:spacing w:after="100" w:before="100" w:line="240"/>
+              <w:ind w:left="100" w:right="100" w:firstLine="0" w:firstLineChars="0"/>
+            </w:pPr>
+            <w:r>
+              <w:rPr>
+                <w:rFonts w:ascii="Helvetica" w:hAnsi="Helvetica" w:eastAsia="Helvetica" w:cs="Helvetica"/>
+                <w:i w:val="false"/>
+                <w:b w:val="false"/>
+                <w:u w:val="none"/>
+                <w:sz w:val="22"/>
+                <w:szCs w:val="22"/>
+                <w:color w:val="000000"/>
+              </w:rPr>
+              <w:t xml:space="preserve">0.0185</w:t>
+            </w:r>
+          </w:p>
+        </w:tc>
+        <w:tc>
+          <w:tcPr>
+            <w:tcBorders>
+              <w:bottom w:val="none" w:sz="0" w:space="0" w:color="000000"/>
+              <w:top w:val="none" w:sz="0" w:space="0" w:color="000000"/>
+              <w:left w:val="none" w:sz="0" w:space="0" w:color="000000"/>
+              <w:right w:val="none" w:sz="0" w:space="0" w:color="000000"/>
+            </w:tcBorders>
+            <w:shd w:val="clear" w:color="auto" w:fill="FFFFFF"/>
+            <w:tcMar>
+              <w:top w:w="0" w:type="dxa"/>
+              <w:bottom w:w="0" w:type="dxa"/>
+              <w:left w:w="0" w:type="dxa"/>
+              <w:right w:w="0" w:type="dxa"/>
+            </w:tcMar>
+            <w:vAlign w:val="center"/>
+          </w:tcPr>
+          <w:p>
+            <w:pPr>
+              <w:pStyle w:val="Normal"/>
+              <w:jc w:val="right"/>
+              <w:pBdr>
+                <w:bottom w:val="none" w:sz="0" w:space="0" w:color="000000"/>
+                <w:top w:val="none" w:sz="0" w:space="0" w:color="000000"/>
+                <w:left w:val="none" w:sz="0" w:space="0" w:color="000000"/>
+                <w:right w:val="none" w:sz="0" w:space="0" w:color="000000"/>
+              </w:pBdr>
+              <w:spacing w:after="100" w:before="100" w:line="240"/>
+              <w:ind w:left="100" w:right="100" w:firstLine="0" w:firstLineChars="0"/>
+            </w:pPr>
+            <w:r>
+              <w:rPr>
+                <w:rFonts w:ascii="Helvetica" w:hAnsi="Helvetica" w:eastAsia="Helvetica" w:cs="Helvetica"/>
+                <w:i w:val="false"/>
+                <w:b w:val="false"/>
+                <w:u w:val="none"/>
+                <w:sz w:val="22"/>
+                <w:szCs w:val="22"/>
+                <w:color w:val="000000"/>
+              </w:rPr>
+              <w:t xml:space="preserve">0.9576</w:t>
+            </w:r>
+          </w:p>
+        </w:tc>
+        <w:tc>
+          <w:tcPr>
+            <w:tcBorders>
+              <w:bottom w:val="none" w:sz="0" w:space="0" w:color="000000"/>
+              <w:top w:val="none" w:sz="0" w:space="0" w:color="000000"/>
+              <w:left w:val="none" w:sz="0" w:space="0" w:color="000000"/>
+              <w:right w:val="none" w:sz="0" w:space="0" w:color="000000"/>
+            </w:tcBorders>
+            <w:shd w:val="clear" w:color="auto" w:fill="FFFFFF"/>
+            <w:tcMar>
+              <w:top w:w="0" w:type="dxa"/>
+              <w:bottom w:w="0" w:type="dxa"/>
+              <w:left w:w="0" w:type="dxa"/>
+              <w:right w:w="0" w:type="dxa"/>
+            </w:tcMar>
+            <w:vAlign w:val="center"/>
+          </w:tcPr>
+          <w:p>
+            <w:pPr>
+              <w:pStyle w:val="Normal"/>
+              <w:jc w:val="right"/>
+              <w:pBdr>
+                <w:bottom w:val="none" w:sz="0" w:space="0" w:color="000000"/>
+                <w:top w:val="none" w:sz="0" w:space="0" w:color="000000"/>
+                <w:left w:val="none" w:sz="0" w:space="0" w:color="000000"/>
+                <w:right w:val="none" w:sz="0" w:space="0" w:color="000000"/>
+              </w:pBdr>
+              <w:spacing w:after="100" w:before="100" w:line="240"/>
+              <w:ind w:left="100" w:right="100" w:firstLine="0" w:firstLineChars="0"/>
+            </w:pPr>
+            <w:r>
+              <w:rPr>
+                <w:rFonts w:ascii="Helvetica" w:hAnsi="Helvetica" w:eastAsia="Helvetica" w:cs="Helvetica"/>
+                <w:i w:val="false"/>
+                <w:b w:val="false"/>
+                <w:u w:val="none"/>
+                <w:sz w:val="22"/>
+                <w:szCs w:val="22"/>
+                <w:color w:val="000000"/>
+              </w:rPr>
+              <w:t xml:space="preserve">0.1979</w:t>
+            </w:r>
+          </w:p>
+        </w:tc>
+        <w:tc>
+          <w:tcPr>
+            <w:tcBorders>
+              <w:bottom w:val="none" w:sz="0" w:space="0" w:color="000000"/>
+              <w:top w:val="none" w:sz="0" w:space="0" w:color="000000"/>
+              <w:left w:val="none" w:sz="0" w:space="0" w:color="000000"/>
+              <w:right w:val="none" w:sz="0" w:space="0" w:color="000000"/>
+            </w:tcBorders>
+            <w:shd w:val="clear" w:color="auto" w:fill="FFFFFF"/>
+            <w:tcMar>
+              <w:top w:w="0" w:type="dxa"/>
+              <w:bottom w:w="0" w:type="dxa"/>
+              <w:left w:w="0" w:type="dxa"/>
+              <w:right w:w="0" w:type="dxa"/>
+            </w:tcMar>
+            <w:vAlign w:val="center"/>
+          </w:tcPr>
+          <w:p>
+            <w:pPr>
+              <w:pStyle w:val="Normal"/>
+              <w:jc w:val="right"/>
+              <w:pBdr>
+                <w:bottom w:val="none" w:sz="0" w:space="0" w:color="000000"/>
+                <w:top w:val="none" w:sz="0" w:space="0" w:color="000000"/>
+                <w:left w:val="none" w:sz="0" w:space="0" w:color="000000"/>
+                <w:right w:val="none" w:sz="0" w:space="0" w:color="000000"/>
+              </w:pBdr>
+              <w:spacing w:after="100" w:before="100" w:line="240"/>
+              <w:ind w:left="100" w:right="100" w:firstLine="0" w:firstLineChars="0"/>
+            </w:pPr>
+            <w:r>
+              <w:rPr>
+                <w:rFonts w:ascii="Helvetica" w:hAnsi="Helvetica" w:eastAsia="Helvetica" w:cs="Helvetica"/>
+                <w:i w:val="false"/>
+                <w:b w:val="false"/>
+                <w:u w:val="none"/>
+                <w:sz w:val="22"/>
+                <w:szCs w:val="22"/>
+                <w:color w:val="000000"/>
+              </w:rPr>
+              <w:t xml:space="preserve">0.1545</w:t>
+            </w:r>
+          </w:p>
+        </w:tc>
+        <w:tc>
+          <w:tcPr>
+            <w:tcBorders>
+              <w:bottom w:val="none" w:sz="0" w:space="0" w:color="000000"/>
+              <w:top w:val="none" w:sz="0" w:space="0" w:color="000000"/>
+              <w:left w:val="none" w:sz="0" w:space="0" w:color="000000"/>
+              <w:right w:val="none" w:sz="0" w:space="0" w:color="000000"/>
+            </w:tcBorders>
+            <w:shd w:val="clear" w:color="auto" w:fill="FFFFFF"/>
+            <w:tcMar>
+              <w:top w:w="0" w:type="dxa"/>
+              <w:bottom w:w="0" w:type="dxa"/>
+              <w:left w:w="0" w:type="dxa"/>
+              <w:right w:w="0" w:type="dxa"/>
+            </w:tcMar>
+            <w:vAlign w:val="center"/>
+          </w:tcPr>
+          <w:p>
+            <w:pPr>
+              <w:pStyle w:val="Normal"/>
+              <w:jc w:val="right"/>
+              <w:pBdr>
+                <w:bottom w:val="none" w:sz="0" w:space="0" w:color="000000"/>
+                <w:top w:val="none" w:sz="0" w:space="0" w:color="000000"/>
+                <w:left w:val="none" w:sz="0" w:space="0" w:color="000000"/>
+                <w:right w:val="none" w:sz="0" w:space="0" w:color="000000"/>
+              </w:pBdr>
+              <w:spacing w:after="100" w:before="100" w:line="240"/>
+              <w:ind w:left="100" w:right="100" w:firstLine="0" w:firstLineChars="0"/>
+            </w:pPr>
+            <w:r>
+              <w:rPr>
+                <w:rFonts w:ascii="Helvetica" w:hAnsi="Helvetica" w:eastAsia="Helvetica" w:cs="Helvetica"/>
+                <w:i w:val="false"/>
+                <w:b w:val="false"/>
+                <w:u w:val="none"/>
+                <w:sz w:val="22"/>
+                <w:szCs w:val="22"/>
+                <w:color w:val="000000"/>
+              </w:rPr>
+              <w:t xml:space="preserve">0.0392</w:t>
             </w:r>
           </w:p>
         </w:tc>
@@ -4540,227 +4540,227 @@
                 <w:szCs w:val="22"/>
                 <w:color w:val="000000"/>
               </w:rPr>
-              <w:t xml:space="preserve">1.0201</w:t>
-            </w:r>
-          </w:p>
-        </w:tc>
-        <w:tc>
-          <w:tcPr>
-            <w:tcBorders>
-              <w:bottom w:val="none" w:sz="0" w:space="0" w:color="000000"/>
-              <w:top w:val="none" w:sz="0" w:space="0" w:color="000000"/>
-              <w:left w:val="none" w:sz="0" w:space="0" w:color="000000"/>
-              <w:right w:val="none" w:sz="0" w:space="0" w:color="000000"/>
-            </w:tcBorders>
-            <w:shd w:val="clear" w:color="auto" w:fill="FFFFFF"/>
-            <w:tcMar>
-              <w:top w:w="0" w:type="dxa"/>
-              <w:bottom w:w="0" w:type="dxa"/>
-              <w:left w:w="0" w:type="dxa"/>
-              <w:right w:w="0" w:type="dxa"/>
-            </w:tcMar>
-            <w:vAlign w:val="center"/>
-          </w:tcPr>
-          <w:p>
-            <w:pPr>
-              <w:pStyle w:val="Normal"/>
-              <w:jc w:val="right"/>
-              <w:pBdr>
-                <w:bottom w:val="none" w:sz="0" w:space="0" w:color="000000"/>
-                <w:top w:val="none" w:sz="0" w:space="0" w:color="000000"/>
-                <w:left w:val="none" w:sz="0" w:space="0" w:color="000000"/>
-                <w:right w:val="none" w:sz="0" w:space="0" w:color="000000"/>
-              </w:pBdr>
-              <w:spacing w:after="100" w:before="100" w:line="240"/>
-              <w:ind w:left="100" w:right="100" w:firstLine="0" w:firstLineChars="0"/>
-            </w:pPr>
-            <w:r>
-              <w:rPr>
-                <w:rFonts w:ascii="Helvetica" w:hAnsi="Helvetica" w:eastAsia="Helvetica" w:cs="Helvetica"/>
-                <w:i w:val="false"/>
-                <w:b w:val="false"/>
-                <w:u w:val="none"/>
-                <w:sz w:val="22"/>
-                <w:szCs w:val="22"/>
-                <w:color w:val="000000"/>
-              </w:rPr>
-              <w:t xml:space="preserve">0.0272</w:t>
-            </w:r>
-          </w:p>
-        </w:tc>
-        <w:tc>
-          <w:tcPr>
-            <w:tcBorders>
-              <w:bottom w:val="none" w:sz="0" w:space="0" w:color="000000"/>
-              <w:top w:val="none" w:sz="0" w:space="0" w:color="000000"/>
-              <w:left w:val="none" w:sz="0" w:space="0" w:color="000000"/>
-              <w:right w:val="none" w:sz="0" w:space="0" w:color="000000"/>
-            </w:tcBorders>
-            <w:shd w:val="clear" w:color="auto" w:fill="FFFFFF"/>
-            <w:tcMar>
-              <w:top w:w="0" w:type="dxa"/>
-              <w:bottom w:w="0" w:type="dxa"/>
-              <w:left w:w="0" w:type="dxa"/>
-              <w:right w:w="0" w:type="dxa"/>
-            </w:tcMar>
-            <w:vAlign w:val="center"/>
-          </w:tcPr>
-          <w:p>
-            <w:pPr>
-              <w:pStyle w:val="Normal"/>
-              <w:jc w:val="right"/>
-              <w:pBdr>
-                <w:bottom w:val="none" w:sz="0" w:space="0" w:color="000000"/>
-                <w:top w:val="none" w:sz="0" w:space="0" w:color="000000"/>
-                <w:left w:val="none" w:sz="0" w:space="0" w:color="000000"/>
-                <w:right w:val="none" w:sz="0" w:space="0" w:color="000000"/>
-              </w:pBdr>
-              <w:spacing w:after="100" w:before="100" w:line="240"/>
-              <w:ind w:left="100" w:right="100" w:firstLine="0" w:firstLineChars="0"/>
-            </w:pPr>
-            <w:r>
-              <w:rPr>
-                <w:rFonts w:ascii="Helvetica" w:hAnsi="Helvetica" w:eastAsia="Helvetica" w:cs="Helvetica"/>
-                <w:i w:val="false"/>
-                <w:b w:val="false"/>
-                <w:u w:val="none"/>
-                <w:sz w:val="22"/>
-                <w:szCs w:val="22"/>
-                <w:color w:val="000000"/>
-              </w:rPr>
-              <w:t xml:space="preserve">0.9640</w:t>
-            </w:r>
-          </w:p>
-        </w:tc>
-        <w:tc>
-          <w:tcPr>
-            <w:tcBorders>
-              <w:bottom w:val="none" w:sz="0" w:space="0" w:color="000000"/>
-              <w:top w:val="none" w:sz="0" w:space="0" w:color="000000"/>
-              <w:left w:val="none" w:sz="0" w:space="0" w:color="000000"/>
-              <w:right w:val="none" w:sz="0" w:space="0" w:color="000000"/>
-            </w:tcBorders>
-            <w:shd w:val="clear" w:color="auto" w:fill="FFFFFF"/>
-            <w:tcMar>
-              <w:top w:w="0" w:type="dxa"/>
-              <w:bottom w:w="0" w:type="dxa"/>
-              <w:left w:w="0" w:type="dxa"/>
-              <w:right w:w="0" w:type="dxa"/>
-            </w:tcMar>
-            <w:vAlign w:val="center"/>
-          </w:tcPr>
-          <w:p>
-            <w:pPr>
-              <w:pStyle w:val="Normal"/>
-              <w:jc w:val="right"/>
-              <w:pBdr>
-                <w:bottom w:val="none" w:sz="0" w:space="0" w:color="000000"/>
-                <w:top w:val="none" w:sz="0" w:space="0" w:color="000000"/>
-                <w:left w:val="none" w:sz="0" w:space="0" w:color="000000"/>
-                <w:right w:val="none" w:sz="0" w:space="0" w:color="000000"/>
-              </w:pBdr>
-              <w:spacing w:after="100" w:before="100" w:line="240"/>
-              <w:ind w:left="100" w:right="100" w:firstLine="0" w:firstLineChars="0"/>
-            </w:pPr>
-            <w:r>
-              <w:rPr>
-                <w:rFonts w:ascii="Helvetica" w:hAnsi="Helvetica" w:eastAsia="Helvetica" w:cs="Helvetica"/>
-                <w:i w:val="false"/>
-                <w:b w:val="false"/>
-                <w:u w:val="none"/>
-                <w:sz w:val="22"/>
-                <w:szCs w:val="22"/>
-                <w:color w:val="000000"/>
-              </w:rPr>
-              <w:t xml:space="preserve">0.1120</w:t>
-            </w:r>
-          </w:p>
-        </w:tc>
-        <w:tc>
-          <w:tcPr>
-            <w:tcBorders>
-              <w:bottom w:val="none" w:sz="0" w:space="0" w:color="000000"/>
-              <w:top w:val="none" w:sz="0" w:space="0" w:color="000000"/>
-              <w:left w:val="none" w:sz="0" w:space="0" w:color="000000"/>
-              <w:right w:val="none" w:sz="0" w:space="0" w:color="000000"/>
-            </w:tcBorders>
-            <w:shd w:val="clear" w:color="auto" w:fill="FFFFFF"/>
-            <w:tcMar>
-              <w:top w:w="0" w:type="dxa"/>
-              <w:bottom w:w="0" w:type="dxa"/>
-              <w:left w:w="0" w:type="dxa"/>
-              <w:right w:w="0" w:type="dxa"/>
-            </w:tcMar>
-            <w:vAlign w:val="center"/>
-          </w:tcPr>
-          <w:p>
-            <w:pPr>
-              <w:pStyle w:val="Normal"/>
-              <w:jc w:val="right"/>
-              <w:pBdr>
-                <w:bottom w:val="none" w:sz="0" w:space="0" w:color="000000"/>
-                <w:top w:val="none" w:sz="0" w:space="0" w:color="000000"/>
-                <w:left w:val="none" w:sz="0" w:space="0" w:color="000000"/>
-                <w:right w:val="none" w:sz="0" w:space="0" w:color="000000"/>
-              </w:pBdr>
-              <w:spacing w:after="100" w:before="100" w:line="240"/>
-              <w:ind w:left="100" w:right="100" w:firstLine="0" w:firstLineChars="0"/>
-            </w:pPr>
-            <w:r>
-              <w:rPr>
-                <w:rFonts w:ascii="Helvetica" w:hAnsi="Helvetica" w:eastAsia="Helvetica" w:cs="Helvetica"/>
-                <w:i w:val="false"/>
-                <w:b w:val="false"/>
-                <w:u w:val="none"/>
-                <w:sz w:val="22"/>
-                <w:szCs w:val="22"/>
-                <w:color w:val="000000"/>
-              </w:rPr>
-              <w:t xml:space="preserve">0.0752</w:t>
-            </w:r>
-          </w:p>
-        </w:tc>
-        <w:tc>
-          <w:tcPr>
-            <w:tcBorders>
-              <w:bottom w:val="none" w:sz="0" w:space="0" w:color="000000"/>
-              <w:top w:val="none" w:sz="0" w:space="0" w:color="000000"/>
-              <w:left w:val="none" w:sz="0" w:space="0" w:color="000000"/>
-              <w:right w:val="none" w:sz="0" w:space="0" w:color="000000"/>
-            </w:tcBorders>
-            <w:shd w:val="clear" w:color="auto" w:fill="FFFFFF"/>
-            <w:tcMar>
-              <w:top w:w="0" w:type="dxa"/>
-              <w:bottom w:w="0" w:type="dxa"/>
-              <w:left w:w="0" w:type="dxa"/>
-              <w:right w:w="0" w:type="dxa"/>
-            </w:tcMar>
-            <w:vAlign w:val="center"/>
-          </w:tcPr>
-          <w:p>
-            <w:pPr>
-              <w:pStyle w:val="Normal"/>
-              <w:jc w:val="right"/>
-              <w:pBdr>
-                <w:bottom w:val="none" w:sz="0" w:space="0" w:color="000000"/>
-                <w:top w:val="none" w:sz="0" w:space="0" w:color="000000"/>
-                <w:left w:val="none" w:sz="0" w:space="0" w:color="000000"/>
-                <w:right w:val="none" w:sz="0" w:space="0" w:color="000000"/>
-              </w:pBdr>
-              <w:spacing w:after="100" w:before="100" w:line="240"/>
-              <w:ind w:left="100" w:right="100" w:firstLine="0" w:firstLineChars="0"/>
-            </w:pPr>
-            <w:r>
-              <w:rPr>
-                <w:rFonts w:ascii="Helvetica" w:hAnsi="Helvetica" w:eastAsia="Helvetica" w:cs="Helvetica"/>
-                <w:i w:val="false"/>
-                <w:b w:val="false"/>
-                <w:u w:val="none"/>
-                <w:sz w:val="22"/>
-                <w:szCs w:val="22"/>
-                <w:color w:val="000000"/>
-              </w:rPr>
-              <w:t xml:space="preserve">0.0125</w:t>
+              <w:t xml:space="preserve">1.0111</w:t>
+            </w:r>
+          </w:p>
+        </w:tc>
+        <w:tc>
+          <w:tcPr>
+            <w:tcBorders>
+              <w:bottom w:val="none" w:sz="0" w:space="0" w:color="000000"/>
+              <w:top w:val="none" w:sz="0" w:space="0" w:color="000000"/>
+              <w:left w:val="none" w:sz="0" w:space="0" w:color="000000"/>
+              <w:right w:val="none" w:sz="0" w:space="0" w:color="000000"/>
+            </w:tcBorders>
+            <w:shd w:val="clear" w:color="auto" w:fill="FFFFFF"/>
+            <w:tcMar>
+              <w:top w:w="0" w:type="dxa"/>
+              <w:bottom w:w="0" w:type="dxa"/>
+              <w:left w:w="0" w:type="dxa"/>
+              <w:right w:w="0" w:type="dxa"/>
+            </w:tcMar>
+            <w:vAlign w:val="center"/>
+          </w:tcPr>
+          <w:p>
+            <w:pPr>
+              <w:pStyle w:val="Normal"/>
+              <w:jc w:val="right"/>
+              <w:pBdr>
+                <w:bottom w:val="none" w:sz="0" w:space="0" w:color="000000"/>
+                <w:top w:val="none" w:sz="0" w:space="0" w:color="000000"/>
+                <w:left w:val="none" w:sz="0" w:space="0" w:color="000000"/>
+                <w:right w:val="none" w:sz="0" w:space="0" w:color="000000"/>
+              </w:pBdr>
+              <w:spacing w:after="100" w:before="100" w:line="240"/>
+              <w:ind w:left="100" w:right="100" w:firstLine="0" w:firstLineChars="0"/>
+            </w:pPr>
+            <w:r>
+              <w:rPr>
+                <w:rFonts w:ascii="Helvetica" w:hAnsi="Helvetica" w:eastAsia="Helvetica" w:cs="Helvetica"/>
+                <w:i w:val="false"/>
+                <w:b w:val="false"/>
+                <w:u w:val="none"/>
+                <w:sz w:val="22"/>
+                <w:szCs w:val="22"/>
+                <w:color w:val="000000"/>
+              </w:rPr>
+              <w:t xml:space="preserve">0.0110</w:t>
+            </w:r>
+          </w:p>
+        </w:tc>
+        <w:tc>
+          <w:tcPr>
+            <w:tcBorders>
+              <w:bottom w:val="none" w:sz="0" w:space="0" w:color="000000"/>
+              <w:top w:val="none" w:sz="0" w:space="0" w:color="000000"/>
+              <w:left w:val="none" w:sz="0" w:space="0" w:color="000000"/>
+              <w:right w:val="none" w:sz="0" w:space="0" w:color="000000"/>
+            </w:tcBorders>
+            <w:shd w:val="clear" w:color="auto" w:fill="FFFFFF"/>
+            <w:tcMar>
+              <w:top w:w="0" w:type="dxa"/>
+              <w:bottom w:w="0" w:type="dxa"/>
+              <w:left w:w="0" w:type="dxa"/>
+              <w:right w:w="0" w:type="dxa"/>
+            </w:tcMar>
+            <w:vAlign w:val="center"/>
+          </w:tcPr>
+          <w:p>
+            <w:pPr>
+              <w:pStyle w:val="Normal"/>
+              <w:jc w:val="right"/>
+              <w:pBdr>
+                <w:bottom w:val="none" w:sz="0" w:space="0" w:color="000000"/>
+                <w:top w:val="none" w:sz="0" w:space="0" w:color="000000"/>
+                <w:left w:val="none" w:sz="0" w:space="0" w:color="000000"/>
+                <w:right w:val="none" w:sz="0" w:space="0" w:color="000000"/>
+              </w:pBdr>
+              <w:spacing w:after="100" w:before="100" w:line="240"/>
+              <w:ind w:left="100" w:right="100" w:firstLine="0" w:firstLineChars="0"/>
+            </w:pPr>
+            <w:r>
+              <w:rPr>
+                <w:rFonts w:ascii="Helvetica" w:hAnsi="Helvetica" w:eastAsia="Helvetica" w:cs="Helvetica"/>
+                <w:i w:val="false"/>
+                <w:b w:val="false"/>
+                <w:u w:val="none"/>
+                <w:sz w:val="22"/>
+                <w:szCs w:val="22"/>
+                <w:color w:val="000000"/>
+              </w:rPr>
+              <w:t xml:space="preserve">0.9754</w:t>
+            </w:r>
+          </w:p>
+        </w:tc>
+        <w:tc>
+          <w:tcPr>
+            <w:tcBorders>
+              <w:bottom w:val="none" w:sz="0" w:space="0" w:color="000000"/>
+              <w:top w:val="none" w:sz="0" w:space="0" w:color="000000"/>
+              <w:left w:val="none" w:sz="0" w:space="0" w:color="000000"/>
+              <w:right w:val="none" w:sz="0" w:space="0" w:color="000000"/>
+            </w:tcBorders>
+            <w:shd w:val="clear" w:color="auto" w:fill="FFFFFF"/>
+            <w:tcMar>
+              <w:top w:w="0" w:type="dxa"/>
+              <w:bottom w:w="0" w:type="dxa"/>
+              <w:left w:w="0" w:type="dxa"/>
+              <w:right w:w="0" w:type="dxa"/>
+            </w:tcMar>
+            <w:vAlign w:val="center"/>
+          </w:tcPr>
+          <w:p>
+            <w:pPr>
+              <w:pStyle w:val="Normal"/>
+              <w:jc w:val="right"/>
+              <w:pBdr>
+                <w:bottom w:val="none" w:sz="0" w:space="0" w:color="000000"/>
+                <w:top w:val="none" w:sz="0" w:space="0" w:color="000000"/>
+                <w:left w:val="none" w:sz="0" w:space="0" w:color="000000"/>
+                <w:right w:val="none" w:sz="0" w:space="0" w:color="000000"/>
+              </w:pBdr>
+              <w:spacing w:after="100" w:before="100" w:line="240"/>
+              <w:ind w:left="100" w:right="100" w:firstLine="0" w:firstLineChars="0"/>
+            </w:pPr>
+            <w:r>
+              <w:rPr>
+                <w:rFonts w:ascii="Helvetica" w:hAnsi="Helvetica" w:eastAsia="Helvetica" w:cs="Helvetica"/>
+                <w:i w:val="false"/>
+                <w:b w:val="false"/>
+                <w:u w:val="none"/>
+                <w:sz w:val="22"/>
+                <w:szCs w:val="22"/>
+                <w:color w:val="000000"/>
+              </w:rPr>
+              <w:t xml:space="preserve">0.1787</w:t>
+            </w:r>
+          </w:p>
+        </w:tc>
+        <w:tc>
+          <w:tcPr>
+            <w:tcBorders>
+              <w:bottom w:val="none" w:sz="0" w:space="0" w:color="000000"/>
+              <w:top w:val="none" w:sz="0" w:space="0" w:color="000000"/>
+              <w:left w:val="none" w:sz="0" w:space="0" w:color="000000"/>
+              <w:right w:val="none" w:sz="0" w:space="0" w:color="000000"/>
+            </w:tcBorders>
+            <w:shd w:val="clear" w:color="auto" w:fill="FFFFFF"/>
+            <w:tcMar>
+              <w:top w:w="0" w:type="dxa"/>
+              <w:bottom w:w="0" w:type="dxa"/>
+              <w:left w:w="0" w:type="dxa"/>
+              <w:right w:w="0" w:type="dxa"/>
+            </w:tcMar>
+            <w:vAlign w:val="center"/>
+          </w:tcPr>
+          <w:p>
+            <w:pPr>
+              <w:pStyle w:val="Normal"/>
+              <w:jc w:val="right"/>
+              <w:pBdr>
+                <w:bottom w:val="none" w:sz="0" w:space="0" w:color="000000"/>
+                <w:top w:val="none" w:sz="0" w:space="0" w:color="000000"/>
+                <w:left w:val="none" w:sz="0" w:space="0" w:color="000000"/>
+                <w:right w:val="none" w:sz="0" w:space="0" w:color="000000"/>
+              </w:pBdr>
+              <w:spacing w:after="100" w:before="100" w:line="240"/>
+              <w:ind w:left="100" w:right="100" w:firstLine="0" w:firstLineChars="0"/>
+            </w:pPr>
+            <w:r>
+              <w:rPr>
+                <w:rFonts w:ascii="Helvetica" w:hAnsi="Helvetica" w:eastAsia="Helvetica" w:cs="Helvetica"/>
+                <w:i w:val="false"/>
+                <w:b w:val="false"/>
+                <w:u w:val="none"/>
+                <w:sz w:val="22"/>
+                <w:szCs w:val="22"/>
+                <w:color w:val="000000"/>
+              </w:rPr>
+              <w:t xml:space="preserve">0.1110</w:t>
+            </w:r>
+          </w:p>
+        </w:tc>
+        <w:tc>
+          <w:tcPr>
+            <w:tcBorders>
+              <w:bottom w:val="none" w:sz="0" w:space="0" w:color="000000"/>
+              <w:top w:val="none" w:sz="0" w:space="0" w:color="000000"/>
+              <w:left w:val="none" w:sz="0" w:space="0" w:color="000000"/>
+              <w:right w:val="none" w:sz="0" w:space="0" w:color="000000"/>
+            </w:tcBorders>
+            <w:shd w:val="clear" w:color="auto" w:fill="FFFFFF"/>
+            <w:tcMar>
+              <w:top w:w="0" w:type="dxa"/>
+              <w:bottom w:w="0" w:type="dxa"/>
+              <w:left w:w="0" w:type="dxa"/>
+              <w:right w:w="0" w:type="dxa"/>
+            </w:tcMar>
+            <w:vAlign w:val="center"/>
+          </w:tcPr>
+          <w:p>
+            <w:pPr>
+              <w:pStyle w:val="Normal"/>
+              <w:jc w:val="right"/>
+              <w:pBdr>
+                <w:bottom w:val="none" w:sz="0" w:space="0" w:color="000000"/>
+                <w:top w:val="none" w:sz="0" w:space="0" w:color="000000"/>
+                <w:left w:val="none" w:sz="0" w:space="0" w:color="000000"/>
+                <w:right w:val="none" w:sz="0" w:space="0" w:color="000000"/>
+              </w:pBdr>
+              <w:spacing w:after="100" w:before="100" w:line="240"/>
+              <w:ind w:left="100" w:right="100" w:firstLine="0" w:firstLineChars="0"/>
+            </w:pPr>
+            <w:r>
+              <w:rPr>
+                <w:rFonts w:ascii="Helvetica" w:hAnsi="Helvetica" w:eastAsia="Helvetica" w:cs="Helvetica"/>
+                <w:i w:val="false"/>
+                <w:b w:val="false"/>
+                <w:u w:val="none"/>
+                <w:sz w:val="22"/>
+                <w:szCs w:val="22"/>
+                <w:color w:val="000000"/>
+              </w:rPr>
+              <w:t xml:space="preserve">0.0320</w:t>
             </w:r>
           </w:p>
         </w:tc>
@@ -4931,227 +4931,227 @@
                 <w:szCs w:val="22"/>
                 <w:color w:val="000000"/>
               </w:rPr>
-              <w:t xml:space="preserve">-0.0470</w:t>
-            </w:r>
-          </w:p>
-        </w:tc>
-        <w:tc>
-          <w:tcPr>
-            <w:tcBorders>
-              <w:bottom w:val="none" w:sz="0" w:space="0" w:color="000000"/>
-              <w:top w:val="none" w:sz="0" w:space="0" w:color="000000"/>
-              <w:left w:val="none" w:sz="0" w:space="0" w:color="000000"/>
-              <w:right w:val="none" w:sz="0" w:space="0" w:color="000000"/>
-            </w:tcBorders>
-            <w:shd w:val="clear" w:color="auto" w:fill="FFFFFF"/>
-            <w:tcMar>
-              <w:top w:w="0" w:type="dxa"/>
-              <w:bottom w:w="0" w:type="dxa"/>
-              <w:left w:w="0" w:type="dxa"/>
-              <w:right w:w="0" w:type="dxa"/>
-            </w:tcMar>
-            <w:vAlign w:val="center"/>
-          </w:tcPr>
-          <w:p>
-            <w:pPr>
-              <w:pStyle w:val="Normal"/>
-              <w:jc w:val="right"/>
-              <w:pBdr>
-                <w:bottom w:val="none" w:sz="0" w:space="0" w:color="000000"/>
-                <w:top w:val="none" w:sz="0" w:space="0" w:color="000000"/>
-                <w:left w:val="none" w:sz="0" w:space="0" w:color="000000"/>
-                <w:right w:val="none" w:sz="0" w:space="0" w:color="000000"/>
-              </w:pBdr>
-              <w:spacing w:after="100" w:before="100" w:line="240"/>
-              <w:ind w:left="100" w:right="100" w:firstLine="0" w:firstLineChars="0"/>
-            </w:pPr>
-            <w:r>
-              <w:rPr>
-                <w:rFonts w:ascii="Helvetica" w:hAnsi="Helvetica" w:eastAsia="Helvetica" w:cs="Helvetica"/>
-                <w:i w:val="false"/>
-                <w:b w:val="false"/>
-                <w:u w:val="none"/>
-                <w:sz w:val="22"/>
-                <w:szCs w:val="22"/>
-                <w:color w:val="000000"/>
-              </w:rPr>
-              <w:t xml:space="preserve">0.0173</w:t>
-            </w:r>
-          </w:p>
-        </w:tc>
-        <w:tc>
-          <w:tcPr>
-            <w:tcBorders>
-              <w:bottom w:val="none" w:sz="0" w:space="0" w:color="000000"/>
-              <w:top w:val="none" w:sz="0" w:space="0" w:color="000000"/>
-              <w:left w:val="none" w:sz="0" w:space="0" w:color="000000"/>
-              <w:right w:val="none" w:sz="0" w:space="0" w:color="000000"/>
-            </w:tcBorders>
-            <w:shd w:val="clear" w:color="auto" w:fill="FFFFFF"/>
-            <w:tcMar>
-              <w:top w:w="0" w:type="dxa"/>
-              <w:bottom w:w="0" w:type="dxa"/>
-              <w:left w:w="0" w:type="dxa"/>
-              <w:right w:w="0" w:type="dxa"/>
-            </w:tcMar>
-            <w:vAlign w:val="center"/>
-          </w:tcPr>
-          <w:p>
-            <w:pPr>
-              <w:pStyle w:val="Normal"/>
-              <w:jc w:val="right"/>
-              <w:pBdr>
-                <w:bottom w:val="none" w:sz="0" w:space="0" w:color="000000"/>
-                <w:top w:val="none" w:sz="0" w:space="0" w:color="000000"/>
-                <w:left w:val="none" w:sz="0" w:space="0" w:color="000000"/>
-                <w:right w:val="none" w:sz="0" w:space="0" w:color="000000"/>
-              </w:pBdr>
-              <w:spacing w:after="100" w:before="100" w:line="240"/>
-              <w:ind w:left="100" w:right="100" w:firstLine="0" w:firstLineChars="0"/>
-            </w:pPr>
-            <w:r>
-              <w:rPr>
-                <w:rFonts w:ascii="Helvetica" w:hAnsi="Helvetica" w:eastAsia="Helvetica" w:cs="Helvetica"/>
-                <w:i w:val="false"/>
-                <w:b w:val="false"/>
-                <w:u w:val="none"/>
-                <w:sz w:val="22"/>
-                <w:szCs w:val="22"/>
-                <w:color w:val="000000"/>
-              </w:rPr>
-              <w:t xml:space="preserve">0.9756</w:t>
-            </w:r>
-          </w:p>
-        </w:tc>
-        <w:tc>
-          <w:tcPr>
-            <w:tcBorders>
-              <w:bottom w:val="none" w:sz="0" w:space="0" w:color="000000"/>
-              <w:top w:val="none" w:sz="0" w:space="0" w:color="000000"/>
-              <w:left w:val="none" w:sz="0" w:space="0" w:color="000000"/>
-              <w:right w:val="none" w:sz="0" w:space="0" w:color="000000"/>
-            </w:tcBorders>
-            <w:shd w:val="clear" w:color="auto" w:fill="FFFFFF"/>
-            <w:tcMar>
-              <w:top w:w="0" w:type="dxa"/>
-              <w:bottom w:w="0" w:type="dxa"/>
-              <w:left w:w="0" w:type="dxa"/>
-              <w:right w:w="0" w:type="dxa"/>
-            </w:tcMar>
-            <w:vAlign w:val="center"/>
-          </w:tcPr>
-          <w:p>
-            <w:pPr>
-              <w:pStyle w:val="Normal"/>
-              <w:jc w:val="right"/>
-              <w:pBdr>
-                <w:bottom w:val="none" w:sz="0" w:space="0" w:color="000000"/>
-                <w:top w:val="none" w:sz="0" w:space="0" w:color="000000"/>
-                <w:left w:val="none" w:sz="0" w:space="0" w:color="000000"/>
-                <w:right w:val="none" w:sz="0" w:space="0" w:color="000000"/>
-              </w:pBdr>
-              <w:spacing w:after="100" w:before="100" w:line="240"/>
-              <w:ind w:left="100" w:right="100" w:firstLine="0" w:firstLineChars="0"/>
-            </w:pPr>
-            <w:r>
-              <w:rPr>
-                <w:rFonts w:ascii="Helvetica" w:hAnsi="Helvetica" w:eastAsia="Helvetica" w:cs="Helvetica"/>
-                <w:i w:val="false"/>
-                <w:b w:val="false"/>
-                <w:u w:val="none"/>
-                <w:sz w:val="22"/>
-                <w:szCs w:val="22"/>
-                <w:color w:val="000000"/>
-              </w:rPr>
-              <w:t xml:space="preserve">0.0836</w:t>
-            </w:r>
-          </w:p>
-        </w:tc>
-        <w:tc>
-          <w:tcPr>
-            <w:tcBorders>
-              <w:bottom w:val="none" w:sz="0" w:space="0" w:color="000000"/>
-              <w:top w:val="none" w:sz="0" w:space="0" w:color="000000"/>
-              <w:left w:val="none" w:sz="0" w:space="0" w:color="000000"/>
-              <w:right w:val="none" w:sz="0" w:space="0" w:color="000000"/>
-            </w:tcBorders>
-            <w:shd w:val="clear" w:color="auto" w:fill="FFFFFF"/>
-            <w:tcMar>
-              <w:top w:w="0" w:type="dxa"/>
-              <w:bottom w:w="0" w:type="dxa"/>
-              <w:left w:w="0" w:type="dxa"/>
-              <w:right w:w="0" w:type="dxa"/>
-            </w:tcMar>
-            <w:vAlign w:val="center"/>
-          </w:tcPr>
-          <w:p>
-            <w:pPr>
-              <w:pStyle w:val="Normal"/>
-              <w:jc w:val="right"/>
-              <w:pBdr>
-                <w:bottom w:val="none" w:sz="0" w:space="0" w:color="000000"/>
-                <w:top w:val="none" w:sz="0" w:space="0" w:color="000000"/>
-                <w:left w:val="none" w:sz="0" w:space="0" w:color="000000"/>
-                <w:right w:val="none" w:sz="0" w:space="0" w:color="000000"/>
-              </w:pBdr>
-              <w:spacing w:after="100" w:before="100" w:line="240"/>
-              <w:ind w:left="100" w:right="100" w:firstLine="0" w:firstLineChars="0"/>
-            </w:pPr>
-            <w:r>
-              <w:rPr>
-                <w:rFonts w:ascii="Helvetica" w:hAnsi="Helvetica" w:eastAsia="Helvetica" w:cs="Helvetica"/>
-                <w:i w:val="false"/>
-                <w:b w:val="false"/>
-                <w:u w:val="none"/>
-                <w:sz w:val="22"/>
-                <w:szCs w:val="22"/>
-                <w:color w:val="000000"/>
-              </w:rPr>
-              <w:t xml:space="preserve">0.0606</w:t>
-            </w:r>
-          </w:p>
-        </w:tc>
-        <w:tc>
-          <w:tcPr>
-            <w:tcBorders>
-              <w:bottom w:val="none" w:sz="0" w:space="0" w:color="000000"/>
-              <w:top w:val="none" w:sz="0" w:space="0" w:color="000000"/>
-              <w:left w:val="none" w:sz="0" w:space="0" w:color="000000"/>
-              <w:right w:val="none" w:sz="0" w:space="0" w:color="000000"/>
-            </w:tcBorders>
-            <w:shd w:val="clear" w:color="auto" w:fill="FFFFFF"/>
-            <w:tcMar>
-              <w:top w:w="0" w:type="dxa"/>
-              <w:bottom w:w="0" w:type="dxa"/>
-              <w:left w:w="0" w:type="dxa"/>
-              <w:right w:w="0" w:type="dxa"/>
-            </w:tcMar>
-            <w:vAlign w:val="center"/>
-          </w:tcPr>
-          <w:p>
-            <w:pPr>
-              <w:pStyle w:val="Normal"/>
-              <w:jc w:val="right"/>
-              <w:pBdr>
-                <w:bottom w:val="none" w:sz="0" w:space="0" w:color="000000"/>
-                <w:top w:val="none" w:sz="0" w:space="0" w:color="000000"/>
-                <w:left w:val="none" w:sz="0" w:space="0" w:color="000000"/>
-                <w:right w:val="none" w:sz="0" w:space="0" w:color="000000"/>
-              </w:pBdr>
-              <w:spacing w:after="100" w:before="100" w:line="240"/>
-              <w:ind w:left="100" w:right="100" w:firstLine="0" w:firstLineChars="0"/>
-            </w:pPr>
-            <w:r>
-              <w:rPr>
-                <w:rFonts w:ascii="Helvetica" w:hAnsi="Helvetica" w:eastAsia="Helvetica" w:cs="Helvetica"/>
-                <w:i w:val="false"/>
-                <w:b w:val="false"/>
-                <w:u w:val="none"/>
-                <w:sz w:val="22"/>
-                <w:szCs w:val="22"/>
-                <w:color w:val="000000"/>
-              </w:rPr>
-              <w:t xml:space="preserve">0.0070</w:t>
+              <w:t xml:space="preserve">-0.1451</w:t>
+            </w:r>
+          </w:p>
+        </w:tc>
+        <w:tc>
+          <w:tcPr>
+            <w:tcBorders>
+              <w:bottom w:val="none" w:sz="0" w:space="0" w:color="000000"/>
+              <w:top w:val="none" w:sz="0" w:space="0" w:color="000000"/>
+              <w:left w:val="none" w:sz="0" w:space="0" w:color="000000"/>
+              <w:right w:val="none" w:sz="0" w:space="0" w:color="000000"/>
+            </w:tcBorders>
+            <w:shd w:val="clear" w:color="auto" w:fill="FFFFFF"/>
+            <w:tcMar>
+              <w:top w:w="0" w:type="dxa"/>
+              <w:bottom w:w="0" w:type="dxa"/>
+              <w:left w:w="0" w:type="dxa"/>
+              <w:right w:w="0" w:type="dxa"/>
+            </w:tcMar>
+            <w:vAlign w:val="center"/>
+          </w:tcPr>
+          <w:p>
+            <w:pPr>
+              <w:pStyle w:val="Normal"/>
+              <w:jc w:val="right"/>
+              <w:pBdr>
+                <w:bottom w:val="none" w:sz="0" w:space="0" w:color="000000"/>
+                <w:top w:val="none" w:sz="0" w:space="0" w:color="000000"/>
+                <w:left w:val="none" w:sz="0" w:space="0" w:color="000000"/>
+                <w:right w:val="none" w:sz="0" w:space="0" w:color="000000"/>
+              </w:pBdr>
+              <w:spacing w:after="100" w:before="100" w:line="240"/>
+              <w:ind w:left="100" w:right="100" w:firstLine="0" w:firstLineChars="0"/>
+            </w:pPr>
+            <w:r>
+              <w:rPr>
+                <w:rFonts w:ascii="Helvetica" w:hAnsi="Helvetica" w:eastAsia="Helvetica" w:cs="Helvetica"/>
+                <w:i w:val="false"/>
+                <w:b w:val="false"/>
+                <w:u w:val="none"/>
+                <w:sz w:val="22"/>
+                <w:szCs w:val="22"/>
+                <w:color w:val="000000"/>
+              </w:rPr>
+              <w:t xml:space="preserve">0.0119</w:t>
+            </w:r>
+          </w:p>
+        </w:tc>
+        <w:tc>
+          <w:tcPr>
+            <w:tcBorders>
+              <w:bottom w:val="none" w:sz="0" w:space="0" w:color="000000"/>
+              <w:top w:val="none" w:sz="0" w:space="0" w:color="000000"/>
+              <w:left w:val="none" w:sz="0" w:space="0" w:color="000000"/>
+              <w:right w:val="none" w:sz="0" w:space="0" w:color="000000"/>
+            </w:tcBorders>
+            <w:shd w:val="clear" w:color="auto" w:fill="FFFFFF"/>
+            <w:tcMar>
+              <w:top w:w="0" w:type="dxa"/>
+              <w:bottom w:w="0" w:type="dxa"/>
+              <w:left w:w="0" w:type="dxa"/>
+              <w:right w:w="0" w:type="dxa"/>
+            </w:tcMar>
+            <w:vAlign w:val="center"/>
+          </w:tcPr>
+          <w:p>
+            <w:pPr>
+              <w:pStyle w:val="Normal"/>
+              <w:jc w:val="right"/>
+              <w:pBdr>
+                <w:bottom w:val="none" w:sz="0" w:space="0" w:color="000000"/>
+                <w:top w:val="none" w:sz="0" w:space="0" w:color="000000"/>
+                <w:left w:val="none" w:sz="0" w:space="0" w:color="000000"/>
+                <w:right w:val="none" w:sz="0" w:space="0" w:color="000000"/>
+              </w:pBdr>
+              <w:spacing w:after="100" w:before="100" w:line="240"/>
+              <w:ind w:left="100" w:right="100" w:firstLine="0" w:firstLineChars="0"/>
+            </w:pPr>
+            <w:r>
+              <w:rPr>
+                <w:rFonts w:ascii="Helvetica" w:hAnsi="Helvetica" w:eastAsia="Helvetica" w:cs="Helvetica"/>
+                <w:i w:val="false"/>
+                <w:b w:val="false"/>
+                <w:u w:val="none"/>
+                <w:sz w:val="22"/>
+                <w:szCs w:val="22"/>
+                <w:color w:val="000000"/>
+              </w:rPr>
+              <w:t xml:space="preserve">0.9750</w:t>
+            </w:r>
+          </w:p>
+        </w:tc>
+        <w:tc>
+          <w:tcPr>
+            <w:tcBorders>
+              <w:bottom w:val="none" w:sz="0" w:space="0" w:color="000000"/>
+              <w:top w:val="none" w:sz="0" w:space="0" w:color="000000"/>
+              <w:left w:val="none" w:sz="0" w:space="0" w:color="000000"/>
+              <w:right w:val="none" w:sz="0" w:space="0" w:color="000000"/>
+            </w:tcBorders>
+            <w:shd w:val="clear" w:color="auto" w:fill="FFFFFF"/>
+            <w:tcMar>
+              <w:top w:w="0" w:type="dxa"/>
+              <w:bottom w:w="0" w:type="dxa"/>
+              <w:left w:w="0" w:type="dxa"/>
+              <w:right w:w="0" w:type="dxa"/>
+            </w:tcMar>
+            <w:vAlign w:val="center"/>
+          </w:tcPr>
+          <w:p>
+            <w:pPr>
+              <w:pStyle w:val="Normal"/>
+              <w:jc w:val="right"/>
+              <w:pBdr>
+                <w:bottom w:val="none" w:sz="0" w:space="0" w:color="000000"/>
+                <w:top w:val="none" w:sz="0" w:space="0" w:color="000000"/>
+                <w:left w:val="none" w:sz="0" w:space="0" w:color="000000"/>
+                <w:right w:val="none" w:sz="0" w:space="0" w:color="000000"/>
+              </w:pBdr>
+              <w:spacing w:after="100" w:before="100" w:line="240"/>
+              <w:ind w:left="100" w:right="100" w:firstLine="0" w:firstLineChars="0"/>
+            </w:pPr>
+            <w:r>
+              <w:rPr>
+                <w:rFonts w:ascii="Helvetica" w:hAnsi="Helvetica" w:eastAsia="Helvetica" w:cs="Helvetica"/>
+                <w:i w:val="false"/>
+                <w:b w:val="false"/>
+                <w:u w:val="none"/>
+                <w:sz w:val="22"/>
+                <w:szCs w:val="22"/>
+                <w:color w:val="000000"/>
+              </w:rPr>
+              <w:t xml:space="preserve">0.1518</w:t>
+            </w:r>
+          </w:p>
+        </w:tc>
+        <w:tc>
+          <w:tcPr>
+            <w:tcBorders>
+              <w:bottom w:val="none" w:sz="0" w:space="0" w:color="000000"/>
+              <w:top w:val="none" w:sz="0" w:space="0" w:color="000000"/>
+              <w:left w:val="none" w:sz="0" w:space="0" w:color="000000"/>
+              <w:right w:val="none" w:sz="0" w:space="0" w:color="000000"/>
+            </w:tcBorders>
+            <w:shd w:val="clear" w:color="auto" w:fill="FFFFFF"/>
+            <w:tcMar>
+              <w:top w:w="0" w:type="dxa"/>
+              <w:bottom w:w="0" w:type="dxa"/>
+              <w:left w:w="0" w:type="dxa"/>
+              <w:right w:w="0" w:type="dxa"/>
+            </w:tcMar>
+            <w:vAlign w:val="center"/>
+          </w:tcPr>
+          <w:p>
+            <w:pPr>
+              <w:pStyle w:val="Normal"/>
+              <w:jc w:val="right"/>
+              <w:pBdr>
+                <w:bottom w:val="none" w:sz="0" w:space="0" w:color="000000"/>
+                <w:top w:val="none" w:sz="0" w:space="0" w:color="000000"/>
+                <w:left w:val="none" w:sz="0" w:space="0" w:color="000000"/>
+                <w:right w:val="none" w:sz="0" w:space="0" w:color="000000"/>
+              </w:pBdr>
+              <w:spacing w:after="100" w:before="100" w:line="240"/>
+              <w:ind w:left="100" w:right="100" w:firstLine="0" w:firstLineChars="0"/>
+            </w:pPr>
+            <w:r>
+              <w:rPr>
+                <w:rFonts w:ascii="Helvetica" w:hAnsi="Helvetica" w:eastAsia="Helvetica" w:cs="Helvetica"/>
+                <w:i w:val="false"/>
+                <w:b w:val="false"/>
+                <w:u w:val="none"/>
+                <w:sz w:val="22"/>
+                <w:szCs w:val="22"/>
+                <w:color w:val="000000"/>
+              </w:rPr>
+              <w:t xml:space="preserve">0.1176</w:t>
+            </w:r>
+          </w:p>
+        </w:tc>
+        <w:tc>
+          <w:tcPr>
+            <w:tcBorders>
+              <w:bottom w:val="none" w:sz="0" w:space="0" w:color="000000"/>
+              <w:top w:val="none" w:sz="0" w:space="0" w:color="000000"/>
+              <w:left w:val="none" w:sz="0" w:space="0" w:color="000000"/>
+              <w:right w:val="none" w:sz="0" w:space="0" w:color="000000"/>
+            </w:tcBorders>
+            <w:shd w:val="clear" w:color="auto" w:fill="FFFFFF"/>
+            <w:tcMar>
+              <w:top w:w="0" w:type="dxa"/>
+              <w:bottom w:w="0" w:type="dxa"/>
+              <w:left w:w="0" w:type="dxa"/>
+              <w:right w:w="0" w:type="dxa"/>
+            </w:tcMar>
+            <w:vAlign w:val="center"/>
+          </w:tcPr>
+          <w:p>
+            <w:pPr>
+              <w:pStyle w:val="Normal"/>
+              <w:jc w:val="right"/>
+              <w:pBdr>
+                <w:bottom w:val="none" w:sz="0" w:space="0" w:color="000000"/>
+                <w:top w:val="none" w:sz="0" w:space="0" w:color="000000"/>
+                <w:left w:val="none" w:sz="0" w:space="0" w:color="000000"/>
+                <w:right w:val="none" w:sz="0" w:space="0" w:color="000000"/>
+              </w:pBdr>
+              <w:spacing w:after="100" w:before="100" w:line="240"/>
+              <w:ind w:left="100" w:right="100" w:firstLine="0" w:firstLineChars="0"/>
+            </w:pPr>
+            <w:r>
+              <w:rPr>
+                <w:rFonts w:ascii="Helvetica" w:hAnsi="Helvetica" w:eastAsia="Helvetica" w:cs="Helvetica"/>
+                <w:i w:val="false"/>
+                <w:b w:val="false"/>
+                <w:u w:val="none"/>
+                <w:sz w:val="22"/>
+                <w:szCs w:val="22"/>
+                <w:color w:val="000000"/>
+              </w:rPr>
+              <w:t xml:space="preserve">0.0230</w:t>
             </w:r>
           </w:p>
         </w:tc>
@@ -5334,227 +5334,227 @@
                 <w:szCs w:val="22"/>
                 <w:color w:val="000000"/>
               </w:rPr>
-              <w:t xml:space="preserve">0.6082</w:t>
-            </w:r>
-          </w:p>
-        </w:tc>
-        <w:tc>
-          <w:tcPr>
-            <w:tcBorders>
-              <w:bottom w:val="none" w:sz="0" w:space="0" w:color="000000"/>
-              <w:top w:val="none" w:sz="0" w:space="0" w:color="000000"/>
-              <w:left w:val="none" w:sz="0" w:space="0" w:color="000000"/>
-              <w:right w:val="none" w:sz="0" w:space="0" w:color="000000"/>
-            </w:tcBorders>
-            <w:shd w:val="clear" w:color="auto" w:fill="FFFFFF"/>
-            <w:tcMar>
-              <w:top w:w="0" w:type="dxa"/>
-              <w:bottom w:w="0" w:type="dxa"/>
-              <w:left w:w="0" w:type="dxa"/>
-              <w:right w:w="0" w:type="dxa"/>
-            </w:tcMar>
-            <w:vAlign w:val="center"/>
-          </w:tcPr>
-          <w:p>
-            <w:pPr>
-              <w:pStyle w:val="Normal"/>
-              <w:jc w:val="right"/>
-              <w:pBdr>
-                <w:bottom w:val="none" w:sz="0" w:space="0" w:color="000000"/>
-                <w:top w:val="none" w:sz="0" w:space="0" w:color="000000"/>
-                <w:left w:val="none" w:sz="0" w:space="0" w:color="000000"/>
-                <w:right w:val="none" w:sz="0" w:space="0" w:color="000000"/>
-              </w:pBdr>
-              <w:spacing w:after="100" w:before="100" w:line="240"/>
-              <w:ind w:left="100" w:right="100" w:firstLine="0" w:firstLineChars="0"/>
-            </w:pPr>
-            <w:r>
-              <w:rPr>
-                <w:rFonts w:ascii="Helvetica" w:hAnsi="Helvetica" w:eastAsia="Helvetica" w:cs="Helvetica"/>
-                <w:i w:val="false"/>
-                <w:b w:val="false"/>
-                <w:u w:val="none"/>
-                <w:sz w:val="22"/>
-                <w:szCs w:val="22"/>
-                <w:color w:val="000000"/>
-              </w:rPr>
-              <w:t xml:space="preserve">0.0328</w:t>
-            </w:r>
-          </w:p>
-        </w:tc>
-        <w:tc>
-          <w:tcPr>
-            <w:tcBorders>
-              <w:bottom w:val="none" w:sz="0" w:space="0" w:color="000000"/>
-              <w:top w:val="none" w:sz="0" w:space="0" w:color="000000"/>
-              <w:left w:val="none" w:sz="0" w:space="0" w:color="000000"/>
-              <w:right w:val="none" w:sz="0" w:space="0" w:color="000000"/>
-            </w:tcBorders>
-            <w:shd w:val="clear" w:color="auto" w:fill="FFFFFF"/>
-            <w:tcMar>
-              <w:top w:w="0" w:type="dxa"/>
-              <w:bottom w:w="0" w:type="dxa"/>
-              <w:left w:w="0" w:type="dxa"/>
-              <w:right w:w="0" w:type="dxa"/>
-            </w:tcMar>
-            <w:vAlign w:val="center"/>
-          </w:tcPr>
-          <w:p>
-            <w:pPr>
-              <w:pStyle w:val="Normal"/>
-              <w:jc w:val="right"/>
-              <w:pBdr>
-                <w:bottom w:val="none" w:sz="0" w:space="0" w:color="000000"/>
-                <w:top w:val="none" w:sz="0" w:space="0" w:color="000000"/>
-                <w:left w:val="none" w:sz="0" w:space="0" w:color="000000"/>
-                <w:right w:val="none" w:sz="0" w:space="0" w:color="000000"/>
-              </w:pBdr>
-              <w:spacing w:after="100" w:before="100" w:line="240"/>
-              <w:ind w:left="100" w:right="100" w:firstLine="0" w:firstLineChars="0"/>
-            </w:pPr>
-            <w:r>
-              <w:rPr>
-                <w:rFonts w:ascii="Helvetica" w:hAnsi="Helvetica" w:eastAsia="Helvetica" w:cs="Helvetica"/>
-                <w:i w:val="false"/>
-                <w:b w:val="false"/>
-                <w:u w:val="none"/>
-                <w:sz w:val="22"/>
-                <w:szCs w:val="22"/>
-                <w:color w:val="000000"/>
-              </w:rPr>
-              <w:t xml:space="preserve">0.9039</w:t>
-            </w:r>
-          </w:p>
-        </w:tc>
-        <w:tc>
-          <w:tcPr>
-            <w:tcBorders>
-              <w:bottom w:val="none" w:sz="0" w:space="0" w:color="000000"/>
-              <w:top w:val="none" w:sz="0" w:space="0" w:color="000000"/>
-              <w:left w:val="none" w:sz="0" w:space="0" w:color="000000"/>
-              <w:right w:val="none" w:sz="0" w:space="0" w:color="000000"/>
-            </w:tcBorders>
-            <w:shd w:val="clear" w:color="auto" w:fill="FFFFFF"/>
-            <w:tcMar>
-              <w:top w:w="0" w:type="dxa"/>
-              <w:bottom w:w="0" w:type="dxa"/>
-              <w:left w:w="0" w:type="dxa"/>
-              <w:right w:w="0" w:type="dxa"/>
-            </w:tcMar>
-            <w:vAlign w:val="center"/>
-          </w:tcPr>
-          <w:p>
-            <w:pPr>
-              <w:pStyle w:val="Normal"/>
-              <w:jc w:val="right"/>
-              <w:pBdr>
-                <w:bottom w:val="none" w:sz="0" w:space="0" w:color="000000"/>
-                <w:top w:val="none" w:sz="0" w:space="0" w:color="000000"/>
-                <w:left w:val="none" w:sz="0" w:space="0" w:color="000000"/>
-                <w:right w:val="none" w:sz="0" w:space="0" w:color="000000"/>
-              </w:pBdr>
-              <w:spacing w:after="100" w:before="100" w:line="240"/>
-              <w:ind w:left="100" w:right="100" w:firstLine="0" w:firstLineChars="0"/>
-            </w:pPr>
-            <w:r>
-              <w:rPr>
-                <w:rFonts w:ascii="Helvetica" w:hAnsi="Helvetica" w:eastAsia="Helvetica" w:cs="Helvetica"/>
-                <w:i w:val="false"/>
-                <w:b w:val="false"/>
-                <w:u w:val="none"/>
-                <w:sz w:val="22"/>
-                <w:szCs w:val="22"/>
-                <w:color w:val="000000"/>
-              </w:rPr>
-              <w:t xml:space="preserve">0.1891</w:t>
-            </w:r>
-          </w:p>
-        </w:tc>
-        <w:tc>
-          <w:tcPr>
-            <w:tcBorders>
-              <w:bottom w:val="none" w:sz="0" w:space="0" w:color="000000"/>
-              <w:top w:val="none" w:sz="0" w:space="0" w:color="000000"/>
-              <w:left w:val="none" w:sz="0" w:space="0" w:color="000000"/>
-              <w:right w:val="none" w:sz="0" w:space="0" w:color="000000"/>
-            </w:tcBorders>
-            <w:shd w:val="clear" w:color="auto" w:fill="FFFFFF"/>
-            <w:tcMar>
-              <w:top w:w="0" w:type="dxa"/>
-              <w:bottom w:w="0" w:type="dxa"/>
-              <w:left w:w="0" w:type="dxa"/>
-              <w:right w:w="0" w:type="dxa"/>
-            </w:tcMar>
-            <w:vAlign w:val="center"/>
-          </w:tcPr>
-          <w:p>
-            <w:pPr>
-              <w:pStyle w:val="Normal"/>
-              <w:jc w:val="right"/>
-              <w:pBdr>
-                <w:bottom w:val="none" w:sz="0" w:space="0" w:color="000000"/>
-                <w:top w:val="none" w:sz="0" w:space="0" w:color="000000"/>
-                <w:left w:val="none" w:sz="0" w:space="0" w:color="000000"/>
-                <w:right w:val="none" w:sz="0" w:space="0" w:color="000000"/>
-              </w:pBdr>
-              <w:spacing w:after="100" w:before="100" w:line="240"/>
-              <w:ind w:left="100" w:right="100" w:firstLine="0" w:firstLineChars="0"/>
-            </w:pPr>
-            <w:r>
-              <w:rPr>
-                <w:rFonts w:ascii="Helvetica" w:hAnsi="Helvetica" w:eastAsia="Helvetica" w:cs="Helvetica"/>
-                <w:i w:val="false"/>
-                <w:b w:val="false"/>
-                <w:u w:val="none"/>
-                <w:sz w:val="22"/>
-                <w:szCs w:val="22"/>
-                <w:color w:val="000000"/>
-              </w:rPr>
-              <w:t xml:space="preserve">0.1549</w:t>
-            </w:r>
-          </w:p>
-        </w:tc>
-        <w:tc>
-          <w:tcPr>
-            <w:tcBorders>
-              <w:bottom w:val="none" w:sz="0" w:space="0" w:color="000000"/>
-              <w:top w:val="none" w:sz="0" w:space="0" w:color="000000"/>
-              <w:left w:val="none" w:sz="0" w:space="0" w:color="000000"/>
-              <w:right w:val="none" w:sz="0" w:space="0" w:color="000000"/>
-            </w:tcBorders>
-            <w:shd w:val="clear" w:color="auto" w:fill="FFFFFF"/>
-            <w:tcMar>
-              <w:top w:w="0" w:type="dxa"/>
-              <w:bottom w:w="0" w:type="dxa"/>
-              <w:left w:w="0" w:type="dxa"/>
-              <w:right w:w="0" w:type="dxa"/>
-            </w:tcMar>
-            <w:vAlign w:val="center"/>
-          </w:tcPr>
-          <w:p>
-            <w:pPr>
-              <w:pStyle w:val="Normal"/>
-              <w:jc w:val="right"/>
-              <w:pBdr>
-                <w:bottom w:val="none" w:sz="0" w:space="0" w:color="000000"/>
-                <w:top w:val="none" w:sz="0" w:space="0" w:color="000000"/>
-                <w:left w:val="none" w:sz="0" w:space="0" w:color="000000"/>
-                <w:right w:val="none" w:sz="0" w:space="0" w:color="000000"/>
-              </w:pBdr>
-              <w:spacing w:after="100" w:before="100" w:line="240"/>
-              <w:ind w:left="100" w:right="100" w:firstLine="0" w:firstLineChars="0"/>
-            </w:pPr>
-            <w:r>
-              <w:rPr>
-                <w:rFonts w:ascii="Helvetica" w:hAnsi="Helvetica" w:eastAsia="Helvetica" w:cs="Helvetica"/>
-                <w:i w:val="false"/>
-                <w:b w:val="false"/>
-                <w:u w:val="none"/>
-                <w:sz w:val="22"/>
-                <w:szCs w:val="22"/>
-                <w:color w:val="000000"/>
-              </w:rPr>
-              <w:t xml:space="preserve">0.0358</w:t>
+              <w:t xml:space="preserve">0.7795</w:t>
+            </w:r>
+          </w:p>
+        </w:tc>
+        <w:tc>
+          <w:tcPr>
+            <w:tcBorders>
+              <w:bottom w:val="none" w:sz="0" w:space="0" w:color="000000"/>
+              <w:top w:val="none" w:sz="0" w:space="0" w:color="000000"/>
+              <w:left w:val="none" w:sz="0" w:space="0" w:color="000000"/>
+              <w:right w:val="none" w:sz="0" w:space="0" w:color="000000"/>
+            </w:tcBorders>
+            <w:shd w:val="clear" w:color="auto" w:fill="FFFFFF"/>
+            <w:tcMar>
+              <w:top w:w="0" w:type="dxa"/>
+              <w:bottom w:w="0" w:type="dxa"/>
+              <w:left w:w="0" w:type="dxa"/>
+              <w:right w:w="0" w:type="dxa"/>
+            </w:tcMar>
+            <w:vAlign w:val="center"/>
+          </w:tcPr>
+          <w:p>
+            <w:pPr>
+              <w:pStyle w:val="Normal"/>
+              <w:jc w:val="right"/>
+              <w:pBdr>
+                <w:bottom w:val="none" w:sz="0" w:space="0" w:color="000000"/>
+                <w:top w:val="none" w:sz="0" w:space="0" w:color="000000"/>
+                <w:left w:val="none" w:sz="0" w:space="0" w:color="000000"/>
+                <w:right w:val="none" w:sz="0" w:space="0" w:color="000000"/>
+              </w:pBdr>
+              <w:spacing w:after="100" w:before="100" w:line="240"/>
+              <w:ind w:left="100" w:right="100" w:firstLine="0" w:firstLineChars="0"/>
+            </w:pPr>
+            <w:r>
+              <w:rPr>
+                <w:rFonts w:ascii="Helvetica" w:hAnsi="Helvetica" w:eastAsia="Helvetica" w:cs="Helvetica"/>
+                <w:i w:val="false"/>
+                <w:b w:val="false"/>
+                <w:u w:val="none"/>
+                <w:sz w:val="22"/>
+                <w:szCs w:val="22"/>
+                <w:color w:val="000000"/>
+              </w:rPr>
+              <w:t xml:space="preserve">0.0111</w:t>
+            </w:r>
+          </w:p>
+        </w:tc>
+        <w:tc>
+          <w:tcPr>
+            <w:tcBorders>
+              <w:bottom w:val="none" w:sz="0" w:space="0" w:color="000000"/>
+              <w:top w:val="none" w:sz="0" w:space="0" w:color="000000"/>
+              <w:left w:val="none" w:sz="0" w:space="0" w:color="000000"/>
+              <w:right w:val="none" w:sz="0" w:space="0" w:color="000000"/>
+            </w:tcBorders>
+            <w:shd w:val="clear" w:color="auto" w:fill="FFFFFF"/>
+            <w:tcMar>
+              <w:top w:w="0" w:type="dxa"/>
+              <w:bottom w:w="0" w:type="dxa"/>
+              <w:left w:w="0" w:type="dxa"/>
+              <w:right w:w="0" w:type="dxa"/>
+            </w:tcMar>
+            <w:vAlign w:val="center"/>
+          </w:tcPr>
+          <w:p>
+            <w:pPr>
+              <w:pStyle w:val="Normal"/>
+              <w:jc w:val="right"/>
+              <w:pBdr>
+                <w:bottom w:val="none" w:sz="0" w:space="0" w:color="000000"/>
+                <w:top w:val="none" w:sz="0" w:space="0" w:color="000000"/>
+                <w:left w:val="none" w:sz="0" w:space="0" w:color="000000"/>
+                <w:right w:val="none" w:sz="0" w:space="0" w:color="000000"/>
+              </w:pBdr>
+              <w:spacing w:after="100" w:before="100" w:line="240"/>
+              <w:ind w:left="100" w:right="100" w:firstLine="0" w:firstLineChars="0"/>
+            </w:pPr>
+            <w:r>
+              <w:rPr>
+                <w:rFonts w:ascii="Helvetica" w:hAnsi="Helvetica" w:eastAsia="Helvetica" w:cs="Helvetica"/>
+                <w:i w:val="false"/>
+                <w:b w:val="false"/>
+                <w:u w:val="none"/>
+                <w:sz w:val="22"/>
+                <w:szCs w:val="22"/>
+                <w:color w:val="000000"/>
+              </w:rPr>
+              <w:t xml:space="preserve">0.9681</w:t>
+            </w:r>
+          </w:p>
+        </w:tc>
+        <w:tc>
+          <w:tcPr>
+            <w:tcBorders>
+              <w:bottom w:val="none" w:sz="0" w:space="0" w:color="000000"/>
+              <w:top w:val="none" w:sz="0" w:space="0" w:color="000000"/>
+              <w:left w:val="none" w:sz="0" w:space="0" w:color="000000"/>
+              <w:right w:val="none" w:sz="0" w:space="0" w:color="000000"/>
+            </w:tcBorders>
+            <w:shd w:val="clear" w:color="auto" w:fill="FFFFFF"/>
+            <w:tcMar>
+              <w:top w:w="0" w:type="dxa"/>
+              <w:bottom w:w="0" w:type="dxa"/>
+              <w:left w:w="0" w:type="dxa"/>
+              <w:right w:w="0" w:type="dxa"/>
+            </w:tcMar>
+            <w:vAlign w:val="center"/>
+          </w:tcPr>
+          <w:p>
+            <w:pPr>
+              <w:pStyle w:val="Normal"/>
+              <w:jc w:val="right"/>
+              <w:pBdr>
+                <w:bottom w:val="none" w:sz="0" w:space="0" w:color="000000"/>
+                <w:top w:val="none" w:sz="0" w:space="0" w:color="000000"/>
+                <w:left w:val="none" w:sz="0" w:space="0" w:color="000000"/>
+                <w:right w:val="none" w:sz="0" w:space="0" w:color="000000"/>
+              </w:pBdr>
+              <w:spacing w:after="100" w:before="100" w:line="240"/>
+              <w:ind w:left="100" w:right="100" w:firstLine="0" w:firstLineChars="0"/>
+            </w:pPr>
+            <w:r>
+              <w:rPr>
+                <w:rFonts w:ascii="Helvetica" w:hAnsi="Helvetica" w:eastAsia="Helvetica" w:cs="Helvetica"/>
+                <w:i w:val="false"/>
+                <w:b w:val="false"/>
+                <w:u w:val="none"/>
+                <w:sz w:val="22"/>
+                <w:szCs w:val="22"/>
+                <w:color w:val="000000"/>
+              </w:rPr>
+              <w:t xml:space="preserve">0.1997</w:t>
+            </w:r>
+          </w:p>
+        </w:tc>
+        <w:tc>
+          <w:tcPr>
+            <w:tcBorders>
+              <w:bottom w:val="none" w:sz="0" w:space="0" w:color="000000"/>
+              <w:top w:val="none" w:sz="0" w:space="0" w:color="000000"/>
+              <w:left w:val="none" w:sz="0" w:space="0" w:color="000000"/>
+              <w:right w:val="none" w:sz="0" w:space="0" w:color="000000"/>
+            </w:tcBorders>
+            <w:shd w:val="clear" w:color="auto" w:fill="FFFFFF"/>
+            <w:tcMar>
+              <w:top w:w="0" w:type="dxa"/>
+              <w:bottom w:w="0" w:type="dxa"/>
+              <w:left w:w="0" w:type="dxa"/>
+              <w:right w:w="0" w:type="dxa"/>
+            </w:tcMar>
+            <w:vAlign w:val="center"/>
+          </w:tcPr>
+          <w:p>
+            <w:pPr>
+              <w:pStyle w:val="Normal"/>
+              <w:jc w:val="right"/>
+              <w:pBdr>
+                <w:bottom w:val="none" w:sz="0" w:space="0" w:color="000000"/>
+                <w:top w:val="none" w:sz="0" w:space="0" w:color="000000"/>
+                <w:left w:val="none" w:sz="0" w:space="0" w:color="000000"/>
+                <w:right w:val="none" w:sz="0" w:space="0" w:color="000000"/>
+              </w:pBdr>
+              <w:spacing w:after="100" w:before="100" w:line="240"/>
+              <w:ind w:left="100" w:right="100" w:firstLine="0" w:firstLineChars="0"/>
+            </w:pPr>
+            <w:r>
+              <w:rPr>
+                <w:rFonts w:ascii="Helvetica" w:hAnsi="Helvetica" w:eastAsia="Helvetica" w:cs="Helvetica"/>
+                <w:i w:val="false"/>
+                <w:b w:val="false"/>
+                <w:u w:val="none"/>
+                <w:sz w:val="22"/>
+                <w:szCs w:val="22"/>
+                <w:color w:val="000000"/>
+              </w:rPr>
+              <w:t xml:space="preserve">0.1648</w:t>
+            </w:r>
+          </w:p>
+        </w:tc>
+        <w:tc>
+          <w:tcPr>
+            <w:tcBorders>
+              <w:bottom w:val="none" w:sz="0" w:space="0" w:color="000000"/>
+              <w:top w:val="none" w:sz="0" w:space="0" w:color="000000"/>
+              <w:left w:val="none" w:sz="0" w:space="0" w:color="000000"/>
+              <w:right w:val="none" w:sz="0" w:space="0" w:color="000000"/>
+            </w:tcBorders>
+            <w:shd w:val="clear" w:color="auto" w:fill="FFFFFF"/>
+            <w:tcMar>
+              <w:top w:w="0" w:type="dxa"/>
+              <w:bottom w:w="0" w:type="dxa"/>
+              <w:left w:w="0" w:type="dxa"/>
+              <w:right w:w="0" w:type="dxa"/>
+            </w:tcMar>
+            <w:vAlign w:val="center"/>
+          </w:tcPr>
+          <w:p>
+            <w:pPr>
+              <w:pStyle w:val="Normal"/>
+              <w:jc w:val="right"/>
+              <w:pBdr>
+                <w:bottom w:val="none" w:sz="0" w:space="0" w:color="000000"/>
+                <w:top w:val="none" w:sz="0" w:space="0" w:color="000000"/>
+                <w:left w:val="none" w:sz="0" w:space="0" w:color="000000"/>
+                <w:right w:val="none" w:sz="0" w:space="0" w:color="000000"/>
+              </w:pBdr>
+              <w:spacing w:after="100" w:before="100" w:line="240"/>
+              <w:ind w:left="100" w:right="100" w:firstLine="0" w:firstLineChars="0"/>
+            </w:pPr>
+            <w:r>
+              <w:rPr>
+                <w:rFonts w:ascii="Helvetica" w:hAnsi="Helvetica" w:eastAsia="Helvetica" w:cs="Helvetica"/>
+                <w:i w:val="false"/>
+                <w:b w:val="false"/>
+                <w:u w:val="none"/>
+                <w:sz w:val="22"/>
+                <w:szCs w:val="22"/>
+                <w:color w:val="000000"/>
+              </w:rPr>
+              <w:t xml:space="preserve">0.0399</w:t>
             </w:r>
           </w:p>
         </w:tc>
@@ -5725,227 +5725,227 @@
                 <w:szCs w:val="22"/>
                 <w:color w:val="000000"/>
               </w:rPr>
-              <w:t xml:space="preserve">-0.2697</w:t>
-            </w:r>
-          </w:p>
-        </w:tc>
-        <w:tc>
-          <w:tcPr>
-            <w:tcBorders>
-              <w:bottom w:val="none" w:sz="0" w:space="0" w:color="000000"/>
-              <w:top w:val="none" w:sz="0" w:space="0" w:color="000000"/>
-              <w:left w:val="none" w:sz="0" w:space="0" w:color="000000"/>
-              <w:right w:val="none" w:sz="0" w:space="0" w:color="000000"/>
-            </w:tcBorders>
-            <w:shd w:val="clear" w:color="auto" w:fill="FFFFFF"/>
-            <w:tcMar>
-              <w:top w:w="0" w:type="dxa"/>
-              <w:bottom w:w="0" w:type="dxa"/>
-              <w:left w:w="0" w:type="dxa"/>
-              <w:right w:w="0" w:type="dxa"/>
-            </w:tcMar>
-            <w:vAlign w:val="center"/>
-          </w:tcPr>
-          <w:p>
-            <w:pPr>
-              <w:pStyle w:val="Normal"/>
-              <w:jc w:val="right"/>
-              <w:pBdr>
-                <w:bottom w:val="none" w:sz="0" w:space="0" w:color="000000"/>
-                <w:top w:val="none" w:sz="0" w:space="0" w:color="000000"/>
-                <w:left w:val="none" w:sz="0" w:space="0" w:color="000000"/>
-                <w:right w:val="none" w:sz="0" w:space="0" w:color="000000"/>
-              </w:pBdr>
-              <w:spacing w:after="100" w:before="100" w:line="240"/>
-              <w:ind w:left="100" w:right="100" w:firstLine="0" w:firstLineChars="0"/>
-            </w:pPr>
-            <w:r>
-              <w:rPr>
-                <w:rFonts w:ascii="Helvetica" w:hAnsi="Helvetica" w:eastAsia="Helvetica" w:cs="Helvetica"/>
-                <w:i w:val="false"/>
-                <w:b w:val="false"/>
-                <w:u w:val="none"/>
-                <w:sz w:val="22"/>
-                <w:szCs w:val="22"/>
-                <w:color w:val="000000"/>
-              </w:rPr>
-              <w:t xml:space="preserve">0.0345</w:t>
-            </w:r>
-          </w:p>
-        </w:tc>
-        <w:tc>
-          <w:tcPr>
-            <w:tcBorders>
-              <w:bottom w:val="none" w:sz="0" w:space="0" w:color="000000"/>
-              <w:top w:val="none" w:sz="0" w:space="0" w:color="000000"/>
-              <w:left w:val="none" w:sz="0" w:space="0" w:color="000000"/>
-              <w:right w:val="none" w:sz="0" w:space="0" w:color="000000"/>
-            </w:tcBorders>
-            <w:shd w:val="clear" w:color="auto" w:fill="FFFFFF"/>
-            <w:tcMar>
-              <w:top w:w="0" w:type="dxa"/>
-              <w:bottom w:w="0" w:type="dxa"/>
-              <w:left w:w="0" w:type="dxa"/>
-              <w:right w:w="0" w:type="dxa"/>
-            </w:tcMar>
-            <w:vAlign w:val="center"/>
-          </w:tcPr>
-          <w:p>
-            <w:pPr>
-              <w:pStyle w:val="Normal"/>
-              <w:jc w:val="right"/>
-              <w:pBdr>
-                <w:bottom w:val="none" w:sz="0" w:space="0" w:color="000000"/>
-                <w:top w:val="none" w:sz="0" w:space="0" w:color="000000"/>
-                <w:left w:val="none" w:sz="0" w:space="0" w:color="000000"/>
-                <w:right w:val="none" w:sz="0" w:space="0" w:color="000000"/>
-              </w:pBdr>
-              <w:spacing w:after="100" w:before="100" w:line="240"/>
-              <w:ind w:left="100" w:right="100" w:firstLine="0" w:firstLineChars="0"/>
-            </w:pPr>
-            <w:r>
-              <w:rPr>
-                <w:rFonts w:ascii="Helvetica" w:hAnsi="Helvetica" w:eastAsia="Helvetica" w:cs="Helvetica"/>
-                <w:i w:val="false"/>
-                <w:b w:val="false"/>
-                <w:u w:val="none"/>
-                <w:sz w:val="22"/>
-                <w:szCs w:val="22"/>
-                <w:color w:val="000000"/>
-              </w:rPr>
-              <w:t xml:space="preserve">0.9049</w:t>
-            </w:r>
-          </w:p>
-        </w:tc>
-        <w:tc>
-          <w:tcPr>
-            <w:tcBorders>
-              <w:bottom w:val="none" w:sz="0" w:space="0" w:color="000000"/>
-              <w:top w:val="none" w:sz="0" w:space="0" w:color="000000"/>
-              <w:left w:val="none" w:sz="0" w:space="0" w:color="000000"/>
-              <w:right w:val="none" w:sz="0" w:space="0" w:color="000000"/>
-            </w:tcBorders>
-            <w:shd w:val="clear" w:color="auto" w:fill="FFFFFF"/>
-            <w:tcMar>
-              <w:top w:w="0" w:type="dxa"/>
-              <w:bottom w:w="0" w:type="dxa"/>
-              <w:left w:w="0" w:type="dxa"/>
-              <w:right w:w="0" w:type="dxa"/>
-            </w:tcMar>
-            <w:vAlign w:val="center"/>
-          </w:tcPr>
-          <w:p>
-            <w:pPr>
-              <w:pStyle w:val="Normal"/>
-              <w:jc w:val="right"/>
-              <w:pBdr>
-                <w:bottom w:val="none" w:sz="0" w:space="0" w:color="000000"/>
-                <w:top w:val="none" w:sz="0" w:space="0" w:color="000000"/>
-                <w:left w:val="none" w:sz="0" w:space="0" w:color="000000"/>
-                <w:right w:val="none" w:sz="0" w:space="0" w:color="000000"/>
-              </w:pBdr>
-              <w:spacing w:after="100" w:before="100" w:line="240"/>
-              <w:ind w:left="100" w:right="100" w:firstLine="0" w:firstLineChars="0"/>
-            </w:pPr>
-            <w:r>
-              <w:rPr>
-                <w:rFonts w:ascii="Helvetica" w:hAnsi="Helvetica" w:eastAsia="Helvetica" w:cs="Helvetica"/>
-                <w:i w:val="false"/>
-                <w:b w:val="false"/>
-                <w:u w:val="none"/>
-                <w:sz w:val="22"/>
-                <w:szCs w:val="22"/>
-                <w:color w:val="000000"/>
-              </w:rPr>
-              <w:t xml:space="preserve">0.1418</w:t>
-            </w:r>
-          </w:p>
-        </w:tc>
-        <w:tc>
-          <w:tcPr>
-            <w:tcBorders>
-              <w:bottom w:val="none" w:sz="0" w:space="0" w:color="000000"/>
-              <w:top w:val="none" w:sz="0" w:space="0" w:color="000000"/>
-              <w:left w:val="none" w:sz="0" w:space="0" w:color="000000"/>
-              <w:right w:val="none" w:sz="0" w:space="0" w:color="000000"/>
-            </w:tcBorders>
-            <w:shd w:val="clear" w:color="auto" w:fill="FFFFFF"/>
-            <w:tcMar>
-              <w:top w:w="0" w:type="dxa"/>
-              <w:bottom w:w="0" w:type="dxa"/>
-              <w:left w:w="0" w:type="dxa"/>
-              <w:right w:w="0" w:type="dxa"/>
-            </w:tcMar>
-            <w:vAlign w:val="center"/>
-          </w:tcPr>
-          <w:p>
-            <w:pPr>
-              <w:pStyle w:val="Normal"/>
-              <w:jc w:val="right"/>
-              <w:pBdr>
-                <w:bottom w:val="none" w:sz="0" w:space="0" w:color="000000"/>
-                <w:top w:val="none" w:sz="0" w:space="0" w:color="000000"/>
-                <w:left w:val="none" w:sz="0" w:space="0" w:color="000000"/>
-                <w:right w:val="none" w:sz="0" w:space="0" w:color="000000"/>
-              </w:pBdr>
-              <w:spacing w:after="100" w:before="100" w:line="240"/>
-              <w:ind w:left="100" w:right="100" w:firstLine="0" w:firstLineChars="0"/>
-            </w:pPr>
-            <w:r>
-              <w:rPr>
-                <w:rFonts w:ascii="Helvetica" w:hAnsi="Helvetica" w:eastAsia="Helvetica" w:cs="Helvetica"/>
-                <w:i w:val="false"/>
-                <w:b w:val="false"/>
-                <w:u w:val="none"/>
-                <w:sz w:val="22"/>
-                <w:szCs w:val="22"/>
-                <w:color w:val="000000"/>
-              </w:rPr>
-              <w:t xml:space="preserve">0.1064</w:t>
-            </w:r>
-          </w:p>
-        </w:tc>
-        <w:tc>
-          <w:tcPr>
-            <w:tcBorders>
-              <w:bottom w:val="none" w:sz="0" w:space="0" w:color="000000"/>
-              <w:top w:val="none" w:sz="0" w:space="0" w:color="000000"/>
-              <w:left w:val="none" w:sz="0" w:space="0" w:color="000000"/>
-              <w:right w:val="none" w:sz="0" w:space="0" w:color="000000"/>
-            </w:tcBorders>
-            <w:shd w:val="clear" w:color="auto" w:fill="FFFFFF"/>
-            <w:tcMar>
-              <w:top w:w="0" w:type="dxa"/>
-              <w:bottom w:w="0" w:type="dxa"/>
-              <w:left w:w="0" w:type="dxa"/>
-              <w:right w:w="0" w:type="dxa"/>
-            </w:tcMar>
-            <w:vAlign w:val="center"/>
-          </w:tcPr>
-          <w:p>
-            <w:pPr>
-              <w:pStyle w:val="Normal"/>
-              <w:jc w:val="right"/>
-              <w:pBdr>
-                <w:bottom w:val="none" w:sz="0" w:space="0" w:color="000000"/>
-                <w:top w:val="none" w:sz="0" w:space="0" w:color="000000"/>
-                <w:left w:val="none" w:sz="0" w:space="0" w:color="000000"/>
-                <w:right w:val="none" w:sz="0" w:space="0" w:color="000000"/>
-              </w:pBdr>
-              <w:spacing w:after="100" w:before="100" w:line="240"/>
-              <w:ind w:left="100" w:right="100" w:firstLine="0" w:firstLineChars="0"/>
-            </w:pPr>
-            <w:r>
-              <w:rPr>
-                <w:rFonts w:ascii="Helvetica" w:hAnsi="Helvetica" w:eastAsia="Helvetica" w:cs="Helvetica"/>
-                <w:i w:val="false"/>
-                <w:b w:val="false"/>
-                <w:u w:val="none"/>
-                <w:sz w:val="22"/>
-                <w:szCs w:val="22"/>
-                <w:color w:val="000000"/>
-              </w:rPr>
-              <w:t xml:space="preserve">0.0201</w:t>
+              <w:t xml:space="preserve">-0.2757</w:t>
+            </w:r>
+          </w:p>
+        </w:tc>
+        <w:tc>
+          <w:tcPr>
+            <w:tcBorders>
+              <w:bottom w:val="none" w:sz="0" w:space="0" w:color="000000"/>
+              <w:top w:val="none" w:sz="0" w:space="0" w:color="000000"/>
+              <w:left w:val="none" w:sz="0" w:space="0" w:color="000000"/>
+              <w:right w:val="none" w:sz="0" w:space="0" w:color="000000"/>
+            </w:tcBorders>
+            <w:shd w:val="clear" w:color="auto" w:fill="FFFFFF"/>
+            <w:tcMar>
+              <w:top w:w="0" w:type="dxa"/>
+              <w:bottom w:w="0" w:type="dxa"/>
+              <w:left w:w="0" w:type="dxa"/>
+              <w:right w:w="0" w:type="dxa"/>
+            </w:tcMar>
+            <w:vAlign w:val="center"/>
+          </w:tcPr>
+          <w:p>
+            <w:pPr>
+              <w:pStyle w:val="Normal"/>
+              <w:jc w:val="right"/>
+              <w:pBdr>
+                <w:bottom w:val="none" w:sz="0" w:space="0" w:color="000000"/>
+                <w:top w:val="none" w:sz="0" w:space="0" w:color="000000"/>
+                <w:left w:val="none" w:sz="0" w:space="0" w:color="000000"/>
+                <w:right w:val="none" w:sz="0" w:space="0" w:color="000000"/>
+              </w:pBdr>
+              <w:spacing w:after="100" w:before="100" w:line="240"/>
+              <w:ind w:left="100" w:right="100" w:firstLine="0" w:firstLineChars="0"/>
+            </w:pPr>
+            <w:r>
+              <w:rPr>
+                <w:rFonts w:ascii="Helvetica" w:hAnsi="Helvetica" w:eastAsia="Helvetica" w:cs="Helvetica"/>
+                <w:i w:val="false"/>
+                <w:b w:val="false"/>
+                <w:u w:val="none"/>
+                <w:sz w:val="22"/>
+                <w:szCs w:val="22"/>
+                <w:color w:val="000000"/>
+              </w:rPr>
+              <w:t xml:space="preserve">0.0149</w:t>
+            </w:r>
+          </w:p>
+        </w:tc>
+        <w:tc>
+          <w:tcPr>
+            <w:tcBorders>
+              <w:bottom w:val="none" w:sz="0" w:space="0" w:color="000000"/>
+              <w:top w:val="none" w:sz="0" w:space="0" w:color="000000"/>
+              <w:left w:val="none" w:sz="0" w:space="0" w:color="000000"/>
+              <w:right w:val="none" w:sz="0" w:space="0" w:color="000000"/>
+            </w:tcBorders>
+            <w:shd w:val="clear" w:color="auto" w:fill="FFFFFF"/>
+            <w:tcMar>
+              <w:top w:w="0" w:type="dxa"/>
+              <w:bottom w:w="0" w:type="dxa"/>
+              <w:left w:w="0" w:type="dxa"/>
+              <w:right w:w="0" w:type="dxa"/>
+            </w:tcMar>
+            <w:vAlign w:val="center"/>
+          </w:tcPr>
+          <w:p>
+            <w:pPr>
+              <w:pStyle w:val="Normal"/>
+              <w:jc w:val="right"/>
+              <w:pBdr>
+                <w:bottom w:val="none" w:sz="0" w:space="0" w:color="000000"/>
+                <w:top w:val="none" w:sz="0" w:space="0" w:color="000000"/>
+                <w:left w:val="none" w:sz="0" w:space="0" w:color="000000"/>
+                <w:right w:val="none" w:sz="0" w:space="0" w:color="000000"/>
+              </w:pBdr>
+              <w:spacing w:after="100" w:before="100" w:line="240"/>
+              <w:ind w:left="100" w:right="100" w:firstLine="0" w:firstLineChars="0"/>
+            </w:pPr>
+            <w:r>
+              <w:rPr>
+                <w:rFonts w:ascii="Helvetica" w:hAnsi="Helvetica" w:eastAsia="Helvetica" w:cs="Helvetica"/>
+                <w:i w:val="false"/>
+                <w:b w:val="false"/>
+                <w:u w:val="none"/>
+                <w:sz w:val="22"/>
+                <w:szCs w:val="22"/>
+                <w:color w:val="000000"/>
+              </w:rPr>
+              <w:t xml:space="preserve">0.9753</w:t>
+            </w:r>
+          </w:p>
+        </w:tc>
+        <w:tc>
+          <w:tcPr>
+            <w:tcBorders>
+              <w:bottom w:val="none" w:sz="0" w:space="0" w:color="000000"/>
+              <w:top w:val="none" w:sz="0" w:space="0" w:color="000000"/>
+              <w:left w:val="none" w:sz="0" w:space="0" w:color="000000"/>
+              <w:right w:val="none" w:sz="0" w:space="0" w:color="000000"/>
+            </w:tcBorders>
+            <w:shd w:val="clear" w:color="auto" w:fill="FFFFFF"/>
+            <w:tcMar>
+              <w:top w:w="0" w:type="dxa"/>
+              <w:bottom w:w="0" w:type="dxa"/>
+              <w:left w:w="0" w:type="dxa"/>
+              <w:right w:w="0" w:type="dxa"/>
+            </w:tcMar>
+            <w:vAlign w:val="center"/>
+          </w:tcPr>
+          <w:p>
+            <w:pPr>
+              <w:pStyle w:val="Normal"/>
+              <w:jc w:val="right"/>
+              <w:pBdr>
+                <w:bottom w:val="none" w:sz="0" w:space="0" w:color="000000"/>
+                <w:top w:val="none" w:sz="0" w:space="0" w:color="000000"/>
+                <w:left w:val="none" w:sz="0" w:space="0" w:color="000000"/>
+                <w:right w:val="none" w:sz="0" w:space="0" w:color="000000"/>
+              </w:pBdr>
+              <w:spacing w:after="100" w:before="100" w:line="240"/>
+              <w:ind w:left="100" w:right="100" w:firstLine="0" w:firstLineChars="0"/>
+            </w:pPr>
+            <w:r>
+              <w:rPr>
+                <w:rFonts w:ascii="Helvetica" w:hAnsi="Helvetica" w:eastAsia="Helvetica" w:cs="Helvetica"/>
+                <w:i w:val="false"/>
+                <w:b w:val="false"/>
+                <w:u w:val="none"/>
+                <w:sz w:val="22"/>
+                <w:szCs w:val="22"/>
+                <w:color w:val="000000"/>
+              </w:rPr>
+              <w:t xml:space="preserve">0.1342</w:t>
+            </w:r>
+          </w:p>
+        </w:tc>
+        <w:tc>
+          <w:tcPr>
+            <w:tcBorders>
+              <w:bottom w:val="none" w:sz="0" w:space="0" w:color="000000"/>
+              <w:top w:val="none" w:sz="0" w:space="0" w:color="000000"/>
+              <w:left w:val="none" w:sz="0" w:space="0" w:color="000000"/>
+              <w:right w:val="none" w:sz="0" w:space="0" w:color="000000"/>
+            </w:tcBorders>
+            <w:shd w:val="clear" w:color="auto" w:fill="FFFFFF"/>
+            <w:tcMar>
+              <w:top w:w="0" w:type="dxa"/>
+              <w:bottom w:w="0" w:type="dxa"/>
+              <w:left w:w="0" w:type="dxa"/>
+              <w:right w:w="0" w:type="dxa"/>
+            </w:tcMar>
+            <w:vAlign w:val="center"/>
+          </w:tcPr>
+          <w:p>
+            <w:pPr>
+              <w:pStyle w:val="Normal"/>
+              <w:jc w:val="right"/>
+              <w:pBdr>
+                <w:bottom w:val="none" w:sz="0" w:space="0" w:color="000000"/>
+                <w:top w:val="none" w:sz="0" w:space="0" w:color="000000"/>
+                <w:left w:val="none" w:sz="0" w:space="0" w:color="000000"/>
+                <w:right w:val="none" w:sz="0" w:space="0" w:color="000000"/>
+              </w:pBdr>
+              <w:spacing w:after="100" w:before="100" w:line="240"/>
+              <w:ind w:left="100" w:right="100" w:firstLine="0" w:firstLineChars="0"/>
+            </w:pPr>
+            <w:r>
+              <w:rPr>
+                <w:rFonts w:ascii="Helvetica" w:hAnsi="Helvetica" w:eastAsia="Helvetica" w:cs="Helvetica"/>
+                <w:i w:val="false"/>
+                <w:b w:val="false"/>
+                <w:u w:val="none"/>
+                <w:sz w:val="22"/>
+                <w:szCs w:val="22"/>
+                <w:color w:val="000000"/>
+              </w:rPr>
+              <w:t xml:space="preserve">0.1059</w:t>
+            </w:r>
+          </w:p>
+        </w:tc>
+        <w:tc>
+          <w:tcPr>
+            <w:tcBorders>
+              <w:bottom w:val="none" w:sz="0" w:space="0" w:color="000000"/>
+              <w:top w:val="none" w:sz="0" w:space="0" w:color="000000"/>
+              <w:left w:val="none" w:sz="0" w:space="0" w:color="000000"/>
+              <w:right w:val="none" w:sz="0" w:space="0" w:color="000000"/>
+            </w:tcBorders>
+            <w:shd w:val="clear" w:color="auto" w:fill="FFFFFF"/>
+            <w:tcMar>
+              <w:top w:w="0" w:type="dxa"/>
+              <w:bottom w:w="0" w:type="dxa"/>
+              <w:left w:w="0" w:type="dxa"/>
+              <w:right w:w="0" w:type="dxa"/>
+            </w:tcMar>
+            <w:vAlign w:val="center"/>
+          </w:tcPr>
+          <w:p>
+            <w:pPr>
+              <w:pStyle w:val="Normal"/>
+              <w:jc w:val="right"/>
+              <w:pBdr>
+                <w:bottom w:val="none" w:sz="0" w:space="0" w:color="000000"/>
+                <w:top w:val="none" w:sz="0" w:space="0" w:color="000000"/>
+                <w:left w:val="none" w:sz="0" w:space="0" w:color="000000"/>
+                <w:right w:val="none" w:sz="0" w:space="0" w:color="000000"/>
+              </w:pBdr>
+              <w:spacing w:after="100" w:before="100" w:line="240"/>
+              <w:ind w:left="100" w:right="100" w:firstLine="0" w:firstLineChars="0"/>
+            </w:pPr>
+            <w:r>
+              <w:rPr>
+                <w:rFonts w:ascii="Helvetica" w:hAnsi="Helvetica" w:eastAsia="Helvetica" w:cs="Helvetica"/>
+                <w:i w:val="false"/>
+                <w:b w:val="false"/>
+                <w:u w:val="none"/>
+                <w:sz w:val="22"/>
+                <w:szCs w:val="22"/>
+                <w:color w:val="000000"/>
+              </w:rPr>
+              <w:t xml:space="preserve">0.0180</w:t>
             </w:r>
           </w:p>
         </w:tc>
@@ -6116,227 +6116,227 @@
                 <w:szCs w:val="22"/>
                 <w:color w:val="000000"/>
               </w:rPr>
-              <w:t xml:space="preserve">0.9245</w:t>
-            </w:r>
-          </w:p>
-        </w:tc>
-        <w:tc>
-          <w:tcPr>
-            <w:tcBorders>
-              <w:bottom w:val="none" w:sz="0" w:space="0" w:color="000000"/>
-              <w:top w:val="none" w:sz="0" w:space="0" w:color="000000"/>
-              <w:left w:val="none" w:sz="0" w:space="0" w:color="000000"/>
-              <w:right w:val="none" w:sz="0" w:space="0" w:color="000000"/>
-            </w:tcBorders>
-            <w:shd w:val="clear" w:color="auto" w:fill="FFFFFF"/>
-            <w:tcMar>
-              <w:top w:w="0" w:type="dxa"/>
-              <w:bottom w:w="0" w:type="dxa"/>
-              <w:left w:w="0" w:type="dxa"/>
-              <w:right w:w="0" w:type="dxa"/>
-            </w:tcMar>
-            <w:vAlign w:val="center"/>
-          </w:tcPr>
-          <w:p>
-            <w:pPr>
-              <w:pStyle w:val="Normal"/>
-              <w:jc w:val="right"/>
-              <w:pBdr>
-                <w:bottom w:val="none" w:sz="0" w:space="0" w:color="000000"/>
-                <w:top w:val="none" w:sz="0" w:space="0" w:color="000000"/>
-                <w:left w:val="none" w:sz="0" w:space="0" w:color="000000"/>
-                <w:right w:val="none" w:sz="0" w:space="0" w:color="000000"/>
-              </w:pBdr>
-              <w:spacing w:after="100" w:before="100" w:line="240"/>
-              <w:ind w:left="100" w:right="100" w:firstLine="0" w:firstLineChars="0"/>
-            </w:pPr>
-            <w:r>
-              <w:rPr>
-                <w:rFonts w:ascii="Helvetica" w:hAnsi="Helvetica" w:eastAsia="Helvetica" w:cs="Helvetica"/>
-                <w:i w:val="false"/>
-                <w:b w:val="false"/>
-                <w:u w:val="none"/>
-                <w:sz w:val="22"/>
-                <w:szCs w:val="22"/>
-                <w:color w:val="000000"/>
-              </w:rPr>
-              <w:t xml:space="preserve">0.0440</w:t>
-            </w:r>
-          </w:p>
-        </w:tc>
-        <w:tc>
-          <w:tcPr>
-            <w:tcBorders>
-              <w:bottom w:val="none" w:sz="0" w:space="0" w:color="000000"/>
-              <w:top w:val="none" w:sz="0" w:space="0" w:color="000000"/>
-              <w:left w:val="none" w:sz="0" w:space="0" w:color="000000"/>
-              <w:right w:val="none" w:sz="0" w:space="0" w:color="000000"/>
-            </w:tcBorders>
-            <w:shd w:val="clear" w:color="auto" w:fill="FFFFFF"/>
-            <w:tcMar>
-              <w:top w:w="0" w:type="dxa"/>
-              <w:bottom w:w="0" w:type="dxa"/>
-              <w:left w:w="0" w:type="dxa"/>
-              <w:right w:w="0" w:type="dxa"/>
-            </w:tcMar>
-            <w:vAlign w:val="center"/>
-          </w:tcPr>
-          <w:p>
-            <w:pPr>
-              <w:pStyle w:val="Normal"/>
-              <w:jc w:val="right"/>
-              <w:pBdr>
-                <w:bottom w:val="none" w:sz="0" w:space="0" w:color="000000"/>
-                <w:top w:val="none" w:sz="0" w:space="0" w:color="000000"/>
-                <w:left w:val="none" w:sz="0" w:space="0" w:color="000000"/>
-                <w:right w:val="none" w:sz="0" w:space="0" w:color="000000"/>
-              </w:pBdr>
-              <w:spacing w:after="100" w:before="100" w:line="240"/>
-              <w:ind w:left="100" w:right="100" w:firstLine="0" w:firstLineChars="0"/>
-            </w:pPr>
-            <w:r>
-              <w:rPr>
-                <w:rFonts w:ascii="Helvetica" w:hAnsi="Helvetica" w:eastAsia="Helvetica" w:cs="Helvetica"/>
-                <w:i w:val="false"/>
-                <w:b w:val="false"/>
-                <w:u w:val="none"/>
-                <w:sz w:val="22"/>
-                <w:szCs w:val="22"/>
-                <w:color w:val="000000"/>
-              </w:rPr>
-              <w:t xml:space="preserve">0.8519</w:t>
-            </w:r>
-          </w:p>
-        </w:tc>
-        <w:tc>
-          <w:tcPr>
-            <w:tcBorders>
-              <w:bottom w:val="none" w:sz="0" w:space="0" w:color="000000"/>
-              <w:top w:val="none" w:sz="0" w:space="0" w:color="000000"/>
-              <w:left w:val="none" w:sz="0" w:space="0" w:color="000000"/>
-              <w:right w:val="none" w:sz="0" w:space="0" w:color="000000"/>
-            </w:tcBorders>
-            <w:shd w:val="clear" w:color="auto" w:fill="FFFFFF"/>
-            <w:tcMar>
-              <w:top w:w="0" w:type="dxa"/>
-              <w:bottom w:w="0" w:type="dxa"/>
-              <w:left w:w="0" w:type="dxa"/>
-              <w:right w:w="0" w:type="dxa"/>
-            </w:tcMar>
-            <w:vAlign w:val="center"/>
-          </w:tcPr>
-          <w:p>
-            <w:pPr>
-              <w:pStyle w:val="Normal"/>
-              <w:jc w:val="right"/>
-              <w:pBdr>
-                <w:bottom w:val="none" w:sz="0" w:space="0" w:color="000000"/>
-                <w:top w:val="none" w:sz="0" w:space="0" w:color="000000"/>
-                <w:left w:val="none" w:sz="0" w:space="0" w:color="000000"/>
-                <w:right w:val="none" w:sz="0" w:space="0" w:color="000000"/>
-              </w:pBdr>
-              <w:spacing w:after="100" w:before="100" w:line="240"/>
-              <w:ind w:left="100" w:right="100" w:firstLine="0" w:firstLineChars="0"/>
-            </w:pPr>
-            <w:r>
-              <w:rPr>
-                <w:rFonts w:ascii="Helvetica" w:hAnsi="Helvetica" w:eastAsia="Helvetica" w:cs="Helvetica"/>
-                <w:i w:val="false"/>
-                <w:b w:val="false"/>
-                <w:u w:val="none"/>
-                <w:sz w:val="22"/>
-                <w:szCs w:val="22"/>
-                <w:color w:val="000000"/>
-              </w:rPr>
-              <w:t xml:space="preserve">0.2348</w:t>
-            </w:r>
-          </w:p>
-        </w:tc>
-        <w:tc>
-          <w:tcPr>
-            <w:tcBorders>
-              <w:bottom w:val="none" w:sz="0" w:space="0" w:color="000000"/>
-              <w:top w:val="none" w:sz="0" w:space="0" w:color="000000"/>
-              <w:left w:val="none" w:sz="0" w:space="0" w:color="000000"/>
-              <w:right w:val="none" w:sz="0" w:space="0" w:color="000000"/>
-            </w:tcBorders>
-            <w:shd w:val="clear" w:color="auto" w:fill="FFFFFF"/>
-            <w:tcMar>
-              <w:top w:w="0" w:type="dxa"/>
-              <w:bottom w:w="0" w:type="dxa"/>
-              <w:left w:w="0" w:type="dxa"/>
-              <w:right w:w="0" w:type="dxa"/>
-            </w:tcMar>
-            <w:vAlign w:val="center"/>
-          </w:tcPr>
-          <w:p>
-            <w:pPr>
-              <w:pStyle w:val="Normal"/>
-              <w:jc w:val="right"/>
-              <w:pBdr>
-                <w:bottom w:val="none" w:sz="0" w:space="0" w:color="000000"/>
-                <w:top w:val="none" w:sz="0" w:space="0" w:color="000000"/>
-                <w:left w:val="none" w:sz="0" w:space="0" w:color="000000"/>
-                <w:right w:val="none" w:sz="0" w:space="0" w:color="000000"/>
-              </w:pBdr>
-              <w:spacing w:after="100" w:before="100" w:line="240"/>
-              <w:ind w:left="100" w:right="100" w:firstLine="0" w:firstLineChars="0"/>
-            </w:pPr>
-            <w:r>
-              <w:rPr>
-                <w:rFonts w:ascii="Helvetica" w:hAnsi="Helvetica" w:eastAsia="Helvetica" w:cs="Helvetica"/>
-                <w:i w:val="false"/>
-                <w:b w:val="false"/>
-                <w:u w:val="none"/>
-                <w:sz w:val="22"/>
-                <w:szCs w:val="22"/>
-                <w:color w:val="000000"/>
-              </w:rPr>
-              <w:t xml:space="preserve">0.1767</w:t>
-            </w:r>
-          </w:p>
-        </w:tc>
-        <w:tc>
-          <w:tcPr>
-            <w:tcBorders>
-              <w:bottom w:val="none" w:sz="0" w:space="0" w:color="000000"/>
-              <w:top w:val="none" w:sz="0" w:space="0" w:color="000000"/>
-              <w:left w:val="none" w:sz="0" w:space="0" w:color="000000"/>
-              <w:right w:val="none" w:sz="0" w:space="0" w:color="000000"/>
-            </w:tcBorders>
-            <w:shd w:val="clear" w:color="auto" w:fill="FFFFFF"/>
-            <w:tcMar>
-              <w:top w:w="0" w:type="dxa"/>
-              <w:bottom w:w="0" w:type="dxa"/>
-              <w:left w:w="0" w:type="dxa"/>
-              <w:right w:w="0" w:type="dxa"/>
-            </w:tcMar>
-            <w:vAlign w:val="center"/>
-          </w:tcPr>
-          <w:p>
-            <w:pPr>
-              <w:pStyle w:val="Normal"/>
-              <w:jc w:val="right"/>
-              <w:pBdr>
-                <w:bottom w:val="none" w:sz="0" w:space="0" w:color="000000"/>
-                <w:top w:val="none" w:sz="0" w:space="0" w:color="000000"/>
-                <w:left w:val="none" w:sz="0" w:space="0" w:color="000000"/>
-                <w:right w:val="none" w:sz="0" w:space="0" w:color="000000"/>
-              </w:pBdr>
-              <w:spacing w:after="100" w:before="100" w:line="240"/>
-              <w:ind w:left="100" w:right="100" w:firstLine="0" w:firstLineChars="0"/>
-            </w:pPr>
-            <w:r>
-              <w:rPr>
-                <w:rFonts w:ascii="Helvetica" w:hAnsi="Helvetica" w:eastAsia="Helvetica" w:cs="Helvetica"/>
-                <w:i w:val="false"/>
-                <w:b w:val="false"/>
-                <w:u w:val="none"/>
-                <w:sz w:val="22"/>
-                <w:szCs w:val="22"/>
-                <w:color w:val="000000"/>
-              </w:rPr>
-              <w:t xml:space="preserve">0.0551</w:t>
+              <w:t xml:space="preserve">0.9589</w:t>
+            </w:r>
+          </w:p>
+        </w:tc>
+        <w:tc>
+          <w:tcPr>
+            <w:tcBorders>
+              <w:bottom w:val="none" w:sz="0" w:space="0" w:color="000000"/>
+              <w:top w:val="none" w:sz="0" w:space="0" w:color="000000"/>
+              <w:left w:val="none" w:sz="0" w:space="0" w:color="000000"/>
+              <w:right w:val="none" w:sz="0" w:space="0" w:color="000000"/>
+            </w:tcBorders>
+            <w:shd w:val="clear" w:color="auto" w:fill="FFFFFF"/>
+            <w:tcMar>
+              <w:top w:w="0" w:type="dxa"/>
+              <w:bottom w:w="0" w:type="dxa"/>
+              <w:left w:w="0" w:type="dxa"/>
+              <w:right w:w="0" w:type="dxa"/>
+            </w:tcMar>
+            <w:vAlign w:val="center"/>
+          </w:tcPr>
+          <w:p>
+            <w:pPr>
+              <w:pStyle w:val="Normal"/>
+              <w:jc w:val="right"/>
+              <w:pBdr>
+                <w:bottom w:val="none" w:sz="0" w:space="0" w:color="000000"/>
+                <w:top w:val="none" w:sz="0" w:space="0" w:color="000000"/>
+                <w:left w:val="none" w:sz="0" w:space="0" w:color="000000"/>
+                <w:right w:val="none" w:sz="0" w:space="0" w:color="000000"/>
+              </w:pBdr>
+              <w:spacing w:after="100" w:before="100" w:line="240"/>
+              <w:ind w:left="100" w:right="100" w:firstLine="0" w:firstLineChars="0"/>
+            </w:pPr>
+            <w:r>
+              <w:rPr>
+                <w:rFonts w:ascii="Helvetica" w:hAnsi="Helvetica" w:eastAsia="Helvetica" w:cs="Helvetica"/>
+                <w:i w:val="false"/>
+                <w:b w:val="false"/>
+                <w:u w:val="none"/>
+                <w:sz w:val="22"/>
+                <w:szCs w:val="22"/>
+                <w:color w:val="000000"/>
+              </w:rPr>
+              <w:t xml:space="preserve">0.0148</w:t>
+            </w:r>
+          </w:p>
+        </w:tc>
+        <w:tc>
+          <w:tcPr>
+            <w:tcBorders>
+              <w:bottom w:val="none" w:sz="0" w:space="0" w:color="000000"/>
+              <w:top w:val="none" w:sz="0" w:space="0" w:color="000000"/>
+              <w:left w:val="none" w:sz="0" w:space="0" w:color="000000"/>
+              <w:right w:val="none" w:sz="0" w:space="0" w:color="000000"/>
+            </w:tcBorders>
+            <w:shd w:val="clear" w:color="auto" w:fill="FFFFFF"/>
+            <w:tcMar>
+              <w:top w:w="0" w:type="dxa"/>
+              <w:bottom w:w="0" w:type="dxa"/>
+              <w:left w:w="0" w:type="dxa"/>
+              <w:right w:w="0" w:type="dxa"/>
+            </w:tcMar>
+            <w:vAlign w:val="center"/>
+          </w:tcPr>
+          <w:p>
+            <w:pPr>
+              <w:pStyle w:val="Normal"/>
+              <w:jc w:val="right"/>
+              <w:pBdr>
+                <w:bottom w:val="none" w:sz="0" w:space="0" w:color="000000"/>
+                <w:top w:val="none" w:sz="0" w:space="0" w:color="000000"/>
+                <w:left w:val="none" w:sz="0" w:space="0" w:color="000000"/>
+                <w:right w:val="none" w:sz="0" w:space="0" w:color="000000"/>
+              </w:pBdr>
+              <w:spacing w:after="100" w:before="100" w:line="240"/>
+              <w:ind w:left="100" w:right="100" w:firstLine="0" w:firstLineChars="0"/>
+            </w:pPr>
+            <w:r>
+              <w:rPr>
+                <w:rFonts w:ascii="Helvetica" w:hAnsi="Helvetica" w:eastAsia="Helvetica" w:cs="Helvetica"/>
+                <w:i w:val="false"/>
+                <w:b w:val="false"/>
+                <w:u w:val="none"/>
+                <w:sz w:val="22"/>
+                <w:szCs w:val="22"/>
+                <w:color w:val="000000"/>
+              </w:rPr>
+              <w:t xml:space="preserve">0.9548</w:t>
+            </w:r>
+          </w:p>
+        </w:tc>
+        <w:tc>
+          <w:tcPr>
+            <w:tcBorders>
+              <w:bottom w:val="none" w:sz="0" w:space="0" w:color="000000"/>
+              <w:top w:val="none" w:sz="0" w:space="0" w:color="000000"/>
+              <w:left w:val="none" w:sz="0" w:space="0" w:color="000000"/>
+              <w:right w:val="none" w:sz="0" w:space="0" w:color="000000"/>
+            </w:tcBorders>
+            <w:shd w:val="clear" w:color="auto" w:fill="FFFFFF"/>
+            <w:tcMar>
+              <w:top w:w="0" w:type="dxa"/>
+              <w:bottom w:w="0" w:type="dxa"/>
+              <w:left w:w="0" w:type="dxa"/>
+              <w:right w:w="0" w:type="dxa"/>
+            </w:tcMar>
+            <w:vAlign w:val="center"/>
+          </w:tcPr>
+          <w:p>
+            <w:pPr>
+              <w:pStyle w:val="Normal"/>
+              <w:jc w:val="right"/>
+              <w:pBdr>
+                <w:bottom w:val="none" w:sz="0" w:space="0" w:color="000000"/>
+                <w:top w:val="none" w:sz="0" w:space="0" w:color="000000"/>
+                <w:left w:val="none" w:sz="0" w:space="0" w:color="000000"/>
+                <w:right w:val="none" w:sz="0" w:space="0" w:color="000000"/>
+              </w:pBdr>
+              <w:spacing w:after="100" w:before="100" w:line="240"/>
+              <w:ind w:left="100" w:right="100" w:firstLine="0" w:firstLineChars="0"/>
+            </w:pPr>
+            <w:r>
+              <w:rPr>
+                <w:rFonts w:ascii="Helvetica" w:hAnsi="Helvetica" w:eastAsia="Helvetica" w:cs="Helvetica"/>
+                <w:i w:val="false"/>
+                <w:b w:val="false"/>
+                <w:u w:val="none"/>
+                <w:sz w:val="22"/>
+                <w:szCs w:val="22"/>
+                <w:color w:val="000000"/>
+              </w:rPr>
+              <w:t xml:space="preserve">0.2378</w:t>
+            </w:r>
+          </w:p>
+        </w:tc>
+        <w:tc>
+          <w:tcPr>
+            <w:tcBorders>
+              <w:bottom w:val="none" w:sz="0" w:space="0" w:color="000000"/>
+              <w:top w:val="none" w:sz="0" w:space="0" w:color="000000"/>
+              <w:left w:val="none" w:sz="0" w:space="0" w:color="000000"/>
+              <w:right w:val="none" w:sz="0" w:space="0" w:color="000000"/>
+            </w:tcBorders>
+            <w:shd w:val="clear" w:color="auto" w:fill="FFFFFF"/>
+            <w:tcMar>
+              <w:top w:w="0" w:type="dxa"/>
+              <w:bottom w:w="0" w:type="dxa"/>
+              <w:left w:w="0" w:type="dxa"/>
+              <w:right w:w="0" w:type="dxa"/>
+            </w:tcMar>
+            <w:vAlign w:val="center"/>
+          </w:tcPr>
+          <w:p>
+            <w:pPr>
+              <w:pStyle w:val="Normal"/>
+              <w:jc w:val="right"/>
+              <w:pBdr>
+                <w:bottom w:val="none" w:sz="0" w:space="0" w:color="000000"/>
+                <w:top w:val="none" w:sz="0" w:space="0" w:color="000000"/>
+                <w:left w:val="none" w:sz="0" w:space="0" w:color="000000"/>
+                <w:right w:val="none" w:sz="0" w:space="0" w:color="000000"/>
+              </w:pBdr>
+              <w:spacing w:after="100" w:before="100" w:line="240"/>
+              <w:ind w:left="100" w:right="100" w:firstLine="0" w:firstLineChars="0"/>
+            </w:pPr>
+            <w:r>
+              <w:rPr>
+                <w:rFonts w:ascii="Helvetica" w:hAnsi="Helvetica" w:eastAsia="Helvetica" w:cs="Helvetica"/>
+                <w:i w:val="false"/>
+                <w:b w:val="false"/>
+                <w:u w:val="none"/>
+                <w:sz w:val="22"/>
+                <w:szCs w:val="22"/>
+                <w:color w:val="000000"/>
+              </w:rPr>
+              <w:t xml:space="preserve">0.1586</w:t>
+            </w:r>
+          </w:p>
+        </w:tc>
+        <w:tc>
+          <w:tcPr>
+            <w:tcBorders>
+              <w:bottom w:val="none" w:sz="0" w:space="0" w:color="000000"/>
+              <w:top w:val="none" w:sz="0" w:space="0" w:color="000000"/>
+              <w:left w:val="none" w:sz="0" w:space="0" w:color="000000"/>
+              <w:right w:val="none" w:sz="0" w:space="0" w:color="000000"/>
+            </w:tcBorders>
+            <w:shd w:val="clear" w:color="auto" w:fill="FFFFFF"/>
+            <w:tcMar>
+              <w:top w:w="0" w:type="dxa"/>
+              <w:bottom w:w="0" w:type="dxa"/>
+              <w:left w:w="0" w:type="dxa"/>
+              <w:right w:w="0" w:type="dxa"/>
+            </w:tcMar>
+            <w:vAlign w:val="center"/>
+          </w:tcPr>
+          <w:p>
+            <w:pPr>
+              <w:pStyle w:val="Normal"/>
+              <w:jc w:val="right"/>
+              <w:pBdr>
+                <w:bottom w:val="none" w:sz="0" w:space="0" w:color="000000"/>
+                <w:top w:val="none" w:sz="0" w:space="0" w:color="000000"/>
+                <w:left w:val="none" w:sz="0" w:space="0" w:color="000000"/>
+                <w:right w:val="none" w:sz="0" w:space="0" w:color="000000"/>
+              </w:pBdr>
+              <w:spacing w:after="100" w:before="100" w:line="240"/>
+              <w:ind w:left="100" w:right="100" w:firstLine="0" w:firstLineChars="0"/>
+            </w:pPr>
+            <w:r>
+              <w:rPr>
+                <w:rFonts w:ascii="Helvetica" w:hAnsi="Helvetica" w:eastAsia="Helvetica" w:cs="Helvetica"/>
+                <w:i w:val="false"/>
+                <w:b w:val="false"/>
+                <w:u w:val="none"/>
+                <w:sz w:val="22"/>
+                <w:szCs w:val="22"/>
+                <w:color w:val="000000"/>
+              </w:rPr>
+              <w:t xml:space="preserve">0.0566</w:t>
             </w:r>
           </w:p>
         </w:tc>
@@ -6507,227 +6507,227 @@
                 <w:szCs w:val="22"/>
                 <w:color w:val="000000"/>
               </w:rPr>
-              <w:t xml:space="preserve">0.1318</w:t>
-            </w:r>
-          </w:p>
-        </w:tc>
-        <w:tc>
-          <w:tcPr>
-            <w:tcBorders>
-              <w:bottom w:val="none" w:sz="0" w:space="0" w:color="000000"/>
-              <w:top w:val="none" w:sz="0" w:space="0" w:color="000000"/>
-              <w:left w:val="none" w:sz="0" w:space="0" w:color="000000"/>
-              <w:right w:val="none" w:sz="0" w:space="0" w:color="000000"/>
-            </w:tcBorders>
-            <w:shd w:val="clear" w:color="auto" w:fill="FFFFFF"/>
-            <w:tcMar>
-              <w:top w:w="0" w:type="dxa"/>
-              <w:bottom w:w="0" w:type="dxa"/>
-              <w:left w:w="0" w:type="dxa"/>
-              <w:right w:w="0" w:type="dxa"/>
-            </w:tcMar>
-            <w:vAlign w:val="center"/>
-          </w:tcPr>
-          <w:p>
-            <w:pPr>
-              <w:pStyle w:val="Normal"/>
-              <w:jc w:val="right"/>
-              <w:pBdr>
-                <w:bottom w:val="none" w:sz="0" w:space="0" w:color="000000"/>
-                <w:top w:val="none" w:sz="0" w:space="0" w:color="000000"/>
-                <w:left w:val="none" w:sz="0" w:space="0" w:color="000000"/>
-                <w:right w:val="none" w:sz="0" w:space="0" w:color="000000"/>
-              </w:pBdr>
-              <w:spacing w:after="100" w:before="100" w:line="240"/>
-              <w:ind w:left="100" w:right="100" w:firstLine="0" w:firstLineChars="0"/>
-            </w:pPr>
-            <w:r>
-              <w:rPr>
-                <w:rFonts w:ascii="Helvetica" w:hAnsi="Helvetica" w:eastAsia="Helvetica" w:cs="Helvetica"/>
-                <w:i w:val="false"/>
-                <w:b w:val="false"/>
-                <w:u w:val="none"/>
-                <w:sz w:val="22"/>
-                <w:szCs w:val="22"/>
-                <w:color w:val="000000"/>
-              </w:rPr>
-              <w:t xml:space="preserve">0.0216</w:t>
-            </w:r>
-          </w:p>
-        </w:tc>
-        <w:tc>
-          <w:tcPr>
-            <w:tcBorders>
-              <w:bottom w:val="none" w:sz="0" w:space="0" w:color="000000"/>
-              <w:top w:val="none" w:sz="0" w:space="0" w:color="000000"/>
-              <w:left w:val="none" w:sz="0" w:space="0" w:color="000000"/>
-              <w:right w:val="none" w:sz="0" w:space="0" w:color="000000"/>
-            </w:tcBorders>
-            <w:shd w:val="clear" w:color="auto" w:fill="FFFFFF"/>
-            <w:tcMar>
-              <w:top w:w="0" w:type="dxa"/>
-              <w:bottom w:w="0" w:type="dxa"/>
-              <w:left w:w="0" w:type="dxa"/>
-              <w:right w:w="0" w:type="dxa"/>
-            </w:tcMar>
-            <w:vAlign w:val="center"/>
-          </w:tcPr>
-          <w:p>
-            <w:pPr>
-              <w:pStyle w:val="Normal"/>
-              <w:jc w:val="right"/>
-              <w:pBdr>
-                <w:bottom w:val="none" w:sz="0" w:space="0" w:color="000000"/>
-                <w:top w:val="none" w:sz="0" w:space="0" w:color="000000"/>
-                <w:left w:val="none" w:sz="0" w:space="0" w:color="000000"/>
-                <w:right w:val="none" w:sz="0" w:space="0" w:color="000000"/>
-              </w:pBdr>
-              <w:spacing w:after="100" w:before="100" w:line="240"/>
-              <w:ind w:left="100" w:right="100" w:firstLine="0" w:firstLineChars="0"/>
-            </w:pPr>
-            <w:r>
-              <w:rPr>
-                <w:rFonts w:ascii="Helvetica" w:hAnsi="Helvetica" w:eastAsia="Helvetica" w:cs="Helvetica"/>
-                <w:i w:val="false"/>
-                <w:b w:val="false"/>
-                <w:u w:val="none"/>
-                <w:sz w:val="22"/>
-                <w:szCs w:val="22"/>
-                <w:color w:val="000000"/>
-              </w:rPr>
-              <w:t xml:space="preserve">0.8717</w:t>
-            </w:r>
-          </w:p>
-        </w:tc>
-        <w:tc>
-          <w:tcPr>
-            <w:tcBorders>
-              <w:bottom w:val="none" w:sz="0" w:space="0" w:color="000000"/>
-              <w:top w:val="none" w:sz="0" w:space="0" w:color="000000"/>
-              <w:left w:val="none" w:sz="0" w:space="0" w:color="000000"/>
-              <w:right w:val="none" w:sz="0" w:space="0" w:color="000000"/>
-            </w:tcBorders>
-            <w:shd w:val="clear" w:color="auto" w:fill="FFFFFF"/>
-            <w:tcMar>
-              <w:top w:w="0" w:type="dxa"/>
-              <w:bottom w:w="0" w:type="dxa"/>
-              <w:left w:w="0" w:type="dxa"/>
-              <w:right w:w="0" w:type="dxa"/>
-            </w:tcMar>
-            <w:vAlign w:val="center"/>
-          </w:tcPr>
-          <w:p>
-            <w:pPr>
-              <w:pStyle w:val="Normal"/>
-              <w:jc w:val="right"/>
-              <w:pBdr>
-                <w:bottom w:val="none" w:sz="0" w:space="0" w:color="000000"/>
-                <w:top w:val="none" w:sz="0" w:space="0" w:color="000000"/>
-                <w:left w:val="none" w:sz="0" w:space="0" w:color="000000"/>
-                <w:right w:val="none" w:sz="0" w:space="0" w:color="000000"/>
-              </w:pBdr>
-              <w:spacing w:after="100" w:before="100" w:line="240"/>
-              <w:ind w:left="100" w:right="100" w:firstLine="0" w:firstLineChars="0"/>
-            </w:pPr>
-            <w:r>
-              <w:rPr>
-                <w:rFonts w:ascii="Helvetica" w:hAnsi="Helvetica" w:eastAsia="Helvetica" w:cs="Helvetica"/>
-                <w:i w:val="false"/>
-                <w:b w:val="false"/>
-                <w:u w:val="none"/>
-                <w:sz w:val="22"/>
-                <w:szCs w:val="22"/>
-                <w:color w:val="000000"/>
-              </w:rPr>
-              <w:t xml:space="preserve">0.1647</w:t>
-            </w:r>
-          </w:p>
-        </w:tc>
-        <w:tc>
-          <w:tcPr>
-            <w:tcBorders>
-              <w:bottom w:val="none" w:sz="0" w:space="0" w:color="000000"/>
-              <w:top w:val="none" w:sz="0" w:space="0" w:color="000000"/>
-              <w:left w:val="none" w:sz="0" w:space="0" w:color="000000"/>
-              <w:right w:val="none" w:sz="0" w:space="0" w:color="000000"/>
-            </w:tcBorders>
-            <w:shd w:val="clear" w:color="auto" w:fill="FFFFFF"/>
-            <w:tcMar>
-              <w:top w:w="0" w:type="dxa"/>
-              <w:bottom w:w="0" w:type="dxa"/>
-              <w:left w:w="0" w:type="dxa"/>
-              <w:right w:w="0" w:type="dxa"/>
-            </w:tcMar>
-            <w:vAlign w:val="center"/>
-          </w:tcPr>
-          <w:p>
-            <w:pPr>
-              <w:pStyle w:val="Normal"/>
-              <w:jc w:val="right"/>
-              <w:pBdr>
-                <w:bottom w:val="none" w:sz="0" w:space="0" w:color="000000"/>
-                <w:top w:val="none" w:sz="0" w:space="0" w:color="000000"/>
-                <w:left w:val="none" w:sz="0" w:space="0" w:color="000000"/>
-                <w:right w:val="none" w:sz="0" w:space="0" w:color="000000"/>
-              </w:pBdr>
-              <w:spacing w:after="100" w:before="100" w:line="240"/>
-              <w:ind w:left="100" w:right="100" w:firstLine="0" w:firstLineChars="0"/>
-            </w:pPr>
-            <w:r>
-              <w:rPr>
-                <w:rFonts w:ascii="Helvetica" w:hAnsi="Helvetica" w:eastAsia="Helvetica" w:cs="Helvetica"/>
-                <w:i w:val="false"/>
-                <w:b w:val="false"/>
-                <w:u w:val="none"/>
-                <w:sz w:val="22"/>
-                <w:szCs w:val="22"/>
-                <w:color w:val="000000"/>
-              </w:rPr>
-              <w:t xml:space="preserve">0.1214</w:t>
-            </w:r>
-          </w:p>
-        </w:tc>
-        <w:tc>
-          <w:tcPr>
-            <w:tcBorders>
-              <w:bottom w:val="none" w:sz="0" w:space="0" w:color="000000"/>
-              <w:top w:val="none" w:sz="0" w:space="0" w:color="000000"/>
-              <w:left w:val="none" w:sz="0" w:space="0" w:color="000000"/>
-              <w:right w:val="none" w:sz="0" w:space="0" w:color="000000"/>
-            </w:tcBorders>
-            <w:shd w:val="clear" w:color="auto" w:fill="FFFFFF"/>
-            <w:tcMar>
-              <w:top w:w="0" w:type="dxa"/>
-              <w:bottom w:w="0" w:type="dxa"/>
-              <w:left w:w="0" w:type="dxa"/>
-              <w:right w:w="0" w:type="dxa"/>
-            </w:tcMar>
-            <w:vAlign w:val="center"/>
-          </w:tcPr>
-          <w:p>
-            <w:pPr>
-              <w:pStyle w:val="Normal"/>
-              <w:jc w:val="right"/>
-              <w:pBdr>
-                <w:bottom w:val="none" w:sz="0" w:space="0" w:color="000000"/>
-                <w:top w:val="none" w:sz="0" w:space="0" w:color="000000"/>
-                <w:left w:val="none" w:sz="0" w:space="0" w:color="000000"/>
-                <w:right w:val="none" w:sz="0" w:space="0" w:color="000000"/>
-              </w:pBdr>
-              <w:spacing w:after="100" w:before="100" w:line="240"/>
-              <w:ind w:left="100" w:right="100" w:firstLine="0" w:firstLineChars="0"/>
-            </w:pPr>
-            <w:r>
-              <w:rPr>
-                <w:rFonts w:ascii="Helvetica" w:hAnsi="Helvetica" w:eastAsia="Helvetica" w:cs="Helvetica"/>
-                <w:i w:val="false"/>
-                <w:b w:val="false"/>
-                <w:u w:val="none"/>
-                <w:sz w:val="22"/>
-                <w:szCs w:val="22"/>
-                <w:color w:val="000000"/>
-              </w:rPr>
-              <w:t xml:space="preserve">0.0271</w:t>
+              <w:t xml:space="preserve">0.2059</w:t>
+            </w:r>
+          </w:p>
+        </w:tc>
+        <w:tc>
+          <w:tcPr>
+            <w:tcBorders>
+              <w:bottom w:val="none" w:sz="0" w:space="0" w:color="000000"/>
+              <w:top w:val="none" w:sz="0" w:space="0" w:color="000000"/>
+              <w:left w:val="none" w:sz="0" w:space="0" w:color="000000"/>
+              <w:right w:val="none" w:sz="0" w:space="0" w:color="000000"/>
+            </w:tcBorders>
+            <w:shd w:val="clear" w:color="auto" w:fill="FFFFFF"/>
+            <w:tcMar>
+              <w:top w:w="0" w:type="dxa"/>
+              <w:bottom w:w="0" w:type="dxa"/>
+              <w:left w:w="0" w:type="dxa"/>
+              <w:right w:w="0" w:type="dxa"/>
+            </w:tcMar>
+            <w:vAlign w:val="center"/>
+          </w:tcPr>
+          <w:p>
+            <w:pPr>
+              <w:pStyle w:val="Normal"/>
+              <w:jc w:val="right"/>
+              <w:pBdr>
+                <w:bottom w:val="none" w:sz="0" w:space="0" w:color="000000"/>
+                <w:top w:val="none" w:sz="0" w:space="0" w:color="000000"/>
+                <w:left w:val="none" w:sz="0" w:space="0" w:color="000000"/>
+                <w:right w:val="none" w:sz="0" w:space="0" w:color="000000"/>
+              </w:pBdr>
+              <w:spacing w:after="100" w:before="100" w:line="240"/>
+              <w:ind w:left="100" w:right="100" w:firstLine="0" w:firstLineChars="0"/>
+            </w:pPr>
+            <w:r>
+              <w:rPr>
+                <w:rFonts w:ascii="Helvetica" w:hAnsi="Helvetica" w:eastAsia="Helvetica" w:cs="Helvetica"/>
+                <w:i w:val="false"/>
+                <w:b w:val="false"/>
+                <w:u w:val="none"/>
+                <w:sz w:val="22"/>
+                <w:szCs w:val="22"/>
+                <w:color w:val="000000"/>
+              </w:rPr>
+              <w:t xml:space="preserve">0.0141</w:t>
+            </w:r>
+          </w:p>
+        </w:tc>
+        <w:tc>
+          <w:tcPr>
+            <w:tcBorders>
+              <w:bottom w:val="none" w:sz="0" w:space="0" w:color="000000"/>
+              <w:top w:val="none" w:sz="0" w:space="0" w:color="000000"/>
+              <w:left w:val="none" w:sz="0" w:space="0" w:color="000000"/>
+              <w:right w:val="none" w:sz="0" w:space="0" w:color="000000"/>
+            </w:tcBorders>
+            <w:shd w:val="clear" w:color="auto" w:fill="FFFFFF"/>
+            <w:tcMar>
+              <w:top w:w="0" w:type="dxa"/>
+              <w:bottom w:w="0" w:type="dxa"/>
+              <w:left w:w="0" w:type="dxa"/>
+              <w:right w:w="0" w:type="dxa"/>
+            </w:tcMar>
+            <w:vAlign w:val="center"/>
+          </w:tcPr>
+          <w:p>
+            <w:pPr>
+              <w:pStyle w:val="Normal"/>
+              <w:jc w:val="right"/>
+              <w:pBdr>
+                <w:bottom w:val="none" w:sz="0" w:space="0" w:color="000000"/>
+                <w:top w:val="none" w:sz="0" w:space="0" w:color="000000"/>
+                <w:left w:val="none" w:sz="0" w:space="0" w:color="000000"/>
+                <w:right w:val="none" w:sz="0" w:space="0" w:color="000000"/>
+              </w:pBdr>
+              <w:spacing w:after="100" w:before="100" w:line="240"/>
+              <w:ind w:left="100" w:right="100" w:firstLine="0" w:firstLineChars="0"/>
+            </w:pPr>
+            <w:r>
+              <w:rPr>
+                <w:rFonts w:ascii="Helvetica" w:hAnsi="Helvetica" w:eastAsia="Helvetica" w:cs="Helvetica"/>
+                <w:i w:val="false"/>
+                <w:b w:val="false"/>
+                <w:u w:val="none"/>
+                <w:sz w:val="22"/>
+                <w:szCs w:val="22"/>
+                <w:color w:val="000000"/>
+              </w:rPr>
+              <w:t xml:space="preserve">0.9572</w:t>
+            </w:r>
+          </w:p>
+        </w:tc>
+        <w:tc>
+          <w:tcPr>
+            <w:tcBorders>
+              <w:bottom w:val="none" w:sz="0" w:space="0" w:color="000000"/>
+              <w:top w:val="none" w:sz="0" w:space="0" w:color="000000"/>
+              <w:left w:val="none" w:sz="0" w:space="0" w:color="000000"/>
+              <w:right w:val="none" w:sz="0" w:space="0" w:color="000000"/>
+            </w:tcBorders>
+            <w:shd w:val="clear" w:color="auto" w:fill="FFFFFF"/>
+            <w:tcMar>
+              <w:top w:w="0" w:type="dxa"/>
+              <w:bottom w:w="0" w:type="dxa"/>
+              <w:left w:w="0" w:type="dxa"/>
+              <w:right w:w="0" w:type="dxa"/>
+            </w:tcMar>
+            <w:vAlign w:val="center"/>
+          </w:tcPr>
+          <w:p>
+            <w:pPr>
+              <w:pStyle w:val="Normal"/>
+              <w:jc w:val="right"/>
+              <w:pBdr>
+                <w:bottom w:val="none" w:sz="0" w:space="0" w:color="000000"/>
+                <w:top w:val="none" w:sz="0" w:space="0" w:color="000000"/>
+                <w:left w:val="none" w:sz="0" w:space="0" w:color="000000"/>
+                <w:right w:val="none" w:sz="0" w:space="0" w:color="000000"/>
+              </w:pBdr>
+              <w:spacing w:after="100" w:before="100" w:line="240"/>
+              <w:ind w:left="100" w:right="100" w:firstLine="0" w:firstLineChars="0"/>
+            </w:pPr>
+            <w:r>
+              <w:rPr>
+                <w:rFonts w:ascii="Helvetica" w:hAnsi="Helvetica" w:eastAsia="Helvetica" w:cs="Helvetica"/>
+                <w:i w:val="false"/>
+                <w:b w:val="false"/>
+                <w:u w:val="none"/>
+                <w:sz w:val="22"/>
+                <w:szCs w:val="22"/>
+                <w:color w:val="000000"/>
+              </w:rPr>
+              <w:t xml:space="preserve">0.1768</w:t>
+            </w:r>
+          </w:p>
+        </w:tc>
+        <w:tc>
+          <w:tcPr>
+            <w:tcBorders>
+              <w:bottom w:val="none" w:sz="0" w:space="0" w:color="000000"/>
+              <w:top w:val="none" w:sz="0" w:space="0" w:color="000000"/>
+              <w:left w:val="none" w:sz="0" w:space="0" w:color="000000"/>
+              <w:right w:val="none" w:sz="0" w:space="0" w:color="000000"/>
+            </w:tcBorders>
+            <w:shd w:val="clear" w:color="auto" w:fill="FFFFFF"/>
+            <w:tcMar>
+              <w:top w:w="0" w:type="dxa"/>
+              <w:bottom w:w="0" w:type="dxa"/>
+              <w:left w:w="0" w:type="dxa"/>
+              <w:right w:w="0" w:type="dxa"/>
+            </w:tcMar>
+            <w:vAlign w:val="center"/>
+          </w:tcPr>
+          <w:p>
+            <w:pPr>
+              <w:pStyle w:val="Normal"/>
+              <w:jc w:val="right"/>
+              <w:pBdr>
+                <w:bottom w:val="none" w:sz="0" w:space="0" w:color="000000"/>
+                <w:top w:val="none" w:sz="0" w:space="0" w:color="000000"/>
+                <w:left w:val="none" w:sz="0" w:space="0" w:color="000000"/>
+                <w:right w:val="none" w:sz="0" w:space="0" w:color="000000"/>
+              </w:pBdr>
+              <w:spacing w:after="100" w:before="100" w:line="240"/>
+              <w:ind w:left="100" w:right="100" w:firstLine="0" w:firstLineChars="0"/>
+            </w:pPr>
+            <w:r>
+              <w:rPr>
+                <w:rFonts w:ascii="Helvetica" w:hAnsi="Helvetica" w:eastAsia="Helvetica" w:cs="Helvetica"/>
+                <w:i w:val="false"/>
+                <w:b w:val="false"/>
+                <w:u w:val="none"/>
+                <w:sz w:val="22"/>
+                <w:szCs w:val="22"/>
+                <w:color w:val="000000"/>
+              </w:rPr>
+              <w:t xml:space="preserve">0.1466</w:t>
+            </w:r>
+          </w:p>
+        </w:tc>
+        <w:tc>
+          <w:tcPr>
+            <w:tcBorders>
+              <w:bottom w:val="none" w:sz="0" w:space="0" w:color="000000"/>
+              <w:top w:val="none" w:sz="0" w:space="0" w:color="000000"/>
+              <w:left w:val="none" w:sz="0" w:space="0" w:color="000000"/>
+              <w:right w:val="none" w:sz="0" w:space="0" w:color="000000"/>
+            </w:tcBorders>
+            <w:shd w:val="clear" w:color="auto" w:fill="FFFFFF"/>
+            <w:tcMar>
+              <w:top w:w="0" w:type="dxa"/>
+              <w:bottom w:w="0" w:type="dxa"/>
+              <w:left w:w="0" w:type="dxa"/>
+              <w:right w:w="0" w:type="dxa"/>
+            </w:tcMar>
+            <w:vAlign w:val="center"/>
+          </w:tcPr>
+          <w:p>
+            <w:pPr>
+              <w:pStyle w:val="Normal"/>
+              <w:jc w:val="right"/>
+              <w:pBdr>
+                <w:bottom w:val="none" w:sz="0" w:space="0" w:color="000000"/>
+                <w:top w:val="none" w:sz="0" w:space="0" w:color="000000"/>
+                <w:left w:val="none" w:sz="0" w:space="0" w:color="000000"/>
+                <w:right w:val="none" w:sz="0" w:space="0" w:color="000000"/>
+              </w:pBdr>
+              <w:spacing w:after="100" w:before="100" w:line="240"/>
+              <w:ind w:left="100" w:right="100" w:firstLine="0" w:firstLineChars="0"/>
+            </w:pPr>
+            <w:r>
+              <w:rPr>
+                <w:rFonts w:ascii="Helvetica" w:hAnsi="Helvetica" w:eastAsia="Helvetica" w:cs="Helvetica"/>
+                <w:i w:val="false"/>
+                <w:b w:val="false"/>
+                <w:u w:val="none"/>
+                <w:sz w:val="22"/>
+                <w:szCs w:val="22"/>
+                <w:color w:val="000000"/>
+              </w:rPr>
+              <w:t xml:space="preserve">0.0313</w:t>
             </w:r>
           </w:p>
         </w:tc>
@@ -6898,227 +6898,227 @@
                 <w:szCs w:val="22"/>
                 <w:color w:val="000000"/>
               </w:rPr>
-              <w:t xml:space="preserve">0.9828</w:t>
-            </w:r>
-          </w:p>
-        </w:tc>
-        <w:tc>
-          <w:tcPr>
-            <w:tcBorders>
-              <w:bottom w:val="none" w:sz="0" w:space="0" w:color="000000"/>
-              <w:top w:val="none" w:sz="0" w:space="0" w:color="000000"/>
-              <w:left w:val="none" w:sz="0" w:space="0" w:color="000000"/>
-              <w:right w:val="none" w:sz="0" w:space="0" w:color="000000"/>
-            </w:tcBorders>
-            <w:shd w:val="clear" w:color="auto" w:fill="FFFFFF"/>
-            <w:tcMar>
-              <w:top w:w="0" w:type="dxa"/>
-              <w:bottom w:w="0" w:type="dxa"/>
-              <w:left w:w="0" w:type="dxa"/>
-              <w:right w:w="0" w:type="dxa"/>
-            </w:tcMar>
-            <w:vAlign w:val="center"/>
-          </w:tcPr>
-          <w:p>
-            <w:pPr>
-              <w:pStyle w:val="Normal"/>
-              <w:jc w:val="right"/>
-              <w:pBdr>
-                <w:bottom w:val="none" w:sz="0" w:space="0" w:color="000000"/>
-                <w:top w:val="none" w:sz="0" w:space="0" w:color="000000"/>
-                <w:left w:val="none" w:sz="0" w:space="0" w:color="000000"/>
-                <w:right w:val="none" w:sz="0" w:space="0" w:color="000000"/>
-              </w:pBdr>
-              <w:spacing w:after="100" w:before="100" w:line="240"/>
-              <w:ind w:left="100" w:right="100" w:firstLine="0" w:firstLineChars="0"/>
-            </w:pPr>
-            <w:r>
-              <w:rPr>
-                <w:rFonts w:ascii="Helvetica" w:hAnsi="Helvetica" w:eastAsia="Helvetica" w:cs="Helvetica"/>
-                <w:i w:val="false"/>
-                <w:b w:val="false"/>
-                <w:u w:val="none"/>
-                <w:sz w:val="22"/>
-                <w:szCs w:val="22"/>
-                <w:color w:val="000000"/>
-              </w:rPr>
-              <w:t xml:space="preserve">0.0298</w:t>
-            </w:r>
-          </w:p>
-        </w:tc>
-        <w:tc>
-          <w:tcPr>
-            <w:tcBorders>
-              <w:bottom w:val="none" w:sz="0" w:space="0" w:color="000000"/>
-              <w:top w:val="none" w:sz="0" w:space="0" w:color="000000"/>
-              <w:left w:val="none" w:sz="0" w:space="0" w:color="000000"/>
-              <w:right w:val="none" w:sz="0" w:space="0" w:color="000000"/>
-            </w:tcBorders>
-            <w:shd w:val="clear" w:color="auto" w:fill="FFFFFF"/>
-            <w:tcMar>
-              <w:top w:w="0" w:type="dxa"/>
-              <w:bottom w:w="0" w:type="dxa"/>
-              <w:left w:w="0" w:type="dxa"/>
-              <w:right w:w="0" w:type="dxa"/>
-            </w:tcMar>
-            <w:vAlign w:val="center"/>
-          </w:tcPr>
-          <w:p>
-            <w:pPr>
-              <w:pStyle w:val="Normal"/>
-              <w:jc w:val="right"/>
-              <w:pBdr>
-                <w:bottom w:val="none" w:sz="0" w:space="0" w:color="000000"/>
-                <w:top w:val="none" w:sz="0" w:space="0" w:color="000000"/>
-                <w:left w:val="none" w:sz="0" w:space="0" w:color="000000"/>
-                <w:right w:val="none" w:sz="0" w:space="0" w:color="000000"/>
-              </w:pBdr>
-              <w:spacing w:after="100" w:before="100" w:line="240"/>
-              <w:ind w:left="100" w:right="100" w:firstLine="0" w:firstLineChars="0"/>
-            </w:pPr>
-            <w:r>
-              <w:rPr>
-                <w:rFonts w:ascii="Helvetica" w:hAnsi="Helvetica" w:eastAsia="Helvetica" w:cs="Helvetica"/>
-                <w:i w:val="false"/>
-                <w:b w:val="false"/>
-                <w:u w:val="none"/>
-                <w:sz w:val="22"/>
-                <w:szCs w:val="22"/>
-                <w:color w:val="000000"/>
-              </w:rPr>
-              <w:t xml:space="preserve">0.9174</w:t>
-            </w:r>
-          </w:p>
-        </w:tc>
-        <w:tc>
-          <w:tcPr>
-            <w:tcBorders>
-              <w:bottom w:val="none" w:sz="0" w:space="0" w:color="000000"/>
-              <w:top w:val="none" w:sz="0" w:space="0" w:color="000000"/>
-              <w:left w:val="none" w:sz="0" w:space="0" w:color="000000"/>
-              <w:right w:val="none" w:sz="0" w:space="0" w:color="000000"/>
-            </w:tcBorders>
-            <w:shd w:val="clear" w:color="auto" w:fill="FFFFFF"/>
-            <w:tcMar>
-              <w:top w:w="0" w:type="dxa"/>
-              <w:bottom w:w="0" w:type="dxa"/>
-              <w:left w:w="0" w:type="dxa"/>
-              <w:right w:w="0" w:type="dxa"/>
-            </w:tcMar>
-            <w:vAlign w:val="center"/>
-          </w:tcPr>
-          <w:p>
-            <w:pPr>
-              <w:pStyle w:val="Normal"/>
-              <w:jc w:val="right"/>
-              <w:pBdr>
-                <w:bottom w:val="none" w:sz="0" w:space="0" w:color="000000"/>
-                <w:top w:val="none" w:sz="0" w:space="0" w:color="000000"/>
-                <w:left w:val="none" w:sz="0" w:space="0" w:color="000000"/>
-                <w:right w:val="none" w:sz="0" w:space="0" w:color="000000"/>
-              </w:pBdr>
-              <w:spacing w:after="100" w:before="100" w:line="240"/>
-              <w:ind w:left="100" w:right="100" w:firstLine="0" w:firstLineChars="0"/>
-            </w:pPr>
-            <w:r>
-              <w:rPr>
-                <w:rFonts w:ascii="Helvetica" w:hAnsi="Helvetica" w:eastAsia="Helvetica" w:cs="Helvetica"/>
-                <w:i w:val="false"/>
-                <w:b w:val="false"/>
-                <w:u w:val="none"/>
-                <w:sz w:val="22"/>
-                <w:szCs w:val="22"/>
-                <w:color w:val="000000"/>
-              </w:rPr>
-              <w:t xml:space="preserve">0.1753</w:t>
-            </w:r>
-          </w:p>
-        </w:tc>
-        <w:tc>
-          <w:tcPr>
-            <w:tcBorders>
-              <w:bottom w:val="none" w:sz="0" w:space="0" w:color="000000"/>
-              <w:top w:val="none" w:sz="0" w:space="0" w:color="000000"/>
-              <w:left w:val="none" w:sz="0" w:space="0" w:color="000000"/>
-              <w:right w:val="none" w:sz="0" w:space="0" w:color="000000"/>
-            </w:tcBorders>
-            <w:shd w:val="clear" w:color="auto" w:fill="FFFFFF"/>
-            <w:tcMar>
-              <w:top w:w="0" w:type="dxa"/>
-              <w:bottom w:w="0" w:type="dxa"/>
-              <w:left w:w="0" w:type="dxa"/>
-              <w:right w:w="0" w:type="dxa"/>
-            </w:tcMar>
-            <w:vAlign w:val="center"/>
-          </w:tcPr>
-          <w:p>
-            <w:pPr>
-              <w:pStyle w:val="Normal"/>
-              <w:jc w:val="right"/>
-              <w:pBdr>
-                <w:bottom w:val="none" w:sz="0" w:space="0" w:color="000000"/>
-                <w:top w:val="none" w:sz="0" w:space="0" w:color="000000"/>
-                <w:left w:val="none" w:sz="0" w:space="0" w:color="000000"/>
-                <w:right w:val="none" w:sz="0" w:space="0" w:color="000000"/>
-              </w:pBdr>
-              <w:spacing w:after="100" w:before="100" w:line="240"/>
-              <w:ind w:left="100" w:right="100" w:firstLine="0" w:firstLineChars="0"/>
-            </w:pPr>
-            <w:r>
-              <w:rPr>
-                <w:rFonts w:ascii="Helvetica" w:hAnsi="Helvetica" w:eastAsia="Helvetica" w:cs="Helvetica"/>
-                <w:i w:val="false"/>
-                <w:b w:val="false"/>
-                <w:u w:val="none"/>
-                <w:sz w:val="22"/>
-                <w:szCs w:val="22"/>
-                <w:color w:val="000000"/>
-              </w:rPr>
-              <w:t xml:space="preserve">0.1300</w:t>
-            </w:r>
-          </w:p>
-        </w:tc>
-        <w:tc>
-          <w:tcPr>
-            <w:tcBorders>
-              <w:bottom w:val="none" w:sz="0" w:space="0" w:color="000000"/>
-              <w:top w:val="none" w:sz="0" w:space="0" w:color="000000"/>
-              <w:left w:val="none" w:sz="0" w:space="0" w:color="000000"/>
-              <w:right w:val="none" w:sz="0" w:space="0" w:color="000000"/>
-            </w:tcBorders>
-            <w:shd w:val="clear" w:color="auto" w:fill="FFFFFF"/>
-            <w:tcMar>
-              <w:top w:w="0" w:type="dxa"/>
-              <w:bottom w:w="0" w:type="dxa"/>
-              <w:left w:w="0" w:type="dxa"/>
-              <w:right w:w="0" w:type="dxa"/>
-            </w:tcMar>
-            <w:vAlign w:val="center"/>
-          </w:tcPr>
-          <w:p>
-            <w:pPr>
-              <w:pStyle w:val="Normal"/>
-              <w:jc w:val="right"/>
-              <w:pBdr>
-                <w:bottom w:val="none" w:sz="0" w:space="0" w:color="000000"/>
-                <w:top w:val="none" w:sz="0" w:space="0" w:color="000000"/>
-                <w:left w:val="none" w:sz="0" w:space="0" w:color="000000"/>
-                <w:right w:val="none" w:sz="0" w:space="0" w:color="000000"/>
-              </w:pBdr>
-              <w:spacing w:after="100" w:before="100" w:line="240"/>
-              <w:ind w:left="100" w:right="100" w:firstLine="0" w:firstLineChars="0"/>
-            </w:pPr>
-            <w:r>
-              <w:rPr>
-                <w:rFonts w:ascii="Helvetica" w:hAnsi="Helvetica" w:eastAsia="Helvetica" w:cs="Helvetica"/>
-                <w:i w:val="false"/>
-                <w:b w:val="false"/>
-                <w:u w:val="none"/>
-                <w:sz w:val="22"/>
-                <w:szCs w:val="22"/>
-                <w:color w:val="000000"/>
-              </w:rPr>
-              <w:t xml:space="preserve">0.0307</w:t>
+              <w:t xml:space="preserve">1.0002</w:t>
+            </w:r>
+          </w:p>
+        </w:tc>
+        <w:tc>
+          <w:tcPr>
+            <w:tcBorders>
+              <w:bottom w:val="none" w:sz="0" w:space="0" w:color="000000"/>
+              <w:top w:val="none" w:sz="0" w:space="0" w:color="000000"/>
+              <w:left w:val="none" w:sz="0" w:space="0" w:color="000000"/>
+              <w:right w:val="none" w:sz="0" w:space="0" w:color="000000"/>
+            </w:tcBorders>
+            <w:shd w:val="clear" w:color="auto" w:fill="FFFFFF"/>
+            <w:tcMar>
+              <w:top w:w="0" w:type="dxa"/>
+              <w:bottom w:w="0" w:type="dxa"/>
+              <w:left w:w="0" w:type="dxa"/>
+              <w:right w:w="0" w:type="dxa"/>
+            </w:tcMar>
+            <w:vAlign w:val="center"/>
+          </w:tcPr>
+          <w:p>
+            <w:pPr>
+              <w:pStyle w:val="Normal"/>
+              <w:jc w:val="right"/>
+              <w:pBdr>
+                <w:bottom w:val="none" w:sz="0" w:space="0" w:color="000000"/>
+                <w:top w:val="none" w:sz="0" w:space="0" w:color="000000"/>
+                <w:left w:val="none" w:sz="0" w:space="0" w:color="000000"/>
+                <w:right w:val="none" w:sz="0" w:space="0" w:color="000000"/>
+              </w:pBdr>
+              <w:spacing w:after="100" w:before="100" w:line="240"/>
+              <w:ind w:left="100" w:right="100" w:firstLine="0" w:firstLineChars="0"/>
+            </w:pPr>
+            <w:r>
+              <w:rPr>
+                <w:rFonts w:ascii="Helvetica" w:hAnsi="Helvetica" w:eastAsia="Helvetica" w:cs="Helvetica"/>
+                <w:i w:val="false"/>
+                <w:b w:val="false"/>
+                <w:u w:val="none"/>
+                <w:sz w:val="22"/>
+                <w:szCs w:val="22"/>
+                <w:color w:val="000000"/>
+              </w:rPr>
+              <w:t xml:space="preserve">0.0073</w:t>
+            </w:r>
+          </w:p>
+        </w:tc>
+        <w:tc>
+          <w:tcPr>
+            <w:tcBorders>
+              <w:bottom w:val="none" w:sz="0" w:space="0" w:color="000000"/>
+              <w:top w:val="none" w:sz="0" w:space="0" w:color="000000"/>
+              <w:left w:val="none" w:sz="0" w:space="0" w:color="000000"/>
+              <w:right w:val="none" w:sz="0" w:space="0" w:color="000000"/>
+            </w:tcBorders>
+            <w:shd w:val="clear" w:color="auto" w:fill="FFFFFF"/>
+            <w:tcMar>
+              <w:top w:w="0" w:type="dxa"/>
+              <w:bottom w:w="0" w:type="dxa"/>
+              <w:left w:w="0" w:type="dxa"/>
+              <w:right w:w="0" w:type="dxa"/>
+            </w:tcMar>
+            <w:vAlign w:val="center"/>
+          </w:tcPr>
+          <w:p>
+            <w:pPr>
+              <w:pStyle w:val="Normal"/>
+              <w:jc w:val="right"/>
+              <w:pBdr>
+                <w:bottom w:val="none" w:sz="0" w:space="0" w:color="000000"/>
+                <w:top w:val="none" w:sz="0" w:space="0" w:color="000000"/>
+                <w:left w:val="none" w:sz="0" w:space="0" w:color="000000"/>
+                <w:right w:val="none" w:sz="0" w:space="0" w:color="000000"/>
+              </w:pBdr>
+              <w:spacing w:after="100" w:before="100" w:line="240"/>
+              <w:ind w:left="100" w:right="100" w:firstLine="0" w:firstLineChars="0"/>
+            </w:pPr>
+            <w:r>
+              <w:rPr>
+                <w:rFonts w:ascii="Helvetica" w:hAnsi="Helvetica" w:eastAsia="Helvetica" w:cs="Helvetica"/>
+                <w:i w:val="false"/>
+                <w:b w:val="false"/>
+                <w:u w:val="none"/>
+                <w:sz w:val="22"/>
+                <w:szCs w:val="22"/>
+                <w:color w:val="000000"/>
+              </w:rPr>
+              <w:t xml:space="preserve">0.9910</w:t>
+            </w:r>
+          </w:p>
+        </w:tc>
+        <w:tc>
+          <w:tcPr>
+            <w:tcBorders>
+              <w:bottom w:val="none" w:sz="0" w:space="0" w:color="000000"/>
+              <w:top w:val="none" w:sz="0" w:space="0" w:color="000000"/>
+              <w:left w:val="none" w:sz="0" w:space="0" w:color="000000"/>
+              <w:right w:val="none" w:sz="0" w:space="0" w:color="000000"/>
+            </w:tcBorders>
+            <w:shd w:val="clear" w:color="auto" w:fill="FFFFFF"/>
+            <w:tcMar>
+              <w:top w:w="0" w:type="dxa"/>
+              <w:bottom w:w="0" w:type="dxa"/>
+              <w:left w:w="0" w:type="dxa"/>
+              <w:right w:w="0" w:type="dxa"/>
+            </w:tcMar>
+            <w:vAlign w:val="center"/>
+          </w:tcPr>
+          <w:p>
+            <w:pPr>
+              <w:pStyle w:val="Normal"/>
+              <w:jc w:val="right"/>
+              <w:pBdr>
+                <w:bottom w:val="none" w:sz="0" w:space="0" w:color="000000"/>
+                <w:top w:val="none" w:sz="0" w:space="0" w:color="000000"/>
+                <w:left w:val="none" w:sz="0" w:space="0" w:color="000000"/>
+                <w:right w:val="none" w:sz="0" w:space="0" w:color="000000"/>
+              </w:pBdr>
+              <w:spacing w:after="100" w:before="100" w:line="240"/>
+              <w:ind w:left="100" w:right="100" w:firstLine="0" w:firstLineChars="0"/>
+            </w:pPr>
+            <w:r>
+              <w:rPr>
+                <w:rFonts w:ascii="Helvetica" w:hAnsi="Helvetica" w:eastAsia="Helvetica" w:cs="Helvetica"/>
+                <w:i w:val="false"/>
+                <w:b w:val="false"/>
+                <w:u w:val="none"/>
+                <w:sz w:val="22"/>
+                <w:szCs w:val="22"/>
+                <w:color w:val="000000"/>
+              </w:rPr>
+              <w:t xml:space="preserve">0.1059</w:t>
+            </w:r>
+          </w:p>
+        </w:tc>
+        <w:tc>
+          <w:tcPr>
+            <w:tcBorders>
+              <w:bottom w:val="none" w:sz="0" w:space="0" w:color="000000"/>
+              <w:top w:val="none" w:sz="0" w:space="0" w:color="000000"/>
+              <w:left w:val="none" w:sz="0" w:space="0" w:color="000000"/>
+              <w:right w:val="none" w:sz="0" w:space="0" w:color="000000"/>
+            </w:tcBorders>
+            <w:shd w:val="clear" w:color="auto" w:fill="FFFFFF"/>
+            <w:tcMar>
+              <w:top w:w="0" w:type="dxa"/>
+              <w:bottom w:w="0" w:type="dxa"/>
+              <w:left w:w="0" w:type="dxa"/>
+              <w:right w:w="0" w:type="dxa"/>
+            </w:tcMar>
+            <w:vAlign w:val="center"/>
+          </w:tcPr>
+          <w:p>
+            <w:pPr>
+              <w:pStyle w:val="Normal"/>
+              <w:jc w:val="right"/>
+              <w:pBdr>
+                <w:bottom w:val="none" w:sz="0" w:space="0" w:color="000000"/>
+                <w:top w:val="none" w:sz="0" w:space="0" w:color="000000"/>
+                <w:left w:val="none" w:sz="0" w:space="0" w:color="000000"/>
+                <w:right w:val="none" w:sz="0" w:space="0" w:color="000000"/>
+              </w:pBdr>
+              <w:spacing w:after="100" w:before="100" w:line="240"/>
+              <w:ind w:left="100" w:right="100" w:firstLine="0" w:firstLineChars="0"/>
+            </w:pPr>
+            <w:r>
+              <w:rPr>
+                <w:rFonts w:ascii="Helvetica" w:hAnsi="Helvetica" w:eastAsia="Helvetica" w:cs="Helvetica"/>
+                <w:i w:val="false"/>
+                <w:b w:val="false"/>
+                <w:u w:val="none"/>
+                <w:sz w:val="22"/>
+                <w:szCs w:val="22"/>
+                <w:color w:val="000000"/>
+              </w:rPr>
+              <w:t xml:space="preserve">0.0805</w:t>
+            </w:r>
+          </w:p>
+        </w:tc>
+        <w:tc>
+          <w:tcPr>
+            <w:tcBorders>
+              <w:bottom w:val="none" w:sz="0" w:space="0" w:color="000000"/>
+              <w:top w:val="none" w:sz="0" w:space="0" w:color="000000"/>
+              <w:left w:val="none" w:sz="0" w:space="0" w:color="000000"/>
+              <w:right w:val="none" w:sz="0" w:space="0" w:color="000000"/>
+            </w:tcBorders>
+            <w:shd w:val="clear" w:color="auto" w:fill="FFFFFF"/>
+            <w:tcMar>
+              <w:top w:w="0" w:type="dxa"/>
+              <w:bottom w:w="0" w:type="dxa"/>
+              <w:left w:w="0" w:type="dxa"/>
+              <w:right w:w="0" w:type="dxa"/>
+            </w:tcMar>
+            <w:vAlign w:val="center"/>
+          </w:tcPr>
+          <w:p>
+            <w:pPr>
+              <w:pStyle w:val="Normal"/>
+              <w:jc w:val="right"/>
+              <w:pBdr>
+                <w:bottom w:val="none" w:sz="0" w:space="0" w:color="000000"/>
+                <w:top w:val="none" w:sz="0" w:space="0" w:color="000000"/>
+                <w:left w:val="none" w:sz="0" w:space="0" w:color="000000"/>
+                <w:right w:val="none" w:sz="0" w:space="0" w:color="000000"/>
+              </w:pBdr>
+              <w:spacing w:after="100" w:before="100" w:line="240"/>
+              <w:ind w:left="100" w:right="100" w:firstLine="0" w:firstLineChars="0"/>
+            </w:pPr>
+            <w:r>
+              <w:rPr>
+                <w:rFonts w:ascii="Helvetica" w:hAnsi="Helvetica" w:eastAsia="Helvetica" w:cs="Helvetica"/>
+                <w:i w:val="false"/>
+                <w:b w:val="false"/>
+                <w:u w:val="none"/>
+                <w:sz w:val="22"/>
+                <w:szCs w:val="22"/>
+                <w:color w:val="000000"/>
+              </w:rPr>
+              <w:t xml:space="preserve">0.0112</w:t>
             </w:r>
           </w:p>
         </w:tc>
@@ -7289,227 +7289,227 @@
                 <w:szCs w:val="22"/>
                 <w:color w:val="000000"/>
               </w:rPr>
-              <w:t xml:space="preserve">0.0828</w:t>
-            </w:r>
-          </w:p>
-        </w:tc>
-        <w:tc>
-          <w:tcPr>
-            <w:tcBorders>
-              <w:bottom w:val="none" w:sz="0" w:space="0" w:color="000000"/>
-              <w:top w:val="none" w:sz="0" w:space="0" w:color="000000"/>
-              <w:left w:val="none" w:sz="0" w:space="0" w:color="000000"/>
-              <w:right w:val="none" w:sz="0" w:space="0" w:color="000000"/>
-            </w:tcBorders>
-            <w:shd w:val="clear" w:color="auto" w:fill="FFFFFF"/>
-            <w:tcMar>
-              <w:top w:w="0" w:type="dxa"/>
-              <w:bottom w:w="0" w:type="dxa"/>
-              <w:left w:w="0" w:type="dxa"/>
-              <w:right w:w="0" w:type="dxa"/>
-            </w:tcMar>
-            <w:vAlign w:val="center"/>
-          </w:tcPr>
-          <w:p>
-            <w:pPr>
-              <w:pStyle w:val="Normal"/>
-              <w:jc w:val="right"/>
-              <w:pBdr>
-                <w:bottom w:val="none" w:sz="0" w:space="0" w:color="000000"/>
-                <w:top w:val="none" w:sz="0" w:space="0" w:color="000000"/>
-                <w:left w:val="none" w:sz="0" w:space="0" w:color="000000"/>
-                <w:right w:val="none" w:sz="0" w:space="0" w:color="000000"/>
-              </w:pBdr>
-              <w:spacing w:after="100" w:before="100" w:line="240"/>
-              <w:ind w:left="100" w:right="100" w:firstLine="0" w:firstLineChars="0"/>
-            </w:pPr>
-            <w:r>
-              <w:rPr>
-                <w:rFonts w:ascii="Helvetica" w:hAnsi="Helvetica" w:eastAsia="Helvetica" w:cs="Helvetica"/>
-                <w:i w:val="false"/>
-                <w:b w:val="false"/>
-                <w:u w:val="none"/>
-                <w:sz w:val="22"/>
-                <w:szCs w:val="22"/>
-                <w:color w:val="000000"/>
-              </w:rPr>
-              <w:t xml:space="preserve">0.0159</w:t>
-            </w:r>
-          </w:p>
-        </w:tc>
-        <w:tc>
-          <w:tcPr>
-            <w:tcBorders>
-              <w:bottom w:val="none" w:sz="0" w:space="0" w:color="000000"/>
-              <w:top w:val="none" w:sz="0" w:space="0" w:color="000000"/>
-              <w:left w:val="none" w:sz="0" w:space="0" w:color="000000"/>
-              <w:right w:val="none" w:sz="0" w:space="0" w:color="000000"/>
-            </w:tcBorders>
-            <w:shd w:val="clear" w:color="auto" w:fill="FFFFFF"/>
-            <w:tcMar>
-              <w:top w:w="0" w:type="dxa"/>
-              <w:bottom w:w="0" w:type="dxa"/>
-              <w:left w:w="0" w:type="dxa"/>
-              <w:right w:w="0" w:type="dxa"/>
-            </w:tcMar>
-            <w:vAlign w:val="center"/>
-          </w:tcPr>
-          <w:p>
-            <w:pPr>
-              <w:pStyle w:val="Normal"/>
-              <w:jc w:val="right"/>
-              <w:pBdr>
-                <w:bottom w:val="none" w:sz="0" w:space="0" w:color="000000"/>
-                <w:top w:val="none" w:sz="0" w:space="0" w:color="000000"/>
-                <w:left w:val="none" w:sz="0" w:space="0" w:color="000000"/>
-                <w:right w:val="none" w:sz="0" w:space="0" w:color="000000"/>
-              </w:pBdr>
-              <w:spacing w:after="100" w:before="100" w:line="240"/>
-              <w:ind w:left="100" w:right="100" w:firstLine="0" w:firstLineChars="0"/>
-            </w:pPr>
-            <w:r>
-              <w:rPr>
-                <w:rFonts w:ascii="Helvetica" w:hAnsi="Helvetica" w:eastAsia="Helvetica" w:cs="Helvetica"/>
-                <w:i w:val="false"/>
-                <w:b w:val="false"/>
-                <w:u w:val="none"/>
-                <w:sz w:val="22"/>
-                <w:szCs w:val="22"/>
-                <w:color w:val="000000"/>
-              </w:rPr>
-              <w:t xml:space="preserve">0.8893</w:t>
-            </w:r>
-          </w:p>
-        </w:tc>
-        <w:tc>
-          <w:tcPr>
-            <w:tcBorders>
-              <w:bottom w:val="none" w:sz="0" w:space="0" w:color="000000"/>
-              <w:top w:val="none" w:sz="0" w:space="0" w:color="000000"/>
-              <w:left w:val="none" w:sz="0" w:space="0" w:color="000000"/>
-              <w:right w:val="none" w:sz="0" w:space="0" w:color="000000"/>
-            </w:tcBorders>
-            <w:shd w:val="clear" w:color="auto" w:fill="FFFFFF"/>
-            <w:tcMar>
-              <w:top w:w="0" w:type="dxa"/>
-              <w:bottom w:w="0" w:type="dxa"/>
-              <w:left w:w="0" w:type="dxa"/>
-              <w:right w:w="0" w:type="dxa"/>
-            </w:tcMar>
-            <w:vAlign w:val="center"/>
-          </w:tcPr>
-          <w:p>
-            <w:pPr>
-              <w:pStyle w:val="Normal"/>
-              <w:jc w:val="right"/>
-              <w:pBdr>
-                <w:bottom w:val="none" w:sz="0" w:space="0" w:color="000000"/>
-                <w:top w:val="none" w:sz="0" w:space="0" w:color="000000"/>
-                <w:left w:val="none" w:sz="0" w:space="0" w:color="000000"/>
-                <w:right w:val="none" w:sz="0" w:space="0" w:color="000000"/>
-              </w:pBdr>
-              <w:spacing w:after="100" w:before="100" w:line="240"/>
-              <w:ind w:left="100" w:right="100" w:firstLine="0" w:firstLineChars="0"/>
-            </w:pPr>
-            <w:r>
-              <w:rPr>
-                <w:rFonts w:ascii="Helvetica" w:hAnsi="Helvetica" w:eastAsia="Helvetica" w:cs="Helvetica"/>
-                <w:i w:val="false"/>
-                <w:b w:val="false"/>
-                <w:u w:val="none"/>
-                <w:sz w:val="22"/>
-                <w:szCs w:val="22"/>
-                <w:color w:val="000000"/>
-              </w:rPr>
-              <w:t xml:space="preserve">0.1530</w:t>
-            </w:r>
-          </w:p>
-        </w:tc>
-        <w:tc>
-          <w:tcPr>
-            <w:tcBorders>
-              <w:bottom w:val="none" w:sz="0" w:space="0" w:color="000000"/>
-              <w:top w:val="none" w:sz="0" w:space="0" w:color="000000"/>
-              <w:left w:val="none" w:sz="0" w:space="0" w:color="000000"/>
-              <w:right w:val="none" w:sz="0" w:space="0" w:color="000000"/>
-            </w:tcBorders>
-            <w:shd w:val="clear" w:color="auto" w:fill="FFFFFF"/>
-            <w:tcMar>
-              <w:top w:w="0" w:type="dxa"/>
-              <w:bottom w:w="0" w:type="dxa"/>
-              <w:left w:w="0" w:type="dxa"/>
-              <w:right w:w="0" w:type="dxa"/>
-            </w:tcMar>
-            <w:vAlign w:val="center"/>
-          </w:tcPr>
-          <w:p>
-            <w:pPr>
-              <w:pStyle w:val="Normal"/>
-              <w:jc w:val="right"/>
-              <w:pBdr>
-                <w:bottom w:val="none" w:sz="0" w:space="0" w:color="000000"/>
-                <w:top w:val="none" w:sz="0" w:space="0" w:color="000000"/>
-                <w:left w:val="none" w:sz="0" w:space="0" w:color="000000"/>
-                <w:right w:val="none" w:sz="0" w:space="0" w:color="000000"/>
-              </w:pBdr>
-              <w:spacing w:after="100" w:before="100" w:line="240"/>
-              <w:ind w:left="100" w:right="100" w:firstLine="0" w:firstLineChars="0"/>
-            </w:pPr>
-            <w:r>
-              <w:rPr>
-                <w:rFonts w:ascii="Helvetica" w:hAnsi="Helvetica" w:eastAsia="Helvetica" w:cs="Helvetica"/>
-                <w:i w:val="false"/>
-                <w:b w:val="false"/>
-                <w:u w:val="none"/>
-                <w:sz w:val="22"/>
-                <w:szCs w:val="22"/>
-                <w:color w:val="000000"/>
-              </w:rPr>
-              <w:t xml:space="preserve">0.1229</w:t>
-            </w:r>
-          </w:p>
-        </w:tc>
-        <w:tc>
-          <w:tcPr>
-            <w:tcBorders>
-              <w:bottom w:val="none" w:sz="0" w:space="0" w:color="000000"/>
-              <w:top w:val="none" w:sz="0" w:space="0" w:color="000000"/>
-              <w:left w:val="none" w:sz="0" w:space="0" w:color="000000"/>
-              <w:right w:val="none" w:sz="0" w:space="0" w:color="000000"/>
-            </w:tcBorders>
-            <w:shd w:val="clear" w:color="auto" w:fill="FFFFFF"/>
-            <w:tcMar>
-              <w:top w:w="0" w:type="dxa"/>
-              <w:bottom w:w="0" w:type="dxa"/>
-              <w:left w:w="0" w:type="dxa"/>
-              <w:right w:w="0" w:type="dxa"/>
-            </w:tcMar>
-            <w:vAlign w:val="center"/>
-          </w:tcPr>
-          <w:p>
-            <w:pPr>
-              <w:pStyle w:val="Normal"/>
-              <w:jc w:val="right"/>
-              <w:pBdr>
-                <w:bottom w:val="none" w:sz="0" w:space="0" w:color="000000"/>
-                <w:top w:val="none" w:sz="0" w:space="0" w:color="000000"/>
-                <w:left w:val="none" w:sz="0" w:space="0" w:color="000000"/>
-                <w:right w:val="none" w:sz="0" w:space="0" w:color="000000"/>
-              </w:pBdr>
-              <w:spacing w:after="100" w:before="100" w:line="240"/>
-              <w:ind w:left="100" w:right="100" w:firstLine="0" w:firstLineChars="0"/>
-            </w:pPr>
-            <w:r>
-              <w:rPr>
-                <w:rFonts w:ascii="Helvetica" w:hAnsi="Helvetica" w:eastAsia="Helvetica" w:cs="Helvetica"/>
-                <w:i w:val="false"/>
-                <w:b w:val="false"/>
-                <w:u w:val="none"/>
-                <w:sz w:val="22"/>
-                <w:szCs w:val="22"/>
-                <w:color w:val="000000"/>
-              </w:rPr>
-              <w:t xml:space="preserve">0.0234</w:t>
+              <w:t xml:space="preserve">0.0655</w:t>
+            </w:r>
+          </w:p>
+        </w:tc>
+        <w:tc>
+          <w:tcPr>
+            <w:tcBorders>
+              <w:bottom w:val="none" w:sz="0" w:space="0" w:color="000000"/>
+              <w:top w:val="none" w:sz="0" w:space="0" w:color="000000"/>
+              <w:left w:val="none" w:sz="0" w:space="0" w:color="000000"/>
+              <w:right w:val="none" w:sz="0" w:space="0" w:color="000000"/>
+            </w:tcBorders>
+            <w:shd w:val="clear" w:color="auto" w:fill="FFFFFF"/>
+            <w:tcMar>
+              <w:top w:w="0" w:type="dxa"/>
+              <w:bottom w:w="0" w:type="dxa"/>
+              <w:left w:w="0" w:type="dxa"/>
+              <w:right w:w="0" w:type="dxa"/>
+            </w:tcMar>
+            <w:vAlign w:val="center"/>
+          </w:tcPr>
+          <w:p>
+            <w:pPr>
+              <w:pStyle w:val="Normal"/>
+              <w:jc w:val="right"/>
+              <w:pBdr>
+                <w:bottom w:val="none" w:sz="0" w:space="0" w:color="000000"/>
+                <w:top w:val="none" w:sz="0" w:space="0" w:color="000000"/>
+                <w:left w:val="none" w:sz="0" w:space="0" w:color="000000"/>
+                <w:right w:val="none" w:sz="0" w:space="0" w:color="000000"/>
+              </w:pBdr>
+              <w:spacing w:after="100" w:before="100" w:line="240"/>
+              <w:ind w:left="100" w:right="100" w:firstLine="0" w:firstLineChars="0"/>
+            </w:pPr>
+            <w:r>
+              <w:rPr>
+                <w:rFonts w:ascii="Helvetica" w:hAnsi="Helvetica" w:eastAsia="Helvetica" w:cs="Helvetica"/>
+                <w:i w:val="false"/>
+                <w:b w:val="false"/>
+                <w:u w:val="none"/>
+                <w:sz w:val="22"/>
+                <w:szCs w:val="22"/>
+                <w:color w:val="000000"/>
+              </w:rPr>
+              <w:t xml:space="preserve">0.0094</w:t>
+            </w:r>
+          </w:p>
+        </w:tc>
+        <w:tc>
+          <w:tcPr>
+            <w:tcBorders>
+              <w:bottom w:val="none" w:sz="0" w:space="0" w:color="000000"/>
+              <w:top w:val="none" w:sz="0" w:space="0" w:color="000000"/>
+              <w:left w:val="none" w:sz="0" w:space="0" w:color="000000"/>
+              <w:right w:val="none" w:sz="0" w:space="0" w:color="000000"/>
+            </w:tcBorders>
+            <w:shd w:val="clear" w:color="auto" w:fill="FFFFFF"/>
+            <w:tcMar>
+              <w:top w:w="0" w:type="dxa"/>
+              <w:bottom w:w="0" w:type="dxa"/>
+              <w:left w:w="0" w:type="dxa"/>
+              <w:right w:w="0" w:type="dxa"/>
+            </w:tcMar>
+            <w:vAlign w:val="center"/>
+          </w:tcPr>
+          <w:p>
+            <w:pPr>
+              <w:pStyle w:val="Normal"/>
+              <w:jc w:val="right"/>
+              <w:pBdr>
+                <w:bottom w:val="none" w:sz="0" w:space="0" w:color="000000"/>
+                <w:top w:val="none" w:sz="0" w:space="0" w:color="000000"/>
+                <w:left w:val="none" w:sz="0" w:space="0" w:color="000000"/>
+                <w:right w:val="none" w:sz="0" w:space="0" w:color="000000"/>
+              </w:pBdr>
+              <w:spacing w:after="100" w:before="100" w:line="240"/>
+              <w:ind w:left="100" w:right="100" w:firstLine="0" w:firstLineChars="0"/>
+            </w:pPr>
+            <w:r>
+              <w:rPr>
+                <w:rFonts w:ascii="Helvetica" w:hAnsi="Helvetica" w:eastAsia="Helvetica" w:cs="Helvetica"/>
+                <w:i w:val="false"/>
+                <w:b w:val="false"/>
+                <w:u w:val="none"/>
+                <w:sz w:val="22"/>
+                <w:szCs w:val="22"/>
+                <w:color w:val="000000"/>
+              </w:rPr>
+              <w:t xml:space="preserve">0.9883</w:t>
+            </w:r>
+          </w:p>
+        </w:tc>
+        <w:tc>
+          <w:tcPr>
+            <w:tcBorders>
+              <w:bottom w:val="none" w:sz="0" w:space="0" w:color="000000"/>
+              <w:top w:val="none" w:sz="0" w:space="0" w:color="000000"/>
+              <w:left w:val="none" w:sz="0" w:space="0" w:color="000000"/>
+              <w:right w:val="none" w:sz="0" w:space="0" w:color="000000"/>
+            </w:tcBorders>
+            <w:shd w:val="clear" w:color="auto" w:fill="FFFFFF"/>
+            <w:tcMar>
+              <w:top w:w="0" w:type="dxa"/>
+              <w:bottom w:w="0" w:type="dxa"/>
+              <w:left w:w="0" w:type="dxa"/>
+              <w:right w:w="0" w:type="dxa"/>
+            </w:tcMar>
+            <w:vAlign w:val="center"/>
+          </w:tcPr>
+          <w:p>
+            <w:pPr>
+              <w:pStyle w:val="Normal"/>
+              <w:jc w:val="right"/>
+              <w:pBdr>
+                <w:bottom w:val="none" w:sz="0" w:space="0" w:color="000000"/>
+                <w:top w:val="none" w:sz="0" w:space="0" w:color="000000"/>
+                <w:left w:val="none" w:sz="0" w:space="0" w:color="000000"/>
+                <w:right w:val="none" w:sz="0" w:space="0" w:color="000000"/>
+              </w:pBdr>
+              <w:spacing w:after="100" w:before="100" w:line="240"/>
+              <w:ind w:left="100" w:right="100" w:firstLine="0" w:firstLineChars="0"/>
+            </w:pPr>
+            <w:r>
+              <w:rPr>
+                <w:rFonts w:ascii="Helvetica" w:hAnsi="Helvetica" w:eastAsia="Helvetica" w:cs="Helvetica"/>
+                <w:i w:val="false"/>
+                <w:b w:val="false"/>
+                <w:u w:val="none"/>
+                <w:sz w:val="22"/>
+                <w:szCs w:val="22"/>
+                <w:color w:val="000000"/>
+              </w:rPr>
+              <w:t xml:space="preserve">0.0925</w:t>
+            </w:r>
+          </w:p>
+        </w:tc>
+        <w:tc>
+          <w:tcPr>
+            <w:tcBorders>
+              <w:bottom w:val="none" w:sz="0" w:space="0" w:color="000000"/>
+              <w:top w:val="none" w:sz="0" w:space="0" w:color="000000"/>
+              <w:left w:val="none" w:sz="0" w:space="0" w:color="000000"/>
+              <w:right w:val="none" w:sz="0" w:space="0" w:color="000000"/>
+            </w:tcBorders>
+            <w:shd w:val="clear" w:color="auto" w:fill="FFFFFF"/>
+            <w:tcMar>
+              <w:top w:w="0" w:type="dxa"/>
+              <w:bottom w:w="0" w:type="dxa"/>
+              <w:left w:w="0" w:type="dxa"/>
+              <w:right w:w="0" w:type="dxa"/>
+            </w:tcMar>
+            <w:vAlign w:val="center"/>
+          </w:tcPr>
+          <w:p>
+            <w:pPr>
+              <w:pStyle w:val="Normal"/>
+              <w:jc w:val="right"/>
+              <w:pBdr>
+                <w:bottom w:val="none" w:sz="0" w:space="0" w:color="000000"/>
+                <w:top w:val="none" w:sz="0" w:space="0" w:color="000000"/>
+                <w:left w:val="none" w:sz="0" w:space="0" w:color="000000"/>
+                <w:right w:val="none" w:sz="0" w:space="0" w:color="000000"/>
+              </w:pBdr>
+              <w:spacing w:after="100" w:before="100" w:line="240"/>
+              <w:ind w:left="100" w:right="100" w:firstLine="0" w:firstLineChars="0"/>
+            </w:pPr>
+            <w:r>
+              <w:rPr>
+                <w:rFonts w:ascii="Helvetica" w:hAnsi="Helvetica" w:eastAsia="Helvetica" w:cs="Helvetica"/>
+                <w:i w:val="false"/>
+                <w:b w:val="false"/>
+                <w:u w:val="none"/>
+                <w:sz w:val="22"/>
+                <w:szCs w:val="22"/>
+                <w:color w:val="000000"/>
+              </w:rPr>
+              <w:t xml:space="preserve">0.0738</w:t>
+            </w:r>
+          </w:p>
+        </w:tc>
+        <w:tc>
+          <w:tcPr>
+            <w:tcBorders>
+              <w:bottom w:val="none" w:sz="0" w:space="0" w:color="000000"/>
+              <w:top w:val="none" w:sz="0" w:space="0" w:color="000000"/>
+              <w:left w:val="none" w:sz="0" w:space="0" w:color="000000"/>
+              <w:right w:val="none" w:sz="0" w:space="0" w:color="000000"/>
+            </w:tcBorders>
+            <w:shd w:val="clear" w:color="auto" w:fill="FFFFFF"/>
+            <w:tcMar>
+              <w:top w:w="0" w:type="dxa"/>
+              <w:bottom w:w="0" w:type="dxa"/>
+              <w:left w:w="0" w:type="dxa"/>
+              <w:right w:w="0" w:type="dxa"/>
+            </w:tcMar>
+            <w:vAlign w:val="center"/>
+          </w:tcPr>
+          <w:p>
+            <w:pPr>
+              <w:pStyle w:val="Normal"/>
+              <w:jc w:val="right"/>
+              <w:pBdr>
+                <w:bottom w:val="none" w:sz="0" w:space="0" w:color="000000"/>
+                <w:top w:val="none" w:sz="0" w:space="0" w:color="000000"/>
+                <w:left w:val="none" w:sz="0" w:space="0" w:color="000000"/>
+                <w:right w:val="none" w:sz="0" w:space="0" w:color="000000"/>
+              </w:pBdr>
+              <w:spacing w:after="100" w:before="100" w:line="240"/>
+              <w:ind w:left="100" w:right="100" w:firstLine="0" w:firstLineChars="0"/>
+            </w:pPr>
+            <w:r>
+              <w:rPr>
+                <w:rFonts w:ascii="Helvetica" w:hAnsi="Helvetica" w:eastAsia="Helvetica" w:cs="Helvetica"/>
+                <w:i w:val="false"/>
+                <w:b w:val="false"/>
+                <w:u w:val="none"/>
+                <w:sz w:val="22"/>
+                <w:szCs w:val="22"/>
+                <w:color w:val="000000"/>
+              </w:rPr>
+              <w:t xml:space="preserve">0.0086</w:t>
             </w:r>
           </w:p>
         </w:tc>
@@ -7692,227 +7692,227 @@
                 <w:szCs w:val="22"/>
                 <w:color w:val="000000"/>
               </w:rPr>
-              <w:t xml:space="preserve">1.4649</w:t>
-            </w:r>
-          </w:p>
-        </w:tc>
-        <w:tc>
-          <w:tcPr>
-            <w:tcBorders>
-              <w:bottom w:val="none" w:sz="0" w:space="0" w:color="000000"/>
-              <w:top w:val="none" w:sz="0" w:space="0" w:color="000000"/>
-              <w:left w:val="none" w:sz="0" w:space="0" w:color="000000"/>
-              <w:right w:val="none" w:sz="0" w:space="0" w:color="000000"/>
-            </w:tcBorders>
-            <w:shd w:val="clear" w:color="auto" w:fill="FFFFFF"/>
-            <w:tcMar>
-              <w:top w:w="0" w:type="dxa"/>
-              <w:bottom w:w="0" w:type="dxa"/>
-              <w:left w:w="0" w:type="dxa"/>
-              <w:right w:w="0" w:type="dxa"/>
-            </w:tcMar>
-            <w:vAlign w:val="center"/>
-          </w:tcPr>
-          <w:p>
-            <w:pPr>
-              <w:pStyle w:val="Normal"/>
-              <w:jc w:val="right"/>
-              <w:pBdr>
-                <w:bottom w:val="none" w:sz="0" w:space="0" w:color="000000"/>
-                <w:top w:val="none" w:sz="0" w:space="0" w:color="000000"/>
-                <w:left w:val="none" w:sz="0" w:space="0" w:color="000000"/>
-                <w:right w:val="none" w:sz="0" w:space="0" w:color="000000"/>
-              </w:pBdr>
-              <w:spacing w:after="100" w:before="100" w:line="240"/>
-              <w:ind w:left="100" w:right="100" w:firstLine="0" w:firstLineChars="0"/>
-            </w:pPr>
-            <w:r>
-              <w:rPr>
-                <w:rFonts w:ascii="Helvetica" w:hAnsi="Helvetica" w:eastAsia="Helvetica" w:cs="Helvetica"/>
-                <w:i w:val="false"/>
-                <w:b w:val="false"/>
-                <w:u w:val="none"/>
-                <w:sz w:val="22"/>
-                <w:szCs w:val="22"/>
-                <w:color w:val="000000"/>
-              </w:rPr>
-              <w:t xml:space="preserve">0.0791</w:t>
-            </w:r>
-          </w:p>
-        </w:tc>
-        <w:tc>
-          <w:tcPr>
-            <w:tcBorders>
-              <w:bottom w:val="none" w:sz="0" w:space="0" w:color="000000"/>
-              <w:top w:val="none" w:sz="0" w:space="0" w:color="000000"/>
-              <w:left w:val="none" w:sz="0" w:space="0" w:color="000000"/>
-              <w:right w:val="none" w:sz="0" w:space="0" w:color="000000"/>
-            </w:tcBorders>
-            <w:shd w:val="clear" w:color="auto" w:fill="FFFFFF"/>
-            <w:tcMar>
-              <w:top w:w="0" w:type="dxa"/>
-              <w:bottom w:w="0" w:type="dxa"/>
-              <w:left w:w="0" w:type="dxa"/>
-              <w:right w:w="0" w:type="dxa"/>
-            </w:tcMar>
-            <w:vAlign w:val="center"/>
-          </w:tcPr>
-          <w:p>
-            <w:pPr>
-              <w:pStyle w:val="Normal"/>
-              <w:jc w:val="right"/>
-              <w:pBdr>
-                <w:bottom w:val="none" w:sz="0" w:space="0" w:color="000000"/>
-                <w:top w:val="none" w:sz="0" w:space="0" w:color="000000"/>
-                <w:left w:val="none" w:sz="0" w:space="0" w:color="000000"/>
-                <w:right w:val="none" w:sz="0" w:space="0" w:color="000000"/>
-              </w:pBdr>
-              <w:spacing w:after="100" w:before="100" w:line="240"/>
-              <w:ind w:left="100" w:right="100" w:firstLine="0" w:firstLineChars="0"/>
-            </w:pPr>
-            <w:r>
-              <w:rPr>
-                <w:rFonts w:ascii="Helvetica" w:hAnsi="Helvetica" w:eastAsia="Helvetica" w:cs="Helvetica"/>
-                <w:i w:val="false"/>
-                <w:b w:val="false"/>
-                <w:u w:val="none"/>
-                <w:sz w:val="22"/>
-                <w:szCs w:val="22"/>
-                <w:color w:val="000000"/>
-              </w:rPr>
-              <w:t xml:space="preserve">0.9062</w:t>
-            </w:r>
-          </w:p>
-        </w:tc>
-        <w:tc>
-          <w:tcPr>
-            <w:tcBorders>
-              <w:bottom w:val="none" w:sz="0" w:space="0" w:color="000000"/>
-              <w:top w:val="none" w:sz="0" w:space="0" w:color="000000"/>
-              <w:left w:val="none" w:sz="0" w:space="0" w:color="000000"/>
-              <w:right w:val="none" w:sz="0" w:space="0" w:color="000000"/>
-            </w:tcBorders>
-            <w:shd w:val="clear" w:color="auto" w:fill="FFFFFF"/>
-            <w:tcMar>
-              <w:top w:w="0" w:type="dxa"/>
-              <w:bottom w:w="0" w:type="dxa"/>
-              <w:left w:w="0" w:type="dxa"/>
-              <w:right w:w="0" w:type="dxa"/>
-            </w:tcMar>
-            <w:vAlign w:val="center"/>
-          </w:tcPr>
-          <w:p>
-            <w:pPr>
-              <w:pStyle w:val="Normal"/>
-              <w:jc w:val="right"/>
-              <w:pBdr>
-                <w:bottom w:val="none" w:sz="0" w:space="0" w:color="000000"/>
-                <w:top w:val="none" w:sz="0" w:space="0" w:color="000000"/>
-                <w:left w:val="none" w:sz="0" w:space="0" w:color="000000"/>
-                <w:right w:val="none" w:sz="0" w:space="0" w:color="000000"/>
-              </w:pBdr>
-              <w:spacing w:after="100" w:before="100" w:line="240"/>
-              <w:ind w:left="100" w:right="100" w:firstLine="0" w:firstLineChars="0"/>
-            </w:pPr>
-            <w:r>
-              <w:rPr>
-                <w:rFonts w:ascii="Helvetica" w:hAnsi="Helvetica" w:eastAsia="Helvetica" w:cs="Helvetica"/>
-                <w:i w:val="false"/>
-                <w:b w:val="false"/>
-                <w:u w:val="none"/>
-                <w:sz w:val="22"/>
-                <w:szCs w:val="22"/>
-                <w:color w:val="000000"/>
-              </w:rPr>
-              <w:t xml:space="preserve">0.2668</w:t>
-            </w:r>
-          </w:p>
-        </w:tc>
-        <w:tc>
-          <w:tcPr>
-            <w:tcBorders>
-              <w:bottom w:val="none" w:sz="0" w:space="0" w:color="000000"/>
-              <w:top w:val="none" w:sz="0" w:space="0" w:color="000000"/>
-              <w:left w:val="none" w:sz="0" w:space="0" w:color="000000"/>
-              <w:right w:val="none" w:sz="0" w:space="0" w:color="000000"/>
-            </w:tcBorders>
-            <w:shd w:val="clear" w:color="auto" w:fill="FFFFFF"/>
-            <w:tcMar>
-              <w:top w:w="0" w:type="dxa"/>
-              <w:bottom w:w="0" w:type="dxa"/>
-              <w:left w:w="0" w:type="dxa"/>
-              <w:right w:w="0" w:type="dxa"/>
-            </w:tcMar>
-            <w:vAlign w:val="center"/>
-          </w:tcPr>
-          <w:p>
-            <w:pPr>
-              <w:pStyle w:val="Normal"/>
-              <w:jc w:val="right"/>
-              <w:pBdr>
-                <w:bottom w:val="none" w:sz="0" w:space="0" w:color="000000"/>
-                <w:top w:val="none" w:sz="0" w:space="0" w:color="000000"/>
-                <w:left w:val="none" w:sz="0" w:space="0" w:color="000000"/>
-                <w:right w:val="none" w:sz="0" w:space="0" w:color="000000"/>
-              </w:pBdr>
-              <w:spacing w:after="100" w:before="100" w:line="240"/>
-              <w:ind w:left="100" w:right="100" w:firstLine="0" w:firstLineChars="0"/>
-            </w:pPr>
-            <w:r>
-              <w:rPr>
-                <w:rFonts w:ascii="Helvetica" w:hAnsi="Helvetica" w:eastAsia="Helvetica" w:cs="Helvetica"/>
-                <w:i w:val="false"/>
-                <w:b w:val="false"/>
-                <w:u w:val="none"/>
-                <w:sz w:val="22"/>
-                <w:szCs w:val="22"/>
-                <w:color w:val="000000"/>
-              </w:rPr>
-              <w:t xml:space="preserve">0.2142</w:t>
-            </w:r>
-          </w:p>
-        </w:tc>
-        <w:tc>
-          <w:tcPr>
-            <w:tcBorders>
-              <w:bottom w:val="none" w:sz="0" w:space="0" w:color="000000"/>
-              <w:top w:val="none" w:sz="0" w:space="0" w:color="000000"/>
-              <w:left w:val="none" w:sz="0" w:space="0" w:color="000000"/>
-              <w:right w:val="none" w:sz="0" w:space="0" w:color="000000"/>
-            </w:tcBorders>
-            <w:shd w:val="clear" w:color="auto" w:fill="FFFFFF"/>
-            <w:tcMar>
-              <w:top w:w="0" w:type="dxa"/>
-              <w:bottom w:w="0" w:type="dxa"/>
-              <w:left w:w="0" w:type="dxa"/>
-              <w:right w:w="0" w:type="dxa"/>
-            </w:tcMar>
-            <w:vAlign w:val="center"/>
-          </w:tcPr>
-          <w:p>
-            <w:pPr>
-              <w:pStyle w:val="Normal"/>
-              <w:jc w:val="right"/>
-              <w:pBdr>
-                <w:bottom w:val="none" w:sz="0" w:space="0" w:color="000000"/>
-                <w:top w:val="none" w:sz="0" w:space="0" w:color="000000"/>
-                <w:left w:val="none" w:sz="0" w:space="0" w:color="000000"/>
-                <w:right w:val="none" w:sz="0" w:space="0" w:color="000000"/>
-              </w:pBdr>
-              <w:spacing w:after="100" w:before="100" w:line="240"/>
-              <w:ind w:left="100" w:right="100" w:firstLine="0" w:firstLineChars="0"/>
-            </w:pPr>
-            <w:r>
-              <w:rPr>
-                <w:rFonts w:ascii="Helvetica" w:hAnsi="Helvetica" w:eastAsia="Helvetica" w:cs="Helvetica"/>
-                <w:i w:val="false"/>
-                <w:b w:val="false"/>
-                <w:u w:val="none"/>
-                <w:sz w:val="22"/>
-                <w:szCs w:val="22"/>
-                <w:color w:val="000000"/>
-              </w:rPr>
-              <w:t xml:space="preserve">0.0712</w:t>
+              <w:t xml:space="preserve">1.2306</w:t>
+            </w:r>
+          </w:p>
+        </w:tc>
+        <w:tc>
+          <w:tcPr>
+            <w:tcBorders>
+              <w:bottom w:val="none" w:sz="0" w:space="0" w:color="000000"/>
+              <w:top w:val="none" w:sz="0" w:space="0" w:color="000000"/>
+              <w:left w:val="none" w:sz="0" w:space="0" w:color="000000"/>
+              <w:right w:val="none" w:sz="0" w:space="0" w:color="000000"/>
+            </w:tcBorders>
+            <w:shd w:val="clear" w:color="auto" w:fill="FFFFFF"/>
+            <w:tcMar>
+              <w:top w:w="0" w:type="dxa"/>
+              <w:bottom w:w="0" w:type="dxa"/>
+              <w:left w:w="0" w:type="dxa"/>
+              <w:right w:w="0" w:type="dxa"/>
+            </w:tcMar>
+            <w:vAlign w:val="center"/>
+          </w:tcPr>
+          <w:p>
+            <w:pPr>
+              <w:pStyle w:val="Normal"/>
+              <w:jc w:val="right"/>
+              <w:pBdr>
+                <w:bottom w:val="none" w:sz="0" w:space="0" w:color="000000"/>
+                <w:top w:val="none" w:sz="0" w:space="0" w:color="000000"/>
+                <w:left w:val="none" w:sz="0" w:space="0" w:color="000000"/>
+                <w:right w:val="none" w:sz="0" w:space="0" w:color="000000"/>
+              </w:pBdr>
+              <w:spacing w:after="100" w:before="100" w:line="240"/>
+              <w:ind w:left="100" w:right="100" w:firstLine="0" w:firstLineChars="0"/>
+            </w:pPr>
+            <w:r>
+              <w:rPr>
+                <w:rFonts w:ascii="Helvetica" w:hAnsi="Helvetica" w:eastAsia="Helvetica" w:cs="Helvetica"/>
+                <w:i w:val="false"/>
+                <w:b w:val="false"/>
+                <w:u w:val="none"/>
+                <w:sz w:val="22"/>
+                <w:szCs w:val="22"/>
+                <w:color w:val="000000"/>
+              </w:rPr>
+              <w:t xml:space="preserve">0.0175</w:t>
+            </w:r>
+          </w:p>
+        </w:tc>
+        <w:tc>
+          <w:tcPr>
+            <w:tcBorders>
+              <w:bottom w:val="none" w:sz="0" w:space="0" w:color="000000"/>
+              <w:top w:val="none" w:sz="0" w:space="0" w:color="000000"/>
+              <w:left w:val="none" w:sz="0" w:space="0" w:color="000000"/>
+              <w:right w:val="none" w:sz="0" w:space="0" w:color="000000"/>
+            </w:tcBorders>
+            <w:shd w:val="clear" w:color="auto" w:fill="FFFFFF"/>
+            <w:tcMar>
+              <w:top w:w="0" w:type="dxa"/>
+              <w:bottom w:w="0" w:type="dxa"/>
+              <w:left w:w="0" w:type="dxa"/>
+              <w:right w:w="0" w:type="dxa"/>
+            </w:tcMar>
+            <w:vAlign w:val="center"/>
+          </w:tcPr>
+          <w:p>
+            <w:pPr>
+              <w:pStyle w:val="Normal"/>
+              <w:jc w:val="right"/>
+              <w:pBdr>
+                <w:bottom w:val="none" w:sz="0" w:space="0" w:color="000000"/>
+                <w:top w:val="none" w:sz="0" w:space="0" w:color="000000"/>
+                <w:left w:val="none" w:sz="0" w:space="0" w:color="000000"/>
+                <w:right w:val="none" w:sz="0" w:space="0" w:color="000000"/>
+              </w:pBdr>
+              <w:spacing w:after="100" w:before="100" w:line="240"/>
+              <w:ind w:left="100" w:right="100" w:firstLine="0" w:firstLineChars="0"/>
+            </w:pPr>
+            <w:r>
+              <w:rPr>
+                <w:rFonts w:ascii="Helvetica" w:hAnsi="Helvetica" w:eastAsia="Helvetica" w:cs="Helvetica"/>
+                <w:i w:val="false"/>
+                <w:b w:val="false"/>
+                <w:u w:val="none"/>
+                <w:sz w:val="22"/>
+                <w:szCs w:val="22"/>
+                <w:color w:val="000000"/>
+              </w:rPr>
+              <w:t xml:space="preserve">0.9678</w:t>
+            </w:r>
+          </w:p>
+        </w:tc>
+        <w:tc>
+          <w:tcPr>
+            <w:tcBorders>
+              <w:bottom w:val="none" w:sz="0" w:space="0" w:color="000000"/>
+              <w:top w:val="none" w:sz="0" w:space="0" w:color="000000"/>
+              <w:left w:val="none" w:sz="0" w:space="0" w:color="000000"/>
+              <w:right w:val="none" w:sz="0" w:space="0" w:color="000000"/>
+            </w:tcBorders>
+            <w:shd w:val="clear" w:color="auto" w:fill="FFFFFF"/>
+            <w:tcMar>
+              <w:top w:w="0" w:type="dxa"/>
+              <w:bottom w:w="0" w:type="dxa"/>
+              <w:left w:w="0" w:type="dxa"/>
+              <w:right w:w="0" w:type="dxa"/>
+            </w:tcMar>
+            <w:vAlign w:val="center"/>
+          </w:tcPr>
+          <w:p>
+            <w:pPr>
+              <w:pStyle w:val="Normal"/>
+              <w:jc w:val="right"/>
+              <w:pBdr>
+                <w:bottom w:val="none" w:sz="0" w:space="0" w:color="000000"/>
+                <w:top w:val="none" w:sz="0" w:space="0" w:color="000000"/>
+                <w:left w:val="none" w:sz="0" w:space="0" w:color="000000"/>
+                <w:right w:val="none" w:sz="0" w:space="0" w:color="000000"/>
+              </w:pBdr>
+              <w:spacing w:after="100" w:before="100" w:line="240"/>
+              <w:ind w:left="100" w:right="100" w:firstLine="0" w:firstLineChars="0"/>
+            </w:pPr>
+            <w:r>
+              <w:rPr>
+                <w:rFonts w:ascii="Helvetica" w:hAnsi="Helvetica" w:eastAsia="Helvetica" w:cs="Helvetica"/>
+                <w:i w:val="false"/>
+                <w:b w:val="false"/>
+                <w:u w:val="none"/>
+                <w:sz w:val="22"/>
+                <w:szCs w:val="22"/>
+                <w:color w:val="000000"/>
+              </w:rPr>
+              <w:t xml:space="preserve">0.2563</w:t>
+            </w:r>
+          </w:p>
+        </w:tc>
+        <w:tc>
+          <w:tcPr>
+            <w:tcBorders>
+              <w:bottom w:val="none" w:sz="0" w:space="0" w:color="000000"/>
+              <w:top w:val="none" w:sz="0" w:space="0" w:color="000000"/>
+              <w:left w:val="none" w:sz="0" w:space="0" w:color="000000"/>
+              <w:right w:val="none" w:sz="0" w:space="0" w:color="000000"/>
+            </w:tcBorders>
+            <w:shd w:val="clear" w:color="auto" w:fill="FFFFFF"/>
+            <w:tcMar>
+              <w:top w:w="0" w:type="dxa"/>
+              <w:bottom w:w="0" w:type="dxa"/>
+              <w:left w:w="0" w:type="dxa"/>
+              <w:right w:w="0" w:type="dxa"/>
+            </w:tcMar>
+            <w:vAlign w:val="center"/>
+          </w:tcPr>
+          <w:p>
+            <w:pPr>
+              <w:pStyle w:val="Normal"/>
+              <w:jc w:val="right"/>
+              <w:pBdr>
+                <w:bottom w:val="none" w:sz="0" w:space="0" w:color="000000"/>
+                <w:top w:val="none" w:sz="0" w:space="0" w:color="000000"/>
+                <w:left w:val="none" w:sz="0" w:space="0" w:color="000000"/>
+                <w:right w:val="none" w:sz="0" w:space="0" w:color="000000"/>
+              </w:pBdr>
+              <w:spacing w:after="100" w:before="100" w:line="240"/>
+              <w:ind w:left="100" w:right="100" w:firstLine="0" w:firstLineChars="0"/>
+            </w:pPr>
+            <w:r>
+              <w:rPr>
+                <w:rFonts w:ascii="Helvetica" w:hAnsi="Helvetica" w:eastAsia="Helvetica" w:cs="Helvetica"/>
+                <w:i w:val="false"/>
+                <w:b w:val="false"/>
+                <w:u w:val="none"/>
+                <w:sz w:val="22"/>
+                <w:szCs w:val="22"/>
+                <w:color w:val="000000"/>
+              </w:rPr>
+              <w:t xml:space="preserve">0.2198</w:t>
+            </w:r>
+          </w:p>
+        </w:tc>
+        <w:tc>
+          <w:tcPr>
+            <w:tcBorders>
+              <w:bottom w:val="none" w:sz="0" w:space="0" w:color="000000"/>
+              <w:top w:val="none" w:sz="0" w:space="0" w:color="000000"/>
+              <w:left w:val="none" w:sz="0" w:space="0" w:color="000000"/>
+              <w:right w:val="none" w:sz="0" w:space="0" w:color="000000"/>
+            </w:tcBorders>
+            <w:shd w:val="clear" w:color="auto" w:fill="FFFFFF"/>
+            <w:tcMar>
+              <w:top w:w="0" w:type="dxa"/>
+              <w:bottom w:w="0" w:type="dxa"/>
+              <w:left w:w="0" w:type="dxa"/>
+              <w:right w:w="0" w:type="dxa"/>
+            </w:tcMar>
+            <w:vAlign w:val="center"/>
+          </w:tcPr>
+          <w:p>
+            <w:pPr>
+              <w:pStyle w:val="Normal"/>
+              <w:jc w:val="right"/>
+              <w:pBdr>
+                <w:bottom w:val="none" w:sz="0" w:space="0" w:color="000000"/>
+                <w:top w:val="none" w:sz="0" w:space="0" w:color="000000"/>
+                <w:left w:val="none" w:sz="0" w:space="0" w:color="000000"/>
+                <w:right w:val="none" w:sz="0" w:space="0" w:color="000000"/>
+              </w:pBdr>
+              <w:spacing w:after="100" w:before="100" w:line="240"/>
+              <w:ind w:left="100" w:right="100" w:firstLine="0" w:firstLineChars="0"/>
+            </w:pPr>
+            <w:r>
+              <w:rPr>
+                <w:rFonts w:ascii="Helvetica" w:hAnsi="Helvetica" w:eastAsia="Helvetica" w:cs="Helvetica"/>
+                <w:i w:val="false"/>
+                <w:b w:val="false"/>
+                <w:u w:val="none"/>
+                <w:sz w:val="22"/>
+                <w:szCs w:val="22"/>
+                <w:color w:val="000000"/>
+              </w:rPr>
+              <w:t xml:space="preserve">0.0657</w:t>
             </w:r>
           </w:p>
         </w:tc>
@@ -8083,227 +8083,227 @@
                 <w:szCs w:val="22"/>
                 <w:color w:val="000000"/>
               </w:rPr>
-              <w:t xml:space="preserve">0.3418</w:t>
-            </w:r>
-          </w:p>
-        </w:tc>
-        <w:tc>
-          <w:tcPr>
-            <w:tcBorders>
-              <w:bottom w:val="none" w:sz="0" w:space="0" w:color="000000"/>
-              <w:top w:val="none" w:sz="0" w:space="0" w:color="000000"/>
-              <w:left w:val="none" w:sz="0" w:space="0" w:color="000000"/>
-              <w:right w:val="none" w:sz="0" w:space="0" w:color="000000"/>
-            </w:tcBorders>
-            <w:shd w:val="clear" w:color="auto" w:fill="FFFFFF"/>
-            <w:tcMar>
-              <w:top w:w="0" w:type="dxa"/>
-              <w:bottom w:w="0" w:type="dxa"/>
-              <w:left w:w="0" w:type="dxa"/>
-              <w:right w:w="0" w:type="dxa"/>
-            </w:tcMar>
-            <w:vAlign w:val="center"/>
-          </w:tcPr>
-          <w:p>
-            <w:pPr>
-              <w:pStyle w:val="Normal"/>
-              <w:jc w:val="right"/>
-              <w:pBdr>
-                <w:bottom w:val="none" w:sz="0" w:space="0" w:color="000000"/>
-                <w:top w:val="none" w:sz="0" w:space="0" w:color="000000"/>
-                <w:left w:val="none" w:sz="0" w:space="0" w:color="000000"/>
-                <w:right w:val="none" w:sz="0" w:space="0" w:color="000000"/>
-              </w:pBdr>
-              <w:spacing w:after="100" w:before="100" w:line="240"/>
-              <w:ind w:left="100" w:right="100" w:firstLine="0" w:firstLineChars="0"/>
-            </w:pPr>
-            <w:r>
-              <w:rPr>
-                <w:rFonts w:ascii="Helvetica" w:hAnsi="Helvetica" w:eastAsia="Helvetica" w:cs="Helvetica"/>
-                <w:i w:val="false"/>
-                <w:b w:val="false"/>
-                <w:u w:val="none"/>
-                <w:sz w:val="22"/>
-                <w:szCs w:val="22"/>
-                <w:color w:val="000000"/>
-              </w:rPr>
-              <w:t xml:space="preserve">0.0267</w:t>
-            </w:r>
-          </w:p>
-        </w:tc>
-        <w:tc>
-          <w:tcPr>
-            <w:tcBorders>
-              <w:bottom w:val="none" w:sz="0" w:space="0" w:color="000000"/>
-              <w:top w:val="none" w:sz="0" w:space="0" w:color="000000"/>
-              <w:left w:val="none" w:sz="0" w:space="0" w:color="000000"/>
-              <w:right w:val="none" w:sz="0" w:space="0" w:color="000000"/>
-            </w:tcBorders>
-            <w:shd w:val="clear" w:color="auto" w:fill="FFFFFF"/>
-            <w:tcMar>
-              <w:top w:w="0" w:type="dxa"/>
-              <w:bottom w:w="0" w:type="dxa"/>
-              <w:left w:w="0" w:type="dxa"/>
-              <w:right w:w="0" w:type="dxa"/>
-            </w:tcMar>
-            <w:vAlign w:val="center"/>
-          </w:tcPr>
-          <w:p>
-            <w:pPr>
-              <w:pStyle w:val="Normal"/>
-              <w:jc w:val="right"/>
-              <w:pBdr>
-                <w:bottom w:val="none" w:sz="0" w:space="0" w:color="000000"/>
-                <w:top w:val="none" w:sz="0" w:space="0" w:color="000000"/>
-                <w:left w:val="none" w:sz="0" w:space="0" w:color="000000"/>
-                <w:right w:val="none" w:sz="0" w:space="0" w:color="000000"/>
-              </w:pBdr>
-              <w:spacing w:after="100" w:before="100" w:line="240"/>
-              <w:ind w:left="100" w:right="100" w:firstLine="0" w:firstLineChars="0"/>
-            </w:pPr>
-            <w:r>
-              <w:rPr>
-                <w:rFonts w:ascii="Helvetica" w:hAnsi="Helvetica" w:eastAsia="Helvetica" w:cs="Helvetica"/>
-                <w:i w:val="false"/>
-                <w:b w:val="false"/>
-                <w:u w:val="none"/>
-                <w:sz w:val="22"/>
-                <w:szCs w:val="22"/>
-                <w:color w:val="000000"/>
-              </w:rPr>
-              <w:t xml:space="preserve">0.9052</w:t>
-            </w:r>
-          </w:p>
-        </w:tc>
-        <w:tc>
-          <w:tcPr>
-            <w:tcBorders>
-              <w:bottom w:val="none" w:sz="0" w:space="0" w:color="000000"/>
-              <w:top w:val="none" w:sz="0" w:space="0" w:color="000000"/>
-              <w:left w:val="none" w:sz="0" w:space="0" w:color="000000"/>
-              <w:right w:val="none" w:sz="0" w:space="0" w:color="000000"/>
-            </w:tcBorders>
-            <w:shd w:val="clear" w:color="auto" w:fill="FFFFFF"/>
-            <w:tcMar>
-              <w:top w:w="0" w:type="dxa"/>
-              <w:bottom w:w="0" w:type="dxa"/>
-              <w:left w:w="0" w:type="dxa"/>
-              <w:right w:w="0" w:type="dxa"/>
-            </w:tcMar>
-            <w:vAlign w:val="center"/>
-          </w:tcPr>
-          <w:p>
-            <w:pPr>
-              <w:pStyle w:val="Normal"/>
-              <w:jc w:val="right"/>
-              <w:pBdr>
-                <w:bottom w:val="none" w:sz="0" w:space="0" w:color="000000"/>
-                <w:top w:val="none" w:sz="0" w:space="0" w:color="000000"/>
-                <w:left w:val="none" w:sz="0" w:space="0" w:color="000000"/>
-                <w:right w:val="none" w:sz="0" w:space="0" w:color="000000"/>
-              </w:pBdr>
-              <w:spacing w:after="100" w:before="100" w:line="240"/>
-              <w:ind w:left="100" w:right="100" w:firstLine="0" w:firstLineChars="0"/>
-            </w:pPr>
-            <w:r>
-              <w:rPr>
-                <w:rFonts w:ascii="Helvetica" w:hAnsi="Helvetica" w:eastAsia="Helvetica" w:cs="Helvetica"/>
-                <w:i w:val="false"/>
-                <w:b w:val="false"/>
-                <w:u w:val="none"/>
-                <w:sz w:val="22"/>
-                <w:szCs w:val="22"/>
-                <w:color w:val="000000"/>
-              </w:rPr>
-              <w:t xml:space="preserve">0.1561</w:t>
-            </w:r>
-          </w:p>
-        </w:tc>
-        <w:tc>
-          <w:tcPr>
-            <w:tcBorders>
-              <w:bottom w:val="none" w:sz="0" w:space="0" w:color="000000"/>
-              <w:top w:val="none" w:sz="0" w:space="0" w:color="000000"/>
-              <w:left w:val="none" w:sz="0" w:space="0" w:color="000000"/>
-              <w:right w:val="none" w:sz="0" w:space="0" w:color="000000"/>
-            </w:tcBorders>
-            <w:shd w:val="clear" w:color="auto" w:fill="FFFFFF"/>
-            <w:tcMar>
-              <w:top w:w="0" w:type="dxa"/>
-              <w:bottom w:w="0" w:type="dxa"/>
-              <w:left w:w="0" w:type="dxa"/>
-              <w:right w:w="0" w:type="dxa"/>
-            </w:tcMar>
-            <w:vAlign w:val="center"/>
-          </w:tcPr>
-          <w:p>
-            <w:pPr>
-              <w:pStyle w:val="Normal"/>
-              <w:jc w:val="right"/>
-              <w:pBdr>
-                <w:bottom w:val="none" w:sz="0" w:space="0" w:color="000000"/>
-                <w:top w:val="none" w:sz="0" w:space="0" w:color="000000"/>
-                <w:left w:val="none" w:sz="0" w:space="0" w:color="000000"/>
-                <w:right w:val="none" w:sz="0" w:space="0" w:color="000000"/>
-              </w:pBdr>
-              <w:spacing w:after="100" w:before="100" w:line="240"/>
-              <w:ind w:left="100" w:right="100" w:firstLine="0" w:firstLineChars="0"/>
-            </w:pPr>
-            <w:r>
-              <w:rPr>
-                <w:rFonts w:ascii="Helvetica" w:hAnsi="Helvetica" w:eastAsia="Helvetica" w:cs="Helvetica"/>
-                <w:i w:val="false"/>
-                <w:b w:val="false"/>
-                <w:u w:val="none"/>
-                <w:sz w:val="22"/>
-                <w:szCs w:val="22"/>
-                <w:color w:val="000000"/>
-              </w:rPr>
-              <w:t xml:space="preserve">0.1254</w:t>
-            </w:r>
-          </w:p>
-        </w:tc>
-        <w:tc>
-          <w:tcPr>
-            <w:tcBorders>
-              <w:bottom w:val="none" w:sz="0" w:space="0" w:color="000000"/>
-              <w:top w:val="none" w:sz="0" w:space="0" w:color="000000"/>
-              <w:left w:val="none" w:sz="0" w:space="0" w:color="000000"/>
-              <w:right w:val="none" w:sz="0" w:space="0" w:color="000000"/>
-            </w:tcBorders>
-            <w:shd w:val="clear" w:color="auto" w:fill="FFFFFF"/>
-            <w:tcMar>
-              <w:top w:w="0" w:type="dxa"/>
-              <w:bottom w:w="0" w:type="dxa"/>
-              <w:left w:w="0" w:type="dxa"/>
-              <w:right w:w="0" w:type="dxa"/>
-            </w:tcMar>
-            <w:vAlign w:val="center"/>
-          </w:tcPr>
-          <w:p>
-            <w:pPr>
-              <w:pStyle w:val="Normal"/>
-              <w:jc w:val="right"/>
-              <w:pBdr>
-                <w:bottom w:val="none" w:sz="0" w:space="0" w:color="000000"/>
-                <w:top w:val="none" w:sz="0" w:space="0" w:color="000000"/>
-                <w:left w:val="none" w:sz="0" w:space="0" w:color="000000"/>
-                <w:right w:val="none" w:sz="0" w:space="0" w:color="000000"/>
-              </w:pBdr>
-              <w:spacing w:after="100" w:before="100" w:line="240"/>
-              <w:ind w:left="100" w:right="100" w:firstLine="0" w:firstLineChars="0"/>
-            </w:pPr>
-            <w:r>
-              <w:rPr>
-                <w:rFonts w:ascii="Helvetica" w:hAnsi="Helvetica" w:eastAsia="Helvetica" w:cs="Helvetica"/>
-                <w:i w:val="false"/>
-                <w:b w:val="false"/>
-                <w:u w:val="none"/>
-                <w:sz w:val="22"/>
-                <w:szCs w:val="22"/>
-                <w:color w:val="000000"/>
-              </w:rPr>
-              <w:t xml:space="preserve">0.0244</w:t>
+              <w:t xml:space="preserve">0.3181</w:t>
+            </w:r>
+          </w:p>
+        </w:tc>
+        <w:tc>
+          <w:tcPr>
+            <w:tcBorders>
+              <w:bottom w:val="none" w:sz="0" w:space="0" w:color="000000"/>
+              <w:top w:val="none" w:sz="0" w:space="0" w:color="000000"/>
+              <w:left w:val="none" w:sz="0" w:space="0" w:color="000000"/>
+              <w:right w:val="none" w:sz="0" w:space="0" w:color="000000"/>
+            </w:tcBorders>
+            <w:shd w:val="clear" w:color="auto" w:fill="FFFFFF"/>
+            <w:tcMar>
+              <w:top w:w="0" w:type="dxa"/>
+              <w:bottom w:w="0" w:type="dxa"/>
+              <w:left w:w="0" w:type="dxa"/>
+              <w:right w:w="0" w:type="dxa"/>
+            </w:tcMar>
+            <w:vAlign w:val="center"/>
+          </w:tcPr>
+          <w:p>
+            <w:pPr>
+              <w:pStyle w:val="Normal"/>
+              <w:jc w:val="right"/>
+              <w:pBdr>
+                <w:bottom w:val="none" w:sz="0" w:space="0" w:color="000000"/>
+                <w:top w:val="none" w:sz="0" w:space="0" w:color="000000"/>
+                <w:left w:val="none" w:sz="0" w:space="0" w:color="000000"/>
+                <w:right w:val="none" w:sz="0" w:space="0" w:color="000000"/>
+              </w:pBdr>
+              <w:spacing w:after="100" w:before="100" w:line="240"/>
+              <w:ind w:left="100" w:right="100" w:firstLine="0" w:firstLineChars="0"/>
+            </w:pPr>
+            <w:r>
+              <w:rPr>
+                <w:rFonts w:ascii="Helvetica" w:hAnsi="Helvetica" w:eastAsia="Helvetica" w:cs="Helvetica"/>
+                <w:i w:val="false"/>
+                <w:b w:val="false"/>
+                <w:u w:val="none"/>
+                <w:sz w:val="22"/>
+                <w:szCs w:val="22"/>
+                <w:color w:val="000000"/>
+              </w:rPr>
+              <w:t xml:space="preserve">0.0135</w:t>
+            </w:r>
+          </w:p>
+        </w:tc>
+        <w:tc>
+          <w:tcPr>
+            <w:tcBorders>
+              <w:bottom w:val="none" w:sz="0" w:space="0" w:color="000000"/>
+              <w:top w:val="none" w:sz="0" w:space="0" w:color="000000"/>
+              <w:left w:val="none" w:sz="0" w:space="0" w:color="000000"/>
+              <w:right w:val="none" w:sz="0" w:space="0" w:color="000000"/>
+            </w:tcBorders>
+            <w:shd w:val="clear" w:color="auto" w:fill="FFFFFF"/>
+            <w:tcMar>
+              <w:top w:w="0" w:type="dxa"/>
+              <w:bottom w:w="0" w:type="dxa"/>
+              <w:left w:w="0" w:type="dxa"/>
+              <w:right w:w="0" w:type="dxa"/>
+            </w:tcMar>
+            <w:vAlign w:val="center"/>
+          </w:tcPr>
+          <w:p>
+            <w:pPr>
+              <w:pStyle w:val="Normal"/>
+              <w:jc w:val="right"/>
+              <w:pBdr>
+                <w:bottom w:val="none" w:sz="0" w:space="0" w:color="000000"/>
+                <w:top w:val="none" w:sz="0" w:space="0" w:color="000000"/>
+                <w:left w:val="none" w:sz="0" w:space="0" w:color="000000"/>
+                <w:right w:val="none" w:sz="0" w:space="0" w:color="000000"/>
+              </w:pBdr>
+              <w:spacing w:after="100" w:before="100" w:line="240"/>
+              <w:ind w:left="100" w:right="100" w:firstLine="0" w:firstLineChars="0"/>
+            </w:pPr>
+            <w:r>
+              <w:rPr>
+                <w:rFonts w:ascii="Helvetica" w:hAnsi="Helvetica" w:eastAsia="Helvetica" w:cs="Helvetica"/>
+                <w:i w:val="false"/>
+                <w:b w:val="false"/>
+                <w:u w:val="none"/>
+                <w:sz w:val="22"/>
+                <w:szCs w:val="22"/>
+                <w:color w:val="000000"/>
+              </w:rPr>
+              <w:t xml:space="preserve">0.9752</w:t>
+            </w:r>
+          </w:p>
+        </w:tc>
+        <w:tc>
+          <w:tcPr>
+            <w:tcBorders>
+              <w:bottom w:val="none" w:sz="0" w:space="0" w:color="000000"/>
+              <w:top w:val="none" w:sz="0" w:space="0" w:color="000000"/>
+              <w:left w:val="none" w:sz="0" w:space="0" w:color="000000"/>
+              <w:right w:val="none" w:sz="0" w:space="0" w:color="000000"/>
+            </w:tcBorders>
+            <w:shd w:val="clear" w:color="auto" w:fill="FFFFFF"/>
+            <w:tcMar>
+              <w:top w:w="0" w:type="dxa"/>
+              <w:bottom w:w="0" w:type="dxa"/>
+              <w:left w:w="0" w:type="dxa"/>
+              <w:right w:w="0" w:type="dxa"/>
+            </w:tcMar>
+            <w:vAlign w:val="center"/>
+          </w:tcPr>
+          <w:p>
+            <w:pPr>
+              <w:pStyle w:val="Normal"/>
+              <w:jc w:val="right"/>
+              <w:pBdr>
+                <w:bottom w:val="none" w:sz="0" w:space="0" w:color="000000"/>
+                <w:top w:val="none" w:sz="0" w:space="0" w:color="000000"/>
+                <w:left w:val="none" w:sz="0" w:space="0" w:color="000000"/>
+                <w:right w:val="none" w:sz="0" w:space="0" w:color="000000"/>
+              </w:pBdr>
+              <w:spacing w:after="100" w:before="100" w:line="240"/>
+              <w:ind w:left="100" w:right="100" w:firstLine="0" w:firstLineChars="0"/>
+            </w:pPr>
+            <w:r>
+              <w:rPr>
+                <w:rFonts w:ascii="Helvetica" w:hAnsi="Helvetica" w:eastAsia="Helvetica" w:cs="Helvetica"/>
+                <w:i w:val="false"/>
+                <w:b w:val="false"/>
+                <w:u w:val="none"/>
+                <w:sz w:val="22"/>
+                <w:szCs w:val="22"/>
+                <w:color w:val="000000"/>
+              </w:rPr>
+              <w:t xml:space="preserve">0.1495</w:t>
+            </w:r>
+          </w:p>
+        </w:tc>
+        <w:tc>
+          <w:tcPr>
+            <w:tcBorders>
+              <w:bottom w:val="none" w:sz="0" w:space="0" w:color="000000"/>
+              <w:top w:val="none" w:sz="0" w:space="0" w:color="000000"/>
+              <w:left w:val="none" w:sz="0" w:space="0" w:color="000000"/>
+              <w:right w:val="none" w:sz="0" w:space="0" w:color="000000"/>
+            </w:tcBorders>
+            <w:shd w:val="clear" w:color="auto" w:fill="FFFFFF"/>
+            <w:tcMar>
+              <w:top w:w="0" w:type="dxa"/>
+              <w:bottom w:w="0" w:type="dxa"/>
+              <w:left w:w="0" w:type="dxa"/>
+              <w:right w:w="0" w:type="dxa"/>
+            </w:tcMar>
+            <w:vAlign w:val="center"/>
+          </w:tcPr>
+          <w:p>
+            <w:pPr>
+              <w:pStyle w:val="Normal"/>
+              <w:jc w:val="right"/>
+              <w:pBdr>
+                <w:bottom w:val="none" w:sz="0" w:space="0" w:color="000000"/>
+                <w:top w:val="none" w:sz="0" w:space="0" w:color="000000"/>
+                <w:left w:val="none" w:sz="0" w:space="0" w:color="000000"/>
+                <w:right w:val="none" w:sz="0" w:space="0" w:color="000000"/>
+              </w:pBdr>
+              <w:spacing w:after="100" w:before="100" w:line="240"/>
+              <w:ind w:left="100" w:right="100" w:firstLine="0" w:firstLineChars="0"/>
+            </w:pPr>
+            <w:r>
+              <w:rPr>
+                <w:rFonts w:ascii="Helvetica" w:hAnsi="Helvetica" w:eastAsia="Helvetica" w:cs="Helvetica"/>
+                <w:i w:val="false"/>
+                <w:b w:val="false"/>
+                <w:u w:val="none"/>
+                <w:sz w:val="22"/>
+                <w:szCs w:val="22"/>
+                <w:color w:val="000000"/>
+              </w:rPr>
+              <w:t xml:space="preserve">0.1205</w:t>
+            </w:r>
+          </w:p>
+        </w:tc>
+        <w:tc>
+          <w:tcPr>
+            <w:tcBorders>
+              <w:bottom w:val="none" w:sz="0" w:space="0" w:color="000000"/>
+              <w:top w:val="none" w:sz="0" w:space="0" w:color="000000"/>
+              <w:left w:val="none" w:sz="0" w:space="0" w:color="000000"/>
+              <w:right w:val="none" w:sz="0" w:space="0" w:color="000000"/>
+            </w:tcBorders>
+            <w:shd w:val="clear" w:color="auto" w:fill="FFFFFF"/>
+            <w:tcMar>
+              <w:top w:w="0" w:type="dxa"/>
+              <w:bottom w:w="0" w:type="dxa"/>
+              <w:left w:w="0" w:type="dxa"/>
+              <w:right w:w="0" w:type="dxa"/>
+            </w:tcMar>
+            <w:vAlign w:val="center"/>
+          </w:tcPr>
+          <w:p>
+            <w:pPr>
+              <w:pStyle w:val="Normal"/>
+              <w:jc w:val="right"/>
+              <w:pBdr>
+                <w:bottom w:val="none" w:sz="0" w:space="0" w:color="000000"/>
+                <w:top w:val="none" w:sz="0" w:space="0" w:color="000000"/>
+                <w:left w:val="none" w:sz="0" w:space="0" w:color="000000"/>
+                <w:right w:val="none" w:sz="0" w:space="0" w:color="000000"/>
+              </w:pBdr>
+              <w:spacing w:after="100" w:before="100" w:line="240"/>
+              <w:ind w:left="100" w:right="100" w:firstLine="0" w:firstLineChars="0"/>
+            </w:pPr>
+            <w:r>
+              <w:rPr>
+                <w:rFonts w:ascii="Helvetica" w:hAnsi="Helvetica" w:eastAsia="Helvetica" w:cs="Helvetica"/>
+                <w:i w:val="false"/>
+                <w:b w:val="false"/>
+                <w:u w:val="none"/>
+                <w:sz w:val="22"/>
+                <w:szCs w:val="22"/>
+                <w:color w:val="000000"/>
+              </w:rPr>
+              <w:t xml:space="preserve">0.0223</w:t>
             </w:r>
           </w:p>
         </w:tc>
@@ -8474,227 +8474,227 @@
                 <w:szCs w:val="22"/>
                 <w:color w:val="000000"/>
               </w:rPr>
-              <w:t xml:space="preserve">1.3202</w:t>
-            </w:r>
-          </w:p>
-        </w:tc>
-        <w:tc>
-          <w:tcPr>
-            <w:tcBorders>
-              <w:bottom w:val="none" w:sz="0" w:space="0" w:color="000000"/>
-              <w:top w:val="none" w:sz="0" w:space="0" w:color="000000"/>
-              <w:left w:val="none" w:sz="0" w:space="0" w:color="000000"/>
-              <w:right w:val="none" w:sz="0" w:space="0" w:color="000000"/>
-            </w:tcBorders>
-            <w:shd w:val="clear" w:color="auto" w:fill="FFFFFF"/>
-            <w:tcMar>
-              <w:top w:w="0" w:type="dxa"/>
-              <w:bottom w:w="0" w:type="dxa"/>
-              <w:left w:w="0" w:type="dxa"/>
-              <w:right w:w="0" w:type="dxa"/>
-            </w:tcMar>
-            <w:vAlign w:val="center"/>
-          </w:tcPr>
-          <w:p>
-            <w:pPr>
-              <w:pStyle w:val="Normal"/>
-              <w:jc w:val="right"/>
-              <w:pBdr>
-                <w:bottom w:val="none" w:sz="0" w:space="0" w:color="000000"/>
-                <w:top w:val="none" w:sz="0" w:space="0" w:color="000000"/>
-                <w:left w:val="none" w:sz="0" w:space="0" w:color="000000"/>
-                <w:right w:val="none" w:sz="0" w:space="0" w:color="000000"/>
-              </w:pBdr>
-              <w:spacing w:after="100" w:before="100" w:line="240"/>
-              <w:ind w:left="100" w:right="100" w:firstLine="0" w:firstLineChars="0"/>
-            </w:pPr>
-            <w:r>
-              <w:rPr>
-                <w:rFonts w:ascii="Helvetica" w:hAnsi="Helvetica" w:eastAsia="Helvetica" w:cs="Helvetica"/>
-                <w:i w:val="false"/>
-                <w:b w:val="false"/>
-                <w:u w:val="none"/>
-                <w:sz w:val="22"/>
-                <w:szCs w:val="22"/>
-                <w:color w:val="000000"/>
-              </w:rPr>
-              <w:t xml:space="preserve">0.1104</w:t>
-            </w:r>
-          </w:p>
-        </w:tc>
-        <w:tc>
-          <w:tcPr>
-            <w:tcBorders>
-              <w:bottom w:val="none" w:sz="0" w:space="0" w:color="000000"/>
-              <w:top w:val="none" w:sz="0" w:space="0" w:color="000000"/>
-              <w:left w:val="none" w:sz="0" w:space="0" w:color="000000"/>
-              <w:right w:val="none" w:sz="0" w:space="0" w:color="000000"/>
-            </w:tcBorders>
-            <w:shd w:val="clear" w:color="auto" w:fill="FFFFFF"/>
-            <w:tcMar>
-              <w:top w:w="0" w:type="dxa"/>
-              <w:bottom w:w="0" w:type="dxa"/>
-              <w:left w:w="0" w:type="dxa"/>
-              <w:right w:w="0" w:type="dxa"/>
-            </w:tcMar>
-            <w:vAlign w:val="center"/>
-          </w:tcPr>
-          <w:p>
-            <w:pPr>
-              <w:pStyle w:val="Normal"/>
-              <w:jc w:val="right"/>
-              <w:pBdr>
-                <w:bottom w:val="none" w:sz="0" w:space="0" w:color="000000"/>
-                <w:top w:val="none" w:sz="0" w:space="0" w:color="000000"/>
-                <w:left w:val="none" w:sz="0" w:space="0" w:color="000000"/>
-                <w:right w:val="none" w:sz="0" w:space="0" w:color="000000"/>
-              </w:pBdr>
-              <w:spacing w:after="100" w:before="100" w:line="240"/>
-              <w:ind w:left="100" w:right="100" w:firstLine="0" w:firstLineChars="0"/>
-            </w:pPr>
-            <w:r>
-              <w:rPr>
-                <w:rFonts w:ascii="Helvetica" w:hAnsi="Helvetica" w:eastAsia="Helvetica" w:cs="Helvetica"/>
-                <w:i w:val="false"/>
-                <w:b w:val="false"/>
-                <w:u w:val="none"/>
-                <w:sz w:val="22"/>
-                <w:szCs w:val="22"/>
-                <w:color w:val="000000"/>
-              </w:rPr>
-              <w:t xml:space="preserve">0.7303</w:t>
-            </w:r>
-          </w:p>
-        </w:tc>
-        <w:tc>
-          <w:tcPr>
-            <w:tcBorders>
-              <w:bottom w:val="none" w:sz="0" w:space="0" w:color="000000"/>
-              <w:top w:val="none" w:sz="0" w:space="0" w:color="000000"/>
-              <w:left w:val="none" w:sz="0" w:space="0" w:color="000000"/>
-              <w:right w:val="none" w:sz="0" w:space="0" w:color="000000"/>
-            </w:tcBorders>
-            <w:shd w:val="clear" w:color="auto" w:fill="FFFFFF"/>
-            <w:tcMar>
-              <w:top w:w="0" w:type="dxa"/>
-              <w:bottom w:w="0" w:type="dxa"/>
-              <w:left w:w="0" w:type="dxa"/>
-              <w:right w:w="0" w:type="dxa"/>
-            </w:tcMar>
-            <w:vAlign w:val="center"/>
-          </w:tcPr>
-          <w:p>
-            <w:pPr>
-              <w:pStyle w:val="Normal"/>
-              <w:jc w:val="right"/>
-              <w:pBdr>
-                <w:bottom w:val="none" w:sz="0" w:space="0" w:color="000000"/>
-                <w:top w:val="none" w:sz="0" w:space="0" w:color="000000"/>
-                <w:left w:val="none" w:sz="0" w:space="0" w:color="000000"/>
-                <w:right w:val="none" w:sz="0" w:space="0" w:color="000000"/>
-              </w:pBdr>
-              <w:spacing w:after="100" w:before="100" w:line="240"/>
-              <w:ind w:left="100" w:right="100" w:firstLine="0" w:firstLineChars="0"/>
-            </w:pPr>
-            <w:r>
-              <w:rPr>
-                <w:rFonts w:ascii="Helvetica" w:hAnsi="Helvetica" w:eastAsia="Helvetica" w:cs="Helvetica"/>
-                <w:i w:val="false"/>
-                <w:b w:val="false"/>
-                <w:u w:val="none"/>
-                <w:sz w:val="22"/>
-                <w:szCs w:val="22"/>
-                <w:color w:val="000000"/>
-              </w:rPr>
-              <w:t xml:space="preserve">0.4523</w:t>
-            </w:r>
-          </w:p>
-        </w:tc>
-        <w:tc>
-          <w:tcPr>
-            <w:tcBorders>
-              <w:bottom w:val="none" w:sz="0" w:space="0" w:color="000000"/>
-              <w:top w:val="none" w:sz="0" w:space="0" w:color="000000"/>
-              <w:left w:val="none" w:sz="0" w:space="0" w:color="000000"/>
-              <w:right w:val="none" w:sz="0" w:space="0" w:color="000000"/>
-            </w:tcBorders>
-            <w:shd w:val="clear" w:color="auto" w:fill="FFFFFF"/>
-            <w:tcMar>
-              <w:top w:w="0" w:type="dxa"/>
-              <w:bottom w:w="0" w:type="dxa"/>
-              <w:left w:w="0" w:type="dxa"/>
-              <w:right w:w="0" w:type="dxa"/>
-            </w:tcMar>
-            <w:vAlign w:val="center"/>
-          </w:tcPr>
-          <w:p>
-            <w:pPr>
-              <w:pStyle w:val="Normal"/>
-              <w:jc w:val="right"/>
-              <w:pBdr>
-                <w:bottom w:val="none" w:sz="0" w:space="0" w:color="000000"/>
-                <w:top w:val="none" w:sz="0" w:space="0" w:color="000000"/>
-                <w:left w:val="none" w:sz="0" w:space="0" w:color="000000"/>
-                <w:right w:val="none" w:sz="0" w:space="0" w:color="000000"/>
-              </w:pBdr>
-              <w:spacing w:after="100" w:before="100" w:line="240"/>
-              <w:ind w:left="100" w:right="100" w:firstLine="0" w:firstLineChars="0"/>
-            </w:pPr>
-            <w:r>
-              <w:rPr>
-                <w:rFonts w:ascii="Helvetica" w:hAnsi="Helvetica" w:eastAsia="Helvetica" w:cs="Helvetica"/>
-                <w:i w:val="false"/>
-                <w:b w:val="false"/>
-                <w:u w:val="none"/>
-                <w:sz w:val="22"/>
-                <w:szCs w:val="22"/>
-                <w:color w:val="000000"/>
-              </w:rPr>
-              <w:t xml:space="preserve">0.3793</w:t>
-            </w:r>
-          </w:p>
-        </w:tc>
-        <w:tc>
-          <w:tcPr>
-            <w:tcBorders>
-              <w:bottom w:val="none" w:sz="0" w:space="0" w:color="000000"/>
-              <w:top w:val="none" w:sz="0" w:space="0" w:color="000000"/>
-              <w:left w:val="none" w:sz="0" w:space="0" w:color="000000"/>
-              <w:right w:val="none" w:sz="0" w:space="0" w:color="000000"/>
-            </w:tcBorders>
-            <w:shd w:val="clear" w:color="auto" w:fill="FFFFFF"/>
-            <w:tcMar>
-              <w:top w:w="0" w:type="dxa"/>
-              <w:bottom w:w="0" w:type="dxa"/>
-              <w:left w:w="0" w:type="dxa"/>
-              <w:right w:w="0" w:type="dxa"/>
-            </w:tcMar>
-            <w:vAlign w:val="center"/>
-          </w:tcPr>
-          <w:p>
-            <w:pPr>
-              <w:pStyle w:val="Normal"/>
-              <w:jc w:val="right"/>
-              <w:pBdr>
-                <w:bottom w:val="none" w:sz="0" w:space="0" w:color="000000"/>
-                <w:top w:val="none" w:sz="0" w:space="0" w:color="000000"/>
-                <w:left w:val="none" w:sz="0" w:space="0" w:color="000000"/>
-                <w:right w:val="none" w:sz="0" w:space="0" w:color="000000"/>
-              </w:pBdr>
-              <w:spacing w:after="100" w:before="100" w:line="240"/>
-              <w:ind w:left="100" w:right="100" w:firstLine="0" w:firstLineChars="0"/>
-            </w:pPr>
-            <w:r>
-              <w:rPr>
-                <w:rFonts w:ascii="Helvetica" w:hAnsi="Helvetica" w:eastAsia="Helvetica" w:cs="Helvetica"/>
-                <w:i w:val="false"/>
-                <w:b w:val="false"/>
-                <w:u w:val="none"/>
-                <w:sz w:val="22"/>
-                <w:szCs w:val="22"/>
-                <w:color w:val="000000"/>
-              </w:rPr>
-              <w:t xml:space="preserve">0.2046</w:t>
+              <w:t xml:space="preserve">1.1628</w:t>
+            </w:r>
+          </w:p>
+        </w:tc>
+        <w:tc>
+          <w:tcPr>
+            <w:tcBorders>
+              <w:bottom w:val="none" w:sz="0" w:space="0" w:color="000000"/>
+              <w:top w:val="none" w:sz="0" w:space="0" w:color="000000"/>
+              <w:left w:val="none" w:sz="0" w:space="0" w:color="000000"/>
+              <w:right w:val="none" w:sz="0" w:space="0" w:color="000000"/>
+            </w:tcBorders>
+            <w:shd w:val="clear" w:color="auto" w:fill="FFFFFF"/>
+            <w:tcMar>
+              <w:top w:w="0" w:type="dxa"/>
+              <w:bottom w:w="0" w:type="dxa"/>
+              <w:left w:w="0" w:type="dxa"/>
+              <w:right w:w="0" w:type="dxa"/>
+            </w:tcMar>
+            <w:vAlign w:val="center"/>
+          </w:tcPr>
+          <w:p>
+            <w:pPr>
+              <w:pStyle w:val="Normal"/>
+              <w:jc w:val="right"/>
+              <w:pBdr>
+                <w:bottom w:val="none" w:sz="0" w:space="0" w:color="000000"/>
+                <w:top w:val="none" w:sz="0" w:space="0" w:color="000000"/>
+                <w:left w:val="none" w:sz="0" w:space="0" w:color="000000"/>
+                <w:right w:val="none" w:sz="0" w:space="0" w:color="000000"/>
+              </w:pBdr>
+              <w:spacing w:after="100" w:before="100" w:line="240"/>
+              <w:ind w:left="100" w:right="100" w:firstLine="0" w:firstLineChars="0"/>
+            </w:pPr>
+            <w:r>
+              <w:rPr>
+                <w:rFonts w:ascii="Helvetica" w:hAnsi="Helvetica" w:eastAsia="Helvetica" w:cs="Helvetica"/>
+                <w:i w:val="false"/>
+                <w:b w:val="false"/>
+                <w:u w:val="none"/>
+                <w:sz w:val="22"/>
+                <w:szCs w:val="22"/>
+                <w:color w:val="000000"/>
+              </w:rPr>
+              <w:t xml:space="preserve">0.0287</w:t>
+            </w:r>
+          </w:p>
+        </w:tc>
+        <w:tc>
+          <w:tcPr>
+            <w:tcBorders>
+              <w:bottom w:val="none" w:sz="0" w:space="0" w:color="000000"/>
+              <w:top w:val="none" w:sz="0" w:space="0" w:color="000000"/>
+              <w:left w:val="none" w:sz="0" w:space="0" w:color="000000"/>
+              <w:right w:val="none" w:sz="0" w:space="0" w:color="000000"/>
+            </w:tcBorders>
+            <w:shd w:val="clear" w:color="auto" w:fill="FFFFFF"/>
+            <w:tcMar>
+              <w:top w:w="0" w:type="dxa"/>
+              <w:bottom w:w="0" w:type="dxa"/>
+              <w:left w:w="0" w:type="dxa"/>
+              <w:right w:w="0" w:type="dxa"/>
+            </w:tcMar>
+            <w:vAlign w:val="center"/>
+          </w:tcPr>
+          <w:p>
+            <w:pPr>
+              <w:pStyle w:val="Normal"/>
+              <w:jc w:val="right"/>
+              <w:pBdr>
+                <w:bottom w:val="none" w:sz="0" w:space="0" w:color="000000"/>
+                <w:top w:val="none" w:sz="0" w:space="0" w:color="000000"/>
+                <w:left w:val="none" w:sz="0" w:space="0" w:color="000000"/>
+                <w:right w:val="none" w:sz="0" w:space="0" w:color="000000"/>
+              </w:pBdr>
+              <w:spacing w:after="100" w:before="100" w:line="240"/>
+              <w:ind w:left="100" w:right="100" w:firstLine="0" w:firstLineChars="0"/>
+            </w:pPr>
+            <w:r>
+              <w:rPr>
+                <w:rFonts w:ascii="Helvetica" w:hAnsi="Helvetica" w:eastAsia="Helvetica" w:cs="Helvetica"/>
+                <w:i w:val="false"/>
+                <w:b w:val="false"/>
+                <w:u w:val="none"/>
+                <w:sz w:val="22"/>
+                <w:szCs w:val="22"/>
+                <w:color w:val="000000"/>
+              </w:rPr>
+              <w:t xml:space="preserve">0.9034</w:t>
+            </w:r>
+          </w:p>
+        </w:tc>
+        <w:tc>
+          <w:tcPr>
+            <w:tcBorders>
+              <w:bottom w:val="none" w:sz="0" w:space="0" w:color="000000"/>
+              <w:top w:val="none" w:sz="0" w:space="0" w:color="000000"/>
+              <w:left w:val="none" w:sz="0" w:space="0" w:color="000000"/>
+              <w:right w:val="none" w:sz="0" w:space="0" w:color="000000"/>
+            </w:tcBorders>
+            <w:shd w:val="clear" w:color="auto" w:fill="FFFFFF"/>
+            <w:tcMar>
+              <w:top w:w="0" w:type="dxa"/>
+              <w:bottom w:w="0" w:type="dxa"/>
+              <w:left w:w="0" w:type="dxa"/>
+              <w:right w:w="0" w:type="dxa"/>
+            </w:tcMar>
+            <w:vAlign w:val="center"/>
+          </w:tcPr>
+          <w:p>
+            <w:pPr>
+              <w:pStyle w:val="Normal"/>
+              <w:jc w:val="right"/>
+              <w:pBdr>
+                <w:bottom w:val="none" w:sz="0" w:space="0" w:color="000000"/>
+                <w:top w:val="none" w:sz="0" w:space="0" w:color="000000"/>
+                <w:left w:val="none" w:sz="0" w:space="0" w:color="000000"/>
+                <w:right w:val="none" w:sz="0" w:space="0" w:color="000000"/>
+              </w:pBdr>
+              <w:spacing w:after="100" w:before="100" w:line="240"/>
+              <w:ind w:left="100" w:right="100" w:firstLine="0" w:firstLineChars="0"/>
+            </w:pPr>
+            <w:r>
+              <w:rPr>
+                <w:rFonts w:ascii="Helvetica" w:hAnsi="Helvetica" w:eastAsia="Helvetica" w:cs="Helvetica"/>
+                <w:i w:val="false"/>
+                <w:b w:val="false"/>
+                <w:u w:val="none"/>
+                <w:sz w:val="22"/>
+                <w:szCs w:val="22"/>
+                <w:color w:val="000000"/>
+              </w:rPr>
+              <w:t xml:space="preserve">0.4439</w:t>
+            </w:r>
+          </w:p>
+        </w:tc>
+        <w:tc>
+          <w:tcPr>
+            <w:tcBorders>
+              <w:bottom w:val="none" w:sz="0" w:space="0" w:color="000000"/>
+              <w:top w:val="none" w:sz="0" w:space="0" w:color="000000"/>
+              <w:left w:val="none" w:sz="0" w:space="0" w:color="000000"/>
+              <w:right w:val="none" w:sz="0" w:space="0" w:color="000000"/>
+            </w:tcBorders>
+            <w:shd w:val="clear" w:color="auto" w:fill="FFFFFF"/>
+            <w:tcMar>
+              <w:top w:w="0" w:type="dxa"/>
+              <w:bottom w:w="0" w:type="dxa"/>
+              <w:left w:w="0" w:type="dxa"/>
+              <w:right w:w="0" w:type="dxa"/>
+            </w:tcMar>
+            <w:vAlign w:val="center"/>
+          </w:tcPr>
+          <w:p>
+            <w:pPr>
+              <w:pStyle w:val="Normal"/>
+              <w:jc w:val="right"/>
+              <w:pBdr>
+                <w:bottom w:val="none" w:sz="0" w:space="0" w:color="000000"/>
+                <w:top w:val="none" w:sz="0" w:space="0" w:color="000000"/>
+                <w:left w:val="none" w:sz="0" w:space="0" w:color="000000"/>
+                <w:right w:val="none" w:sz="0" w:space="0" w:color="000000"/>
+              </w:pBdr>
+              <w:spacing w:after="100" w:before="100" w:line="240"/>
+              <w:ind w:left="100" w:right="100" w:firstLine="0" w:firstLineChars="0"/>
+            </w:pPr>
+            <w:r>
+              <w:rPr>
+                <w:rFonts w:ascii="Helvetica" w:hAnsi="Helvetica" w:eastAsia="Helvetica" w:cs="Helvetica"/>
+                <w:i w:val="false"/>
+                <w:b w:val="false"/>
+                <w:u w:val="none"/>
+                <w:sz w:val="22"/>
+                <w:szCs w:val="22"/>
+                <w:color w:val="000000"/>
+              </w:rPr>
+              <w:t xml:space="preserve">0.3661</w:t>
+            </w:r>
+          </w:p>
+        </w:tc>
+        <w:tc>
+          <w:tcPr>
+            <w:tcBorders>
+              <w:bottom w:val="none" w:sz="0" w:space="0" w:color="000000"/>
+              <w:top w:val="none" w:sz="0" w:space="0" w:color="000000"/>
+              <w:left w:val="none" w:sz="0" w:space="0" w:color="000000"/>
+              <w:right w:val="none" w:sz="0" w:space="0" w:color="000000"/>
+            </w:tcBorders>
+            <w:shd w:val="clear" w:color="auto" w:fill="FFFFFF"/>
+            <w:tcMar>
+              <w:top w:w="0" w:type="dxa"/>
+              <w:bottom w:w="0" w:type="dxa"/>
+              <w:left w:w="0" w:type="dxa"/>
+              <w:right w:w="0" w:type="dxa"/>
+            </w:tcMar>
+            <w:vAlign w:val="center"/>
+          </w:tcPr>
+          <w:p>
+            <w:pPr>
+              <w:pStyle w:val="Normal"/>
+              <w:jc w:val="right"/>
+              <w:pBdr>
+                <w:bottom w:val="none" w:sz="0" w:space="0" w:color="000000"/>
+                <w:top w:val="none" w:sz="0" w:space="0" w:color="000000"/>
+                <w:left w:val="none" w:sz="0" w:space="0" w:color="000000"/>
+                <w:right w:val="none" w:sz="0" w:space="0" w:color="000000"/>
+              </w:pBdr>
+              <w:spacing w:after="100" w:before="100" w:line="240"/>
+              <w:ind w:left="100" w:right="100" w:firstLine="0" w:firstLineChars="0"/>
+            </w:pPr>
+            <w:r>
+              <w:rPr>
+                <w:rFonts w:ascii="Helvetica" w:hAnsi="Helvetica" w:eastAsia="Helvetica" w:cs="Helvetica"/>
+                <w:i w:val="false"/>
+                <w:b w:val="false"/>
+                <w:u w:val="none"/>
+                <w:sz w:val="22"/>
+                <w:szCs w:val="22"/>
+                <w:color w:val="000000"/>
+              </w:rPr>
+              <w:t xml:space="preserve">0.1971</w:t>
             </w:r>
           </w:p>
         </w:tc>
@@ -8865,227 +8865,227 @@
                 <w:szCs w:val="22"/>
                 <w:color w:val="000000"/>
               </w:rPr>
-              <w:t xml:space="preserve">0.4650</w:t>
-            </w:r>
-          </w:p>
-        </w:tc>
-        <w:tc>
-          <w:tcPr>
-            <w:tcBorders>
-              <w:bottom w:val="none" w:sz="0" w:space="0" w:color="000000"/>
-              <w:top w:val="none" w:sz="0" w:space="0" w:color="000000"/>
-              <w:left w:val="none" w:sz="0" w:space="0" w:color="000000"/>
-              <w:right w:val="none" w:sz="0" w:space="0" w:color="000000"/>
-            </w:tcBorders>
-            <w:shd w:val="clear" w:color="auto" w:fill="FFFFFF"/>
-            <w:tcMar>
-              <w:top w:w="0" w:type="dxa"/>
-              <w:bottom w:w="0" w:type="dxa"/>
-              <w:left w:w="0" w:type="dxa"/>
-              <w:right w:w="0" w:type="dxa"/>
-            </w:tcMar>
-            <w:vAlign w:val="center"/>
-          </w:tcPr>
-          <w:p>
-            <w:pPr>
-              <w:pStyle w:val="Normal"/>
-              <w:jc w:val="right"/>
-              <w:pBdr>
-                <w:bottom w:val="none" w:sz="0" w:space="0" w:color="000000"/>
-                <w:top w:val="none" w:sz="0" w:space="0" w:color="000000"/>
-                <w:left w:val="none" w:sz="0" w:space="0" w:color="000000"/>
-                <w:right w:val="none" w:sz="0" w:space="0" w:color="000000"/>
-              </w:pBdr>
-              <w:spacing w:after="100" w:before="100" w:line="240"/>
-              <w:ind w:left="100" w:right="100" w:firstLine="0" w:firstLineChars="0"/>
-            </w:pPr>
-            <w:r>
-              <w:rPr>
-                <w:rFonts w:ascii="Helvetica" w:hAnsi="Helvetica" w:eastAsia="Helvetica" w:cs="Helvetica"/>
-                <w:i w:val="false"/>
-                <w:b w:val="false"/>
-                <w:u w:val="none"/>
-                <w:sz w:val="22"/>
-                <w:szCs w:val="22"/>
-                <w:color w:val="000000"/>
-              </w:rPr>
-              <w:t xml:space="preserve">0.0181</w:t>
-            </w:r>
-          </w:p>
-        </w:tc>
-        <w:tc>
-          <w:tcPr>
-            <w:tcBorders>
-              <w:bottom w:val="none" w:sz="0" w:space="0" w:color="000000"/>
-              <w:top w:val="none" w:sz="0" w:space="0" w:color="000000"/>
-              <w:left w:val="none" w:sz="0" w:space="0" w:color="000000"/>
-              <w:right w:val="none" w:sz="0" w:space="0" w:color="000000"/>
-            </w:tcBorders>
-            <w:shd w:val="clear" w:color="auto" w:fill="FFFFFF"/>
-            <w:tcMar>
-              <w:top w:w="0" w:type="dxa"/>
-              <w:bottom w:w="0" w:type="dxa"/>
-              <w:left w:w="0" w:type="dxa"/>
-              <w:right w:w="0" w:type="dxa"/>
-            </w:tcMar>
-            <w:vAlign w:val="center"/>
-          </w:tcPr>
-          <w:p>
-            <w:pPr>
-              <w:pStyle w:val="Normal"/>
-              <w:jc w:val="right"/>
-              <w:pBdr>
-                <w:bottom w:val="none" w:sz="0" w:space="0" w:color="000000"/>
-                <w:top w:val="none" w:sz="0" w:space="0" w:color="000000"/>
-                <w:left w:val="none" w:sz="0" w:space="0" w:color="000000"/>
-                <w:right w:val="none" w:sz="0" w:space="0" w:color="000000"/>
-              </w:pBdr>
-              <w:spacing w:after="100" w:before="100" w:line="240"/>
-              <w:ind w:left="100" w:right="100" w:firstLine="0" w:firstLineChars="0"/>
-            </w:pPr>
-            <w:r>
-              <w:rPr>
-                <w:rFonts w:ascii="Helvetica" w:hAnsi="Helvetica" w:eastAsia="Helvetica" w:cs="Helvetica"/>
-                <w:i w:val="false"/>
-                <w:b w:val="false"/>
-                <w:u w:val="none"/>
-                <w:sz w:val="22"/>
-                <w:szCs w:val="22"/>
-                <w:color w:val="000000"/>
-              </w:rPr>
-              <w:t xml:space="preserve">0.9404</w:t>
-            </w:r>
-          </w:p>
-        </w:tc>
-        <w:tc>
-          <w:tcPr>
-            <w:tcBorders>
-              <w:bottom w:val="none" w:sz="0" w:space="0" w:color="000000"/>
-              <w:top w:val="none" w:sz="0" w:space="0" w:color="000000"/>
-              <w:left w:val="none" w:sz="0" w:space="0" w:color="000000"/>
-              <w:right w:val="none" w:sz="0" w:space="0" w:color="000000"/>
-            </w:tcBorders>
-            <w:shd w:val="clear" w:color="auto" w:fill="FFFFFF"/>
-            <w:tcMar>
-              <w:top w:w="0" w:type="dxa"/>
-              <w:bottom w:w="0" w:type="dxa"/>
-              <w:left w:w="0" w:type="dxa"/>
-              <w:right w:w="0" w:type="dxa"/>
-            </w:tcMar>
-            <w:vAlign w:val="center"/>
-          </w:tcPr>
-          <w:p>
-            <w:pPr>
-              <w:pStyle w:val="Normal"/>
-              <w:jc w:val="right"/>
-              <w:pBdr>
-                <w:bottom w:val="none" w:sz="0" w:space="0" w:color="000000"/>
-                <w:top w:val="none" w:sz="0" w:space="0" w:color="000000"/>
-                <w:left w:val="none" w:sz="0" w:space="0" w:color="000000"/>
-                <w:right w:val="none" w:sz="0" w:space="0" w:color="000000"/>
-              </w:pBdr>
-              <w:spacing w:after="100" w:before="100" w:line="240"/>
-              <w:ind w:left="100" w:right="100" w:firstLine="0" w:firstLineChars="0"/>
-            </w:pPr>
-            <w:r>
-              <w:rPr>
-                <w:rFonts w:ascii="Helvetica" w:hAnsi="Helvetica" w:eastAsia="Helvetica" w:cs="Helvetica"/>
-                <w:i w:val="false"/>
-                <w:b w:val="false"/>
-                <w:u w:val="none"/>
-                <w:sz w:val="22"/>
-                <w:szCs w:val="22"/>
-                <w:color w:val="000000"/>
-              </w:rPr>
-              <w:t xml:space="preserve">0.1238</w:t>
-            </w:r>
-          </w:p>
-        </w:tc>
-        <w:tc>
-          <w:tcPr>
-            <w:tcBorders>
-              <w:bottom w:val="none" w:sz="0" w:space="0" w:color="000000"/>
-              <w:top w:val="none" w:sz="0" w:space="0" w:color="000000"/>
-              <w:left w:val="none" w:sz="0" w:space="0" w:color="000000"/>
-              <w:right w:val="none" w:sz="0" w:space="0" w:color="000000"/>
-            </w:tcBorders>
-            <w:shd w:val="clear" w:color="auto" w:fill="FFFFFF"/>
-            <w:tcMar>
-              <w:top w:w="0" w:type="dxa"/>
-              <w:bottom w:w="0" w:type="dxa"/>
-              <w:left w:w="0" w:type="dxa"/>
-              <w:right w:w="0" w:type="dxa"/>
-            </w:tcMar>
-            <w:vAlign w:val="center"/>
-          </w:tcPr>
-          <w:p>
-            <w:pPr>
-              <w:pStyle w:val="Normal"/>
-              <w:jc w:val="right"/>
-              <w:pBdr>
-                <w:bottom w:val="none" w:sz="0" w:space="0" w:color="000000"/>
-                <w:top w:val="none" w:sz="0" w:space="0" w:color="000000"/>
-                <w:left w:val="none" w:sz="0" w:space="0" w:color="000000"/>
-                <w:right w:val="none" w:sz="0" w:space="0" w:color="000000"/>
-              </w:pBdr>
-              <w:spacing w:after="100" w:before="100" w:line="240"/>
-              <w:ind w:left="100" w:right="100" w:firstLine="0" w:firstLineChars="0"/>
-            </w:pPr>
-            <w:r>
-              <w:rPr>
-                <w:rFonts w:ascii="Helvetica" w:hAnsi="Helvetica" w:eastAsia="Helvetica" w:cs="Helvetica"/>
-                <w:i w:val="false"/>
-                <w:b w:val="false"/>
-                <w:u w:val="none"/>
-                <w:sz w:val="22"/>
-                <w:szCs w:val="22"/>
-                <w:color w:val="000000"/>
-              </w:rPr>
-              <w:t xml:space="preserve">0.0950</w:t>
-            </w:r>
-          </w:p>
-        </w:tc>
-        <w:tc>
-          <w:tcPr>
-            <w:tcBorders>
-              <w:bottom w:val="none" w:sz="0" w:space="0" w:color="000000"/>
-              <w:top w:val="none" w:sz="0" w:space="0" w:color="000000"/>
-              <w:left w:val="none" w:sz="0" w:space="0" w:color="000000"/>
-              <w:right w:val="none" w:sz="0" w:space="0" w:color="000000"/>
-            </w:tcBorders>
-            <w:shd w:val="clear" w:color="auto" w:fill="FFFFFF"/>
-            <w:tcMar>
-              <w:top w:w="0" w:type="dxa"/>
-              <w:bottom w:w="0" w:type="dxa"/>
-              <w:left w:w="0" w:type="dxa"/>
-              <w:right w:w="0" w:type="dxa"/>
-            </w:tcMar>
-            <w:vAlign w:val="center"/>
-          </w:tcPr>
-          <w:p>
-            <w:pPr>
-              <w:pStyle w:val="Normal"/>
-              <w:jc w:val="right"/>
-              <w:pBdr>
-                <w:bottom w:val="none" w:sz="0" w:space="0" w:color="000000"/>
-                <w:top w:val="none" w:sz="0" w:space="0" w:color="000000"/>
-                <w:left w:val="none" w:sz="0" w:space="0" w:color="000000"/>
-                <w:right w:val="none" w:sz="0" w:space="0" w:color="000000"/>
-              </w:pBdr>
-              <w:spacing w:after="100" w:before="100" w:line="240"/>
-              <w:ind w:left="100" w:right="100" w:firstLine="0" w:firstLineChars="0"/>
-            </w:pPr>
-            <w:r>
-              <w:rPr>
-                <w:rFonts w:ascii="Helvetica" w:hAnsi="Helvetica" w:eastAsia="Helvetica" w:cs="Helvetica"/>
-                <w:i w:val="false"/>
-                <w:b w:val="false"/>
-                <w:u w:val="none"/>
-                <w:sz w:val="22"/>
-                <w:szCs w:val="22"/>
-                <w:color w:val="000000"/>
-              </w:rPr>
-              <w:t xml:space="preserve">0.0153</w:t>
+              <w:t xml:space="preserve">0.5254</w:t>
+            </w:r>
+          </w:p>
+        </w:tc>
+        <w:tc>
+          <w:tcPr>
+            <w:tcBorders>
+              <w:bottom w:val="none" w:sz="0" w:space="0" w:color="000000"/>
+              <w:top w:val="none" w:sz="0" w:space="0" w:color="000000"/>
+              <w:left w:val="none" w:sz="0" w:space="0" w:color="000000"/>
+              <w:right w:val="none" w:sz="0" w:space="0" w:color="000000"/>
+            </w:tcBorders>
+            <w:shd w:val="clear" w:color="auto" w:fill="FFFFFF"/>
+            <w:tcMar>
+              <w:top w:w="0" w:type="dxa"/>
+              <w:bottom w:w="0" w:type="dxa"/>
+              <w:left w:w="0" w:type="dxa"/>
+              <w:right w:w="0" w:type="dxa"/>
+            </w:tcMar>
+            <w:vAlign w:val="center"/>
+          </w:tcPr>
+          <w:p>
+            <w:pPr>
+              <w:pStyle w:val="Normal"/>
+              <w:jc w:val="right"/>
+              <w:pBdr>
+                <w:bottom w:val="none" w:sz="0" w:space="0" w:color="000000"/>
+                <w:top w:val="none" w:sz="0" w:space="0" w:color="000000"/>
+                <w:left w:val="none" w:sz="0" w:space="0" w:color="000000"/>
+                <w:right w:val="none" w:sz="0" w:space="0" w:color="000000"/>
+              </w:pBdr>
+              <w:spacing w:after="100" w:before="100" w:line="240"/>
+              <w:ind w:left="100" w:right="100" w:firstLine="0" w:firstLineChars="0"/>
+            </w:pPr>
+            <w:r>
+              <w:rPr>
+                <w:rFonts w:ascii="Helvetica" w:hAnsi="Helvetica" w:eastAsia="Helvetica" w:cs="Helvetica"/>
+                <w:i w:val="false"/>
+                <w:b w:val="false"/>
+                <w:u w:val="none"/>
+                <w:sz w:val="22"/>
+                <w:szCs w:val="22"/>
+                <w:color w:val="000000"/>
+              </w:rPr>
+              <w:t xml:space="preserve">0.0134</w:t>
+            </w:r>
+          </w:p>
+        </w:tc>
+        <w:tc>
+          <w:tcPr>
+            <w:tcBorders>
+              <w:bottom w:val="none" w:sz="0" w:space="0" w:color="000000"/>
+              <w:top w:val="none" w:sz="0" w:space="0" w:color="000000"/>
+              <w:left w:val="none" w:sz="0" w:space="0" w:color="000000"/>
+              <w:right w:val="none" w:sz="0" w:space="0" w:color="000000"/>
+            </w:tcBorders>
+            <w:shd w:val="clear" w:color="auto" w:fill="FFFFFF"/>
+            <w:tcMar>
+              <w:top w:w="0" w:type="dxa"/>
+              <w:bottom w:w="0" w:type="dxa"/>
+              <w:left w:w="0" w:type="dxa"/>
+              <w:right w:w="0" w:type="dxa"/>
+            </w:tcMar>
+            <w:vAlign w:val="center"/>
+          </w:tcPr>
+          <w:p>
+            <w:pPr>
+              <w:pStyle w:val="Normal"/>
+              <w:jc w:val="right"/>
+              <w:pBdr>
+                <w:bottom w:val="none" w:sz="0" w:space="0" w:color="000000"/>
+                <w:top w:val="none" w:sz="0" w:space="0" w:color="000000"/>
+                <w:left w:val="none" w:sz="0" w:space="0" w:color="000000"/>
+                <w:right w:val="none" w:sz="0" w:space="0" w:color="000000"/>
+              </w:pBdr>
+              <w:spacing w:after="100" w:before="100" w:line="240"/>
+              <w:ind w:left="100" w:right="100" w:firstLine="0" w:firstLineChars="0"/>
+            </w:pPr>
+            <w:r>
+              <w:rPr>
+                <w:rFonts w:ascii="Helvetica" w:hAnsi="Helvetica" w:eastAsia="Helvetica" w:cs="Helvetica"/>
+                <w:i w:val="false"/>
+                <w:b w:val="false"/>
+                <w:u w:val="none"/>
+                <w:sz w:val="22"/>
+                <w:szCs w:val="22"/>
+                <w:color w:val="000000"/>
+              </w:rPr>
+              <w:t xml:space="preserve">0.9585</w:t>
+            </w:r>
+          </w:p>
+        </w:tc>
+        <w:tc>
+          <w:tcPr>
+            <w:tcBorders>
+              <w:bottom w:val="none" w:sz="0" w:space="0" w:color="000000"/>
+              <w:top w:val="none" w:sz="0" w:space="0" w:color="000000"/>
+              <w:left w:val="none" w:sz="0" w:space="0" w:color="000000"/>
+              <w:right w:val="none" w:sz="0" w:space="0" w:color="000000"/>
+            </w:tcBorders>
+            <w:shd w:val="clear" w:color="auto" w:fill="FFFFFF"/>
+            <w:tcMar>
+              <w:top w:w="0" w:type="dxa"/>
+              <w:bottom w:w="0" w:type="dxa"/>
+              <w:left w:w="0" w:type="dxa"/>
+              <w:right w:w="0" w:type="dxa"/>
+            </w:tcMar>
+            <w:vAlign w:val="center"/>
+          </w:tcPr>
+          <w:p>
+            <w:pPr>
+              <w:pStyle w:val="Normal"/>
+              <w:jc w:val="right"/>
+              <w:pBdr>
+                <w:bottom w:val="none" w:sz="0" w:space="0" w:color="000000"/>
+                <w:top w:val="none" w:sz="0" w:space="0" w:color="000000"/>
+                <w:left w:val="none" w:sz="0" w:space="0" w:color="000000"/>
+                <w:right w:val="none" w:sz="0" w:space="0" w:color="000000"/>
+              </w:pBdr>
+              <w:spacing w:after="100" w:before="100" w:line="240"/>
+              <w:ind w:left="100" w:right="100" w:firstLine="0" w:firstLineChars="0"/>
+            </w:pPr>
+            <w:r>
+              <w:rPr>
+                <w:rFonts w:ascii="Helvetica" w:hAnsi="Helvetica" w:eastAsia="Helvetica" w:cs="Helvetica"/>
+                <w:i w:val="false"/>
+                <w:b w:val="false"/>
+                <w:u w:val="none"/>
+                <w:sz w:val="22"/>
+                <w:szCs w:val="22"/>
+                <w:color w:val="000000"/>
+              </w:rPr>
+              <w:t xml:space="preserve">0.1933</w:t>
+            </w:r>
+          </w:p>
+        </w:tc>
+        <w:tc>
+          <w:tcPr>
+            <w:tcBorders>
+              <w:bottom w:val="none" w:sz="0" w:space="0" w:color="000000"/>
+              <w:top w:val="none" w:sz="0" w:space="0" w:color="000000"/>
+              <w:left w:val="none" w:sz="0" w:space="0" w:color="000000"/>
+              <w:right w:val="none" w:sz="0" w:space="0" w:color="000000"/>
+            </w:tcBorders>
+            <w:shd w:val="clear" w:color="auto" w:fill="FFFFFF"/>
+            <w:tcMar>
+              <w:top w:w="0" w:type="dxa"/>
+              <w:bottom w:w="0" w:type="dxa"/>
+              <w:left w:w="0" w:type="dxa"/>
+              <w:right w:w="0" w:type="dxa"/>
+            </w:tcMar>
+            <w:vAlign w:val="center"/>
+          </w:tcPr>
+          <w:p>
+            <w:pPr>
+              <w:pStyle w:val="Normal"/>
+              <w:jc w:val="right"/>
+              <w:pBdr>
+                <w:bottom w:val="none" w:sz="0" w:space="0" w:color="000000"/>
+                <w:top w:val="none" w:sz="0" w:space="0" w:color="000000"/>
+                <w:left w:val="none" w:sz="0" w:space="0" w:color="000000"/>
+                <w:right w:val="none" w:sz="0" w:space="0" w:color="000000"/>
+              </w:pBdr>
+              <w:spacing w:after="100" w:before="100" w:line="240"/>
+              <w:ind w:left="100" w:right="100" w:firstLine="0" w:firstLineChars="0"/>
+            </w:pPr>
+            <w:r>
+              <w:rPr>
+                <w:rFonts w:ascii="Helvetica" w:hAnsi="Helvetica" w:eastAsia="Helvetica" w:cs="Helvetica"/>
+                <w:i w:val="false"/>
+                <w:b w:val="false"/>
+                <w:u w:val="none"/>
+                <w:sz w:val="22"/>
+                <w:szCs w:val="22"/>
+                <w:color w:val="000000"/>
+              </w:rPr>
+              <w:t xml:space="preserve">0.1510</w:t>
+            </w:r>
+          </w:p>
+        </w:tc>
+        <w:tc>
+          <w:tcPr>
+            <w:tcBorders>
+              <w:bottom w:val="none" w:sz="0" w:space="0" w:color="000000"/>
+              <w:top w:val="none" w:sz="0" w:space="0" w:color="000000"/>
+              <w:left w:val="none" w:sz="0" w:space="0" w:color="000000"/>
+              <w:right w:val="none" w:sz="0" w:space="0" w:color="000000"/>
+            </w:tcBorders>
+            <w:shd w:val="clear" w:color="auto" w:fill="FFFFFF"/>
+            <w:tcMar>
+              <w:top w:w="0" w:type="dxa"/>
+              <w:bottom w:w="0" w:type="dxa"/>
+              <w:left w:w="0" w:type="dxa"/>
+              <w:right w:w="0" w:type="dxa"/>
+            </w:tcMar>
+            <w:vAlign w:val="center"/>
+          </w:tcPr>
+          <w:p>
+            <w:pPr>
+              <w:pStyle w:val="Normal"/>
+              <w:jc w:val="right"/>
+              <w:pBdr>
+                <w:bottom w:val="none" w:sz="0" w:space="0" w:color="000000"/>
+                <w:top w:val="none" w:sz="0" w:space="0" w:color="000000"/>
+                <w:left w:val="none" w:sz="0" w:space="0" w:color="000000"/>
+                <w:right w:val="none" w:sz="0" w:space="0" w:color="000000"/>
+              </w:pBdr>
+              <w:spacing w:after="100" w:before="100" w:line="240"/>
+              <w:ind w:left="100" w:right="100" w:firstLine="0" w:firstLineChars="0"/>
+            </w:pPr>
+            <w:r>
+              <w:rPr>
+                <w:rFonts w:ascii="Helvetica" w:hAnsi="Helvetica" w:eastAsia="Helvetica" w:cs="Helvetica"/>
+                <w:i w:val="false"/>
+                <w:b w:val="false"/>
+                <w:u w:val="none"/>
+                <w:sz w:val="22"/>
+                <w:szCs w:val="22"/>
+                <w:color w:val="000000"/>
+              </w:rPr>
+              <w:t xml:space="preserve">0.0374</w:t>
             </w:r>
           </w:p>
         </w:tc>
@@ -9256,227 +9256,227 @@
                 <w:szCs w:val="22"/>
                 <w:color w:val="000000"/>
               </w:rPr>
-              <w:t xml:space="preserve">1.4258</w:t>
-            </w:r>
-          </w:p>
-        </w:tc>
-        <w:tc>
-          <w:tcPr>
-            <w:tcBorders>
-              <w:bottom w:val="none" w:sz="0" w:space="0" w:color="000000"/>
-              <w:top w:val="none" w:sz="0" w:space="0" w:color="000000"/>
-              <w:left w:val="none" w:sz="0" w:space="0" w:color="000000"/>
-              <w:right w:val="none" w:sz="0" w:space="0" w:color="000000"/>
-            </w:tcBorders>
-            <w:shd w:val="clear" w:color="auto" w:fill="FFFFFF"/>
-            <w:tcMar>
-              <w:top w:w="0" w:type="dxa"/>
-              <w:bottom w:w="0" w:type="dxa"/>
-              <w:left w:w="0" w:type="dxa"/>
-              <w:right w:w="0" w:type="dxa"/>
-            </w:tcMar>
-            <w:vAlign w:val="center"/>
-          </w:tcPr>
-          <w:p>
-            <w:pPr>
-              <w:pStyle w:val="Normal"/>
-              <w:jc w:val="right"/>
-              <w:pBdr>
-                <w:bottom w:val="none" w:sz="0" w:space="0" w:color="000000"/>
-                <w:top w:val="none" w:sz="0" w:space="0" w:color="000000"/>
-                <w:left w:val="none" w:sz="0" w:space="0" w:color="000000"/>
-                <w:right w:val="none" w:sz="0" w:space="0" w:color="000000"/>
-              </w:pBdr>
-              <w:spacing w:after="100" w:before="100" w:line="240"/>
-              <w:ind w:left="100" w:right="100" w:firstLine="0" w:firstLineChars="0"/>
-            </w:pPr>
-            <w:r>
-              <w:rPr>
-                <w:rFonts w:ascii="Helvetica" w:hAnsi="Helvetica" w:eastAsia="Helvetica" w:cs="Helvetica"/>
-                <w:i w:val="false"/>
-                <w:b w:val="false"/>
-                <w:u w:val="none"/>
-                <w:sz w:val="22"/>
-                <w:szCs w:val="22"/>
-                <w:color w:val="000000"/>
-              </w:rPr>
-              <w:t xml:space="preserve">0.0956</w:t>
-            </w:r>
-          </w:p>
-        </w:tc>
-        <w:tc>
-          <w:tcPr>
-            <w:tcBorders>
-              <w:bottom w:val="none" w:sz="0" w:space="0" w:color="000000"/>
-              <w:top w:val="none" w:sz="0" w:space="0" w:color="000000"/>
-              <w:left w:val="none" w:sz="0" w:space="0" w:color="000000"/>
-              <w:right w:val="none" w:sz="0" w:space="0" w:color="000000"/>
-            </w:tcBorders>
-            <w:shd w:val="clear" w:color="auto" w:fill="FFFFFF"/>
-            <w:tcMar>
-              <w:top w:w="0" w:type="dxa"/>
-              <w:bottom w:w="0" w:type="dxa"/>
-              <w:left w:w="0" w:type="dxa"/>
-              <w:right w:w="0" w:type="dxa"/>
-            </w:tcMar>
-            <w:vAlign w:val="center"/>
-          </w:tcPr>
-          <w:p>
-            <w:pPr>
-              <w:pStyle w:val="Normal"/>
-              <w:jc w:val="right"/>
-              <w:pBdr>
-                <w:bottom w:val="none" w:sz="0" w:space="0" w:color="000000"/>
-                <w:top w:val="none" w:sz="0" w:space="0" w:color="000000"/>
-                <w:left w:val="none" w:sz="0" w:space="0" w:color="000000"/>
-                <w:right w:val="none" w:sz="0" w:space="0" w:color="000000"/>
-              </w:pBdr>
-              <w:spacing w:after="100" w:before="100" w:line="240"/>
-              <w:ind w:left="100" w:right="100" w:firstLine="0" w:firstLineChars="0"/>
-            </w:pPr>
-            <w:r>
-              <w:rPr>
-                <w:rFonts w:ascii="Helvetica" w:hAnsi="Helvetica" w:eastAsia="Helvetica" w:cs="Helvetica"/>
-                <w:i w:val="false"/>
-                <w:b w:val="false"/>
-                <w:u w:val="none"/>
-                <w:sz w:val="22"/>
-                <w:szCs w:val="22"/>
-                <w:color w:val="000000"/>
-              </w:rPr>
-              <w:t xml:space="preserve">0.8666</w:t>
-            </w:r>
-          </w:p>
-        </w:tc>
-        <w:tc>
-          <w:tcPr>
-            <w:tcBorders>
-              <w:bottom w:val="none" w:sz="0" w:space="0" w:color="000000"/>
-              <w:top w:val="none" w:sz="0" w:space="0" w:color="000000"/>
-              <w:left w:val="none" w:sz="0" w:space="0" w:color="000000"/>
-              <w:right w:val="none" w:sz="0" w:space="0" w:color="000000"/>
-            </w:tcBorders>
-            <w:shd w:val="clear" w:color="auto" w:fill="FFFFFF"/>
-            <w:tcMar>
-              <w:top w:w="0" w:type="dxa"/>
-              <w:bottom w:w="0" w:type="dxa"/>
-              <w:left w:w="0" w:type="dxa"/>
-              <w:right w:w="0" w:type="dxa"/>
-            </w:tcMar>
-            <w:vAlign w:val="center"/>
-          </w:tcPr>
-          <w:p>
-            <w:pPr>
-              <w:pStyle w:val="Normal"/>
-              <w:jc w:val="right"/>
-              <w:pBdr>
-                <w:bottom w:val="none" w:sz="0" w:space="0" w:color="000000"/>
-                <w:top w:val="none" w:sz="0" w:space="0" w:color="000000"/>
-                <w:left w:val="none" w:sz="0" w:space="0" w:color="000000"/>
-                <w:right w:val="none" w:sz="0" w:space="0" w:color="000000"/>
-              </w:pBdr>
-              <w:spacing w:after="100" w:before="100" w:line="240"/>
-              <w:ind w:left="100" w:right="100" w:firstLine="0" w:firstLineChars="0"/>
-            </w:pPr>
-            <w:r>
-              <w:rPr>
-                <w:rFonts w:ascii="Helvetica" w:hAnsi="Helvetica" w:eastAsia="Helvetica" w:cs="Helvetica"/>
-                <w:i w:val="false"/>
-                <w:b w:val="false"/>
-                <w:u w:val="none"/>
-                <w:sz w:val="22"/>
-                <w:szCs w:val="22"/>
-                <w:color w:val="000000"/>
-              </w:rPr>
-              <w:t xml:space="preserve">0.3181</w:t>
-            </w:r>
-          </w:p>
-        </w:tc>
-        <w:tc>
-          <w:tcPr>
-            <w:tcBorders>
-              <w:bottom w:val="none" w:sz="0" w:space="0" w:color="000000"/>
-              <w:top w:val="none" w:sz="0" w:space="0" w:color="000000"/>
-              <w:left w:val="none" w:sz="0" w:space="0" w:color="000000"/>
-              <w:right w:val="none" w:sz="0" w:space="0" w:color="000000"/>
-            </w:tcBorders>
-            <w:shd w:val="clear" w:color="auto" w:fill="FFFFFF"/>
-            <w:tcMar>
-              <w:top w:w="0" w:type="dxa"/>
-              <w:bottom w:w="0" w:type="dxa"/>
-              <w:left w:w="0" w:type="dxa"/>
-              <w:right w:w="0" w:type="dxa"/>
-            </w:tcMar>
-            <w:vAlign w:val="center"/>
-          </w:tcPr>
-          <w:p>
-            <w:pPr>
-              <w:pStyle w:val="Normal"/>
-              <w:jc w:val="right"/>
-              <w:pBdr>
-                <w:bottom w:val="none" w:sz="0" w:space="0" w:color="000000"/>
-                <w:top w:val="none" w:sz="0" w:space="0" w:color="000000"/>
-                <w:left w:val="none" w:sz="0" w:space="0" w:color="000000"/>
-                <w:right w:val="none" w:sz="0" w:space="0" w:color="000000"/>
-              </w:pBdr>
-              <w:spacing w:after="100" w:before="100" w:line="240"/>
-              <w:ind w:left="100" w:right="100" w:firstLine="0" w:firstLineChars="0"/>
-            </w:pPr>
-            <w:r>
-              <w:rPr>
-                <w:rFonts w:ascii="Helvetica" w:hAnsi="Helvetica" w:eastAsia="Helvetica" w:cs="Helvetica"/>
-                <w:i w:val="false"/>
-                <w:b w:val="false"/>
-                <w:u w:val="none"/>
-                <w:sz w:val="22"/>
-                <w:szCs w:val="22"/>
-                <w:color w:val="000000"/>
-              </w:rPr>
-              <w:t xml:space="preserve">0.2610</w:t>
-            </w:r>
-          </w:p>
-        </w:tc>
-        <w:tc>
-          <w:tcPr>
-            <w:tcBorders>
-              <w:bottom w:val="none" w:sz="0" w:space="0" w:color="000000"/>
-              <w:top w:val="none" w:sz="0" w:space="0" w:color="000000"/>
-              <w:left w:val="none" w:sz="0" w:space="0" w:color="000000"/>
-              <w:right w:val="none" w:sz="0" w:space="0" w:color="000000"/>
-            </w:tcBorders>
-            <w:shd w:val="clear" w:color="auto" w:fill="FFFFFF"/>
-            <w:tcMar>
-              <w:top w:w="0" w:type="dxa"/>
-              <w:bottom w:w="0" w:type="dxa"/>
-              <w:left w:w="0" w:type="dxa"/>
-              <w:right w:w="0" w:type="dxa"/>
-            </w:tcMar>
-            <w:vAlign w:val="center"/>
-          </w:tcPr>
-          <w:p>
-            <w:pPr>
-              <w:pStyle w:val="Normal"/>
-              <w:jc w:val="right"/>
-              <w:pBdr>
-                <w:bottom w:val="none" w:sz="0" w:space="0" w:color="000000"/>
-                <w:top w:val="none" w:sz="0" w:space="0" w:color="000000"/>
-                <w:left w:val="none" w:sz="0" w:space="0" w:color="000000"/>
-                <w:right w:val="none" w:sz="0" w:space="0" w:color="000000"/>
-              </w:pBdr>
-              <w:spacing w:after="100" w:before="100" w:line="240"/>
-              <w:ind w:left="100" w:right="100" w:firstLine="0" w:firstLineChars="0"/>
-            </w:pPr>
-            <w:r>
-              <w:rPr>
-                <w:rFonts w:ascii="Helvetica" w:hAnsi="Helvetica" w:eastAsia="Helvetica" w:cs="Helvetica"/>
-                <w:i w:val="false"/>
-                <w:b w:val="false"/>
-                <w:u w:val="none"/>
-                <w:sz w:val="22"/>
-                <w:szCs w:val="22"/>
-                <w:color w:val="000000"/>
-              </w:rPr>
-              <w:t xml:space="preserve">0.1012</w:t>
+              <w:t xml:space="preserve">1.2312</w:t>
+            </w:r>
+          </w:p>
+        </w:tc>
+        <w:tc>
+          <w:tcPr>
+            <w:tcBorders>
+              <w:bottom w:val="none" w:sz="0" w:space="0" w:color="000000"/>
+              <w:top w:val="none" w:sz="0" w:space="0" w:color="000000"/>
+              <w:left w:val="none" w:sz="0" w:space="0" w:color="000000"/>
+              <w:right w:val="none" w:sz="0" w:space="0" w:color="000000"/>
+            </w:tcBorders>
+            <w:shd w:val="clear" w:color="auto" w:fill="FFFFFF"/>
+            <w:tcMar>
+              <w:top w:w="0" w:type="dxa"/>
+              <w:bottom w:w="0" w:type="dxa"/>
+              <w:left w:w="0" w:type="dxa"/>
+              <w:right w:w="0" w:type="dxa"/>
+            </w:tcMar>
+            <w:vAlign w:val="center"/>
+          </w:tcPr>
+          <w:p>
+            <w:pPr>
+              <w:pStyle w:val="Normal"/>
+              <w:jc w:val="right"/>
+              <w:pBdr>
+                <w:bottom w:val="none" w:sz="0" w:space="0" w:color="000000"/>
+                <w:top w:val="none" w:sz="0" w:space="0" w:color="000000"/>
+                <w:left w:val="none" w:sz="0" w:space="0" w:color="000000"/>
+                <w:right w:val="none" w:sz="0" w:space="0" w:color="000000"/>
+              </w:pBdr>
+              <w:spacing w:after="100" w:before="100" w:line="240"/>
+              <w:ind w:left="100" w:right="100" w:firstLine="0" w:firstLineChars="0"/>
+            </w:pPr>
+            <w:r>
+              <w:rPr>
+                <w:rFonts w:ascii="Helvetica" w:hAnsi="Helvetica" w:eastAsia="Helvetica" w:cs="Helvetica"/>
+                <w:i w:val="false"/>
+                <w:b w:val="false"/>
+                <w:u w:val="none"/>
+                <w:sz w:val="22"/>
+                <w:szCs w:val="22"/>
+                <w:color w:val="000000"/>
+              </w:rPr>
+              <w:t xml:space="preserve">0.0197</w:t>
+            </w:r>
+          </w:p>
+        </w:tc>
+        <w:tc>
+          <w:tcPr>
+            <w:tcBorders>
+              <w:bottom w:val="none" w:sz="0" w:space="0" w:color="000000"/>
+              <w:top w:val="none" w:sz="0" w:space="0" w:color="000000"/>
+              <w:left w:val="none" w:sz="0" w:space="0" w:color="000000"/>
+              <w:right w:val="none" w:sz="0" w:space="0" w:color="000000"/>
+            </w:tcBorders>
+            <w:shd w:val="clear" w:color="auto" w:fill="FFFFFF"/>
+            <w:tcMar>
+              <w:top w:w="0" w:type="dxa"/>
+              <w:bottom w:w="0" w:type="dxa"/>
+              <w:left w:w="0" w:type="dxa"/>
+              <w:right w:w="0" w:type="dxa"/>
+            </w:tcMar>
+            <w:vAlign w:val="center"/>
+          </w:tcPr>
+          <w:p>
+            <w:pPr>
+              <w:pStyle w:val="Normal"/>
+              <w:jc w:val="right"/>
+              <w:pBdr>
+                <w:bottom w:val="none" w:sz="0" w:space="0" w:color="000000"/>
+                <w:top w:val="none" w:sz="0" w:space="0" w:color="000000"/>
+                <w:left w:val="none" w:sz="0" w:space="0" w:color="000000"/>
+                <w:right w:val="none" w:sz="0" w:space="0" w:color="000000"/>
+              </w:pBdr>
+              <w:spacing w:after="100" w:before="100" w:line="240"/>
+              <w:ind w:left="100" w:right="100" w:firstLine="0" w:firstLineChars="0"/>
+            </w:pPr>
+            <w:r>
+              <w:rPr>
+                <w:rFonts w:ascii="Helvetica" w:hAnsi="Helvetica" w:eastAsia="Helvetica" w:cs="Helvetica"/>
+                <w:i w:val="false"/>
+                <w:b w:val="false"/>
+                <w:u w:val="none"/>
+                <w:sz w:val="22"/>
+                <w:szCs w:val="22"/>
+                <w:color w:val="000000"/>
+              </w:rPr>
+              <w:t xml:space="preserve">0.9575</w:t>
+            </w:r>
+          </w:p>
+        </w:tc>
+        <w:tc>
+          <w:tcPr>
+            <w:tcBorders>
+              <w:bottom w:val="none" w:sz="0" w:space="0" w:color="000000"/>
+              <w:top w:val="none" w:sz="0" w:space="0" w:color="000000"/>
+              <w:left w:val="none" w:sz="0" w:space="0" w:color="000000"/>
+              <w:right w:val="none" w:sz="0" w:space="0" w:color="000000"/>
+            </w:tcBorders>
+            <w:shd w:val="clear" w:color="auto" w:fill="FFFFFF"/>
+            <w:tcMar>
+              <w:top w:w="0" w:type="dxa"/>
+              <w:bottom w:w="0" w:type="dxa"/>
+              <w:left w:w="0" w:type="dxa"/>
+              <w:right w:w="0" w:type="dxa"/>
+            </w:tcMar>
+            <w:vAlign w:val="center"/>
+          </w:tcPr>
+          <w:p>
+            <w:pPr>
+              <w:pStyle w:val="Normal"/>
+              <w:jc w:val="right"/>
+              <w:pBdr>
+                <w:bottom w:val="none" w:sz="0" w:space="0" w:color="000000"/>
+                <w:top w:val="none" w:sz="0" w:space="0" w:color="000000"/>
+                <w:left w:val="none" w:sz="0" w:space="0" w:color="000000"/>
+                <w:right w:val="none" w:sz="0" w:space="0" w:color="000000"/>
+              </w:pBdr>
+              <w:spacing w:after="100" w:before="100" w:line="240"/>
+              <w:ind w:left="100" w:right="100" w:firstLine="0" w:firstLineChars="0"/>
+            </w:pPr>
+            <w:r>
+              <w:rPr>
+                <w:rFonts w:ascii="Helvetica" w:hAnsi="Helvetica" w:eastAsia="Helvetica" w:cs="Helvetica"/>
+                <w:i w:val="false"/>
+                <w:b w:val="false"/>
+                <w:u w:val="none"/>
+                <w:sz w:val="22"/>
+                <w:szCs w:val="22"/>
+                <w:color w:val="000000"/>
+              </w:rPr>
+              <w:t xml:space="preserve">0.2944</w:t>
+            </w:r>
+          </w:p>
+        </w:tc>
+        <w:tc>
+          <w:tcPr>
+            <w:tcBorders>
+              <w:bottom w:val="none" w:sz="0" w:space="0" w:color="000000"/>
+              <w:top w:val="none" w:sz="0" w:space="0" w:color="000000"/>
+              <w:left w:val="none" w:sz="0" w:space="0" w:color="000000"/>
+              <w:right w:val="none" w:sz="0" w:space="0" w:color="000000"/>
+            </w:tcBorders>
+            <w:shd w:val="clear" w:color="auto" w:fill="FFFFFF"/>
+            <w:tcMar>
+              <w:top w:w="0" w:type="dxa"/>
+              <w:bottom w:w="0" w:type="dxa"/>
+              <w:left w:w="0" w:type="dxa"/>
+              <w:right w:w="0" w:type="dxa"/>
+            </w:tcMar>
+            <w:vAlign w:val="center"/>
+          </w:tcPr>
+          <w:p>
+            <w:pPr>
+              <w:pStyle w:val="Normal"/>
+              <w:jc w:val="right"/>
+              <w:pBdr>
+                <w:bottom w:val="none" w:sz="0" w:space="0" w:color="000000"/>
+                <w:top w:val="none" w:sz="0" w:space="0" w:color="000000"/>
+                <w:left w:val="none" w:sz="0" w:space="0" w:color="000000"/>
+                <w:right w:val="none" w:sz="0" w:space="0" w:color="000000"/>
+              </w:pBdr>
+              <w:spacing w:after="100" w:before="100" w:line="240"/>
+              <w:ind w:left="100" w:right="100" w:firstLine="0" w:firstLineChars="0"/>
+            </w:pPr>
+            <w:r>
+              <w:rPr>
+                <w:rFonts w:ascii="Helvetica" w:hAnsi="Helvetica" w:eastAsia="Helvetica" w:cs="Helvetica"/>
+                <w:i w:val="false"/>
+                <w:b w:val="false"/>
+                <w:u w:val="none"/>
+                <w:sz w:val="22"/>
+                <w:szCs w:val="22"/>
+                <w:color w:val="000000"/>
+              </w:rPr>
+              <w:t xml:space="preserve">0.2612</w:t>
+            </w:r>
+          </w:p>
+        </w:tc>
+        <w:tc>
+          <w:tcPr>
+            <w:tcBorders>
+              <w:bottom w:val="none" w:sz="0" w:space="0" w:color="000000"/>
+              <w:top w:val="none" w:sz="0" w:space="0" w:color="000000"/>
+              <w:left w:val="none" w:sz="0" w:space="0" w:color="000000"/>
+              <w:right w:val="none" w:sz="0" w:space="0" w:color="000000"/>
+            </w:tcBorders>
+            <w:shd w:val="clear" w:color="auto" w:fill="FFFFFF"/>
+            <w:tcMar>
+              <w:top w:w="0" w:type="dxa"/>
+              <w:bottom w:w="0" w:type="dxa"/>
+              <w:left w:w="0" w:type="dxa"/>
+              <w:right w:w="0" w:type="dxa"/>
+            </w:tcMar>
+            <w:vAlign w:val="center"/>
+          </w:tcPr>
+          <w:p>
+            <w:pPr>
+              <w:pStyle w:val="Normal"/>
+              <w:jc w:val="right"/>
+              <w:pBdr>
+                <w:bottom w:val="none" w:sz="0" w:space="0" w:color="000000"/>
+                <w:top w:val="none" w:sz="0" w:space="0" w:color="000000"/>
+                <w:left w:val="none" w:sz="0" w:space="0" w:color="000000"/>
+                <w:right w:val="none" w:sz="0" w:space="0" w:color="000000"/>
+              </w:pBdr>
+              <w:spacing w:after="100" w:before="100" w:line="240"/>
+              <w:ind w:left="100" w:right="100" w:firstLine="0" w:firstLineChars="0"/>
+            </w:pPr>
+            <w:r>
+              <w:rPr>
+                <w:rFonts w:ascii="Helvetica" w:hAnsi="Helvetica" w:eastAsia="Helvetica" w:cs="Helvetica"/>
+                <w:i w:val="false"/>
+                <w:b w:val="false"/>
+                <w:u w:val="none"/>
+                <w:sz w:val="22"/>
+                <w:szCs w:val="22"/>
+                <w:color w:val="000000"/>
+              </w:rPr>
+              <w:t xml:space="preserve">0.0867</w:t>
             </w:r>
           </w:p>
         </w:tc>
@@ -9647,7 +9647,7 @@
                 <w:szCs w:val="22"/>
                 <w:color w:val="000000"/>
               </w:rPr>
-              <w:t xml:space="preserve">0.4130</w:t>
+              <w:t xml:space="preserve">0.3778</w:t>
             </w:r>
           </w:p>
         </w:tc>
@@ -9691,7 +9691,7 @@
                 <w:szCs w:val="22"/>
                 <w:color w:val="000000"/>
               </w:rPr>
-              <w:t xml:space="preserve">0.0128</w:t>
+              <w:t xml:space="preserve">0.0098</w:t>
             </w:r>
           </w:p>
         </w:tc>
@@ -9735,7 +9735,7 @@
                 <w:szCs w:val="22"/>
                 <w:color w:val="000000"/>
               </w:rPr>
-              <w:t xml:space="preserve">0.9674</w:t>
+              <w:t xml:space="preserve">0.9833</w:t>
             </w:r>
           </w:p>
         </w:tc>
@@ -9779,7 +9779,7 @@
                 <w:szCs w:val="22"/>
                 <w:color w:val="000000"/>
               </w:rPr>
-              <w:t xml:space="preserve">0.0916</w:t>
+              <w:t xml:space="preserve">0.1226</w:t>
             </w:r>
           </w:p>
         </w:tc>
@@ -9823,7 +9823,7 @@
                 <w:szCs w:val="22"/>
                 <w:color w:val="000000"/>
               </w:rPr>
-              <w:t xml:space="preserve">0.0734</w:t>
+              <w:t xml:space="preserve">0.0914</w:t>
             </w:r>
           </w:p>
         </w:tc>
@@ -9867,7 +9867,7 @@
                 <w:szCs w:val="22"/>
                 <w:color w:val="000000"/>
               </w:rPr>
-              <w:t xml:space="preserve">0.0084</w:t>
+              <w:t xml:space="preserve">0.0150</w:t>
             </w:r>
           </w:p>
         </w:tc>
